--- a/Dokumentáció.docx
+++ b/Dokumentáció.docx
@@ -14,7 +14,6 @@
       </w:pPr>
       <w:r>
         <w:rPr>
-          <w:noProof/>
           <w:lang w:eastAsia="hu-HU"/>
         </w:rPr>
         <w:drawing>
@@ -834,10 +833,7 @@
         <w:t>Szakdolgozatom célja egy kérdőív készítő, kitöltő, illetve statisztika mérő és megjelenítő szerver – kliens programpáros megvalósítása volt.</w:t>
       </w:r>
       <w:r>
-        <w:t xml:space="preserve"> A szerver egy parancssorban futtatot program, mely a kliensekkel való kommunikáció mellett a</w:t>
-      </w:r>
-      <w:r>
-        <w:t>z admin jogosultsággal rendelkező felhasználók regisztrációjának lehetőségét szolgáltatja. A kliens egyszerre használható egy kérdőív azonosítójának begadásával annak kitöltésére, valamint admin jogosultsággal új kérdőívek létrehozására, meglévők szerkesztésére, törlésére és a beérkezett kitöltések statisztikáinak megtekintésére.</w:t>
+        <w:t xml:space="preserve"> A szerver egy parancssorban futtatot program, mely a kliensekkel való kommunikáció mellett az admin jogosultsággal rendelkező felhasználók regisztrációjának lehetőségét szolgáltatja. A kliens egyszerre használható egy kérdőív azonosítójának begadásával annak kitöltésére, valamint admin jogosultsággal új kérdőívek létrehozására, meglévők szerkesztésére, törlésére és a beérkezett kitöltések statisztikáinak megtekintésére.</w:t>
       </w:r>
       <w:r>
         <w:t xml:space="preserve"> Mindkettő programnak a felhasználói felülete angol nyelvű.</w:t>
@@ -899,7 +895,6 @@
       </w:pPr>
       <w:r>
         <w:rPr>
-          <w:noProof/>
           <w:lang w:eastAsia="hu-HU"/>
         </w:rPr>
         <w:drawing>
@@ -967,6 +962,9 @@
         <w:fldChar w:fldCharType="separate"/>
       </w:r>
       <w:r>
+        <w:rPr>
+          <w:noProof/>
+        </w:rPr>
         <w:t>1</w:t>
       </w:r>
       <w:r>
@@ -1231,23 +1229,7 @@
         </w:r>
       </w:hyperlink>
       <w:r>
-        <w:t>. A telepítő letöltése után futtassuk azt. Az „</w:t>
-      </w:r>
-      <w:proofErr w:type="spellStart"/>
-      <w:r>
-        <w:t>Install</w:t>
-      </w:r>
-      <w:proofErr w:type="spellEnd"/>
-      <w:r>
-        <w:t xml:space="preserve">” gomb megnyomásával, valamint az </w:t>
-      </w:r>
-      <w:proofErr w:type="spellStart"/>
-      <w:r>
-        <w:t>admin</w:t>
-      </w:r>
-      <w:proofErr w:type="spellEnd"/>
-      <w:r>
-        <w:t xml:space="preserve"> hozzáférés megadásával el is végeztük a telepítést.</w:t>
+        <w:t>. A telepítő letöltése után futtassuk azt. Az „Install” gomb megnyomásával, valamint az admin hozzáférés megadásával el is végeztük a telepítést.</w:t>
       </w:r>
       <w:r>
         <w:t xml:space="preserve"> </w:t>
@@ -1260,78 +1242,524 @@
     </w:p>
     <w:p>
       <w:r>
-        <w:t>A szerver program futtatható fájlja a „</w:t>
-      </w:r>
-      <w:proofErr w:type="spellStart"/>
-      <w:r>
-        <w:t>UniversalForm</w:t>
-      </w:r>
-      <w:proofErr w:type="spellEnd"/>
+        <w:t xml:space="preserve">A szerver program futtatható fájlja a „UniversalForm/Release/UniversalForm.Server/Server.exe” elérési úton található. Dupla klikkel, vagy parancssorból, a „Server.exe” paranccsal indítható. Hasonlóképpen futtatható a </w:t>
+      </w:r>
+      <w:r>
+        <w:lastRenderedPageBreak/>
+        <w:t xml:space="preserve">kliens is, amely a </w:t>
+      </w:r>
+      <w:r>
+        <w:t>„UniversalForm/Release/UniversalForm.</w:t>
+      </w:r>
+      <w:r>
+        <w:t>Clien</w:t>
+      </w:r>
+      <w:r>
+        <w:t>t</w:t>
+      </w:r>
+      <w:r>
+        <w:t xml:space="preserve"> </w:t>
+      </w:r>
       <w:r>
         <w:t>/</w:t>
       </w:r>
-      <w:proofErr w:type="spellStart"/>
-      <w:r>
-        <w:t>Release</w:t>
-      </w:r>
-      <w:proofErr w:type="spellEnd"/>
-      <w:r>
-        <w:t>/</w:t>
-      </w:r>
-      <w:proofErr w:type="spellStart"/>
-      <w:r>
-        <w:t>UniversalForm.Server</w:t>
-      </w:r>
-      <w:proofErr w:type="spellEnd"/>
-      <w:r>
-        <w:t xml:space="preserve">/Server.exe” elérési úton található. Dupla </w:t>
-      </w:r>
+      <w:r>
+        <w:t>Client</w:t>
+      </w:r>
+      <w:r>
+        <w:t>.exe”</w:t>
+      </w:r>
+      <w:r>
+        <w:t xml:space="preserve"> elérési úton található. Mindkét futtatható fájl mellett található egy-egy „settings.ini” fájl is ezeket – mint ahogy semmi mást ezekből a mappákból – ne töröljük, mert szükségesek a prokramok helyes működéséhez. Szerkesztésükről lentebb lesz szó.</w:t>
+      </w:r>
+    </w:p>
+    <w:p>
+      <w:pPr>
+        <w:pStyle w:val="Heading2"/>
+      </w:pPr>
+      <w:r>
+        <w:t>Felhasználói felület és funkciók bemutatása</w:t>
+      </w:r>
+    </w:p>
+    <w:p>
+      <w:pPr>
+        <w:pStyle w:val="Heading3"/>
+      </w:pPr>
+      <w:r>
+        <w:t>Szerver</w:t>
+      </w:r>
+    </w:p>
+    <w:p>
+      <w:pPr>
+        <w:pStyle w:val="Heading4"/>
+      </w:pPr>
+      <w:r>
+        <w:t>Settings.ini fájl</w:t>
+      </w:r>
+    </w:p>
+    <w:p>
+      <w:r>
+        <w:t xml:space="preserve">A szerver a működéshez szükséges </w:t>
+      </w:r>
+      <w:r>
+        <w:t>beállításokat</w:t>
+      </w:r>
+      <w:r>
+        <w:t xml:space="preserve"> a futtatható fájl mellett található „settings.ini” fájlból olvassa ki. Ebben a fájlban kettő kulcs-érték pár található:</w:t>
+      </w:r>
+    </w:p>
+    <w:p>
+      <w:pPr>
+        <w:pStyle w:val="ListParagraph"/>
+        <w:numPr>
+          <w:ilvl w:val="0"/>
+          <w:numId w:val="4"/>
+        </w:numPr>
+      </w:pPr>
+      <w:r>
+        <w:t xml:space="preserve">ServerAddress: A ServerAddress a nevéből értődően a szerver által használt IP címet írja le. Értéke </w:t>
+      </w:r>
+      <w:r>
+        <w:t>lehet:</w:t>
+      </w:r>
+    </w:p>
+    <w:p>
+      <w:pPr>
+        <w:pStyle w:val="ListParagraph"/>
+        <w:numPr>
+          <w:ilvl w:val="1"/>
+          <w:numId w:val="4"/>
+        </w:numPr>
+      </w:pPr>
+      <w:r>
+        <w:t>egy</w:t>
+      </w:r>
+      <w:r>
+        <w:t xml:space="preserve"> IP cím (többet </w:t>
+      </w:r>
+      <w:hyperlink r:id="rId14" w:history="1">
+        <w:r>
+          <w:rPr>
+            <w:rStyle w:val="Hyperlink"/>
+          </w:rPr>
+          <w:t>itt</w:t>
+        </w:r>
+      </w:hyperlink>
+      <w:r>
+        <w:t xml:space="preserve"> olvashatsz)</w:t>
+      </w:r>
+      <w:r>
+        <w:t>: magától értetődően ezt állítja be, mint a szerver IP címe. Ha a szerver sokáig, egy eszközön fog futni, aminek állandó az IP címe, érdemes erre az állandó címre beállítani.</w:t>
+      </w:r>
+    </w:p>
+    <w:p>
+      <w:pPr>
+        <w:pStyle w:val="ListParagraph"/>
+        <w:numPr>
+          <w:ilvl w:val="1"/>
+          <w:numId w:val="4"/>
+        </w:numPr>
+      </w:pPr>
+      <w:r>
+        <w:t xml:space="preserve">„localhost”, ami leegyszerűsítve a jelenlegi számítógép saját magára mutató IP címét jelenti (további információ </w:t>
+      </w:r>
+      <w:hyperlink r:id="rId15" w:history="1">
+        <w:r>
+          <w:rPr>
+            <w:rStyle w:val="Hyperlink"/>
+          </w:rPr>
+          <w:t>itt</w:t>
+        </w:r>
+      </w:hyperlink>
+      <w:r>
+        <w:t>).</w:t>
+      </w:r>
+      <w:r>
+        <w:t xml:space="preserve"> Hasznos tesztelésre, vagy más esetekben, amikor a szerver és a kliens ugyan azon az eszközön fut.</w:t>
+      </w:r>
+    </w:p>
+    <w:p>
+      <w:pPr>
+        <w:pStyle w:val="ListParagraph"/>
+        <w:numPr>
+          <w:ilvl w:val="1"/>
+          <w:numId w:val="4"/>
+        </w:numPr>
+      </w:pPr>
+      <w:r>
+        <w:t>„automatic”: automatikusan lekéri az eszköz IP címét egy DNS szervertől</w:t>
+      </w:r>
+      <w:r>
+        <w:rPr>
+          <w:rStyle w:val="FootnoteReference"/>
+        </w:rPr>
+        <w:footnoteReference w:id="3"/>
+      </w:r>
+      <w:r>
+        <w:t xml:space="preserve"> és ezt állítja be. Elsősorban ezt a beállítást ajánlom, hiszen ez a legkönnyebben beállítható és leggyakrabban használhat opció.</w:t>
+      </w:r>
+    </w:p>
+    <w:p>
+      <w:pPr>
+        <w:pStyle w:val="ListParagraph"/>
+        <w:numPr>
+          <w:ilvl w:val="0"/>
+          <w:numId w:val="4"/>
+        </w:numPr>
+      </w:pPr>
+      <w:r>
+        <w:t xml:space="preserve">ServerPort: A szerver </w:t>
+      </w:r>
+      <w:r>
+        <w:t>által használt port. Értéke elméletileg 1-től 65535-ig terjedhet, azonban néhány port már használatban lehet más alkalmazások által. Ez esetben a szerver egy „</w:t>
+      </w:r>
+      <w:r>
+        <w:t>Socket is already in use!</w:t>
+      </w:r>
+      <w:r>
+        <w:t>” hibaüzenettel je</w:t>
+      </w:r>
+      <w:r>
+        <w:t>lzi ezt. Ilyenkor utána lehet járni, hogy mi használja ezt a bizonyos portot, de érdemesebb egyszerűen egy másikat beállítani a settings.ini fájlban.</w:t>
+      </w:r>
+      <w:r>
+        <w:t xml:space="preserve"> A különböző alkalmazások és protokollok által használt port</w:t>
+      </w:r>
+      <w:r>
+        <w:t xml:space="preserve">ok listáját </w:t>
+      </w:r>
+      <w:hyperlink r:id="rId16" w:history="1">
+        <w:r>
+          <w:rPr>
+            <w:rStyle w:val="Hyperlink"/>
+          </w:rPr>
+          <w:t>itt</w:t>
+        </w:r>
+      </w:hyperlink>
+      <w:r>
+        <w:t xml:space="preserve"> találhatod. Ha még nem foglalkoztál hasonlóval, egy random szám (1 és 65535 között) is jó, amennyiben nem foglalt.</w:t>
+      </w:r>
+    </w:p>
+    <w:p>
+      <w:pPr>
+        <w:pStyle w:val="ListParagraph"/>
+        <w:numPr>
+          <w:ilvl w:val="0"/>
+          <w:numId w:val="4"/>
+        </w:numPr>
+      </w:pPr>
       <w:r>
         <w:lastRenderedPageBreak/>
-        <w:t xml:space="preserve">klikkel, vagy parancssorból, a „Server.exe” paranccsal indítható. Hasonlóképpen futtatható a kliens is, amely a </w:t>
-      </w:r>
-      <w:r>
-        <w:t>„</w:t>
-      </w:r>
-      <w:proofErr w:type="spellStart"/>
-      <w:r>
-        <w:t>UniversalForm</w:t>
-      </w:r>
-      <w:proofErr w:type="spellEnd"/>
-      <w:r>
-        <w:t>/</w:t>
-      </w:r>
-      <w:proofErr w:type="spellStart"/>
-      <w:r>
-        <w:t>Release</w:t>
-      </w:r>
-      <w:proofErr w:type="spellEnd"/>
-      <w:r>
-        <w:t>/</w:t>
-      </w:r>
-      <w:proofErr w:type="spellStart"/>
-      <w:r>
-        <w:t>UniversalForm.</w:t>
-      </w:r>
-      <w:r>
-        <w:t>Clien</w:t>
-      </w:r>
-      <w:r>
-        <w:t>t</w:t>
-      </w:r>
-      <w:proofErr w:type="spellEnd"/>
-      <w:r>
-        <w:t xml:space="preserve"> </w:t>
-      </w:r>
-      <w:r>
-        <w:t>/</w:t>
-      </w:r>
-      <w:r>
-        <w:t>Client</w:t>
-      </w:r>
-      <w:r>
-        <w:t>.exe”</w:t>
-      </w:r>
+        <w:t xml:space="preserve">Verbose: Megadja, hogy a szerver mennyire legyen bőbeszédű, azaz mennyi információt írjon ki a parancssorra. Ha az értéke „false” vagy „0”, akkor </w:t>
+      </w:r>
+      <w:r>
+        <w:t>csak a kliensek csatlakozását és lecsatlakozását, illetve hibaüzeneteket ír ki, míg, ha az értéke bármi más, akkor minden bejövő és kimenő üzenetet kiír.</w:t>
+      </w:r>
+    </w:p>
+    <w:p>
+      <w:r>
+        <w:t>Ha a „settings.ini” fájl nem található, akkor a program az alapbeállításokat fogja alkalmazni, melyek a következők:</w:t>
+      </w:r>
+    </w:p>
+    <w:p>
+      <w:pPr>
+        <w:pStyle w:val="ListParagraph"/>
+        <w:numPr>
+          <w:ilvl w:val="0"/>
+          <w:numId w:val="5"/>
+        </w:numPr>
+      </w:pPr>
+      <w:r>
+        <w:t>ServerAnswer=localhost</w:t>
+      </w:r>
+    </w:p>
+    <w:p>
+      <w:pPr>
+        <w:pStyle w:val="ListParagraph"/>
+        <w:numPr>
+          <w:ilvl w:val="0"/>
+          <w:numId w:val="5"/>
+        </w:numPr>
+      </w:pPr>
+      <w:r>
+        <w:t>ServerPort=3000</w:t>
+      </w:r>
+    </w:p>
+    <w:p>
+      <w:pPr>
+        <w:pStyle w:val="ListParagraph"/>
+        <w:numPr>
+          <w:ilvl w:val="0"/>
+          <w:numId w:val="5"/>
+        </w:numPr>
+      </w:pPr>
+      <w:r>
+        <w:t>IsVerbose=0</w:t>
+      </w:r>
+    </w:p>
+    <w:p>
+      <w:pPr>
+        <w:pStyle w:val="Heading4"/>
+      </w:pPr>
+      <w:r>
+        <w:t>Data mappa és tartalma</w:t>
+      </w:r>
+    </w:p>
+    <w:p>
+      <w:r>
+        <w:t>Az első futtatás után a program létrehoz egy „Data” mappát a futtatható fájl mellett. Az alkalmazás ebben tárolja a</w:t>
+      </w:r>
+      <w:r>
+        <w:t>z összes perzisztens adatot: kérdőívek tartalmát és statisztikáit, valamint az admin felhasználók belépési adatait és kérőíveik listáját. Fontos, hogy csak akkor töröljünk innen fájlokat, ha tudjuk, mit csinálunk, mivel könnyen adatvesztéshez, vagy hibás programműködéshez tud vezetni. Az itt előforduló fájlok kiterjesztései az alábbiakat jelentik:</w:t>
+      </w:r>
+    </w:p>
+    <w:p>
+      <w:pPr>
+        <w:pStyle w:val="ListParagraph"/>
+        <w:numPr>
+          <w:ilvl w:val="0"/>
+          <w:numId w:val="6"/>
+        </w:numPr>
+      </w:pPr>
+      <w:r>
+        <w:t>.uff: Universal Form Form, egy kérdőív adatait és kérdéseit tartalmazó fájl.</w:t>
+      </w:r>
+    </w:p>
+    <w:p>
+      <w:pPr>
+        <w:pStyle w:val="ListParagraph"/>
+        <w:numPr>
+          <w:ilvl w:val="0"/>
+          <w:numId w:val="6"/>
+        </w:numPr>
+      </w:pPr>
+      <w:r>
+        <w:t>.ufs: Universal Form Statistics, egy azonos nevű kérdőívhez tartozó kitöltési adatokat és statisztikákat tartalmazó fájl</w:t>
+      </w:r>
+    </w:p>
+    <w:p>
+      <w:pPr>
+        <w:pStyle w:val="ListParagraph"/>
+        <w:numPr>
+          <w:ilvl w:val="0"/>
+          <w:numId w:val="6"/>
+        </w:numPr>
+      </w:pPr>
+      <w:r>
+        <w:t>.ufu: Universal Form User, egy admin felhatalmazású felhasználó bejelentkezési adatait</w:t>
+      </w:r>
+      <w:r>
+        <w:t xml:space="preserve"> (a jelszót titkosítva)</w:t>
+      </w:r>
+      <w:r>
+        <w:t xml:space="preserve"> és az általa létrehozott kérdőívek listáját tartalmazó fájl.</w:t>
+      </w:r>
+    </w:p>
+    <w:p>
+      <w:pPr>
+        <w:pStyle w:val="Heading4"/>
+      </w:pPr>
+      <w:r>
+        <w:t>Felhasználói felület</w:t>
+      </w:r>
+    </w:p>
+    <w:p>
+      <w:pPr>
+        <w:rPr>
+          <w:noProof/>
+        </w:rPr>
+      </w:pPr>
+      <w:r>
+        <w:t>Az alkalmazás elindítását parancssoron keresztül ajánlom, mivel hiba esetén az alkalmazás leáll, és ha nem parancssorból indítottuk el, az általa megnyitott parancssor ablak is bezáródik. A legegyszerűbb módja a program ily módon való elindítás</w:t>
+      </w:r>
+      <w:r>
+        <w:t>ára, ha fájlkezelővel elnavigálunk a futtatható fájl mappájába, majd az elérési út sorba belekattintva beírjuk azt, hogy „cmd” és entert nyomunk. Így elindítottunk egy parancssor ablakot, ami már a megfelelő helyre van navigálva. Ezután csak be kell írnunk, hogy „Server.exe”, és elindul az alkalmazás.</w:t>
+      </w:r>
+      <w:r>
+        <w:t xml:space="preserve"> Amennyiben a „settings.ini” fájl olvasásakor és a szerver végpontjának létrehozása során sem történt hiba, </w:t>
+      </w:r>
+      <w:r>
+        <w:t xml:space="preserve">egy, az inputokat listázó </w:t>
+      </w:r>
+      <w:r>
+        <w:t>üzenet fogad bennünket</w:t>
+      </w:r>
+      <w:r>
+        <w:t xml:space="preserve"> (lásd: </w:t>
+      </w:r>
+      <w:r>
+        <w:fldChar w:fldCharType="begin"/>
+      </w:r>
+      <w:r>
+        <w:instrText xml:space="preserve"> REF _Ref196954546 \h </w:instrText>
+      </w:r>
+      <w:r>
+        <w:fldChar w:fldCharType="separate"/>
+      </w:r>
+      <w:r>
+        <w:rPr>
+          <w:noProof/>
+        </w:rPr>
+        <w:t>1</w:t>
+      </w:r>
+      <w:r>
+        <w:t>. ábra - Szerver kezdőoldal</w:t>
+      </w:r>
+      <w:r>
+        <w:fldChar w:fldCharType="end"/>
+      </w:r>
+      <w:r>
+        <w:t>)</w:t>
+      </w:r>
+      <w:r>
+        <w:t>.</w:t>
+      </w:r>
+    </w:p>
+    <w:p>
+      <w:pPr>
+        <w:keepNext/>
+      </w:pPr>
+      <w:r>
+        <w:lastRenderedPageBreak/>
+        <w:drawing>
+          <wp:inline distT="0" distB="0" distL="0" distR="0" wp14:anchorId="167749CB" wp14:editId="3BB48A02">
+            <wp:extent cx="5759450" cy="3538220"/>
+            <wp:effectExtent l="0" t="0" r="0" b="5080"/>
+            <wp:docPr id="181062652" name="Picture 1"/>
+            <wp:cNvGraphicFramePr>
+              <a:graphicFrameLocks xmlns:a="http://schemas.openxmlformats.org/drawingml/2006/main" noChangeAspect="1"/>
+            </wp:cNvGraphicFramePr>
+            <a:graphic xmlns:a="http://schemas.openxmlformats.org/drawingml/2006/main">
+              <a:graphicData uri="http://schemas.openxmlformats.org/drawingml/2006/picture">
+                <pic:pic xmlns:pic="http://schemas.openxmlformats.org/drawingml/2006/picture">
+                  <pic:nvPicPr>
+                    <pic:cNvPr id="181062652" name=""/>
+                    <pic:cNvPicPr/>
+                  </pic:nvPicPr>
+                  <pic:blipFill>
+                    <a:blip r:embed="rId17"/>
+                    <a:stretch>
+                      <a:fillRect/>
+                    </a:stretch>
+                  </pic:blipFill>
+                  <pic:spPr>
+                    <a:xfrm>
+                      <a:off x="0" y="0"/>
+                      <a:ext cx="5759450" cy="3538220"/>
+                    </a:xfrm>
+                    <a:prstGeom prst="rect">
+                      <a:avLst/>
+                    </a:prstGeom>
+                  </pic:spPr>
+                </pic:pic>
+              </a:graphicData>
+            </a:graphic>
+          </wp:inline>
+        </w:drawing>
+      </w:r>
+    </w:p>
+    <w:bookmarkStart w:id="4" w:name="_Ref196954546"/>
+    <w:p>
+      <w:pPr>
+        <w:pStyle w:val="Caption"/>
+      </w:pPr>
+      <w:r>
+        <w:fldChar w:fldCharType="begin"/>
+      </w:r>
+      <w:r>
+        <w:instrText xml:space="preserve"> SEQ _ \* ARABIC </w:instrText>
+      </w:r>
+      <w:r>
+        <w:fldChar w:fldCharType="separate"/>
+      </w:r>
+      <w:r>
+        <w:rPr>
+          <w:noProof/>
+        </w:rPr>
+        <w:t>1</w:t>
+      </w:r>
+      <w:r>
+        <w:fldChar w:fldCharType="end"/>
+      </w:r>
+      <w:r>
+        <w:t>. ábra - Szerver kezdőoldal</w:t>
+      </w:r>
+      <w:bookmarkEnd w:id="4"/>
+    </w:p>
+    <w:p>
+      <w:r>
+        <w:t>Ahogy azt a program is kiírta, három parancs adható a szerver alkalmazásnak:</w:t>
+      </w:r>
+    </w:p>
+    <w:p>
+      <w:pPr>
+        <w:pStyle w:val="ListParagraph"/>
+        <w:numPr>
+          <w:ilvl w:val="0"/>
+          <w:numId w:val="7"/>
+        </w:numPr>
+      </w:pPr>
+      <w:r>
+        <w:t>„register”: Ezzel a paranccsal regisztrálhatunk új admin hozzáférésű felhasználót. A parancs megadása után a program kér egy felhasználónevet, valamint egy jelszót, amit meg is kell erősíteni. Ha a felhasználónév már foglalt, vagy a jelszó nem egyezik a megerősítésként bekért második jelszóval, akkor a program ezt közli velünk és új bemeneteket kér a felhasználótól. Mivel az alap telepítéssel nem jár alapértelmezett admin fiók, szükségszerű legalább egyet létrehozni ezzel a paranccsal, hiszen admin jogosultság nélkül nem tudunk kérdőíveket készíteni, és így megosztani sem.</w:t>
+      </w:r>
+    </w:p>
+    <w:p>
+      <w:pPr>
+        <w:pStyle w:val="ListParagraph"/>
+        <w:numPr>
+          <w:ilvl w:val="0"/>
+          <w:numId w:val="7"/>
+        </w:numPr>
+      </w:pPr>
+      <w:r>
+        <w:t>„delete user”: Ezzel a paranccsal törölhetünk egy meglévő admin fiókot, az összes hozzá tartozó kérdőívvel és statisztikával együtt. Csak akkor tegyük ezt, ha biztosak vagyunk a döntésünkben, mivel az ezáltal törölt adatok nem visszaszerezhetők. Egy fiók törléséhez meg kell adni a felhasználónevét és a jelszavát.</w:t>
+      </w:r>
+    </w:p>
+    <w:p>
+      <w:pPr>
+        <w:pStyle w:val="ListParagraph"/>
+        <w:numPr>
+          <w:ilvl w:val="0"/>
+          <w:numId w:val="7"/>
+        </w:numPr>
+      </w:pPr>
+      <w:r>
+        <w:t>„stop”: Ez a parancs leállítja a szervert és az alkalmazást is.</w:t>
+      </w:r>
+    </w:p>
+    <w:p>
+      <w:r>
+        <w:t xml:space="preserve">Ezeken az alapvető parancsokon kívül minden más műveletet egy kliensen keresztül tudunk csak végrehajtani (lásd: </w:t>
+      </w:r>
+      <w:r>
+        <w:fldChar w:fldCharType="begin"/>
+      </w:r>
+      <w:r>
+        <w:instrText xml:space="preserve"> REF _Ref196956313 \h </w:instrText>
+      </w:r>
+      <w:r>
+        <w:fldChar w:fldCharType="separate"/>
+      </w:r>
+      <w:r>
+        <w:t>Kliens</w:t>
+      </w:r>
+      <w:r>
+        <w:fldChar w:fldCharType="end"/>
+      </w:r>
+      <w:r>
+        <w:t>).</w:t>
+      </w:r>
+    </w:p>
+    <w:p>
+      <w:pPr>
+        <w:pStyle w:val="Heading3"/>
+      </w:pPr>
+      <w:bookmarkStart w:id="5" w:name="_Ref196956313"/>
+      <w:r>
+        <w:lastRenderedPageBreak/>
+        <w:t>Kliens</w:t>
+      </w:r>
+      <w:bookmarkEnd w:id="5"/>
     </w:p>
     <w:p/>
     <w:p>
@@ -1345,17 +1773,17 @@
       <w:r>
         <w:br w:type="page"/>
       </w:r>
+      <w:bookmarkStart w:id="6" w:name="_Toc87521355"/>
     </w:p>
     <w:p>
       <w:pPr>
         <w:pStyle w:val="Heading1"/>
       </w:pPr>
-      <w:bookmarkStart w:id="4" w:name="_Toc87521355"/>
       <w:r>
         <w:lastRenderedPageBreak/>
         <w:t>Fejlesztői dokumentáció</w:t>
       </w:r>
-      <w:bookmarkEnd w:id="4"/>
+      <w:bookmarkEnd w:id="6"/>
     </w:p>
     <w:p/>
     <w:p>
@@ -1371,8 +1799,8 @@
       <w:pPr>
         <w:pStyle w:val="Heading1"/>
       </w:pPr>
-      <w:bookmarkStart w:id="5" w:name="_Toc87521356"/>
-      <w:commentRangeStart w:id="6"/>
+      <w:bookmarkStart w:id="7" w:name="_Toc87521356"/>
+      <w:commentRangeStart w:id="8"/>
       <w:r>
         <w:lastRenderedPageBreak/>
         <w:t>Összefoglalás és tovább</w:t>
@@ -1380,14 +1808,14 @@
       <w:r>
         <w:t>i fejlesztési lehetőségek</w:t>
       </w:r>
-      <w:bookmarkEnd w:id="5"/>
-      <w:commentRangeEnd w:id="6"/>
+      <w:bookmarkEnd w:id="7"/>
+      <w:commentRangeEnd w:id="8"/>
       <w:r>
         <w:rPr>
           <w:rStyle w:val="CommentReference"/>
           <w:rFonts w:asciiTheme="minorHAnsi" w:eastAsiaTheme="minorHAnsi" w:hAnsiTheme="minorHAnsi" w:cstheme="minorBidi"/>
         </w:rPr>
-        <w:commentReference w:id="6"/>
+        <w:commentReference w:id="8"/>
       </w:r>
     </w:p>
     <w:p/>
@@ -1400,12 +1828,12 @@
       <w:pPr>
         <w:pStyle w:val="Heading1"/>
       </w:pPr>
-      <w:bookmarkStart w:id="7" w:name="_Toc87521357"/>
+      <w:bookmarkStart w:id="9" w:name="_Toc87521357"/>
       <w:r>
         <w:lastRenderedPageBreak/>
         <w:t>Irodalomjegyzék</w:t>
       </w:r>
-      <w:bookmarkEnd w:id="7"/>
+      <w:bookmarkEnd w:id="9"/>
     </w:p>
     <w:p>
       <w:pPr>
@@ -1430,21 +1858,21 @@
       <w:pPr>
         <w:pStyle w:val="Heading1"/>
       </w:pPr>
-      <w:bookmarkStart w:id="8" w:name="_Toc87521358"/>
-      <w:commentRangeStart w:id="9"/>
+      <w:bookmarkStart w:id="10" w:name="_Toc87521358"/>
+      <w:commentRangeStart w:id="11"/>
       <w:r>
         <w:lastRenderedPageBreak/>
         <w:t>Melléklet</w:t>
       </w:r>
-      <w:commentRangeEnd w:id="9"/>
+      <w:commentRangeEnd w:id="11"/>
       <w:r>
         <w:rPr>
           <w:rStyle w:val="CommentReference"/>
           <w:rFonts w:asciiTheme="minorHAnsi" w:eastAsiaTheme="minorHAnsi" w:hAnsiTheme="minorHAnsi" w:cstheme="minorBidi"/>
         </w:rPr>
-        <w:commentReference w:id="9"/>
-      </w:r>
-      <w:bookmarkEnd w:id="8"/>
+        <w:commentReference w:id="11"/>
+      </w:r>
+      <w:bookmarkEnd w:id="10"/>
     </w:p>
     <w:p>
       <w:pPr>
@@ -1454,7 +1882,7 @@
       </w:pPr>
     </w:p>
     <w:sectPr>
-      <w:footerReference w:type="default" r:id="rId18"/>
+      <w:footerReference w:type="default" r:id="rId22"/>
       <w:pgSz w:w="11906" w:h="16838"/>
       <w:pgMar w:top="1418" w:right="1418" w:bottom="1418" w:left="1418" w:header="709" w:footer="709" w:gutter="0"/>
       <w:pgNumType w:start="1"/>
@@ -1467,7 +1895,7 @@
 
 <file path=word/comments.xml><?xml version="1.0" encoding="utf-8"?>
 <w:comments xmlns:wpc="http://schemas.microsoft.com/office/word/2010/wordprocessingCanvas" xmlns:cx="http://schemas.microsoft.com/office/drawing/2014/chartex" xmlns:cx1="http://schemas.microsoft.com/office/drawing/2015/9/8/chartex" xmlns:cx2="http://schemas.microsoft.com/office/drawing/2015/10/21/chartex" xmlns:cx3="http://schemas.microsoft.com/office/drawing/2016/5/9/chartex" xmlns:cx4="http://schemas.microsoft.com/office/drawing/2016/5/10/chartex" xmlns:cx5="http://schemas.microsoft.com/office/drawing/2016/5/11/chartex" xmlns:cx6="http://schemas.microsoft.com/office/drawing/2016/5/12/chartex" xmlns:cx7="http://schemas.microsoft.com/office/drawing/2016/5/13/chartex" xmlns:cx8="http://schemas.microsoft.com/office/drawing/2016/5/14/chartex" xmlns:mc="http://schemas.openxmlformats.org/markup-compatibility/2006" xmlns:aink="http://schemas.microsoft.com/office/drawing/2016/ink" xmlns:am3d="http://schemas.microsoft.com/office/drawing/2017/model3d" xmlns:o="urn:schemas-microsoft-com:office:office" xmlns:oel="http://schemas.microsoft.com/office/2019/extlst" xmlns:r="http://schemas.openxmlformats.org/officeDocument/2006/relationships" xmlns:m="http://schemas.openxmlformats.org/officeDocument/2006/math" xmlns:v="urn:schemas-microsoft-com:vml" xmlns:wp14="http://schemas.microsoft.com/office/word/2010/wordprocessingDrawing" xmlns:wp="http://schemas.openxmlformats.org/drawingml/2006/wordprocessingDrawing" xmlns:w10="urn:schemas-microsoft-com:office:word" xmlns:w="http://schemas.openxmlformats.org/wordprocessingml/2006/main" xmlns:w14="http://schemas.microsoft.com/office/word/2010/wordml" xmlns:w15="http://schemas.microsoft.com/office/word/2012/wordml" xmlns:w16cex="http://schemas.microsoft.com/office/word/2018/wordml/cex" xmlns:w16cid="http://schemas.microsoft.com/office/word/2016/wordml/cid" xmlns:w16="http://schemas.microsoft.com/office/word/2018/wordml" xmlns:w16du="http://schemas.microsoft.com/office/word/2023/wordml/word16du" xmlns:w16sdtdh="http://schemas.microsoft.com/office/word/2020/wordml/sdtdatahash" xmlns:w16sdtfl="http://schemas.microsoft.com/office/word/2024/wordml/sdtformatlock" xmlns:w16se="http://schemas.microsoft.com/office/word/2015/wordml/symex" xmlns:wpg="http://schemas.microsoft.com/office/word/2010/wordprocessingGroup" xmlns:wpi="http://schemas.microsoft.com/office/word/2010/wordprocessingInk" xmlns:wne="http://schemas.microsoft.com/office/word/2006/wordml" xmlns:wps="http://schemas.microsoft.com/office/word/2010/wordprocessingShape" mc:Ignorable="w14 w15 w16se w16cid w16 w16cex w16sdtdh w16sdtfl w16du wp14">
-  <w:comment w:id="6" w:author="Németh Gábor Árpád Dr." w:date="2021-11-17T13:25:00Z" w:initials="NGÁD">
+  <w:comment w:id="8" w:author="Németh Gábor Árpád Dr." w:date="2021-11-17T13:25:00Z" w:initials="NGÁD">
     <w:p>
       <w:pPr>
         <w:pStyle w:val="CommentText"/>
@@ -1498,7 +1926,7 @@
       </w:r>
     </w:p>
   </w:comment>
-  <w:comment w:id="9" w:author="Gludovátz Attila" w:date="2021-11-11T11:08:00Z" w:initials="GA">
+  <w:comment w:id="11" w:author="Gludovátz Attila" w:date="2021-11-11T11:08:00Z" w:initials="GA">
     <w:p>
       <w:pPr>
         <w:pStyle w:val="CommentText"/>
@@ -1658,9 +2086,6 @@
     <w:p>
       <w:pPr>
         <w:pStyle w:val="FootnoteText"/>
-        <w:rPr>
-          <w:lang w:val="en-US"/>
-        </w:rPr>
       </w:pPr>
       <w:r>
         <w:rPr>
@@ -1670,6 +2095,25 @@
       </w:r>
       <w:r>
         <w:t xml:space="preserve"> A szerver alkalmazás képes bármilyen operációs rendszeren futni, ami támogatja a .NET 8.0-át, azonban az ezen dokumentációt tartalmazó tömörített mappában található futtatható fájlok kizárólag Windows kompatibilisek, így csak a forráskód új célpontra való fordításával lehetne más operációs rendszereken futtatható programokat létrehozni, amit ez a dokumentáció nem részletez.</w:t>
+      </w:r>
+    </w:p>
+  </w:footnote>
+  <w:footnote w:id="3">
+    <w:p>
+      <w:pPr>
+        <w:pStyle w:val="FootnoteText"/>
+        <w:rPr>
+          <w:lang w:val="en-US"/>
+        </w:rPr>
+      </w:pPr>
+      <w:r>
+        <w:rPr>
+          <w:rStyle w:val="FootnoteReference"/>
+        </w:rPr>
+        <w:footnoteRef/>
+      </w:r>
+      <w:r>
+        <w:t xml:space="preserve"> Pontosabban a 8.8.8.8 IP című Google DNS szervertől.</w:t>
       </w:r>
     </w:p>
   </w:footnote>
@@ -1890,6 +2334,119 @@
     </w:lvl>
   </w:abstractNum>
   <w:abstractNum w:abstractNumId="2" w15:restartNumberingAfterBreak="0">
+    <w:nsid w:val="0AE06D6D"/>
+    <w:multiLevelType w:val="hybridMultilevel"/>
+    <w:tmpl w:val="71D2EA62"/>
+    <w:lvl w:ilvl="0" w:tplc="04090001">
+      <w:start w:val="1"/>
+      <w:numFmt w:val="bullet"/>
+      <w:lvlText w:val=""/>
+      <w:lvlJc w:val="left"/>
+      <w:pPr>
+        <w:ind w:left="780" w:hanging="360"/>
+      </w:pPr>
+      <w:rPr>
+        <w:rFonts w:ascii="Symbol" w:hAnsi="Symbol" w:hint="default"/>
+      </w:rPr>
+    </w:lvl>
+    <w:lvl w:ilvl="1" w:tplc="04090003" w:tentative="1">
+      <w:start w:val="1"/>
+      <w:numFmt w:val="bullet"/>
+      <w:lvlText w:val="o"/>
+      <w:lvlJc w:val="left"/>
+      <w:pPr>
+        <w:ind w:left="1500" w:hanging="360"/>
+      </w:pPr>
+      <w:rPr>
+        <w:rFonts w:ascii="Courier New" w:hAnsi="Courier New" w:cs="Courier New" w:hint="default"/>
+      </w:rPr>
+    </w:lvl>
+    <w:lvl w:ilvl="2" w:tplc="04090005" w:tentative="1">
+      <w:start w:val="1"/>
+      <w:numFmt w:val="bullet"/>
+      <w:lvlText w:val=""/>
+      <w:lvlJc w:val="left"/>
+      <w:pPr>
+        <w:ind w:left="2220" w:hanging="360"/>
+      </w:pPr>
+      <w:rPr>
+        <w:rFonts w:ascii="Wingdings" w:hAnsi="Wingdings" w:hint="default"/>
+      </w:rPr>
+    </w:lvl>
+    <w:lvl w:ilvl="3" w:tplc="04090001" w:tentative="1">
+      <w:start w:val="1"/>
+      <w:numFmt w:val="bullet"/>
+      <w:lvlText w:val=""/>
+      <w:lvlJc w:val="left"/>
+      <w:pPr>
+        <w:ind w:left="2940" w:hanging="360"/>
+      </w:pPr>
+      <w:rPr>
+        <w:rFonts w:ascii="Symbol" w:hAnsi="Symbol" w:hint="default"/>
+      </w:rPr>
+    </w:lvl>
+    <w:lvl w:ilvl="4" w:tplc="04090003" w:tentative="1">
+      <w:start w:val="1"/>
+      <w:numFmt w:val="bullet"/>
+      <w:lvlText w:val="o"/>
+      <w:lvlJc w:val="left"/>
+      <w:pPr>
+        <w:ind w:left="3660" w:hanging="360"/>
+      </w:pPr>
+      <w:rPr>
+        <w:rFonts w:ascii="Courier New" w:hAnsi="Courier New" w:cs="Courier New" w:hint="default"/>
+      </w:rPr>
+    </w:lvl>
+    <w:lvl w:ilvl="5" w:tplc="04090005" w:tentative="1">
+      <w:start w:val="1"/>
+      <w:numFmt w:val="bullet"/>
+      <w:lvlText w:val=""/>
+      <w:lvlJc w:val="left"/>
+      <w:pPr>
+        <w:ind w:left="4380" w:hanging="360"/>
+      </w:pPr>
+      <w:rPr>
+        <w:rFonts w:ascii="Wingdings" w:hAnsi="Wingdings" w:hint="default"/>
+      </w:rPr>
+    </w:lvl>
+    <w:lvl w:ilvl="6" w:tplc="04090001" w:tentative="1">
+      <w:start w:val="1"/>
+      <w:numFmt w:val="bullet"/>
+      <w:lvlText w:val=""/>
+      <w:lvlJc w:val="left"/>
+      <w:pPr>
+        <w:ind w:left="5100" w:hanging="360"/>
+      </w:pPr>
+      <w:rPr>
+        <w:rFonts w:ascii="Symbol" w:hAnsi="Symbol" w:hint="default"/>
+      </w:rPr>
+    </w:lvl>
+    <w:lvl w:ilvl="7" w:tplc="04090003" w:tentative="1">
+      <w:start w:val="1"/>
+      <w:numFmt w:val="bullet"/>
+      <w:lvlText w:val="o"/>
+      <w:lvlJc w:val="left"/>
+      <w:pPr>
+        <w:ind w:left="5820" w:hanging="360"/>
+      </w:pPr>
+      <w:rPr>
+        <w:rFonts w:ascii="Courier New" w:hAnsi="Courier New" w:cs="Courier New" w:hint="default"/>
+      </w:rPr>
+    </w:lvl>
+    <w:lvl w:ilvl="8" w:tplc="04090005" w:tentative="1">
+      <w:start w:val="1"/>
+      <w:numFmt w:val="bullet"/>
+      <w:lvlText w:val=""/>
+      <w:lvlJc w:val="left"/>
+      <w:pPr>
+        <w:ind w:left="6540" w:hanging="360"/>
+      </w:pPr>
+      <w:rPr>
+        <w:rFonts w:ascii="Wingdings" w:hAnsi="Wingdings" w:hint="default"/>
+      </w:rPr>
+    </w:lvl>
+  </w:abstractNum>
+  <w:abstractNum w:abstractNumId="3" w15:restartNumberingAfterBreak="0">
     <w:nsid w:val="15D00D3C"/>
     <w:multiLevelType w:val="hybridMultilevel"/>
     <w:tmpl w:val="D55A8B76"/>
@@ -1990,6 +2547,345 @@
       </w:rPr>
     </w:lvl>
     <w:lvl w:ilvl="8" w:tplc="040E0005" w:tentative="1">
+      <w:start w:val="1"/>
+      <w:numFmt w:val="bullet"/>
+      <w:lvlText w:val=""/>
+      <w:lvlJc w:val="left"/>
+      <w:pPr>
+        <w:ind w:left="6480" w:hanging="360"/>
+      </w:pPr>
+      <w:rPr>
+        <w:rFonts w:ascii="Wingdings" w:hAnsi="Wingdings" w:hint="default"/>
+      </w:rPr>
+    </w:lvl>
+  </w:abstractNum>
+  <w:abstractNum w:abstractNumId="4" w15:restartNumberingAfterBreak="0">
+    <w:nsid w:val="40A83C36"/>
+    <w:multiLevelType w:val="hybridMultilevel"/>
+    <w:tmpl w:val="5162B78C"/>
+    <w:lvl w:ilvl="0" w:tplc="04090001">
+      <w:start w:val="1"/>
+      <w:numFmt w:val="bullet"/>
+      <w:lvlText w:val=""/>
+      <w:lvlJc w:val="left"/>
+      <w:pPr>
+        <w:ind w:left="1080" w:hanging="360"/>
+      </w:pPr>
+      <w:rPr>
+        <w:rFonts w:ascii="Symbol" w:hAnsi="Symbol" w:hint="default"/>
+      </w:rPr>
+    </w:lvl>
+    <w:lvl w:ilvl="1" w:tplc="04090003" w:tentative="1">
+      <w:start w:val="1"/>
+      <w:numFmt w:val="bullet"/>
+      <w:lvlText w:val="o"/>
+      <w:lvlJc w:val="left"/>
+      <w:pPr>
+        <w:ind w:left="1800" w:hanging="360"/>
+      </w:pPr>
+      <w:rPr>
+        <w:rFonts w:ascii="Courier New" w:hAnsi="Courier New" w:cs="Courier New" w:hint="default"/>
+      </w:rPr>
+    </w:lvl>
+    <w:lvl w:ilvl="2" w:tplc="04090005" w:tentative="1">
+      <w:start w:val="1"/>
+      <w:numFmt w:val="bullet"/>
+      <w:lvlText w:val=""/>
+      <w:lvlJc w:val="left"/>
+      <w:pPr>
+        <w:ind w:left="2520" w:hanging="360"/>
+      </w:pPr>
+      <w:rPr>
+        <w:rFonts w:ascii="Wingdings" w:hAnsi="Wingdings" w:hint="default"/>
+      </w:rPr>
+    </w:lvl>
+    <w:lvl w:ilvl="3" w:tplc="04090001" w:tentative="1">
+      <w:start w:val="1"/>
+      <w:numFmt w:val="bullet"/>
+      <w:lvlText w:val=""/>
+      <w:lvlJc w:val="left"/>
+      <w:pPr>
+        <w:ind w:left="3240" w:hanging="360"/>
+      </w:pPr>
+      <w:rPr>
+        <w:rFonts w:ascii="Symbol" w:hAnsi="Symbol" w:hint="default"/>
+      </w:rPr>
+    </w:lvl>
+    <w:lvl w:ilvl="4" w:tplc="04090003" w:tentative="1">
+      <w:start w:val="1"/>
+      <w:numFmt w:val="bullet"/>
+      <w:lvlText w:val="o"/>
+      <w:lvlJc w:val="left"/>
+      <w:pPr>
+        <w:ind w:left="3960" w:hanging="360"/>
+      </w:pPr>
+      <w:rPr>
+        <w:rFonts w:ascii="Courier New" w:hAnsi="Courier New" w:cs="Courier New" w:hint="default"/>
+      </w:rPr>
+    </w:lvl>
+    <w:lvl w:ilvl="5" w:tplc="04090005" w:tentative="1">
+      <w:start w:val="1"/>
+      <w:numFmt w:val="bullet"/>
+      <w:lvlText w:val=""/>
+      <w:lvlJc w:val="left"/>
+      <w:pPr>
+        <w:ind w:left="4680" w:hanging="360"/>
+      </w:pPr>
+      <w:rPr>
+        <w:rFonts w:ascii="Wingdings" w:hAnsi="Wingdings" w:hint="default"/>
+      </w:rPr>
+    </w:lvl>
+    <w:lvl w:ilvl="6" w:tplc="04090001" w:tentative="1">
+      <w:start w:val="1"/>
+      <w:numFmt w:val="bullet"/>
+      <w:lvlText w:val=""/>
+      <w:lvlJc w:val="left"/>
+      <w:pPr>
+        <w:ind w:left="5400" w:hanging="360"/>
+      </w:pPr>
+      <w:rPr>
+        <w:rFonts w:ascii="Symbol" w:hAnsi="Symbol" w:hint="default"/>
+      </w:rPr>
+    </w:lvl>
+    <w:lvl w:ilvl="7" w:tplc="04090003" w:tentative="1">
+      <w:start w:val="1"/>
+      <w:numFmt w:val="bullet"/>
+      <w:lvlText w:val="o"/>
+      <w:lvlJc w:val="left"/>
+      <w:pPr>
+        <w:ind w:left="6120" w:hanging="360"/>
+      </w:pPr>
+      <w:rPr>
+        <w:rFonts w:ascii="Courier New" w:hAnsi="Courier New" w:cs="Courier New" w:hint="default"/>
+      </w:rPr>
+    </w:lvl>
+    <w:lvl w:ilvl="8" w:tplc="04090005" w:tentative="1">
+      <w:start w:val="1"/>
+      <w:numFmt w:val="bullet"/>
+      <w:lvlText w:val=""/>
+      <w:lvlJc w:val="left"/>
+      <w:pPr>
+        <w:ind w:left="6840" w:hanging="360"/>
+      </w:pPr>
+      <w:rPr>
+        <w:rFonts w:ascii="Wingdings" w:hAnsi="Wingdings" w:hint="default"/>
+      </w:rPr>
+    </w:lvl>
+  </w:abstractNum>
+  <w:abstractNum w:abstractNumId="5" w15:restartNumberingAfterBreak="0">
+    <w:nsid w:val="67394201"/>
+    <w:multiLevelType w:val="hybridMultilevel"/>
+    <w:tmpl w:val="BA42137E"/>
+    <w:lvl w:ilvl="0" w:tplc="04090001">
+      <w:start w:val="1"/>
+      <w:numFmt w:val="bullet"/>
+      <w:lvlText w:val=""/>
+      <w:lvlJc w:val="left"/>
+      <w:pPr>
+        <w:ind w:left="720" w:hanging="360"/>
+      </w:pPr>
+      <w:rPr>
+        <w:rFonts w:ascii="Symbol" w:hAnsi="Symbol" w:hint="default"/>
+      </w:rPr>
+    </w:lvl>
+    <w:lvl w:ilvl="1" w:tplc="04090003">
+      <w:start w:val="1"/>
+      <w:numFmt w:val="bullet"/>
+      <w:lvlText w:val="o"/>
+      <w:lvlJc w:val="left"/>
+      <w:pPr>
+        <w:ind w:left="1440" w:hanging="360"/>
+      </w:pPr>
+      <w:rPr>
+        <w:rFonts w:ascii="Courier New" w:hAnsi="Courier New" w:cs="Courier New" w:hint="default"/>
+      </w:rPr>
+    </w:lvl>
+    <w:lvl w:ilvl="2" w:tplc="04090005" w:tentative="1">
+      <w:start w:val="1"/>
+      <w:numFmt w:val="bullet"/>
+      <w:lvlText w:val=""/>
+      <w:lvlJc w:val="left"/>
+      <w:pPr>
+        <w:ind w:left="2160" w:hanging="360"/>
+      </w:pPr>
+      <w:rPr>
+        <w:rFonts w:ascii="Wingdings" w:hAnsi="Wingdings" w:hint="default"/>
+      </w:rPr>
+    </w:lvl>
+    <w:lvl w:ilvl="3" w:tplc="04090001" w:tentative="1">
+      <w:start w:val="1"/>
+      <w:numFmt w:val="bullet"/>
+      <w:lvlText w:val=""/>
+      <w:lvlJc w:val="left"/>
+      <w:pPr>
+        <w:ind w:left="2880" w:hanging="360"/>
+      </w:pPr>
+      <w:rPr>
+        <w:rFonts w:ascii="Symbol" w:hAnsi="Symbol" w:hint="default"/>
+      </w:rPr>
+    </w:lvl>
+    <w:lvl w:ilvl="4" w:tplc="04090003" w:tentative="1">
+      <w:start w:val="1"/>
+      <w:numFmt w:val="bullet"/>
+      <w:lvlText w:val="o"/>
+      <w:lvlJc w:val="left"/>
+      <w:pPr>
+        <w:ind w:left="3600" w:hanging="360"/>
+      </w:pPr>
+      <w:rPr>
+        <w:rFonts w:ascii="Courier New" w:hAnsi="Courier New" w:cs="Courier New" w:hint="default"/>
+      </w:rPr>
+    </w:lvl>
+    <w:lvl w:ilvl="5" w:tplc="04090005" w:tentative="1">
+      <w:start w:val="1"/>
+      <w:numFmt w:val="bullet"/>
+      <w:lvlText w:val=""/>
+      <w:lvlJc w:val="left"/>
+      <w:pPr>
+        <w:ind w:left="4320" w:hanging="360"/>
+      </w:pPr>
+      <w:rPr>
+        <w:rFonts w:ascii="Wingdings" w:hAnsi="Wingdings" w:hint="default"/>
+      </w:rPr>
+    </w:lvl>
+    <w:lvl w:ilvl="6" w:tplc="04090001" w:tentative="1">
+      <w:start w:val="1"/>
+      <w:numFmt w:val="bullet"/>
+      <w:lvlText w:val=""/>
+      <w:lvlJc w:val="left"/>
+      <w:pPr>
+        <w:ind w:left="5040" w:hanging="360"/>
+      </w:pPr>
+      <w:rPr>
+        <w:rFonts w:ascii="Symbol" w:hAnsi="Symbol" w:hint="default"/>
+      </w:rPr>
+    </w:lvl>
+    <w:lvl w:ilvl="7" w:tplc="04090003" w:tentative="1">
+      <w:start w:val="1"/>
+      <w:numFmt w:val="bullet"/>
+      <w:lvlText w:val="o"/>
+      <w:lvlJc w:val="left"/>
+      <w:pPr>
+        <w:ind w:left="5760" w:hanging="360"/>
+      </w:pPr>
+      <w:rPr>
+        <w:rFonts w:ascii="Courier New" w:hAnsi="Courier New" w:cs="Courier New" w:hint="default"/>
+      </w:rPr>
+    </w:lvl>
+    <w:lvl w:ilvl="8" w:tplc="04090005" w:tentative="1">
+      <w:start w:val="1"/>
+      <w:numFmt w:val="bullet"/>
+      <w:lvlText w:val=""/>
+      <w:lvlJc w:val="left"/>
+      <w:pPr>
+        <w:ind w:left="6480" w:hanging="360"/>
+      </w:pPr>
+      <w:rPr>
+        <w:rFonts w:ascii="Wingdings" w:hAnsi="Wingdings" w:hint="default"/>
+      </w:rPr>
+    </w:lvl>
+  </w:abstractNum>
+  <w:abstractNum w:abstractNumId="6" w15:restartNumberingAfterBreak="0">
+    <w:nsid w:val="7B5074CE"/>
+    <w:multiLevelType w:val="hybridMultilevel"/>
+    <w:tmpl w:val="ADDA337A"/>
+    <w:lvl w:ilvl="0" w:tplc="04090001">
+      <w:start w:val="1"/>
+      <w:numFmt w:val="bullet"/>
+      <w:lvlText w:val=""/>
+      <w:lvlJc w:val="left"/>
+      <w:pPr>
+        <w:ind w:left="720" w:hanging="360"/>
+      </w:pPr>
+      <w:rPr>
+        <w:rFonts w:ascii="Symbol" w:hAnsi="Symbol" w:hint="default"/>
+      </w:rPr>
+    </w:lvl>
+    <w:lvl w:ilvl="1" w:tplc="04090003" w:tentative="1">
+      <w:start w:val="1"/>
+      <w:numFmt w:val="bullet"/>
+      <w:lvlText w:val="o"/>
+      <w:lvlJc w:val="left"/>
+      <w:pPr>
+        <w:ind w:left="1440" w:hanging="360"/>
+      </w:pPr>
+      <w:rPr>
+        <w:rFonts w:ascii="Courier New" w:hAnsi="Courier New" w:cs="Courier New" w:hint="default"/>
+      </w:rPr>
+    </w:lvl>
+    <w:lvl w:ilvl="2" w:tplc="04090005" w:tentative="1">
+      <w:start w:val="1"/>
+      <w:numFmt w:val="bullet"/>
+      <w:lvlText w:val=""/>
+      <w:lvlJc w:val="left"/>
+      <w:pPr>
+        <w:ind w:left="2160" w:hanging="360"/>
+      </w:pPr>
+      <w:rPr>
+        <w:rFonts w:ascii="Wingdings" w:hAnsi="Wingdings" w:hint="default"/>
+      </w:rPr>
+    </w:lvl>
+    <w:lvl w:ilvl="3" w:tplc="04090001" w:tentative="1">
+      <w:start w:val="1"/>
+      <w:numFmt w:val="bullet"/>
+      <w:lvlText w:val=""/>
+      <w:lvlJc w:val="left"/>
+      <w:pPr>
+        <w:ind w:left="2880" w:hanging="360"/>
+      </w:pPr>
+      <w:rPr>
+        <w:rFonts w:ascii="Symbol" w:hAnsi="Symbol" w:hint="default"/>
+      </w:rPr>
+    </w:lvl>
+    <w:lvl w:ilvl="4" w:tplc="04090003" w:tentative="1">
+      <w:start w:val="1"/>
+      <w:numFmt w:val="bullet"/>
+      <w:lvlText w:val="o"/>
+      <w:lvlJc w:val="left"/>
+      <w:pPr>
+        <w:ind w:left="3600" w:hanging="360"/>
+      </w:pPr>
+      <w:rPr>
+        <w:rFonts w:ascii="Courier New" w:hAnsi="Courier New" w:cs="Courier New" w:hint="default"/>
+      </w:rPr>
+    </w:lvl>
+    <w:lvl w:ilvl="5" w:tplc="04090005" w:tentative="1">
+      <w:start w:val="1"/>
+      <w:numFmt w:val="bullet"/>
+      <w:lvlText w:val=""/>
+      <w:lvlJc w:val="left"/>
+      <w:pPr>
+        <w:ind w:left="4320" w:hanging="360"/>
+      </w:pPr>
+      <w:rPr>
+        <w:rFonts w:ascii="Wingdings" w:hAnsi="Wingdings" w:hint="default"/>
+      </w:rPr>
+    </w:lvl>
+    <w:lvl w:ilvl="6" w:tplc="04090001" w:tentative="1">
+      <w:start w:val="1"/>
+      <w:numFmt w:val="bullet"/>
+      <w:lvlText w:val=""/>
+      <w:lvlJc w:val="left"/>
+      <w:pPr>
+        <w:ind w:left="5040" w:hanging="360"/>
+      </w:pPr>
+      <w:rPr>
+        <w:rFonts w:ascii="Symbol" w:hAnsi="Symbol" w:hint="default"/>
+      </w:rPr>
+    </w:lvl>
+    <w:lvl w:ilvl="7" w:tplc="04090003" w:tentative="1">
+      <w:start w:val="1"/>
+      <w:numFmt w:val="bullet"/>
+      <w:lvlText w:val="o"/>
+      <w:lvlJc w:val="left"/>
+      <w:pPr>
+        <w:ind w:left="5760" w:hanging="360"/>
+      </w:pPr>
+      <w:rPr>
+        <w:rFonts w:ascii="Courier New" w:hAnsi="Courier New" w:cs="Courier New" w:hint="default"/>
+      </w:rPr>
+    </w:lvl>
+    <w:lvl w:ilvl="8" w:tplc="04090005" w:tentative="1">
       <w:start w:val="1"/>
       <w:numFmt w:val="bullet"/>
       <w:lvlText w:val=""/>
@@ -2009,7 +2905,19 @@
     <w:abstractNumId w:val="1"/>
   </w:num>
   <w:num w:numId="3" w16cid:durableId="1426537476">
+    <w:abstractNumId w:val="3"/>
+  </w:num>
+  <w:num w:numId="4" w16cid:durableId="1421609593">
+    <w:abstractNumId w:val="5"/>
+  </w:num>
+  <w:num w:numId="5" w16cid:durableId="754934481">
+    <w:abstractNumId w:val="4"/>
+  </w:num>
+  <w:num w:numId="6" w16cid:durableId="1918854447">
     <w:abstractNumId w:val="2"/>
+  </w:num>
+  <w:num w:numId="7" w16cid:durableId="1944220842">
+    <w:abstractNumId w:val="6"/>
   </w:num>
 </w:numbering>
 </file>
@@ -2665,7 +3573,6 @@
   <w:style w:type="character" w:default="1" w:styleId="DefaultParagraphFont">
     <w:name w:val="Default Paragraph Font"/>
     <w:uiPriority w:val="1"/>
-    <w:semiHidden/>
     <w:unhideWhenUsed/>
   </w:style>
   <w:style w:type="table" w:default="1" w:styleId="TableNormal">

--- a/Dokumentáció.docx
+++ b/Dokumentáció.docx
@@ -14,6 +14,7 @@
       </w:pPr>
       <w:r>
         <w:rPr>
+          <w:noProof/>
           <w:lang w:eastAsia="hu-HU"/>
         </w:rPr>
         <w:drawing>
@@ -226,12 +227,28 @@
       <w:r>
         <w:tab/>
       </w:r>
+      <w:proofErr w:type="spellStart"/>
       <w:r>
         <w:rPr>
           <w:szCs w:val="24"/>
         </w:rPr>
-        <w:t>Daiki Tennó</w:t>
-      </w:r>
+        <w:t>Daiki</w:t>
+      </w:r>
+      <w:proofErr w:type="spellEnd"/>
+      <w:r>
+        <w:rPr>
+          <w:szCs w:val="24"/>
+        </w:rPr>
+        <w:t xml:space="preserve"> </w:t>
+      </w:r>
+      <w:proofErr w:type="spellStart"/>
+      <w:r>
+        <w:rPr>
+          <w:szCs w:val="24"/>
+        </w:rPr>
+        <w:t>Tennó</w:t>
+      </w:r>
+      <w:proofErr w:type="spellEnd"/>
     </w:p>
     <w:p>
       <w:pPr>
@@ -244,7 +261,15 @@
         <w:tab/>
       </w:r>
       <w:r>
-        <w:t>Programtervező informatikus BSc.</w:t>
+        <w:t xml:space="preserve">Programtervező informatikus </w:t>
+      </w:r>
+      <w:proofErr w:type="spellStart"/>
+      <w:r>
+        <w:t>BSc</w:t>
+      </w:r>
+      <w:proofErr w:type="spellEnd"/>
+      <w:r>
+        <w:t>.</w:t>
       </w:r>
       <w:r>
         <w:tab/>
@@ -833,7 +858,39 @@
         <w:t>Szakdolgozatom célja egy kérdőív készítő, kitöltő, illetve statisztika mérő és megjelenítő szerver – kliens programpáros megvalósítása volt.</w:t>
       </w:r>
       <w:r>
-        <w:t xml:space="preserve"> A szerver egy parancssorban futtatot program, mely a kliensekkel való kommunikáció mellett az admin jogosultsággal rendelkező felhasználók regisztrációjának lehetőségét szolgáltatja. A kliens egyszerre használható egy kérdőív azonosítójának begadásával annak kitöltésére, valamint admin jogosultsággal új kérdőívek létrehozására, meglévők szerkesztésére, törlésére és a beérkezett kitöltések statisztikáinak megtekintésére.</w:t>
+        <w:t xml:space="preserve"> A szerver egy parancssorban </w:t>
+      </w:r>
+      <w:proofErr w:type="spellStart"/>
+      <w:r>
+        <w:t>futtatot</w:t>
+      </w:r>
+      <w:proofErr w:type="spellEnd"/>
+      <w:r>
+        <w:t xml:space="preserve"> program, mely a kliensekkel való kommunikáció mellett az </w:t>
+      </w:r>
+      <w:proofErr w:type="spellStart"/>
+      <w:r>
+        <w:t>admin</w:t>
+      </w:r>
+      <w:proofErr w:type="spellEnd"/>
+      <w:r>
+        <w:t xml:space="preserve"> jogosultsággal rendelkező felhasználók regisztrációjának lehetőségét szolgáltatja. A kliens egyszerre használható egy kérdőív azonosítójának </w:t>
+      </w:r>
+      <w:proofErr w:type="spellStart"/>
+      <w:r>
+        <w:t>begadásával</w:t>
+      </w:r>
+      <w:proofErr w:type="spellEnd"/>
+      <w:r>
+        <w:t xml:space="preserve"> annak kitöltésére, valamint </w:t>
+      </w:r>
+      <w:proofErr w:type="spellStart"/>
+      <w:r>
+        <w:t>admin</w:t>
+      </w:r>
+      <w:proofErr w:type="spellEnd"/>
+      <w:r>
+        <w:t xml:space="preserve"> jogosultsággal új kérdőívek létrehozására, meglévők szerkesztésére, törlésére és a beérkezett kitöltések statisztikáinak megtekintésére.</w:t>
       </w:r>
       <w:r>
         <w:t xml:space="preserve"> Mindkettő programnak a felhasználói felülete angol nyelvű.</w:t>
@@ -864,7 +921,15 @@
         <w:t xml:space="preserve">adott </w:t>
       </w:r>
       <w:r>
-        <w:t xml:space="preserve">(Calibri) </w:t>
+        <w:t>(</w:t>
+      </w:r>
+      <w:proofErr w:type="spellStart"/>
+      <w:r>
+        <w:t>Calibri</w:t>
+      </w:r>
+      <w:proofErr w:type="spellEnd"/>
+      <w:r>
+        <w:t xml:space="preserve">) </w:t>
       </w:r>
       <w:r>
         <w:t>és a</w:t>
@@ -895,6 +960,7 @@
       </w:pPr>
       <w:r>
         <w:rPr>
+          <w:noProof/>
           <w:lang w:eastAsia="hu-HU"/>
         </w:rPr>
         <w:drawing>
@@ -1088,9 +1154,11 @@
             <w:tcW w:w="2831" w:type="dxa"/>
           </w:tcPr>
           <w:p>
+            <w:proofErr w:type="spellStart"/>
             <w:r>
               <w:t>asdf</w:t>
             </w:r>
+            <w:proofErr w:type="spellEnd"/>
           </w:p>
         </w:tc>
         <w:tc>
@@ -1181,6 +1249,53 @@
         <w:pStyle w:val="Heading2"/>
       </w:pPr>
       <w:r>
+        <w:t>Program rövid leírása</w:t>
+      </w:r>
+    </w:p>
+    <w:p>
+      <w:r>
+        <w:t xml:space="preserve">Ez a programcsomag kettő különálló, de együttműködő alkalmazásból áll: egy szerverből és egy kliensből. Az alapvető felhasználási eset a következő: a felhasználó, aki felmérést akar véghez vinni (a továbbiakban szervergazda), telepíti a szerver és a kliens programot. Ezután, a szerver konfigurálása (lásd: </w:t>
+      </w:r>
+      <w:r>
+        <w:fldChar w:fldCharType="begin"/>
+      </w:r>
+      <w:r>
+        <w:instrText xml:space="preserve"> REF _Ref196957164 \h </w:instrText>
+      </w:r>
+      <w:r>
+        <w:fldChar w:fldCharType="separate"/>
+      </w:r>
+      <w:r>
+        <w:t>Settings.ini fájl</w:t>
+      </w:r>
+      <w:r>
+        <w:fldChar w:fldCharType="end"/>
+      </w:r>
+      <w:r>
+        <w:t>) és elindítása után a kliens használatával létrehoz egy vagy több kérdőívet, majd eljuttatja a felmérés célközönségének (a továbbiakban kérdezettek) a kliens programot az előre konfigurált „settings.ini” fájllal, illetve a kitöltendő kérdőív(</w:t>
+      </w:r>
+      <w:proofErr w:type="spellStart"/>
+      <w:r>
+        <w:t>ek</w:t>
+      </w:r>
+      <w:proofErr w:type="spellEnd"/>
+      <w:r>
+        <w:t xml:space="preserve">) nevét/neveit. A kérdezettek futtatják a programot és a kérdőív nevének megadása után kitöltik azt. A határidő leteltével a szervergazda ismét belép </w:t>
+      </w:r>
+      <w:proofErr w:type="spellStart"/>
+      <w:r>
+        <w:t>adminként</w:t>
+      </w:r>
+      <w:proofErr w:type="spellEnd"/>
+      <w:r>
+        <w:t xml:space="preserve"> a kliens alkalmazás használatával és megtekintheti a kérdőívek eredményeit.</w:t>
+      </w:r>
+    </w:p>
+    <w:p>
+      <w:pPr>
+        <w:pStyle w:val="Heading2"/>
+      </w:pPr>
+      <w:r>
         <w:t>Program(ok) telepítése</w:t>
       </w:r>
       <w:r>
@@ -1218,7 +1333,11 @@
         <w:footnoteReference w:id="2"/>
       </w:r>
       <w:r>
-        <w:t xml:space="preserve">, illetve a .NET 8.0 vagy újabb futtatási környezet. A legújabb .NET keretrendszer letölthető a Microsoft hivatalos weboldaláról: </w:t>
+        <w:t xml:space="preserve">, illetve a .NET 8.0 vagy újabb futtatási környezet. A legújabb .NET keretrendszer letölthető a </w:t>
+      </w:r>
+      <w:r>
+        <w:lastRenderedPageBreak/>
+        <w:t xml:space="preserve">Microsoft hivatalos weboldaláról: </w:t>
       </w:r>
       <w:hyperlink r:id="rId13" w:history="1">
         <w:r>
@@ -1229,7 +1348,23 @@
         </w:r>
       </w:hyperlink>
       <w:r>
-        <w:t>. A telepítő letöltése után futtassuk azt. Az „Install” gomb megnyomásával, valamint az admin hozzáférés megadásával el is végeztük a telepítést.</w:t>
+        <w:t>. A telepítő letöltése után futtassuk azt. Az „</w:t>
+      </w:r>
+      <w:proofErr w:type="spellStart"/>
+      <w:r>
+        <w:t>Install</w:t>
+      </w:r>
+      <w:proofErr w:type="spellEnd"/>
+      <w:r>
+        <w:t xml:space="preserve">” gomb megnyomásával, valamint az </w:t>
+      </w:r>
+      <w:proofErr w:type="spellStart"/>
+      <w:r>
+        <w:t>admin</w:t>
+      </w:r>
+      <w:proofErr w:type="spellEnd"/>
+      <w:r>
+        <w:t xml:space="preserve"> hozzáférés megadásával el is végeztük a telepítést.</w:t>
       </w:r>
       <w:r>
         <w:t xml:space="preserve"> </w:t>
@@ -1242,35 +1377,69 @@
     </w:p>
     <w:p>
       <w:r>
-        <w:t xml:space="preserve">A szerver program futtatható fájlja a „UniversalForm/Release/UniversalForm.Server/Server.exe” elérési úton található. Dupla klikkel, vagy parancssorból, a „Server.exe” paranccsal indítható. Hasonlóképpen futtatható a </w:t>
-      </w:r>
-      <w:r>
-        <w:lastRenderedPageBreak/>
-        <w:t xml:space="preserve">kliens is, amely a </w:t>
-      </w:r>
-      <w:r>
-        <w:t>„UniversalForm/Release/UniversalForm.</w:t>
-      </w:r>
-      <w:r>
-        <w:t>Clien</w:t>
+        <w:t>A szerver program futtatható fájlja a „</w:t>
+      </w:r>
+      <w:proofErr w:type="spellStart"/>
+      <w:r>
+        <w:t>UniversalForm</w:t>
+      </w:r>
+      <w:proofErr w:type="spellEnd"/>
+      <w:r>
+        <w:t>/</w:t>
+      </w:r>
+      <w:proofErr w:type="spellStart"/>
+      <w:r>
+        <w:t>Release</w:t>
+      </w:r>
+      <w:proofErr w:type="spellEnd"/>
+      <w:r>
+        <w:t>/</w:t>
+      </w:r>
+      <w:proofErr w:type="spellStart"/>
+      <w:r>
+        <w:t>UniversalForm.Server</w:t>
+      </w:r>
+      <w:proofErr w:type="spellEnd"/>
+      <w:r>
+        <w:t>/Server.exe” elérési úton található. Dupla klikkel, vagy parancssorból, a „Server.exe” paranccsal indítható. Hasonlóképpen futtatható a kliens is, amely a „</w:t>
+      </w:r>
+      <w:proofErr w:type="spellStart"/>
+      <w:r>
+        <w:t>UniversalForm</w:t>
+      </w:r>
+      <w:proofErr w:type="spellEnd"/>
+      <w:r>
+        <w:t>/</w:t>
+      </w:r>
+      <w:proofErr w:type="spellStart"/>
+      <w:r>
+        <w:t>Release</w:t>
+      </w:r>
+      <w:proofErr w:type="spellEnd"/>
+      <w:r>
+        <w:t>/</w:t>
+      </w:r>
+      <w:proofErr w:type="spellStart"/>
+      <w:r>
+        <w:t>UniversalForm.Clien</w:t>
       </w:r>
       <w:r>
         <w:t>t</w:t>
       </w:r>
-      <w:r>
-        <w:t xml:space="preserve"> </w:t>
-      </w:r>
-      <w:r>
-        <w:t>/</w:t>
-      </w:r>
-      <w:r>
-        <w:t>Client</w:t>
-      </w:r>
-      <w:r>
-        <w:t>.exe”</w:t>
-      </w:r>
-      <w:r>
-        <w:t xml:space="preserve"> elérési úton található. Mindkét futtatható fájl mellett található egy-egy „settings.ini” fájl is ezeket – mint ahogy semmi mást ezekből a mappákból – ne töröljük, mert szükségesek a prokramok helyes működéséhez. Szerkesztésükről lentebb lesz szó.</w:t>
+      <w:proofErr w:type="spellEnd"/>
+      <w:r>
+        <w:t xml:space="preserve"> /Client.exe”</w:t>
+      </w:r>
+      <w:r>
+        <w:t xml:space="preserve"> elérési úton található. Mindkét futtatható fájl mellett található egy-egy „settings.ini” fájl is ezeket – mint ahogy semmi mást ezekből a mappákból – ne töröljük, mert szükségesek a </w:t>
+      </w:r>
+      <w:proofErr w:type="spellStart"/>
+      <w:r>
+        <w:t>prokramok</w:t>
+      </w:r>
+      <w:proofErr w:type="spellEnd"/>
+      <w:r>
+        <w:t xml:space="preserve"> helyes működéséhez. Szerkesztésükről lentebb lesz szó.</w:t>
       </w:r>
     </w:p>
     <w:p>
@@ -1293,9 +1462,11 @@
       <w:pPr>
         <w:pStyle w:val="Heading4"/>
       </w:pPr>
+      <w:bookmarkStart w:id="4" w:name="_Ref196957164"/>
       <w:r>
         <w:t>Settings.ini fájl</w:t>
       </w:r>
+      <w:bookmarkEnd w:id="4"/>
     </w:p>
     <w:p>
       <w:r>
@@ -1316,8 +1487,21 @@
           <w:numId w:val="4"/>
         </w:numPr>
       </w:pPr>
-      <w:r>
-        <w:t xml:space="preserve">ServerAddress: A ServerAddress a nevéből értődően a szerver által használt IP címet írja le. Értéke </w:t>
+      <w:proofErr w:type="spellStart"/>
+      <w:r>
+        <w:t>ServerAddress</w:t>
+      </w:r>
+      <w:proofErr w:type="spellEnd"/>
+      <w:r>
+        <w:t xml:space="preserve">: A </w:t>
+      </w:r>
+      <w:proofErr w:type="spellStart"/>
+      <w:r>
+        <w:t>ServerAddress</w:t>
+      </w:r>
+      <w:proofErr w:type="spellEnd"/>
+      <w:r>
+        <w:t xml:space="preserve"> a nevéből értődően a szerver által használt IP címet írja le. Értéke </w:t>
       </w:r>
       <w:r>
         <w:t>lehet:</w:t>
@@ -1361,7 +1545,15 @@
         </w:numPr>
       </w:pPr>
       <w:r>
-        <w:t xml:space="preserve">„localhost”, ami leegyszerűsítve a jelenlegi számítógép saját magára mutató IP címét jelenti (további információ </w:t>
+        <w:t>„</w:t>
+      </w:r>
+      <w:proofErr w:type="spellStart"/>
+      <w:r>
+        <w:t>localhost</w:t>
+      </w:r>
+      <w:proofErr w:type="spellEnd"/>
+      <w:r>
+        <w:t xml:space="preserve">”, ami leegyszerűsítve a jelenlegi számítógép saját magára mutató IP címét jelenti (további információ </w:t>
       </w:r>
       <w:hyperlink r:id="rId15" w:history="1">
         <w:r>
@@ -1387,7 +1579,16 @@
         </w:numPr>
       </w:pPr>
       <w:r>
-        <w:t>„automatic”: automatikusan lekéri az eszköz IP címét egy DNS szervertől</w:t>
+        <w:lastRenderedPageBreak/>
+        <w:t>„</w:t>
+      </w:r>
+      <w:proofErr w:type="spellStart"/>
+      <w:r>
+        <w:t>automatic</w:t>
+      </w:r>
+      <w:proofErr w:type="spellEnd"/>
+      <w:r>
+        <w:t>”: automatikusan lekéri az eszköz IP címét egy DNS szervertől</w:t>
       </w:r>
       <w:r>
         <w:rPr>
@@ -1407,20 +1608,51 @@
           <w:numId w:val="4"/>
         </w:numPr>
       </w:pPr>
-      <w:r>
-        <w:t xml:space="preserve">ServerPort: A szerver </w:t>
+      <w:proofErr w:type="spellStart"/>
+      <w:r>
+        <w:t>ServerPort</w:t>
+      </w:r>
+      <w:proofErr w:type="spellEnd"/>
+      <w:r>
+        <w:t xml:space="preserve">: A szerver </w:t>
       </w:r>
       <w:r>
         <w:t>által használt port. Értéke elméletileg 1-től 65535-ig terjedhet, azonban néhány port már használatban lehet más alkalmazások által. Ez esetben a szerver egy „</w:t>
       </w:r>
-      <w:r>
-        <w:t>Socket is already in use!</w:t>
-      </w:r>
-      <w:r>
-        <w:t>” hibaüzenettel je</w:t>
-      </w:r>
-      <w:r>
-        <w:t>lzi ezt. Ilyenkor utána lehet járni, hogy mi használja ezt a bizonyos portot, de érdemesebb egyszerűen egy másikat beállítani a settings.ini fájlban.</w:t>
+      <w:proofErr w:type="spellStart"/>
+      <w:r>
+        <w:t>Socket</w:t>
+      </w:r>
+      <w:proofErr w:type="spellEnd"/>
+      <w:r>
+        <w:t xml:space="preserve"> is </w:t>
+      </w:r>
+      <w:proofErr w:type="spellStart"/>
+      <w:r>
+        <w:t>already</w:t>
+      </w:r>
+      <w:proofErr w:type="spellEnd"/>
+      <w:r>
+        <w:t xml:space="preserve"> in </w:t>
+      </w:r>
+      <w:proofErr w:type="spellStart"/>
+      <w:r>
+        <w:t>use</w:t>
+      </w:r>
+      <w:proofErr w:type="spellEnd"/>
+      <w:r>
+        <w:t>!” hibaüzenettel je</w:t>
+      </w:r>
+      <w:r>
+        <w:t xml:space="preserve">lzi ezt. Ilyenkor utána lehet járni, hogy mi használja ezt a bizonyos </w:t>
+      </w:r>
+      <w:proofErr w:type="spellStart"/>
+      <w:r>
+        <w:t>portot</w:t>
+      </w:r>
+      <w:proofErr w:type="spellEnd"/>
+      <w:r>
+        <w:t>, de érdemesebb egyszerűen egy másikat beállítani a settings.ini fájlban.</w:t>
       </w:r>
       <w:r>
         <w:t xml:space="preserve"> A különböző alkalmazások és protokollok által használt port</w:t>
@@ -1448,9 +1680,21 @@
           <w:numId w:val="4"/>
         </w:numPr>
       </w:pPr>
-      <w:r>
-        <w:lastRenderedPageBreak/>
-        <w:t xml:space="preserve">Verbose: Megadja, hogy a szerver mennyire legyen bőbeszédű, azaz mennyi információt írjon ki a parancssorra. Ha az értéke „false” vagy „0”, akkor </w:t>
+      <w:proofErr w:type="spellStart"/>
+      <w:r>
+        <w:t>Verbose</w:t>
+      </w:r>
+      <w:proofErr w:type="spellEnd"/>
+      <w:r>
+        <w:t>: Megadja, hogy a szerver mennyire legyen bőbeszédű, azaz mennyi információt írjon ki a parancssorra. Ha az értéke „</w:t>
+      </w:r>
+      <w:proofErr w:type="spellStart"/>
+      <w:r>
+        <w:t>false</w:t>
+      </w:r>
+      <w:proofErr w:type="spellEnd"/>
+      <w:r>
+        <w:t xml:space="preserve">” vagy „0”, akkor </w:t>
       </w:r>
       <w:r>
         <w:t>csak a kliensek csatlakozását és lecsatlakozását, illetve hibaüzeneteket ír ki, míg, ha az értéke bármi más, akkor minden bejövő és kimenő üzenetet kiír.</w:t>
@@ -1469,9 +1713,19 @@
           <w:numId w:val="5"/>
         </w:numPr>
       </w:pPr>
-      <w:r>
-        <w:t>ServerAnswer=localhost</w:t>
-      </w:r>
+      <w:proofErr w:type="spellStart"/>
+      <w:r>
+        <w:t>ServerAnswer</w:t>
+      </w:r>
+      <w:proofErr w:type="spellEnd"/>
+      <w:r>
+        <w:t>=</w:t>
+      </w:r>
+      <w:proofErr w:type="spellStart"/>
+      <w:r>
+        <w:t>localhost</w:t>
+      </w:r>
+      <w:proofErr w:type="spellEnd"/>
     </w:p>
     <w:p>
       <w:pPr>
@@ -1481,8 +1735,13 @@
           <w:numId w:val="5"/>
         </w:numPr>
       </w:pPr>
-      <w:r>
-        <w:t>ServerPort=3000</w:t>
+      <w:proofErr w:type="spellStart"/>
+      <w:r>
+        <w:t>ServerPort</w:t>
+      </w:r>
+      <w:proofErr w:type="spellEnd"/>
+      <w:r>
+        <w:t>=3000</w:t>
       </w:r>
     </w:p>
     <w:p>
@@ -1493,8 +1752,13 @@
           <w:numId w:val="5"/>
         </w:numPr>
       </w:pPr>
-      <w:r>
-        <w:t>IsVerbose=0</w:t>
+      <w:proofErr w:type="spellStart"/>
+      <w:r>
+        <w:t>IsVerbose</w:t>
+      </w:r>
+      <w:proofErr w:type="spellEnd"/>
+      <w:r>
+        <w:t>=0</w:t>
       </w:r>
     </w:p>
     <w:p>
@@ -1510,7 +1774,23 @@
         <w:t>Az első futtatás után a program létrehoz egy „Data” mappát a futtatható fájl mellett. Az alkalmazás ebben tárolja a</w:t>
       </w:r>
       <w:r>
-        <w:t>z összes perzisztens adatot: kérdőívek tartalmát és statisztikáit, valamint az admin felhasználók belépési adatait és kérőíveik listáját. Fontos, hogy csak akkor töröljünk innen fájlokat, ha tudjuk, mit csinálunk, mivel könnyen adatvesztéshez, vagy hibás programműködéshez tud vezetni. Az itt előforduló fájlok kiterjesztései az alábbiakat jelentik:</w:t>
+        <w:t xml:space="preserve">z összes </w:t>
+      </w:r>
+      <w:proofErr w:type="spellStart"/>
+      <w:r>
+        <w:t>perzisztens</w:t>
+      </w:r>
+      <w:proofErr w:type="spellEnd"/>
+      <w:r>
+        <w:t xml:space="preserve"> adatot: kérdőívek tartalmát és statisztikáit, valamint az </w:t>
+      </w:r>
+      <w:proofErr w:type="spellStart"/>
+      <w:r>
+        <w:t>admin</w:t>
+      </w:r>
+      <w:proofErr w:type="spellEnd"/>
+      <w:r>
+        <w:t xml:space="preserve"> felhasználók belépési adatait és kérőíveik listáját. Fontos, hogy csak akkor töröljünk innen fájlokat, ha tudjuk, mit csinálunk, mivel könnyen adatvesztéshez, vagy hibás programműködéshez tud vezetni. Az itt előforduló fájlok kiterjesztései az alábbiakat jelentik:</w:t>
       </w:r>
     </w:p>
     <w:p>
@@ -1521,8 +1801,42 @@
           <w:numId w:val="6"/>
         </w:numPr>
       </w:pPr>
-      <w:r>
-        <w:t>.uff: Universal Form Form, egy kérdőív adatait és kérdéseit tartalmazó fájl.</w:t>
+      <w:proofErr w:type="gramStart"/>
+      <w:r>
+        <w:t>.</w:t>
+      </w:r>
+      <w:proofErr w:type="spellStart"/>
+      <w:r>
+        <w:t>uff</w:t>
+      </w:r>
+      <w:proofErr w:type="spellEnd"/>
+      <w:proofErr w:type="gramEnd"/>
+      <w:r>
+        <w:t xml:space="preserve">: </w:t>
+      </w:r>
+      <w:proofErr w:type="spellStart"/>
+      <w:r>
+        <w:t>Universal</w:t>
+      </w:r>
+      <w:proofErr w:type="spellEnd"/>
+      <w:r>
+        <w:t xml:space="preserve"> </w:t>
+      </w:r>
+      <w:proofErr w:type="spellStart"/>
+      <w:r>
+        <w:t>Form</w:t>
+      </w:r>
+      <w:proofErr w:type="spellEnd"/>
+      <w:r>
+        <w:t xml:space="preserve"> </w:t>
+      </w:r>
+      <w:proofErr w:type="spellStart"/>
+      <w:r>
+        <w:t>Form</w:t>
+      </w:r>
+      <w:proofErr w:type="spellEnd"/>
+      <w:r>
+        <w:t>, egy kérdőív adatait és kérdéseit tartalmazó fájl.</w:t>
       </w:r>
     </w:p>
     <w:p>
@@ -1533,8 +1847,43 @@
           <w:numId w:val="6"/>
         </w:numPr>
       </w:pPr>
-      <w:r>
-        <w:t>.ufs: Universal Form Statistics, egy azonos nevű kérdőívhez tartozó kitöltési adatokat és statisztikákat tartalmazó fájl</w:t>
+      <w:proofErr w:type="gramStart"/>
+      <w:r>
+        <w:lastRenderedPageBreak/>
+        <w:t>.</w:t>
+      </w:r>
+      <w:proofErr w:type="spellStart"/>
+      <w:r>
+        <w:t>ufs</w:t>
+      </w:r>
+      <w:proofErr w:type="spellEnd"/>
+      <w:proofErr w:type="gramEnd"/>
+      <w:r>
+        <w:t xml:space="preserve">: </w:t>
+      </w:r>
+      <w:proofErr w:type="spellStart"/>
+      <w:r>
+        <w:t>Universal</w:t>
+      </w:r>
+      <w:proofErr w:type="spellEnd"/>
+      <w:r>
+        <w:t xml:space="preserve"> </w:t>
+      </w:r>
+      <w:proofErr w:type="spellStart"/>
+      <w:r>
+        <w:t>Form</w:t>
+      </w:r>
+      <w:proofErr w:type="spellEnd"/>
+      <w:r>
+        <w:t xml:space="preserve"> </w:t>
+      </w:r>
+      <w:proofErr w:type="spellStart"/>
+      <w:r>
+        <w:t>Statistics</w:t>
+      </w:r>
+      <w:proofErr w:type="spellEnd"/>
+      <w:r>
+        <w:t>, egy azonos nevű kérdőívhez tartozó kitöltési adatokat és statisztikákat tartalmazó fájl</w:t>
       </w:r>
     </w:p>
     <w:p>
@@ -1545,8 +1894,50 @@
           <w:numId w:val="6"/>
         </w:numPr>
       </w:pPr>
-      <w:r>
-        <w:t>.ufu: Universal Form User, egy admin felhatalmazású felhasználó bejelentkezési adatait</w:t>
+      <w:proofErr w:type="gramStart"/>
+      <w:r>
+        <w:t>.</w:t>
+      </w:r>
+      <w:proofErr w:type="spellStart"/>
+      <w:r>
+        <w:t>ufu</w:t>
+      </w:r>
+      <w:proofErr w:type="spellEnd"/>
+      <w:proofErr w:type="gramEnd"/>
+      <w:r>
+        <w:t xml:space="preserve">: </w:t>
+      </w:r>
+      <w:proofErr w:type="spellStart"/>
+      <w:r>
+        <w:t>Universal</w:t>
+      </w:r>
+      <w:proofErr w:type="spellEnd"/>
+      <w:r>
+        <w:t xml:space="preserve"> </w:t>
+      </w:r>
+      <w:proofErr w:type="spellStart"/>
+      <w:r>
+        <w:t>Form</w:t>
+      </w:r>
+      <w:proofErr w:type="spellEnd"/>
+      <w:r>
+        <w:t xml:space="preserve"> </w:t>
+      </w:r>
+      <w:proofErr w:type="spellStart"/>
+      <w:r>
+        <w:t>User</w:t>
+      </w:r>
+      <w:proofErr w:type="spellEnd"/>
+      <w:r>
+        <w:t xml:space="preserve">, egy </w:t>
+      </w:r>
+      <w:proofErr w:type="spellStart"/>
+      <w:r>
+        <w:t>admin</w:t>
+      </w:r>
+      <w:proofErr w:type="spellEnd"/>
+      <w:r>
+        <w:t xml:space="preserve"> felhatalmazású felhasználó bejelentkezési adatait</w:t>
       </w:r>
       <w:r>
         <w:t xml:space="preserve"> (a jelszót titkosítva)</w:t>
@@ -1573,7 +1964,15 @@
         <w:t>Az alkalmazás elindítását parancssoron keresztül ajánlom, mivel hiba esetén az alkalmazás leáll, és ha nem parancssorból indítottuk el, az általa megnyitott parancssor ablak is bezáródik. A legegyszerűbb módja a program ily módon való elindítás</w:t>
       </w:r>
       <w:r>
-        <w:t>ára, ha fájlkezelővel elnavigálunk a futtatható fájl mappájába, majd az elérési út sorba belekattintva beírjuk azt, hogy „cmd” és entert nyomunk. Így elindítottunk egy parancssor ablakot, ami már a megfelelő helyre van navigálva. Ezután csak be kell írnunk, hogy „Server.exe”, és elindul az alkalmazás.</w:t>
+        <w:t>ára, ha fájlkezelővel elnavigálunk a futtatható fájl mappájába, majd az elérési út sorba belekattintva beírjuk azt, hogy „</w:t>
+      </w:r>
+      <w:proofErr w:type="spellStart"/>
+      <w:r>
+        <w:t>cmd</w:t>
+      </w:r>
+      <w:proofErr w:type="spellEnd"/>
+      <w:r>
+        <w:t>” és entert nyomunk. Így elindítottunk egy parancssor ablakot, ami már a megfelelő helyre van navigálva. Ezután csak be kell írnunk, hogy „Server.exe”, és elindul az alkalmazás.</w:t>
       </w:r>
       <w:r>
         <w:t xml:space="preserve"> Amennyiben a „settings.ini” fájl olvasásakor és a szerver végpontjának létrehozása során sem történt hiba, </w:t>
@@ -1585,25 +1984,28 @@
         <w:t>üzenet fogad bennünket</w:t>
       </w:r>
       <w:r>
-        <w:t xml:space="preserve"> (lásd: </w:t>
+        <w:t xml:space="preserve"> (lásd:</w:t>
+      </w:r>
+      <w:r>
+        <w:t xml:space="preserve"> </w:t>
       </w:r>
       <w:r>
         <w:fldChar w:fldCharType="begin"/>
       </w:r>
       <w:r>
-        <w:instrText xml:space="preserve"> REF _Ref196954546 \h </w:instrText>
+        <w:instrText xml:space="preserve"> REF _Ref196965567 \h </w:instrText>
       </w:r>
       <w:r>
         <w:fldChar w:fldCharType="separate"/>
+      </w:r>
+      <w:r>
+        <w:t xml:space="preserve">ábra </w:t>
       </w:r>
       <w:r>
         <w:rPr>
           <w:noProof/>
         </w:rPr>
-        <w:t>1</w:t>
-      </w:r>
-      <w:r>
-        <w:t>. ábra - Szerver kezdőoldal</w:t>
+        <w:t>2</w:t>
       </w:r>
       <w:r>
         <w:fldChar w:fldCharType="end"/>
@@ -1618,9 +2020,12 @@
     <w:p>
       <w:pPr>
         <w:keepNext/>
-      </w:pPr>
-      <w:r>
-        <w:lastRenderedPageBreak/>
+        <w:jc w:val="center"/>
+      </w:pPr>
+      <w:r>
+        <w:rPr>
+          <w:noProof/>
+        </w:rPr>
         <w:drawing>
           <wp:inline distT="0" distB="0" distL="0" distR="0" wp14:anchorId="167749CB" wp14:editId="3BB48A02">
             <wp:extent cx="5759450" cy="3538220"/>
@@ -1658,16 +2063,19 @@
         </w:drawing>
       </w:r>
     </w:p>
-    <w:bookmarkStart w:id="4" w:name="_Ref196954546"/>
     <w:p>
       <w:pPr>
         <w:pStyle w:val="Caption"/>
       </w:pPr>
+      <w:bookmarkStart w:id="5" w:name="_Ref196965567"/>
+      <w:r>
+        <w:t xml:space="preserve">ábra </w:t>
+      </w:r>
       <w:r>
         <w:fldChar w:fldCharType="begin"/>
       </w:r>
       <w:r>
-        <w:instrText xml:space="preserve"> SEQ _ \* ARABIC </w:instrText>
+        <w:instrText xml:space="preserve"> SEQ ábra \* ARABIC </w:instrText>
       </w:r>
       <w:r>
         <w:fldChar w:fldCharType="separate"/>
@@ -1676,15 +2084,15 @@
         <w:rPr>
           <w:noProof/>
         </w:rPr>
-        <w:t>1</w:t>
+        <w:t>2</w:t>
       </w:r>
       <w:r>
         <w:fldChar w:fldCharType="end"/>
       </w:r>
-      <w:r>
-        <w:t>. ábra - Szerver kezdőoldal</w:t>
-      </w:r>
-      <w:bookmarkEnd w:id="4"/>
+      <w:bookmarkEnd w:id="5"/>
+      <w:r>
+        <w:t xml:space="preserve"> - Szerver kezdőoldal</w:t>
+      </w:r>
     </w:p>
     <w:p>
       <w:r>
@@ -1700,7 +2108,43 @@
         </w:numPr>
       </w:pPr>
       <w:r>
-        <w:t>„register”: Ezzel a paranccsal regisztrálhatunk új admin hozzáférésű felhasználót. A parancs megadása után a program kér egy felhasználónevet, valamint egy jelszót, amit meg is kell erősíteni. Ha a felhasználónév már foglalt, vagy a jelszó nem egyezik a megerősítésként bekért második jelszóval, akkor a program ezt közli velünk és új bemeneteket kér a felhasználótól. Mivel az alap telepítéssel nem jár alapértelmezett admin fiók, szükségszerű legalább egyet létrehozni ezzel a paranccsal, hiszen admin jogosultság nélkül nem tudunk kérdőíveket készíteni, és így megosztani sem.</w:t>
+        <w:t>„</w:t>
+      </w:r>
+      <w:proofErr w:type="spellStart"/>
+      <w:r>
+        <w:t>register</w:t>
+      </w:r>
+      <w:proofErr w:type="spellEnd"/>
+      <w:r>
+        <w:t xml:space="preserve">”: Ezzel a paranccsal regisztrálhatunk új </w:t>
+      </w:r>
+      <w:proofErr w:type="spellStart"/>
+      <w:r>
+        <w:t>admin</w:t>
+      </w:r>
+      <w:proofErr w:type="spellEnd"/>
+      <w:r>
+        <w:t xml:space="preserve"> hozzáférésű felhasználót. A parancs megadása után a program kér egy felhasználónevet, valamint egy jelszót, amit </w:t>
+      </w:r>
+      <w:r>
+        <w:lastRenderedPageBreak/>
+        <w:t xml:space="preserve">meg is kell erősíteni. Ha a felhasználónév már foglalt, vagy a jelszó nem egyezik a megerősítésként bekért második jelszóval, akkor a program ezt közli velünk és új bemeneteket kér a felhasználótól. Mivel az alap telepítéssel nem jár alapértelmezett </w:t>
+      </w:r>
+      <w:proofErr w:type="spellStart"/>
+      <w:r>
+        <w:t>admin</w:t>
+      </w:r>
+      <w:proofErr w:type="spellEnd"/>
+      <w:r>
+        <w:t xml:space="preserve"> fiók, szükségszerű legalább egyet létrehozni ezzel a paranccsal, hiszen </w:t>
+      </w:r>
+      <w:proofErr w:type="spellStart"/>
+      <w:r>
+        <w:t>admin</w:t>
+      </w:r>
+      <w:proofErr w:type="spellEnd"/>
+      <w:r>
+        <w:t xml:space="preserve"> jogosultság nélkül nem tudunk kérdőíveket készíteni, és így megosztani sem.</w:t>
       </w:r>
     </w:p>
     <w:p>
@@ -1712,7 +2156,39 @@
         </w:numPr>
       </w:pPr>
       <w:r>
-        <w:t>„delete user”: Ezzel a paranccsal törölhetünk egy meglévő admin fiókot, az összes hozzá tartozó kérdőívvel és statisztikával együtt. Csak akkor tegyük ezt, ha biztosak vagyunk a döntésünkben, mivel az ezáltal törölt adatok nem visszaszerezhetők. Egy fiók törléséhez meg kell adni a felhasználónevét és a jelszavát.</w:t>
+        <w:t>„</w:t>
+      </w:r>
+      <w:proofErr w:type="spellStart"/>
+      <w:r>
+        <w:t>delete</w:t>
+      </w:r>
+      <w:proofErr w:type="spellEnd"/>
+      <w:r>
+        <w:t xml:space="preserve"> </w:t>
+      </w:r>
+      <w:proofErr w:type="spellStart"/>
+      <w:r>
+        <w:t>user</w:t>
+      </w:r>
+      <w:proofErr w:type="spellEnd"/>
+      <w:r>
+        <w:t xml:space="preserve">”: Ezzel a paranccsal törölhetünk egy meglévő </w:t>
+      </w:r>
+      <w:proofErr w:type="spellStart"/>
+      <w:r>
+        <w:t>admin</w:t>
+      </w:r>
+      <w:proofErr w:type="spellEnd"/>
+      <w:r>
+        <w:t xml:space="preserve"> fiókot, az összes hozzá tartozó kérdőívvel és statisztikával együtt. Csak akkor tegyük ezt, ha biztosak vagyunk a döntésünkben, mivel az ezáltal </w:t>
+      </w:r>
+      <w:proofErr w:type="spellStart"/>
+      <w:r>
+        <w:t>törölt</w:t>
+      </w:r>
+      <w:proofErr w:type="spellEnd"/>
+      <w:r>
+        <w:t xml:space="preserve"> adatok nem visszaszerezhetők. Egy fiók törléséhez meg kell adni a felhasználónevét és a jelszavát.</w:t>
       </w:r>
     </w:p>
     <w:p>
@@ -1754,12 +2230,1694 @@
       <w:pPr>
         <w:pStyle w:val="Heading3"/>
       </w:pPr>
-      <w:bookmarkStart w:id="5" w:name="_Ref196956313"/>
-      <w:r>
+      <w:bookmarkStart w:id="6" w:name="_Ref196956313"/>
+      <w:r>
+        <w:t>Kliens</w:t>
+      </w:r>
+      <w:bookmarkEnd w:id="6"/>
+    </w:p>
+    <w:p>
+      <w:pPr>
+        <w:pStyle w:val="Heading4"/>
+      </w:pPr>
+      <w:r>
+        <w:t>Settings.ini fájl</w:t>
+      </w:r>
+    </w:p>
+    <w:p>
+      <w:r>
+        <w:t>A szerverhez hasonlóan a kliens is egy „settings.ini” fájlból tölti be az alapvető beállításait.</w:t>
+      </w:r>
+      <w:r>
+        <w:t xml:space="preserve"> Ez a fájl szintén tartalmaz egy „</w:t>
+      </w:r>
+      <w:proofErr w:type="spellStart"/>
+      <w:r>
+        <w:t>ServerAddress</w:t>
+      </w:r>
+      <w:proofErr w:type="spellEnd"/>
+      <w:r>
+        <w:t>” és egy „</w:t>
+      </w:r>
+      <w:proofErr w:type="spellStart"/>
+      <w:r>
+        <w:t>ServerPort</w:t>
+      </w:r>
+      <w:proofErr w:type="spellEnd"/>
+      <w:r>
+        <w:t xml:space="preserve">” értéket, melyek az elérendő szerver címét és </w:t>
+      </w:r>
+      <w:proofErr w:type="spellStart"/>
+      <w:r>
+        <w:t>portját</w:t>
+      </w:r>
+      <w:proofErr w:type="spellEnd"/>
+      <w:r>
+        <w:t xml:space="preserve"> tartalmazzák (bővebben lásd: </w:t>
+      </w:r>
+      <w:r>
+        <w:fldChar w:fldCharType="begin"/>
+      </w:r>
+      <w:r>
+        <w:instrText xml:space="preserve"> REF _Ref196957164 \h </w:instrText>
+      </w:r>
+      <w:r>
+        <w:fldChar w:fldCharType="separate"/>
+      </w:r>
+      <w:r>
+        <w:t>Settings.ini fájl</w:t>
+      </w:r>
+      <w:r>
+        <w:fldChar w:fldCharType="end"/>
+      </w:r>
+      <w:r>
+        <w:t>). Ezeket az értékeket vagy már beállítva kaptad a kitöltendő kérdőív tulajdonosától, vagy be kell állítanod a megfelelő értékekre. A fájl „</w:t>
+      </w:r>
+      <w:proofErr w:type="spellStart"/>
+      <w:r>
+        <w:t>Verbose</w:t>
+      </w:r>
+      <w:proofErr w:type="spellEnd"/>
+      <w:r>
+        <w:t xml:space="preserve">” beállítást nem tartalmaz, mivel a kliens grafikus felhasználói felülettel rendelkezik, így nem ír ki semmit a konzolra. </w:t>
+      </w:r>
+    </w:p>
+    <w:p>
+      <w:pPr>
+        <w:pStyle w:val="Heading4"/>
+      </w:pPr>
+      <w:r>
+        <w:t>Felhasználói felület</w:t>
+      </w:r>
+    </w:p>
+    <w:p>
+      <w:r>
+        <w:t>A kliens alkalmazás grafikus felhasználói felülettel rendelkezik, mely több ablakból áll. A közöttük való navigálás gombokkal történik, így használata egyszerű.</w:t>
+      </w:r>
+    </w:p>
+    <w:p>
+      <w:pPr>
+        <w:pStyle w:val="Heading5"/>
+      </w:pPr>
+      <w:bookmarkStart w:id="7" w:name="_Ref196965279"/>
+      <w:r>
+        <w:t>Menü</w:t>
+      </w:r>
+      <w:bookmarkEnd w:id="7"/>
+    </w:p>
+    <w:p>
+      <w:r>
+        <w:t xml:space="preserve">A menü az első ablak, ami az alkalmazás indításakor megjelenik (lásd: </w:t>
+      </w:r>
+      <w:r>
+        <w:fldChar w:fldCharType="begin"/>
+      </w:r>
+      <w:r>
+        <w:instrText xml:space="preserve"> REF _Ref196965702 \h </w:instrText>
+      </w:r>
+      <w:r>
+        <w:fldChar w:fldCharType="separate"/>
+      </w:r>
+      <w:r>
+        <w:t xml:space="preserve">ábra </w:t>
+      </w:r>
+      <w:r>
+        <w:rPr>
+          <w:noProof/>
+        </w:rPr>
+        <w:t>3</w:t>
+      </w:r>
+      <w:r>
+        <w:fldChar w:fldCharType="end"/>
+      </w:r>
+      <w:r>
+        <w:fldChar w:fldCharType="begin"/>
+      </w:r>
+      <w:r>
+        <w:instrText xml:space="preserve"> REF _Ref196957637 \h </w:instrText>
+      </w:r>
+      <w:r>
+        <w:fldChar w:fldCharType="separate"/>
+      </w:r>
+      <w:r>
+        <w:fldChar w:fldCharType="end"/>
+      </w:r>
+      <w:r>
+        <w:t xml:space="preserve">). </w:t>
+      </w:r>
+      <w:r>
+        <w:t>Hogyha egy kérdőívet szeretnénk kitölteni, csak be kell írni a kérdőív nevét a szövegdobozba és meg kell nyomni a „</w:t>
+      </w:r>
+      <w:proofErr w:type="spellStart"/>
+      <w:r>
+        <w:t>Fill</w:t>
+      </w:r>
+      <w:proofErr w:type="spellEnd"/>
+      <w:r>
+        <w:t xml:space="preserve"> out </w:t>
+      </w:r>
+      <w:proofErr w:type="spellStart"/>
+      <w:r>
+        <w:t>Form</w:t>
+      </w:r>
+      <w:proofErr w:type="spellEnd"/>
+      <w:r>
+        <w:t xml:space="preserve">” gombot. Ha </w:t>
+      </w:r>
+      <w:proofErr w:type="spellStart"/>
+      <w:r>
+        <w:t>adminként</w:t>
+      </w:r>
+      <w:proofErr w:type="spellEnd"/>
+      <w:r>
+        <w:t xml:space="preserve"> szeretnénk új kérdőívet csinálni, vagy a meglévőket kezelni, illetve a statisztikáikat megtekinteni, akkor a „login </w:t>
+      </w:r>
+      <w:proofErr w:type="spellStart"/>
+      <w:r>
+        <w:t>as</w:t>
+      </w:r>
+      <w:proofErr w:type="spellEnd"/>
+      <w:r>
+        <w:t xml:space="preserve"> </w:t>
+      </w:r>
+      <w:proofErr w:type="spellStart"/>
+      <w:r>
+        <w:t>Admin</w:t>
+      </w:r>
+      <w:proofErr w:type="spellEnd"/>
+      <w:r>
+        <w:t>” gombra kattintva beléphetünk a megfelelő felhasználónév és jelszó megadását követően.</w:t>
+      </w:r>
+    </w:p>
+    <w:p>
+      <w:pPr>
+        <w:keepNext/>
+        <w:jc w:val="center"/>
+      </w:pPr>
+      <w:r>
+        <w:rPr>
+          <w:noProof/>
+        </w:rPr>
         <w:lastRenderedPageBreak/>
-        <w:t>Kliens</w:t>
-      </w:r>
-      <w:bookmarkEnd w:id="5"/>
+        <w:drawing>
+          <wp:inline distT="0" distB="0" distL="0" distR="0" wp14:anchorId="447D7E50" wp14:editId="1D63AE96">
+            <wp:extent cx="4058216" cy="2781688"/>
+            <wp:effectExtent l="0" t="0" r="0" b="0"/>
+            <wp:docPr id="723572798" name="Picture 1"/>
+            <wp:cNvGraphicFramePr>
+              <a:graphicFrameLocks xmlns:a="http://schemas.openxmlformats.org/drawingml/2006/main" noChangeAspect="1"/>
+            </wp:cNvGraphicFramePr>
+            <a:graphic xmlns:a="http://schemas.openxmlformats.org/drawingml/2006/main">
+              <a:graphicData uri="http://schemas.openxmlformats.org/drawingml/2006/picture">
+                <pic:pic xmlns:pic="http://schemas.openxmlformats.org/drawingml/2006/picture">
+                  <pic:nvPicPr>
+                    <pic:cNvPr id="723572798" name=""/>
+                    <pic:cNvPicPr/>
+                  </pic:nvPicPr>
+                  <pic:blipFill>
+                    <a:blip r:embed="rId18"/>
+                    <a:stretch>
+                      <a:fillRect/>
+                    </a:stretch>
+                  </pic:blipFill>
+                  <pic:spPr>
+                    <a:xfrm>
+                      <a:off x="0" y="0"/>
+                      <a:ext cx="4058216" cy="2781688"/>
+                    </a:xfrm>
+                    <a:prstGeom prst="rect">
+                      <a:avLst/>
+                    </a:prstGeom>
+                  </pic:spPr>
+                </pic:pic>
+              </a:graphicData>
+            </a:graphic>
+          </wp:inline>
+        </w:drawing>
+      </w:r>
+    </w:p>
+    <w:p>
+      <w:pPr>
+        <w:pStyle w:val="Caption"/>
+      </w:pPr>
+      <w:bookmarkStart w:id="8" w:name="_Ref196965702"/>
+      <w:r>
+        <w:t xml:space="preserve">ábra </w:t>
+      </w:r>
+      <w:r>
+        <w:fldChar w:fldCharType="begin"/>
+      </w:r>
+      <w:r>
+        <w:instrText xml:space="preserve"> SEQ ábra \* ARABIC </w:instrText>
+      </w:r>
+      <w:r>
+        <w:fldChar w:fldCharType="separate"/>
+      </w:r>
+      <w:r>
+        <w:rPr>
+          <w:noProof/>
+        </w:rPr>
+        <w:t>3</w:t>
+      </w:r>
+      <w:r>
+        <w:fldChar w:fldCharType="end"/>
+      </w:r>
+      <w:bookmarkEnd w:id="8"/>
+      <w:r>
+        <w:t xml:space="preserve"> - Kliens menü</w:t>
+      </w:r>
+    </w:p>
+    <w:p>
+      <w:pPr>
+        <w:pStyle w:val="Heading5"/>
+      </w:pPr>
+      <w:r>
+        <w:t>Kérdőív kitöltése</w:t>
+      </w:r>
+    </w:p>
+    <w:p>
+      <w:r>
+        <w:t>A kérdőív nevének megadása után</w:t>
+      </w:r>
+      <w:r>
+        <w:t xml:space="preserve">, ha a kérdőív nem anonim, akkor meg kell adni egy azonosítót: általában nevet, </w:t>
+      </w:r>
+      <w:proofErr w:type="spellStart"/>
+      <w:r>
+        <w:t>neptun</w:t>
+      </w:r>
+      <w:proofErr w:type="spellEnd"/>
+      <w:r>
+        <w:t xml:space="preserve"> kódot, ilyesmit; amiről a szervergazda felismer. Ha anonim, akkor erre nincs szükség. Ezután</w:t>
+      </w:r>
+      <w:r>
+        <w:t xml:space="preserve"> </w:t>
+      </w:r>
+      <w:r>
+        <w:t xml:space="preserve">megjelenik </w:t>
+      </w:r>
+      <w:r>
+        <w:t>a kérdőív címlapja egy új ablakban. Ezen az oldalon látható a kérdőív címe (nem összekeverendő a nevével, ami azonosítóként szolgál), leírása és egy „</w:t>
+      </w:r>
+      <w:proofErr w:type="spellStart"/>
+      <w:r>
+        <w:t>Fill</w:t>
+      </w:r>
+      <w:proofErr w:type="spellEnd"/>
+      <w:r>
+        <w:t xml:space="preserve"> Out </w:t>
+      </w:r>
+      <w:proofErr w:type="spellStart"/>
+      <w:r>
+        <w:t>Form</w:t>
+      </w:r>
+      <w:proofErr w:type="spellEnd"/>
+      <w:r>
+        <w:t>” gomb, amelynek megnyomásával el is kezdjük a kérdőív kitöltését</w:t>
+      </w:r>
+      <w:r>
+        <w:t>.</w:t>
+      </w:r>
+      <w:r>
+        <w:t xml:space="preserve"> A kérdések típusait lásd: </w:t>
+      </w:r>
+      <w:r>
+        <w:fldChar w:fldCharType="begin"/>
+      </w:r>
+      <w:r>
+        <w:instrText xml:space="preserve"> REF _Ref196960524 \h </w:instrText>
+      </w:r>
+      <w:r>
+        <w:fldChar w:fldCharType="separate"/>
+      </w:r>
+      <w:r>
+        <w:t>Kérdéstípusok</w:t>
+      </w:r>
+      <w:r>
+        <w:fldChar w:fldCharType="end"/>
+      </w:r>
+      <w:r>
+        <w:t xml:space="preserve">. Ha egy kérdésnél látható a </w:t>
+      </w:r>
+      <w:r>
+        <w:rPr>
+          <w:color w:val="FF0000"/>
+        </w:rPr>
+        <w:t>*</w:t>
+      </w:r>
+      <w:proofErr w:type="spellStart"/>
+      <w:r>
+        <w:rPr>
+          <w:color w:val="FF0000"/>
+        </w:rPr>
+        <w:t>required</w:t>
+      </w:r>
+      <w:proofErr w:type="spellEnd"/>
+      <w:r>
+        <w:rPr>
+          <w:color w:val="FF0000"/>
+        </w:rPr>
+        <w:t>*</w:t>
+      </w:r>
+      <w:r>
+        <w:rPr>
+          <w:color w:val="F6F6F6"/>
+        </w:rPr>
+        <w:t xml:space="preserve"> </w:t>
+      </w:r>
+      <w:r>
+        <w:t>felirat, akkor a kérdés kitöltése kötelező és a kérdőív nem enged továbblépni.</w:t>
+      </w:r>
+      <w:r>
+        <w:t xml:space="preserve"> A kérdések között a </w:t>
+      </w:r>
+      <w:proofErr w:type="gramStart"/>
+      <w:r>
+        <w:t>„&lt; Back</w:t>
+      </w:r>
+      <w:proofErr w:type="gramEnd"/>
+      <w:r>
+        <w:t>” és a „</w:t>
+      </w:r>
+      <w:proofErr w:type="spellStart"/>
+      <w:r>
+        <w:t>Next</w:t>
+      </w:r>
+      <w:proofErr w:type="spellEnd"/>
+      <w:r>
+        <w:t xml:space="preserve"> &gt;” gombokkal lehet navigálni. Lehetséges, hogy a kérdőív nem enged visszalépést: ilyenkor a </w:t>
+      </w:r>
+      <w:proofErr w:type="gramStart"/>
+      <w:r>
+        <w:t>„&lt; Back</w:t>
+      </w:r>
+      <w:proofErr w:type="gramEnd"/>
+      <w:r>
+        <w:t>” gomb nem látható.</w:t>
+      </w:r>
+      <w:r>
+        <w:t xml:space="preserve"> Erről a címlapon egy figyelmeztető szöveg tájékoztat a kérdőív megkezdése előtt.</w:t>
+      </w:r>
+    </w:p>
+    <w:p>
+      <w:pPr>
+        <w:pStyle w:val="Heading5"/>
+      </w:pPr>
+      <w:bookmarkStart w:id="9" w:name="_Ref196960524"/>
+      <w:r>
+        <w:t>Kérdéstípusok</w:t>
+      </w:r>
+      <w:bookmarkEnd w:id="9"/>
+    </w:p>
+    <w:p>
+      <w:r>
+        <w:t>A program 5 kérdéstípussal rendelkezik:</w:t>
+      </w:r>
+    </w:p>
+    <w:p>
+      <w:pPr>
+        <w:pStyle w:val="ListParagraph"/>
+        <w:numPr>
+          <w:ilvl w:val="0"/>
+          <w:numId w:val="8"/>
+        </w:numPr>
+      </w:pPr>
+      <w:r>
+        <w:t>Szövegmező (</w:t>
+      </w:r>
+      <w:proofErr w:type="spellStart"/>
+      <w:r>
+        <w:t>TextArea</w:t>
+      </w:r>
+      <w:proofErr w:type="spellEnd"/>
+      <w:r>
+        <w:t>): A válasz egy (szinte) korlátlan karakterből álló szöveg, akár több sorban is.</w:t>
+      </w:r>
+      <w:r>
+        <w:t xml:space="preserve"> Ha nem fér ki a válasz, a görgetősávokat lehet használni.</w:t>
+      </w:r>
+    </w:p>
+    <w:p>
+      <w:pPr>
+        <w:pStyle w:val="ListParagraph"/>
+        <w:numPr>
+          <w:ilvl w:val="0"/>
+          <w:numId w:val="8"/>
+        </w:numPr>
+      </w:pPr>
+      <w:r>
+        <w:t>Egyválasztós (</w:t>
+      </w:r>
+      <w:proofErr w:type="spellStart"/>
+      <w:r>
+        <w:t>RadioButton</w:t>
+      </w:r>
+      <w:proofErr w:type="spellEnd"/>
+      <w:r>
+        <w:t xml:space="preserve">): Több lehetőségből lehet egyet választani, akár egyéni opciót is, ha engedélyezett (lásd: </w:t>
+      </w:r>
+      <w:r>
+        <w:fldChar w:fldCharType="begin"/>
+      </w:r>
+      <w:r>
+        <w:instrText xml:space="preserve"> REF _Ref196964739 \r \h </w:instrText>
+      </w:r>
+      <w:r>
+        <w:fldChar w:fldCharType="separate"/>
+      </w:r>
+      <w:r>
+        <w:fldChar w:fldCharType="end"/>
+      </w:r>
+      <w:r>
+        <w:fldChar w:fldCharType="begin"/>
+      </w:r>
+      <w:r>
+        <w:instrText xml:space="preserve"> REF _Ref196964739 \h </w:instrText>
+      </w:r>
+      <w:r>
+        <w:fldChar w:fldCharType="separate"/>
+      </w:r>
+      <w:r>
+        <w:t>Új kérdőív készítése</w:t>
+      </w:r>
+      <w:r>
+        <w:fldChar w:fldCharType="end"/>
+      </w:r>
+      <w:r>
+        <w:t>)</w:t>
+      </w:r>
+    </w:p>
+    <w:p>
+      <w:pPr>
+        <w:pStyle w:val="ListParagraph"/>
+        <w:numPr>
+          <w:ilvl w:val="0"/>
+          <w:numId w:val="8"/>
+        </w:numPr>
+      </w:pPr>
+      <w:r>
+        <w:t>Többválasztós (</w:t>
+      </w:r>
+      <w:proofErr w:type="spellStart"/>
+      <w:r>
+        <w:t>CheckBox</w:t>
+      </w:r>
+      <w:proofErr w:type="spellEnd"/>
+      <w:r>
+        <w:t>): Több lehetőségből lehet többet is választani, akár egyéni opciót is, ha engedélyezett.</w:t>
+      </w:r>
+    </w:p>
+    <w:p>
+      <w:pPr>
+        <w:pStyle w:val="ListParagraph"/>
+        <w:numPr>
+          <w:ilvl w:val="0"/>
+          <w:numId w:val="8"/>
+        </w:numPr>
+      </w:pPr>
+      <w:r>
+        <w:lastRenderedPageBreak/>
+        <w:t>Dátum (</w:t>
+      </w:r>
+      <w:proofErr w:type="spellStart"/>
+      <w:r>
+        <w:t>DateTime</w:t>
+      </w:r>
+      <w:proofErr w:type="spellEnd"/>
+      <w:r>
+        <w:t>): Egy dátum, a meghatározott minimum és maximum érték között, napra pontosan.</w:t>
+      </w:r>
+    </w:p>
+    <w:p>
+      <w:pPr>
+        <w:pStyle w:val="ListParagraph"/>
+        <w:numPr>
+          <w:ilvl w:val="0"/>
+          <w:numId w:val="8"/>
+        </w:numPr>
+      </w:pPr>
+      <w:r>
+        <w:t>Egész szám (</w:t>
+      </w:r>
+      <w:proofErr w:type="spellStart"/>
+      <w:r>
+        <w:t>Number</w:t>
+      </w:r>
+      <w:proofErr w:type="spellEnd"/>
+      <w:r>
+        <w:t xml:space="preserve">): Egy, a meghatározott minimum és maximum érték közötti </w:t>
+      </w:r>
+      <w:r>
+        <w:t xml:space="preserve">egész </w:t>
+      </w:r>
+      <w:r>
+        <w:t>szám.</w:t>
+      </w:r>
+    </w:p>
+    <w:p>
+      <w:pPr>
+        <w:keepNext/>
+        <w:jc w:val="center"/>
+      </w:pPr>
+      <w:r>
+        <w:rPr>
+          <w:noProof/>
+        </w:rPr>
+        <w:drawing>
+          <wp:inline distT="0" distB="0" distL="0" distR="0" wp14:anchorId="5ABF2148" wp14:editId="36DA14DF">
+            <wp:extent cx="5753100" cy="4572000"/>
+            <wp:effectExtent l="0" t="0" r="0" b="0"/>
+            <wp:docPr id="92915762" name="Picture 5"/>
+            <wp:cNvGraphicFramePr>
+              <a:graphicFrameLocks xmlns:a="http://schemas.openxmlformats.org/drawingml/2006/main" noChangeAspect="1"/>
+            </wp:cNvGraphicFramePr>
+            <a:graphic xmlns:a="http://schemas.openxmlformats.org/drawingml/2006/main">
+              <a:graphicData uri="http://schemas.openxmlformats.org/drawingml/2006/picture">
+                <pic:pic xmlns:pic="http://schemas.openxmlformats.org/drawingml/2006/picture">
+                  <pic:nvPicPr>
+                    <pic:cNvPr id="0" name="Picture 4"/>
+                    <pic:cNvPicPr>
+                      <a:picLocks noChangeAspect="1" noChangeArrowheads="1"/>
+                    </pic:cNvPicPr>
+                  </pic:nvPicPr>
+                  <pic:blipFill>
+                    <a:blip r:embed="rId19" cstate="print">
+                      <a:extLst>
+                        <a:ext uri="{28A0092B-C50C-407E-A947-70E740481C1C}">
+                          <a14:useLocalDpi xmlns:a14="http://schemas.microsoft.com/office/drawing/2010/main" val="0"/>
+                        </a:ext>
+                      </a:extLst>
+                    </a:blip>
+                    <a:srcRect/>
+                    <a:stretch>
+                      <a:fillRect/>
+                    </a:stretch>
+                  </pic:blipFill>
+                  <pic:spPr bwMode="auto">
+                    <a:xfrm>
+                      <a:off x="0" y="0"/>
+                      <a:ext cx="5753100" cy="4572000"/>
+                    </a:xfrm>
+                    <a:prstGeom prst="rect">
+                      <a:avLst/>
+                    </a:prstGeom>
+                    <a:noFill/>
+                    <a:ln>
+                      <a:noFill/>
+                    </a:ln>
+                  </pic:spPr>
+                </pic:pic>
+              </a:graphicData>
+            </a:graphic>
+          </wp:inline>
+        </w:drawing>
+      </w:r>
+    </w:p>
+    <w:p>
+      <w:pPr>
+        <w:pStyle w:val="Caption"/>
+      </w:pPr>
+      <w:r>
+        <w:t xml:space="preserve">ábra </w:t>
+      </w:r>
+      <w:r>
+        <w:fldChar w:fldCharType="begin"/>
+      </w:r>
+      <w:r>
+        <w:instrText xml:space="preserve"> SEQ ábra \* ARABIC </w:instrText>
+      </w:r>
+      <w:r>
+        <w:fldChar w:fldCharType="separate"/>
+      </w:r>
+      <w:r>
+        <w:rPr>
+          <w:noProof/>
+        </w:rPr>
+        <w:t>4</w:t>
+      </w:r>
+      <w:r>
+        <w:fldChar w:fldCharType="end"/>
+      </w:r>
+      <w:r>
+        <w:t xml:space="preserve"> - </w:t>
+      </w:r>
+      <w:r>
+        <w:t>Kérdéstípusok. Balról jobbra, fentről le: Egyválasztós, Szövegdoboz, Egész szám, Többválasztós.</w:t>
+      </w:r>
+    </w:p>
+    <w:p>
+      <w:pPr>
+        <w:pStyle w:val="Heading5"/>
+      </w:pPr>
+      <w:proofErr w:type="spellStart"/>
+      <w:r>
+        <w:t>Admin</w:t>
+      </w:r>
+      <w:proofErr w:type="spellEnd"/>
+      <w:r>
+        <w:t xml:space="preserve"> </w:t>
+      </w:r>
+      <w:r>
+        <w:t>ablak</w:t>
+      </w:r>
+    </w:p>
+    <w:p>
+      <w:r>
+        <w:t xml:space="preserve">Sikeres </w:t>
+      </w:r>
+      <w:proofErr w:type="spellStart"/>
+      <w:r>
+        <w:t>Admin</w:t>
+      </w:r>
+      <w:proofErr w:type="spellEnd"/>
+      <w:r>
+        <w:t xml:space="preserve"> bejelentkezés után az </w:t>
+      </w:r>
+      <w:proofErr w:type="spellStart"/>
+      <w:r>
+        <w:t>Admin</w:t>
+      </w:r>
+      <w:proofErr w:type="spellEnd"/>
+      <w:r>
+        <w:t xml:space="preserve"> oldal fogad bennünket (lásd: </w:t>
+      </w:r>
+      <w:r>
+        <w:fldChar w:fldCharType="begin"/>
+      </w:r>
+      <w:r>
+        <w:instrText xml:space="preserve"> REF _Ref196965673 \h </w:instrText>
+      </w:r>
+      <w:r>
+        <w:fldChar w:fldCharType="separate"/>
+      </w:r>
+      <w:r>
+        <w:t xml:space="preserve">ábra </w:t>
+      </w:r>
+      <w:r>
+        <w:rPr>
+          <w:noProof/>
+        </w:rPr>
+        <w:t>5</w:t>
+      </w:r>
+      <w:r>
+        <w:fldChar w:fldCharType="end"/>
+      </w:r>
+      <w:r>
+        <w:t>). Itt láthatjuk a kérdőíveinket (a „</w:t>
+      </w:r>
+      <w:proofErr w:type="spellStart"/>
+      <w:r>
+        <w:t>Forms</w:t>
+      </w:r>
+      <w:proofErr w:type="spellEnd"/>
+      <w:r>
+        <w:t>” felirat alatt listázva), melyeket szerkeszthetünk a mellette található „Edit” gombbal, törölhetünk a „</w:t>
+      </w:r>
+      <w:proofErr w:type="spellStart"/>
+      <w:r>
+        <w:t>Delete</w:t>
+      </w:r>
+      <w:proofErr w:type="spellEnd"/>
+      <w:r>
+        <w:t>” gombbal, vagy megtekinthetjük a statisztikáit a „</w:t>
+      </w:r>
+      <w:proofErr w:type="spellStart"/>
+      <w:r>
+        <w:t>Statistics</w:t>
+      </w:r>
+      <w:proofErr w:type="spellEnd"/>
+      <w:r>
+        <w:t xml:space="preserve">” gombbal. Van ezek mellett lehetőségünk kilépni a „Log Out” gombbal, amely visszavisz a Menübe (Lásd: </w:t>
+      </w:r>
+      <w:r>
+        <w:fldChar w:fldCharType="begin"/>
+      </w:r>
+      <w:r>
+        <w:instrText xml:space="preserve"> REF _Ref196965279 \h </w:instrText>
+      </w:r>
+      <w:r>
+        <w:fldChar w:fldCharType="separate"/>
+      </w:r>
+      <w:r>
+        <w:t>Menü</w:t>
+      </w:r>
+      <w:r>
+        <w:fldChar w:fldCharType="end"/>
+      </w:r>
+      <w:r>
+        <w:t>). A „</w:t>
+      </w:r>
+      <w:proofErr w:type="spellStart"/>
+      <w:r>
+        <w:t>Create</w:t>
+      </w:r>
+      <w:proofErr w:type="spellEnd"/>
+      <w:r>
+        <w:t xml:space="preserve"> New </w:t>
+      </w:r>
+      <w:proofErr w:type="spellStart"/>
+      <w:r>
+        <w:t>Form</w:t>
+      </w:r>
+      <w:proofErr w:type="spellEnd"/>
+      <w:r>
+        <w:t xml:space="preserve">” gombra kattintva van lehetőségünk új kérdőívet előállítani (Lásd: </w:t>
+      </w:r>
+      <w:r>
+        <w:fldChar w:fldCharType="begin"/>
+      </w:r>
+      <w:r>
+        <w:instrText xml:space="preserve"> REF _Ref196964739 \h </w:instrText>
+      </w:r>
+      <w:r>
+        <w:fldChar w:fldCharType="separate"/>
+      </w:r>
+      <w:r>
+        <w:t>Új kérdőív készítése</w:t>
+      </w:r>
+      <w:r>
+        <w:fldChar w:fldCharType="end"/>
+      </w:r>
+      <w:r>
+        <w:t>).</w:t>
+      </w:r>
+    </w:p>
+    <w:p>
+      <w:pPr>
+        <w:keepNext/>
+        <w:jc w:val="center"/>
+      </w:pPr>
+      <w:r>
+        <w:rPr>
+          <w:noProof/>
+        </w:rPr>
+        <w:lastRenderedPageBreak/>
+        <w:drawing>
+          <wp:inline distT="0" distB="0" distL="0" distR="0" wp14:anchorId="0B38B5DC" wp14:editId="19A57A7D">
+            <wp:extent cx="3934374" cy="3934374"/>
+            <wp:effectExtent l="0" t="0" r="9525" b="9525"/>
+            <wp:docPr id="1890935633" name="Picture 1"/>
+            <wp:cNvGraphicFramePr>
+              <a:graphicFrameLocks xmlns:a="http://schemas.openxmlformats.org/drawingml/2006/main" noChangeAspect="1"/>
+            </wp:cNvGraphicFramePr>
+            <a:graphic xmlns:a="http://schemas.openxmlformats.org/drawingml/2006/main">
+              <a:graphicData uri="http://schemas.openxmlformats.org/drawingml/2006/picture">
+                <pic:pic xmlns:pic="http://schemas.openxmlformats.org/drawingml/2006/picture">
+                  <pic:nvPicPr>
+                    <pic:cNvPr id="1890935633" name=""/>
+                    <pic:cNvPicPr/>
+                  </pic:nvPicPr>
+                  <pic:blipFill>
+                    <a:blip r:embed="rId20"/>
+                    <a:stretch>
+                      <a:fillRect/>
+                    </a:stretch>
+                  </pic:blipFill>
+                  <pic:spPr>
+                    <a:xfrm>
+                      <a:off x="0" y="0"/>
+                      <a:ext cx="3934374" cy="3934374"/>
+                    </a:xfrm>
+                    <a:prstGeom prst="rect">
+                      <a:avLst/>
+                    </a:prstGeom>
+                  </pic:spPr>
+                </pic:pic>
+              </a:graphicData>
+            </a:graphic>
+          </wp:inline>
+        </w:drawing>
+      </w:r>
+    </w:p>
+    <w:p>
+      <w:pPr>
+        <w:pStyle w:val="Caption"/>
+      </w:pPr>
+      <w:bookmarkStart w:id="10" w:name="_Ref196965673"/>
+      <w:r>
+        <w:t xml:space="preserve">ábra </w:t>
+      </w:r>
+      <w:r>
+        <w:fldChar w:fldCharType="begin"/>
+      </w:r>
+      <w:r>
+        <w:instrText xml:space="preserve"> SEQ ábra \* ARABIC </w:instrText>
+      </w:r>
+      <w:r>
+        <w:fldChar w:fldCharType="separate"/>
+      </w:r>
+      <w:r>
+        <w:rPr>
+          <w:noProof/>
+        </w:rPr>
+        <w:t>5</w:t>
+      </w:r>
+      <w:r>
+        <w:fldChar w:fldCharType="end"/>
+      </w:r>
+      <w:bookmarkEnd w:id="10"/>
+      <w:r>
+        <w:t xml:space="preserve"> - </w:t>
+      </w:r>
+      <w:proofErr w:type="spellStart"/>
+      <w:r>
+        <w:t>Admin</w:t>
+      </w:r>
+      <w:proofErr w:type="spellEnd"/>
+      <w:r>
+        <w:t xml:space="preserve"> ablak</w:t>
+      </w:r>
+    </w:p>
+    <w:p>
+      <w:pPr>
+        <w:pStyle w:val="Heading5"/>
+      </w:pPr>
+      <w:bookmarkStart w:id="11" w:name="_Ref196964739"/>
+      <w:r>
+        <w:t>Új kérdőív készítése</w:t>
+      </w:r>
+      <w:bookmarkEnd w:id="11"/>
+    </w:p>
+    <w:p>
+      <w:r>
+        <w:t>A kérdőívkészítő ablak első oldalán beállíthatjuk a Kérdőív címét és leírását a két szövegdoboz segítségével (</w:t>
+      </w:r>
+      <w:proofErr w:type="spellStart"/>
+      <w:r>
+        <w:t>Form</w:t>
+      </w:r>
+      <w:proofErr w:type="spellEnd"/>
+      <w:r>
+        <w:t xml:space="preserve"> </w:t>
+      </w:r>
+      <w:proofErr w:type="spellStart"/>
+      <w:r>
+        <w:t>Title</w:t>
+      </w:r>
+      <w:proofErr w:type="spellEnd"/>
+      <w:r>
+        <w:t xml:space="preserve"> – cím, </w:t>
+      </w:r>
+      <w:proofErr w:type="spellStart"/>
+      <w:r>
+        <w:t>Form</w:t>
+      </w:r>
+      <w:proofErr w:type="spellEnd"/>
+      <w:r>
+        <w:t xml:space="preserve"> </w:t>
+      </w:r>
+      <w:proofErr w:type="spellStart"/>
+      <w:r>
+        <w:t>Description</w:t>
+      </w:r>
+      <w:proofErr w:type="spellEnd"/>
+      <w:r>
+        <w:t xml:space="preserve"> – leírás). Emellett több tulajdonságát is beállíthatjuk jelölőnégyzetek segítségével:</w:t>
+      </w:r>
+    </w:p>
+    <w:p>
+      <w:pPr>
+        <w:pStyle w:val="ListParagraph"/>
+        <w:numPr>
+          <w:ilvl w:val="0"/>
+          <w:numId w:val="9"/>
+        </w:numPr>
+      </w:pPr>
+      <w:r>
+        <w:t>„</w:t>
+      </w:r>
+      <w:proofErr w:type="spellStart"/>
+      <w:r>
+        <w:t>Anonymous</w:t>
+      </w:r>
+      <w:proofErr w:type="spellEnd"/>
+      <w:r>
+        <w:t xml:space="preserve"> </w:t>
+      </w:r>
+      <w:proofErr w:type="spellStart"/>
+      <w:r>
+        <w:t>F</w:t>
+      </w:r>
+      <w:r>
+        <w:t>orm</w:t>
+      </w:r>
+      <w:proofErr w:type="spellEnd"/>
+      <w:r>
+        <w:t xml:space="preserve">”: Anonim kérdőív esetén a kérdezetteknek nem kell azonosítót megadniuk a kérdőív kitöltésekor. A statisztikákban ugyanúgy csoportosítva lesznek az adatok kitöltők szerint, azonban anonim kérdőív esetén ezek számozott „ANON” azonosítójúak lesznek (lásd: </w:t>
+      </w:r>
+      <w:r>
+        <w:fldChar w:fldCharType="begin"/>
+      </w:r>
+      <w:r>
+        <w:instrText xml:space="preserve"> REF _Ref196966109 \h </w:instrText>
+      </w:r>
+      <w:r>
+        <w:fldChar w:fldCharType="separate"/>
+      </w:r>
+      <w:r>
+        <w:t>Statisztika Kitöltésenként</w:t>
+      </w:r>
+      <w:r>
+        <w:fldChar w:fldCharType="end"/>
+      </w:r>
+      <w:r>
+        <w:t>)</w:t>
+      </w:r>
+    </w:p>
+    <w:p>
+      <w:pPr>
+        <w:pStyle w:val="ListParagraph"/>
+        <w:numPr>
+          <w:ilvl w:val="0"/>
+          <w:numId w:val="9"/>
+        </w:numPr>
+      </w:pPr>
+      <w:r>
+        <w:t>„</w:t>
+      </w:r>
+      <w:proofErr w:type="spellStart"/>
+      <w:r>
+        <w:t>Allow</w:t>
+      </w:r>
+      <w:proofErr w:type="spellEnd"/>
+      <w:r>
+        <w:t xml:space="preserve"> Back”: Visszalépés engedélyezése. Üresen hagyása esetén kitöltéskor nem lehet majd visszalépni előző kérdésekre.</w:t>
+      </w:r>
+    </w:p>
+    <w:p>
+      <w:pPr>
+        <w:pStyle w:val="ListParagraph"/>
+        <w:numPr>
+          <w:ilvl w:val="0"/>
+          <w:numId w:val="9"/>
+        </w:numPr>
+      </w:pPr>
+      <w:r>
+        <w:t>„</w:t>
+      </w:r>
+      <w:proofErr w:type="spellStart"/>
+      <w:r>
+        <w:t>Measure</w:t>
+      </w:r>
+      <w:proofErr w:type="spellEnd"/>
+      <w:r>
+        <w:t xml:space="preserve"> </w:t>
+      </w:r>
+      <w:proofErr w:type="spellStart"/>
+      <w:r>
+        <w:t>Corrections</w:t>
+      </w:r>
+      <w:proofErr w:type="spellEnd"/>
+      <w:r>
+        <w:t>”</w:t>
+      </w:r>
+      <w:r>
+        <w:t xml:space="preserve">: Mérje-e a </w:t>
+      </w:r>
+      <w:proofErr w:type="spellStart"/>
+      <w:r>
+        <w:t>kérdésenkénti</w:t>
+      </w:r>
+      <w:proofErr w:type="spellEnd"/>
+      <w:r>
+        <w:t xml:space="preserve"> javítások számát.</w:t>
+      </w:r>
+    </w:p>
+    <w:p>
+      <w:pPr>
+        <w:pStyle w:val="ListParagraph"/>
+        <w:numPr>
+          <w:ilvl w:val="0"/>
+          <w:numId w:val="9"/>
+        </w:numPr>
+      </w:pPr>
+      <w:r>
+        <w:t>„</w:t>
+      </w:r>
+      <w:proofErr w:type="spellStart"/>
+      <w:r>
+        <w:t>Measure</w:t>
+      </w:r>
+      <w:proofErr w:type="spellEnd"/>
+      <w:r>
+        <w:t xml:space="preserve"> Time”:</w:t>
+      </w:r>
+      <w:r>
+        <w:t xml:space="preserve"> Mérje-e a kérdéseken eltöltött időt.</w:t>
+      </w:r>
+    </w:p>
+    <w:p>
+      <w:pPr>
+        <w:pStyle w:val="ListParagraph"/>
+        <w:numPr>
+          <w:ilvl w:val="0"/>
+          <w:numId w:val="9"/>
+        </w:numPr>
+      </w:pPr>
+      <w:r>
+        <w:t>„</w:t>
+      </w:r>
+      <w:proofErr w:type="spellStart"/>
+      <w:r>
+        <w:t>Focus</w:t>
+      </w:r>
+      <w:proofErr w:type="spellEnd"/>
+      <w:r>
+        <w:t xml:space="preserve"> </w:t>
+      </w:r>
+      <w:proofErr w:type="spellStart"/>
+      <w:r>
+        <w:t>Tracking</w:t>
+      </w:r>
+      <w:proofErr w:type="spellEnd"/>
+      <w:r>
+        <w:t>”: Mérje-e azt az időt, amikor nem a kérdőív applikáción van a fókusz, vagyis amikor a kitöltő más alkalmazást használ kitöltés közben.</w:t>
+      </w:r>
+    </w:p>
+    <w:p>
+      <w:r>
+        <w:lastRenderedPageBreak/>
+        <w:t xml:space="preserve">Új kérdést a kérdés típusának </w:t>
+      </w:r>
+      <w:r>
+        <w:t>a „</w:t>
+      </w:r>
+      <w:proofErr w:type="spellStart"/>
+      <w:r>
+        <w:t>Create</w:t>
+      </w:r>
+      <w:proofErr w:type="spellEnd"/>
+      <w:r>
+        <w:t xml:space="preserve"> New </w:t>
+      </w:r>
+      <w:proofErr w:type="spellStart"/>
+      <w:r>
+        <w:t>Question</w:t>
+      </w:r>
+      <w:proofErr w:type="spellEnd"/>
+      <w:r>
+        <w:t>” gomb melletti legördülő list</w:t>
+      </w:r>
+      <w:r>
+        <w:t>a használatával való</w:t>
+      </w:r>
+      <w:r>
+        <w:t xml:space="preserve"> kiválasztása után a</w:t>
+      </w:r>
+      <w:r>
+        <w:t xml:space="preserve">z előbb </w:t>
+      </w:r>
+      <w:proofErr w:type="spellStart"/>
+      <w:r>
+        <w:t>emlitett</w:t>
+      </w:r>
+      <w:proofErr w:type="spellEnd"/>
+      <w:r>
+        <w:t xml:space="preserve"> gomb</w:t>
+      </w:r>
+      <w:r>
+        <w:t xml:space="preserve"> megnyomásával</w:t>
+      </w:r>
+      <w:r>
+        <w:t xml:space="preserve"> tudunk létrehozni. Ez a gomb csak a kérdőív utolsó oldalán elérhető, így csak a</w:t>
+      </w:r>
+      <w:r>
+        <w:t xml:space="preserve"> kérdőív</w:t>
+      </w:r>
+      <w:r>
+        <w:t xml:space="preserve"> végére tudunk új oldalt beszúrni.</w:t>
+      </w:r>
+    </w:p>
+    <w:p>
+      <w:r>
+        <w:t xml:space="preserve">A már meglévő oldalak között a </w:t>
+      </w:r>
+      <w:proofErr w:type="gramStart"/>
+      <w:r>
+        <w:t>„&lt; Back</w:t>
+      </w:r>
+      <w:proofErr w:type="gramEnd"/>
+      <w:r>
+        <w:t>” és „</w:t>
+      </w:r>
+      <w:proofErr w:type="spellStart"/>
+      <w:r>
+        <w:t>Next</w:t>
+      </w:r>
+      <w:proofErr w:type="spellEnd"/>
+      <w:r>
+        <w:t xml:space="preserve"> &gt;” gombokkal tudunk navigálni.</w:t>
+      </w:r>
+      <w:r>
+        <w:t xml:space="preserve"> Minden </w:t>
+      </w:r>
+      <w:proofErr w:type="spellStart"/>
+      <w:r>
+        <w:t>kérdésné</w:t>
+      </w:r>
+      <w:proofErr w:type="spellEnd"/>
+      <w:r>
+        <w:t xml:space="preserve"> be tudjuk állítani, hogy kötelező-e az „Is </w:t>
+      </w:r>
+      <w:proofErr w:type="spellStart"/>
+      <w:r>
+        <w:t>Required</w:t>
+      </w:r>
+      <w:proofErr w:type="spellEnd"/>
+      <w:r>
+        <w:t xml:space="preserve">” jelölőnégyzettel, valamint kérdéstípustól függően más adatot is meg tudunk adni (kérdéstípusokért lásd: </w:t>
+      </w:r>
+      <w:r>
+        <w:fldChar w:fldCharType="begin"/>
+      </w:r>
+      <w:r>
+        <w:instrText xml:space="preserve"> REF _Ref196960524 \h </w:instrText>
+      </w:r>
+      <w:r>
+        <w:fldChar w:fldCharType="separate"/>
+      </w:r>
+      <w:r>
+        <w:t>Kérdéstípusok</w:t>
+      </w:r>
+      <w:r>
+        <w:fldChar w:fldCharType="end"/>
+      </w:r>
+      <w:r>
+        <w:t>):</w:t>
+      </w:r>
+    </w:p>
+    <w:p>
+      <w:pPr>
+        <w:pStyle w:val="ListParagraph"/>
+        <w:numPr>
+          <w:ilvl w:val="0"/>
+          <w:numId w:val="10"/>
+        </w:numPr>
+      </w:pPr>
+      <w:r>
+        <w:t xml:space="preserve">„Text </w:t>
+      </w:r>
+      <w:proofErr w:type="spellStart"/>
+      <w:r>
+        <w:t>Area</w:t>
+      </w:r>
+      <w:proofErr w:type="spellEnd"/>
+      <w:r>
+        <w:t>”</w:t>
+      </w:r>
+      <w:r>
+        <w:t>:</w:t>
+      </w:r>
+    </w:p>
+    <w:p>
+      <w:pPr>
+        <w:pStyle w:val="ListParagraph"/>
+        <w:numPr>
+          <w:ilvl w:val="1"/>
+          <w:numId w:val="10"/>
+        </w:numPr>
+      </w:pPr>
+      <w:r>
+        <w:t>„</w:t>
+      </w:r>
+      <w:proofErr w:type="spellStart"/>
+      <w:r>
+        <w:t>placeholder</w:t>
+      </w:r>
+      <w:proofErr w:type="spellEnd"/>
+      <w:r>
+        <w:t xml:space="preserve"> text”: helyőrző szöveg, ami akkor látható, amikor a szövegdoboz üres.</w:t>
+      </w:r>
+    </w:p>
+    <w:p>
+      <w:pPr>
+        <w:pStyle w:val="ListParagraph"/>
+        <w:numPr>
+          <w:ilvl w:val="0"/>
+          <w:numId w:val="10"/>
+        </w:numPr>
+      </w:pPr>
+      <w:r>
+        <w:t>„</w:t>
+      </w:r>
+      <w:proofErr w:type="spellStart"/>
+      <w:r>
+        <w:t>Single</w:t>
+      </w:r>
+      <w:proofErr w:type="spellEnd"/>
+      <w:r>
+        <w:t xml:space="preserve"> </w:t>
+      </w:r>
+      <w:proofErr w:type="spellStart"/>
+      <w:r>
+        <w:t>Select</w:t>
+      </w:r>
+      <w:proofErr w:type="spellEnd"/>
+      <w:r>
+        <w:t>”:</w:t>
+      </w:r>
+    </w:p>
+    <w:p>
+      <w:pPr>
+        <w:pStyle w:val="ListParagraph"/>
+        <w:numPr>
+          <w:ilvl w:val="1"/>
+          <w:numId w:val="10"/>
+        </w:numPr>
+      </w:pPr>
+      <w:r>
+        <w:t>„</w:t>
+      </w:r>
+      <w:proofErr w:type="spellStart"/>
+      <w:r>
+        <w:t>Allow</w:t>
+      </w:r>
+      <w:proofErr w:type="spellEnd"/>
+      <w:r>
+        <w:t xml:space="preserve"> </w:t>
+      </w:r>
+      <w:proofErr w:type="spellStart"/>
+      <w:r>
+        <w:t>custom</w:t>
+      </w:r>
+      <w:proofErr w:type="spellEnd"/>
+      <w:r>
+        <w:t xml:space="preserve"> </w:t>
+      </w:r>
+      <w:proofErr w:type="spellStart"/>
+      <w:r>
+        <w:t>option</w:t>
+      </w:r>
+      <w:proofErr w:type="spellEnd"/>
+      <w:r>
+        <w:t>”: egyéni válasz engedélyezése.</w:t>
+      </w:r>
+    </w:p>
+    <w:p>
+      <w:pPr>
+        <w:pStyle w:val="ListParagraph"/>
+        <w:numPr>
+          <w:ilvl w:val="1"/>
+          <w:numId w:val="10"/>
+        </w:numPr>
+      </w:pPr>
+      <w:r>
+        <w:t xml:space="preserve">„Add </w:t>
+      </w:r>
+      <w:proofErr w:type="spellStart"/>
+      <w:r>
+        <w:t>option</w:t>
+      </w:r>
+      <w:proofErr w:type="spellEnd"/>
+      <w:r>
+        <w:t>” gomb használatával új lehetőségeket adhatunk hozzá, melyek szövegét a gomb alatt megjelenő szövegdobozokkal állíthatjuk be. A szövegdoboz melletti „</w:t>
+      </w:r>
+      <w:proofErr w:type="spellStart"/>
+      <w:r>
+        <w:t>Delete</w:t>
+      </w:r>
+      <w:proofErr w:type="spellEnd"/>
+      <w:r>
+        <w:t>” gombbal törölhetjük az opciót.</w:t>
+      </w:r>
+    </w:p>
+    <w:p>
+      <w:pPr>
+        <w:pStyle w:val="ListParagraph"/>
+        <w:numPr>
+          <w:ilvl w:val="0"/>
+          <w:numId w:val="10"/>
+        </w:numPr>
+      </w:pPr>
+      <w:r>
+        <w:t>„</w:t>
+      </w:r>
+      <w:proofErr w:type="spellStart"/>
+      <w:r>
+        <w:t>Multiple</w:t>
+      </w:r>
+      <w:proofErr w:type="spellEnd"/>
+      <w:r>
+        <w:t xml:space="preserve"> </w:t>
+      </w:r>
+      <w:proofErr w:type="spellStart"/>
+      <w:r>
+        <w:t>Select</w:t>
+      </w:r>
+      <w:proofErr w:type="spellEnd"/>
+      <w:r>
+        <w:t>”:</w:t>
+      </w:r>
+    </w:p>
+    <w:p>
+      <w:pPr>
+        <w:pStyle w:val="ListParagraph"/>
+        <w:numPr>
+          <w:ilvl w:val="1"/>
+          <w:numId w:val="10"/>
+        </w:numPr>
+      </w:pPr>
+      <w:r>
+        <w:t>ugyan az, mint „</w:t>
+      </w:r>
+      <w:proofErr w:type="spellStart"/>
+      <w:r>
+        <w:t>Single</w:t>
+      </w:r>
+      <w:proofErr w:type="spellEnd"/>
+      <w:r>
+        <w:t xml:space="preserve"> </w:t>
+      </w:r>
+      <w:proofErr w:type="spellStart"/>
+      <w:r>
+        <w:t>Select</w:t>
+      </w:r>
+      <w:proofErr w:type="spellEnd"/>
+      <w:r>
+        <w:t>” esetén</w:t>
+      </w:r>
+    </w:p>
+    <w:p>
+      <w:pPr>
+        <w:pStyle w:val="ListParagraph"/>
+        <w:numPr>
+          <w:ilvl w:val="0"/>
+          <w:numId w:val="10"/>
+        </w:numPr>
+      </w:pPr>
+      <w:r>
+        <w:t>„</w:t>
+      </w:r>
+      <w:proofErr w:type="spellStart"/>
+      <w:r>
+        <w:t>Date</w:t>
+      </w:r>
+      <w:proofErr w:type="spellEnd"/>
+      <w:r>
+        <w:t>”:</w:t>
+      </w:r>
+    </w:p>
+    <w:p>
+      <w:pPr>
+        <w:pStyle w:val="ListParagraph"/>
+        <w:numPr>
+          <w:ilvl w:val="1"/>
+          <w:numId w:val="10"/>
+        </w:numPr>
+      </w:pPr>
+      <w:r>
+        <w:t xml:space="preserve">„Min </w:t>
+      </w:r>
+      <w:proofErr w:type="spellStart"/>
+      <w:r>
+        <w:t>Date</w:t>
+      </w:r>
+      <w:proofErr w:type="spellEnd"/>
+      <w:r>
+        <w:t>”: minimum dátum</w:t>
+      </w:r>
+    </w:p>
+    <w:p>
+      <w:pPr>
+        <w:pStyle w:val="ListParagraph"/>
+        <w:numPr>
+          <w:ilvl w:val="1"/>
+          <w:numId w:val="10"/>
+        </w:numPr>
+      </w:pPr>
+      <w:r>
+        <w:t xml:space="preserve">„Max </w:t>
+      </w:r>
+      <w:proofErr w:type="spellStart"/>
+      <w:r>
+        <w:t>Date</w:t>
+      </w:r>
+      <w:proofErr w:type="spellEnd"/>
+      <w:r>
+        <w:t>”: maximum dátum</w:t>
+      </w:r>
+    </w:p>
+    <w:p>
+      <w:pPr>
+        <w:pStyle w:val="ListParagraph"/>
+        <w:numPr>
+          <w:ilvl w:val="0"/>
+          <w:numId w:val="10"/>
+        </w:numPr>
+      </w:pPr>
+      <w:r>
+        <w:t>„</w:t>
+      </w:r>
+      <w:proofErr w:type="spellStart"/>
+      <w:r>
+        <w:t>Number</w:t>
+      </w:r>
+      <w:proofErr w:type="spellEnd"/>
+      <w:r>
+        <w:t>”:</w:t>
+      </w:r>
+    </w:p>
+    <w:p>
+      <w:pPr>
+        <w:pStyle w:val="ListParagraph"/>
+        <w:numPr>
+          <w:ilvl w:val="1"/>
+          <w:numId w:val="10"/>
+        </w:numPr>
+      </w:pPr>
+      <w:r>
+        <w:t xml:space="preserve">„Min </w:t>
+      </w:r>
+      <w:proofErr w:type="spellStart"/>
+      <w:r>
+        <w:t>Value</w:t>
+      </w:r>
+      <w:proofErr w:type="spellEnd"/>
+      <w:r>
+        <w:t>”: minimum érték</w:t>
+      </w:r>
+    </w:p>
+    <w:p>
+      <w:pPr>
+        <w:pStyle w:val="ListParagraph"/>
+        <w:numPr>
+          <w:ilvl w:val="1"/>
+          <w:numId w:val="10"/>
+        </w:numPr>
+      </w:pPr>
+      <w:r>
+        <w:t xml:space="preserve">„Max </w:t>
+      </w:r>
+      <w:proofErr w:type="spellStart"/>
+      <w:r>
+        <w:t>Value</w:t>
+      </w:r>
+      <w:proofErr w:type="spellEnd"/>
+      <w:r>
+        <w:t>”: maximum érték</w:t>
+      </w:r>
+    </w:p>
+    <w:p>
+      <w:r>
+        <w:t>Az ablak alján található „</w:t>
+      </w:r>
+      <w:proofErr w:type="spellStart"/>
+      <w:r>
+        <w:t>Cancel</w:t>
+      </w:r>
+      <w:proofErr w:type="spellEnd"/>
+      <w:r>
+        <w:t>” gombbal kiléphetünk mentés nélkül, míg a „</w:t>
+      </w:r>
+      <w:proofErr w:type="spellStart"/>
+      <w:r>
+        <w:t>Finish</w:t>
+      </w:r>
+      <w:proofErr w:type="spellEnd"/>
+      <w:r>
+        <w:t>” gombbal elmenthetjük munkánkat.</w:t>
+      </w:r>
+    </w:p>
+    <w:p>
+      <w:pPr>
+        <w:keepNext/>
+        <w:jc w:val="center"/>
+      </w:pPr>
+      <w:r>
+        <w:rPr>
+          <w:b/>
+          <w:bCs/>
+          <w:noProof/>
+        </w:rPr>
+        <w:lastRenderedPageBreak/>
+        <w:drawing>
+          <wp:inline distT="0" distB="0" distL="0" distR="0" wp14:anchorId="7861E2F6" wp14:editId="59734991">
+            <wp:extent cx="5753100" cy="4791075"/>
+            <wp:effectExtent l="0" t="0" r="0" b="9525"/>
+            <wp:docPr id="251495359" name="Picture 4"/>
+            <wp:cNvGraphicFramePr>
+              <a:graphicFrameLocks xmlns:a="http://schemas.openxmlformats.org/drawingml/2006/main" noChangeAspect="1"/>
+            </wp:cNvGraphicFramePr>
+            <a:graphic xmlns:a="http://schemas.openxmlformats.org/drawingml/2006/main">
+              <a:graphicData uri="http://schemas.openxmlformats.org/drawingml/2006/picture">
+                <pic:pic xmlns:pic="http://schemas.openxmlformats.org/drawingml/2006/picture">
+                  <pic:nvPicPr>
+                    <pic:cNvPr id="0" name="Picture 3"/>
+                    <pic:cNvPicPr>
+                      <a:picLocks noChangeAspect="1" noChangeArrowheads="1"/>
+                    </pic:cNvPicPr>
+                  </pic:nvPicPr>
+                  <pic:blipFill>
+                    <a:blip r:embed="rId21" cstate="print">
+                      <a:extLst>
+                        <a:ext uri="{28A0092B-C50C-407E-A947-70E740481C1C}">
+                          <a14:useLocalDpi xmlns:a14="http://schemas.microsoft.com/office/drawing/2010/main" val="0"/>
+                        </a:ext>
+                      </a:extLst>
+                    </a:blip>
+                    <a:srcRect/>
+                    <a:stretch>
+                      <a:fillRect/>
+                    </a:stretch>
+                  </pic:blipFill>
+                  <pic:spPr bwMode="auto">
+                    <a:xfrm>
+                      <a:off x="0" y="0"/>
+                      <a:ext cx="5753100" cy="4791075"/>
+                    </a:xfrm>
+                    <a:prstGeom prst="rect">
+                      <a:avLst/>
+                    </a:prstGeom>
+                    <a:noFill/>
+                    <a:ln>
+                      <a:noFill/>
+                    </a:ln>
+                  </pic:spPr>
+                </pic:pic>
+              </a:graphicData>
+            </a:graphic>
+          </wp:inline>
+        </w:drawing>
+      </w:r>
+    </w:p>
+    <w:p>
+      <w:pPr>
+        <w:pStyle w:val="Caption"/>
+      </w:pPr>
+      <w:r>
+        <w:t xml:space="preserve">ábra </w:t>
+      </w:r>
+      <w:r>
+        <w:fldChar w:fldCharType="begin"/>
+      </w:r>
+      <w:r>
+        <w:instrText xml:space="preserve"> SEQ ábra \* ARABIC </w:instrText>
+      </w:r>
+      <w:r>
+        <w:fldChar w:fldCharType="separate"/>
+      </w:r>
+      <w:r>
+        <w:rPr>
+          <w:noProof/>
+        </w:rPr>
+        <w:t>6</w:t>
+      </w:r>
+      <w:r>
+        <w:fldChar w:fldCharType="end"/>
+      </w:r>
+      <w:r>
+        <w:t xml:space="preserve"> - </w:t>
+      </w:r>
+      <w:r>
+        <w:t>Kérdőívkészítő oldalak. Balról jobbra, fentről le: kezdőoldal, Egyválasztós kérdés, Szövegdoboz kérdés, Dátum kérdés.</w:t>
+      </w:r>
+    </w:p>
+    <w:p>
+      <w:pPr>
+        <w:pStyle w:val="Heading5"/>
+      </w:pPr>
+      <w:r>
+        <w:t>Statisztikák</w:t>
+      </w:r>
+    </w:p>
+    <w:p>
+      <w:r>
+        <w:t xml:space="preserve">A Statisztika ablakban </w:t>
+      </w:r>
+    </w:p>
+    <w:p>
+      <w:r>
+        <w:lastRenderedPageBreak/>
+        <w:drawing>
+          <wp:inline distT="0" distB="0" distL="0" distR="0" wp14:anchorId="1BFDA23F" wp14:editId="432E94F9">
+            <wp:extent cx="5759450" cy="5655945"/>
+            <wp:effectExtent l="0" t="0" r="0" b="1905"/>
+            <wp:docPr id="1862866149" name="Picture 1"/>
+            <wp:cNvGraphicFramePr>
+              <a:graphicFrameLocks xmlns:a="http://schemas.openxmlformats.org/drawingml/2006/main" noChangeAspect="1"/>
+            </wp:cNvGraphicFramePr>
+            <a:graphic xmlns:a="http://schemas.openxmlformats.org/drawingml/2006/main">
+              <a:graphicData uri="http://schemas.openxmlformats.org/drawingml/2006/picture">
+                <pic:pic xmlns:pic="http://schemas.openxmlformats.org/drawingml/2006/picture">
+                  <pic:nvPicPr>
+                    <pic:cNvPr id="1862866149" name=""/>
+                    <pic:cNvPicPr/>
+                  </pic:nvPicPr>
+                  <pic:blipFill>
+                    <a:blip r:embed="rId22"/>
+                    <a:stretch>
+                      <a:fillRect/>
+                    </a:stretch>
+                  </pic:blipFill>
+                  <pic:spPr>
+                    <a:xfrm>
+                      <a:off x="0" y="0"/>
+                      <a:ext cx="5759450" cy="5655945"/>
+                    </a:xfrm>
+                    <a:prstGeom prst="rect">
+                      <a:avLst/>
+                    </a:prstGeom>
+                  </pic:spPr>
+                </pic:pic>
+              </a:graphicData>
+            </a:graphic>
+          </wp:inline>
+        </w:drawing>
+      </w:r>
+    </w:p>
+    <w:p>
+      <w:pPr>
+        <w:pStyle w:val="Heading6"/>
+      </w:pPr>
+      <w:r>
+        <w:t>Statisztika Összesítés</w:t>
+      </w:r>
+    </w:p>
+    <w:p>
+      <w:pPr>
+        <w:pStyle w:val="Heading6"/>
+      </w:pPr>
+      <w:r>
+        <w:t>Statisztika Kérdésenként</w:t>
+      </w:r>
+    </w:p>
+    <w:p>
+      <w:pPr>
+        <w:pStyle w:val="Heading6"/>
+      </w:pPr>
+      <w:bookmarkStart w:id="12" w:name="_Ref196966109"/>
+      <w:r>
+        <w:t>Statisztika Kitöltésenként</w:t>
+      </w:r>
+      <w:bookmarkEnd w:id="12"/>
+    </w:p>
+    <w:p>
+      <w:pPr>
+        <w:pStyle w:val="Heading5"/>
+      </w:pPr>
+      <w:r>
+        <w:t>Hibaüzenetek</w:t>
+      </w:r>
     </w:p>
     <w:p/>
     <w:p>
@@ -1773,7 +3931,7 @@
       <w:r>
         <w:br w:type="page"/>
       </w:r>
-      <w:bookmarkStart w:id="6" w:name="_Toc87521355"/>
+      <w:bookmarkStart w:id="13" w:name="_Toc87521355"/>
     </w:p>
     <w:p>
       <w:pPr>
@@ -1783,7 +3941,7 @@
         <w:lastRenderedPageBreak/>
         <w:t>Fejlesztői dokumentáció</w:t>
       </w:r>
-      <w:bookmarkEnd w:id="6"/>
+      <w:bookmarkEnd w:id="13"/>
     </w:p>
     <w:p/>
     <w:p>
@@ -1799,8 +3957,8 @@
       <w:pPr>
         <w:pStyle w:val="Heading1"/>
       </w:pPr>
-      <w:bookmarkStart w:id="7" w:name="_Toc87521356"/>
-      <w:commentRangeStart w:id="8"/>
+      <w:bookmarkStart w:id="14" w:name="_Toc87521356"/>
+      <w:commentRangeStart w:id="15"/>
       <w:r>
         <w:lastRenderedPageBreak/>
         <w:t>Összefoglalás és tovább</w:t>
@@ -1808,14 +3966,14 @@
       <w:r>
         <w:t>i fejlesztési lehetőségek</w:t>
       </w:r>
-      <w:bookmarkEnd w:id="7"/>
-      <w:commentRangeEnd w:id="8"/>
+      <w:bookmarkEnd w:id="14"/>
+      <w:commentRangeEnd w:id="15"/>
       <w:r>
         <w:rPr>
           <w:rStyle w:val="CommentReference"/>
           <w:rFonts w:asciiTheme="minorHAnsi" w:eastAsiaTheme="minorHAnsi" w:hAnsiTheme="minorHAnsi" w:cstheme="minorBidi"/>
         </w:rPr>
-        <w:commentReference w:id="8"/>
+        <w:commentReference w:id="15"/>
       </w:r>
     </w:p>
     <w:p/>
@@ -1828,12 +3986,12 @@
       <w:pPr>
         <w:pStyle w:val="Heading1"/>
       </w:pPr>
-      <w:bookmarkStart w:id="9" w:name="_Toc87521357"/>
+      <w:bookmarkStart w:id="16" w:name="_Toc87521357"/>
       <w:r>
         <w:lastRenderedPageBreak/>
         <w:t>Irodalomjegyzék</w:t>
       </w:r>
-      <w:bookmarkEnd w:id="9"/>
+      <w:bookmarkEnd w:id="16"/>
     </w:p>
     <w:p>
       <w:pPr>
@@ -1858,21 +4016,21 @@
       <w:pPr>
         <w:pStyle w:val="Heading1"/>
       </w:pPr>
-      <w:bookmarkStart w:id="10" w:name="_Toc87521358"/>
-      <w:commentRangeStart w:id="11"/>
+      <w:bookmarkStart w:id="17" w:name="_Toc87521358"/>
+      <w:commentRangeStart w:id="18"/>
       <w:r>
         <w:lastRenderedPageBreak/>
         <w:t>Melléklet</w:t>
       </w:r>
-      <w:commentRangeEnd w:id="11"/>
+      <w:commentRangeEnd w:id="18"/>
       <w:r>
         <w:rPr>
           <w:rStyle w:val="CommentReference"/>
           <w:rFonts w:asciiTheme="minorHAnsi" w:eastAsiaTheme="minorHAnsi" w:hAnsiTheme="minorHAnsi" w:cstheme="minorBidi"/>
         </w:rPr>
-        <w:commentReference w:id="11"/>
-      </w:r>
-      <w:bookmarkEnd w:id="10"/>
+        <w:commentReference w:id="18"/>
+      </w:r>
+      <w:bookmarkEnd w:id="17"/>
     </w:p>
     <w:p>
       <w:pPr>
@@ -1882,7 +4040,7 @@
       </w:pPr>
     </w:p>
     <w:sectPr>
-      <w:footerReference w:type="default" r:id="rId22"/>
+      <w:footerReference w:type="default" r:id="rId27"/>
       <w:pgSz w:w="11906" w:h="16838"/>
       <w:pgMar w:top="1418" w:right="1418" w:bottom="1418" w:left="1418" w:header="709" w:footer="709" w:gutter="0"/>
       <w:pgNumType w:start="1"/>
@@ -1895,7 +4053,7 @@
 
 <file path=word/comments.xml><?xml version="1.0" encoding="utf-8"?>
 <w:comments xmlns:wpc="http://schemas.microsoft.com/office/word/2010/wordprocessingCanvas" xmlns:cx="http://schemas.microsoft.com/office/drawing/2014/chartex" xmlns:cx1="http://schemas.microsoft.com/office/drawing/2015/9/8/chartex" xmlns:cx2="http://schemas.microsoft.com/office/drawing/2015/10/21/chartex" xmlns:cx3="http://schemas.microsoft.com/office/drawing/2016/5/9/chartex" xmlns:cx4="http://schemas.microsoft.com/office/drawing/2016/5/10/chartex" xmlns:cx5="http://schemas.microsoft.com/office/drawing/2016/5/11/chartex" xmlns:cx6="http://schemas.microsoft.com/office/drawing/2016/5/12/chartex" xmlns:cx7="http://schemas.microsoft.com/office/drawing/2016/5/13/chartex" xmlns:cx8="http://schemas.microsoft.com/office/drawing/2016/5/14/chartex" xmlns:mc="http://schemas.openxmlformats.org/markup-compatibility/2006" xmlns:aink="http://schemas.microsoft.com/office/drawing/2016/ink" xmlns:am3d="http://schemas.microsoft.com/office/drawing/2017/model3d" xmlns:o="urn:schemas-microsoft-com:office:office" xmlns:oel="http://schemas.microsoft.com/office/2019/extlst" xmlns:r="http://schemas.openxmlformats.org/officeDocument/2006/relationships" xmlns:m="http://schemas.openxmlformats.org/officeDocument/2006/math" xmlns:v="urn:schemas-microsoft-com:vml" xmlns:wp14="http://schemas.microsoft.com/office/word/2010/wordprocessingDrawing" xmlns:wp="http://schemas.openxmlformats.org/drawingml/2006/wordprocessingDrawing" xmlns:w10="urn:schemas-microsoft-com:office:word" xmlns:w="http://schemas.openxmlformats.org/wordprocessingml/2006/main" xmlns:w14="http://schemas.microsoft.com/office/word/2010/wordml" xmlns:w15="http://schemas.microsoft.com/office/word/2012/wordml" xmlns:w16cex="http://schemas.microsoft.com/office/word/2018/wordml/cex" xmlns:w16cid="http://schemas.microsoft.com/office/word/2016/wordml/cid" xmlns:w16="http://schemas.microsoft.com/office/word/2018/wordml" xmlns:w16du="http://schemas.microsoft.com/office/word/2023/wordml/word16du" xmlns:w16sdtdh="http://schemas.microsoft.com/office/word/2020/wordml/sdtdatahash" xmlns:w16sdtfl="http://schemas.microsoft.com/office/word/2024/wordml/sdtformatlock" xmlns:w16se="http://schemas.microsoft.com/office/word/2015/wordml/symex" xmlns:wpg="http://schemas.microsoft.com/office/word/2010/wordprocessingGroup" xmlns:wpi="http://schemas.microsoft.com/office/word/2010/wordprocessingInk" xmlns:wne="http://schemas.microsoft.com/office/word/2006/wordml" xmlns:wps="http://schemas.microsoft.com/office/word/2010/wordprocessingShape" mc:Ignorable="w14 w15 w16se w16cid w16 w16cex w16sdtdh w16sdtfl w16du wp14">
-  <w:comment w:id="8" w:author="Németh Gábor Árpád Dr." w:date="2021-11-17T13:25:00Z" w:initials="NGÁD">
+  <w:comment w:id="15" w:author="Németh Gábor Árpád Dr." w:date="2021-11-17T13:25:00Z" w:initials="NGÁD">
     <w:p>
       <w:pPr>
         <w:pStyle w:val="CommentText"/>
@@ -1926,7 +4084,7 @@
       </w:r>
     </w:p>
   </w:comment>
-  <w:comment w:id="11" w:author="Gludovátz Attila" w:date="2021-11-11T11:08:00Z" w:initials="GA">
+  <w:comment w:id="18" w:author="Gludovátz Attila" w:date="2021-11-11T11:08:00Z" w:initials="GA">
     <w:p>
       <w:pPr>
         <w:pStyle w:val="CommentText"/>
@@ -2560,6 +4718,345 @@
     </w:lvl>
   </w:abstractNum>
   <w:abstractNum w:abstractNumId="4" w15:restartNumberingAfterBreak="0">
+    <w:nsid w:val="16C360C1"/>
+    <w:multiLevelType w:val="hybridMultilevel"/>
+    <w:tmpl w:val="12FC9938"/>
+    <w:lvl w:ilvl="0" w:tplc="04090001">
+      <w:start w:val="1"/>
+      <w:numFmt w:val="bullet"/>
+      <w:lvlText w:val=""/>
+      <w:lvlJc w:val="left"/>
+      <w:pPr>
+        <w:ind w:left="720" w:hanging="360"/>
+      </w:pPr>
+      <w:rPr>
+        <w:rFonts w:ascii="Symbol" w:hAnsi="Symbol" w:hint="default"/>
+      </w:rPr>
+    </w:lvl>
+    <w:lvl w:ilvl="1" w:tplc="04090003">
+      <w:start w:val="1"/>
+      <w:numFmt w:val="bullet"/>
+      <w:lvlText w:val="o"/>
+      <w:lvlJc w:val="left"/>
+      <w:pPr>
+        <w:ind w:left="1440" w:hanging="360"/>
+      </w:pPr>
+      <w:rPr>
+        <w:rFonts w:ascii="Courier New" w:hAnsi="Courier New" w:cs="Courier New" w:hint="default"/>
+      </w:rPr>
+    </w:lvl>
+    <w:lvl w:ilvl="2" w:tplc="04090005" w:tentative="1">
+      <w:start w:val="1"/>
+      <w:numFmt w:val="bullet"/>
+      <w:lvlText w:val=""/>
+      <w:lvlJc w:val="left"/>
+      <w:pPr>
+        <w:ind w:left="2160" w:hanging="360"/>
+      </w:pPr>
+      <w:rPr>
+        <w:rFonts w:ascii="Wingdings" w:hAnsi="Wingdings" w:hint="default"/>
+      </w:rPr>
+    </w:lvl>
+    <w:lvl w:ilvl="3" w:tplc="04090001" w:tentative="1">
+      <w:start w:val="1"/>
+      <w:numFmt w:val="bullet"/>
+      <w:lvlText w:val=""/>
+      <w:lvlJc w:val="left"/>
+      <w:pPr>
+        <w:ind w:left="2880" w:hanging="360"/>
+      </w:pPr>
+      <w:rPr>
+        <w:rFonts w:ascii="Symbol" w:hAnsi="Symbol" w:hint="default"/>
+      </w:rPr>
+    </w:lvl>
+    <w:lvl w:ilvl="4" w:tplc="04090003" w:tentative="1">
+      <w:start w:val="1"/>
+      <w:numFmt w:val="bullet"/>
+      <w:lvlText w:val="o"/>
+      <w:lvlJc w:val="left"/>
+      <w:pPr>
+        <w:ind w:left="3600" w:hanging="360"/>
+      </w:pPr>
+      <w:rPr>
+        <w:rFonts w:ascii="Courier New" w:hAnsi="Courier New" w:cs="Courier New" w:hint="default"/>
+      </w:rPr>
+    </w:lvl>
+    <w:lvl w:ilvl="5" w:tplc="04090005" w:tentative="1">
+      <w:start w:val="1"/>
+      <w:numFmt w:val="bullet"/>
+      <w:lvlText w:val=""/>
+      <w:lvlJc w:val="left"/>
+      <w:pPr>
+        <w:ind w:left="4320" w:hanging="360"/>
+      </w:pPr>
+      <w:rPr>
+        <w:rFonts w:ascii="Wingdings" w:hAnsi="Wingdings" w:hint="default"/>
+      </w:rPr>
+    </w:lvl>
+    <w:lvl w:ilvl="6" w:tplc="04090001" w:tentative="1">
+      <w:start w:val="1"/>
+      <w:numFmt w:val="bullet"/>
+      <w:lvlText w:val=""/>
+      <w:lvlJc w:val="left"/>
+      <w:pPr>
+        <w:ind w:left="5040" w:hanging="360"/>
+      </w:pPr>
+      <w:rPr>
+        <w:rFonts w:ascii="Symbol" w:hAnsi="Symbol" w:hint="default"/>
+      </w:rPr>
+    </w:lvl>
+    <w:lvl w:ilvl="7" w:tplc="04090003" w:tentative="1">
+      <w:start w:val="1"/>
+      <w:numFmt w:val="bullet"/>
+      <w:lvlText w:val="o"/>
+      <w:lvlJc w:val="left"/>
+      <w:pPr>
+        <w:ind w:left="5760" w:hanging="360"/>
+      </w:pPr>
+      <w:rPr>
+        <w:rFonts w:ascii="Courier New" w:hAnsi="Courier New" w:cs="Courier New" w:hint="default"/>
+      </w:rPr>
+    </w:lvl>
+    <w:lvl w:ilvl="8" w:tplc="04090005" w:tentative="1">
+      <w:start w:val="1"/>
+      <w:numFmt w:val="bullet"/>
+      <w:lvlText w:val=""/>
+      <w:lvlJc w:val="left"/>
+      <w:pPr>
+        <w:ind w:left="6480" w:hanging="360"/>
+      </w:pPr>
+      <w:rPr>
+        <w:rFonts w:ascii="Wingdings" w:hAnsi="Wingdings" w:hint="default"/>
+      </w:rPr>
+    </w:lvl>
+  </w:abstractNum>
+  <w:abstractNum w:abstractNumId="5" w15:restartNumberingAfterBreak="0">
+    <w:nsid w:val="297936C5"/>
+    <w:multiLevelType w:val="hybridMultilevel"/>
+    <w:tmpl w:val="CFC668B8"/>
+    <w:lvl w:ilvl="0" w:tplc="04090001">
+      <w:start w:val="1"/>
+      <w:numFmt w:val="bullet"/>
+      <w:lvlText w:val=""/>
+      <w:lvlJc w:val="left"/>
+      <w:pPr>
+        <w:ind w:left="720" w:hanging="360"/>
+      </w:pPr>
+      <w:rPr>
+        <w:rFonts w:ascii="Symbol" w:hAnsi="Symbol" w:hint="default"/>
+      </w:rPr>
+    </w:lvl>
+    <w:lvl w:ilvl="1" w:tplc="04090003" w:tentative="1">
+      <w:start w:val="1"/>
+      <w:numFmt w:val="bullet"/>
+      <w:lvlText w:val="o"/>
+      <w:lvlJc w:val="left"/>
+      <w:pPr>
+        <w:ind w:left="1440" w:hanging="360"/>
+      </w:pPr>
+      <w:rPr>
+        <w:rFonts w:ascii="Courier New" w:hAnsi="Courier New" w:cs="Courier New" w:hint="default"/>
+      </w:rPr>
+    </w:lvl>
+    <w:lvl w:ilvl="2" w:tplc="04090005" w:tentative="1">
+      <w:start w:val="1"/>
+      <w:numFmt w:val="bullet"/>
+      <w:lvlText w:val=""/>
+      <w:lvlJc w:val="left"/>
+      <w:pPr>
+        <w:ind w:left="2160" w:hanging="360"/>
+      </w:pPr>
+      <w:rPr>
+        <w:rFonts w:ascii="Wingdings" w:hAnsi="Wingdings" w:hint="default"/>
+      </w:rPr>
+    </w:lvl>
+    <w:lvl w:ilvl="3" w:tplc="04090001" w:tentative="1">
+      <w:start w:val="1"/>
+      <w:numFmt w:val="bullet"/>
+      <w:lvlText w:val=""/>
+      <w:lvlJc w:val="left"/>
+      <w:pPr>
+        <w:ind w:left="2880" w:hanging="360"/>
+      </w:pPr>
+      <w:rPr>
+        <w:rFonts w:ascii="Symbol" w:hAnsi="Symbol" w:hint="default"/>
+      </w:rPr>
+    </w:lvl>
+    <w:lvl w:ilvl="4" w:tplc="04090003" w:tentative="1">
+      <w:start w:val="1"/>
+      <w:numFmt w:val="bullet"/>
+      <w:lvlText w:val="o"/>
+      <w:lvlJc w:val="left"/>
+      <w:pPr>
+        <w:ind w:left="3600" w:hanging="360"/>
+      </w:pPr>
+      <w:rPr>
+        <w:rFonts w:ascii="Courier New" w:hAnsi="Courier New" w:cs="Courier New" w:hint="default"/>
+      </w:rPr>
+    </w:lvl>
+    <w:lvl w:ilvl="5" w:tplc="04090005" w:tentative="1">
+      <w:start w:val="1"/>
+      <w:numFmt w:val="bullet"/>
+      <w:lvlText w:val=""/>
+      <w:lvlJc w:val="left"/>
+      <w:pPr>
+        <w:ind w:left="4320" w:hanging="360"/>
+      </w:pPr>
+      <w:rPr>
+        <w:rFonts w:ascii="Wingdings" w:hAnsi="Wingdings" w:hint="default"/>
+      </w:rPr>
+    </w:lvl>
+    <w:lvl w:ilvl="6" w:tplc="04090001" w:tentative="1">
+      <w:start w:val="1"/>
+      <w:numFmt w:val="bullet"/>
+      <w:lvlText w:val=""/>
+      <w:lvlJc w:val="left"/>
+      <w:pPr>
+        <w:ind w:left="5040" w:hanging="360"/>
+      </w:pPr>
+      <w:rPr>
+        <w:rFonts w:ascii="Symbol" w:hAnsi="Symbol" w:hint="default"/>
+      </w:rPr>
+    </w:lvl>
+    <w:lvl w:ilvl="7" w:tplc="04090003" w:tentative="1">
+      <w:start w:val="1"/>
+      <w:numFmt w:val="bullet"/>
+      <w:lvlText w:val="o"/>
+      <w:lvlJc w:val="left"/>
+      <w:pPr>
+        <w:ind w:left="5760" w:hanging="360"/>
+      </w:pPr>
+      <w:rPr>
+        <w:rFonts w:ascii="Courier New" w:hAnsi="Courier New" w:cs="Courier New" w:hint="default"/>
+      </w:rPr>
+    </w:lvl>
+    <w:lvl w:ilvl="8" w:tplc="04090005" w:tentative="1">
+      <w:start w:val="1"/>
+      <w:numFmt w:val="bullet"/>
+      <w:lvlText w:val=""/>
+      <w:lvlJc w:val="left"/>
+      <w:pPr>
+        <w:ind w:left="6480" w:hanging="360"/>
+      </w:pPr>
+      <w:rPr>
+        <w:rFonts w:ascii="Wingdings" w:hAnsi="Wingdings" w:hint="default"/>
+      </w:rPr>
+    </w:lvl>
+  </w:abstractNum>
+  <w:abstractNum w:abstractNumId="6" w15:restartNumberingAfterBreak="0">
+    <w:nsid w:val="2EA81548"/>
+    <w:multiLevelType w:val="hybridMultilevel"/>
+    <w:tmpl w:val="3E107336"/>
+    <w:lvl w:ilvl="0" w:tplc="04090001">
+      <w:start w:val="1"/>
+      <w:numFmt w:val="bullet"/>
+      <w:lvlText w:val=""/>
+      <w:lvlJc w:val="left"/>
+      <w:pPr>
+        <w:ind w:left="720" w:hanging="360"/>
+      </w:pPr>
+      <w:rPr>
+        <w:rFonts w:ascii="Symbol" w:hAnsi="Symbol" w:hint="default"/>
+      </w:rPr>
+    </w:lvl>
+    <w:lvl w:ilvl="1" w:tplc="04090003" w:tentative="1">
+      <w:start w:val="1"/>
+      <w:numFmt w:val="bullet"/>
+      <w:lvlText w:val="o"/>
+      <w:lvlJc w:val="left"/>
+      <w:pPr>
+        <w:ind w:left="1440" w:hanging="360"/>
+      </w:pPr>
+      <w:rPr>
+        <w:rFonts w:ascii="Courier New" w:hAnsi="Courier New" w:cs="Courier New" w:hint="default"/>
+      </w:rPr>
+    </w:lvl>
+    <w:lvl w:ilvl="2" w:tplc="04090005" w:tentative="1">
+      <w:start w:val="1"/>
+      <w:numFmt w:val="bullet"/>
+      <w:lvlText w:val=""/>
+      <w:lvlJc w:val="left"/>
+      <w:pPr>
+        <w:ind w:left="2160" w:hanging="360"/>
+      </w:pPr>
+      <w:rPr>
+        <w:rFonts w:ascii="Wingdings" w:hAnsi="Wingdings" w:hint="default"/>
+      </w:rPr>
+    </w:lvl>
+    <w:lvl w:ilvl="3" w:tplc="04090001" w:tentative="1">
+      <w:start w:val="1"/>
+      <w:numFmt w:val="bullet"/>
+      <w:lvlText w:val=""/>
+      <w:lvlJc w:val="left"/>
+      <w:pPr>
+        <w:ind w:left="2880" w:hanging="360"/>
+      </w:pPr>
+      <w:rPr>
+        <w:rFonts w:ascii="Symbol" w:hAnsi="Symbol" w:hint="default"/>
+      </w:rPr>
+    </w:lvl>
+    <w:lvl w:ilvl="4" w:tplc="04090003" w:tentative="1">
+      <w:start w:val="1"/>
+      <w:numFmt w:val="bullet"/>
+      <w:lvlText w:val="o"/>
+      <w:lvlJc w:val="left"/>
+      <w:pPr>
+        <w:ind w:left="3600" w:hanging="360"/>
+      </w:pPr>
+      <w:rPr>
+        <w:rFonts w:ascii="Courier New" w:hAnsi="Courier New" w:cs="Courier New" w:hint="default"/>
+      </w:rPr>
+    </w:lvl>
+    <w:lvl w:ilvl="5" w:tplc="04090005" w:tentative="1">
+      <w:start w:val="1"/>
+      <w:numFmt w:val="bullet"/>
+      <w:lvlText w:val=""/>
+      <w:lvlJc w:val="left"/>
+      <w:pPr>
+        <w:ind w:left="4320" w:hanging="360"/>
+      </w:pPr>
+      <w:rPr>
+        <w:rFonts w:ascii="Wingdings" w:hAnsi="Wingdings" w:hint="default"/>
+      </w:rPr>
+    </w:lvl>
+    <w:lvl w:ilvl="6" w:tplc="04090001" w:tentative="1">
+      <w:start w:val="1"/>
+      <w:numFmt w:val="bullet"/>
+      <w:lvlText w:val=""/>
+      <w:lvlJc w:val="left"/>
+      <w:pPr>
+        <w:ind w:left="5040" w:hanging="360"/>
+      </w:pPr>
+      <w:rPr>
+        <w:rFonts w:ascii="Symbol" w:hAnsi="Symbol" w:hint="default"/>
+      </w:rPr>
+    </w:lvl>
+    <w:lvl w:ilvl="7" w:tplc="04090003" w:tentative="1">
+      <w:start w:val="1"/>
+      <w:numFmt w:val="bullet"/>
+      <w:lvlText w:val="o"/>
+      <w:lvlJc w:val="left"/>
+      <w:pPr>
+        <w:ind w:left="5760" w:hanging="360"/>
+      </w:pPr>
+      <w:rPr>
+        <w:rFonts w:ascii="Courier New" w:hAnsi="Courier New" w:cs="Courier New" w:hint="default"/>
+      </w:rPr>
+    </w:lvl>
+    <w:lvl w:ilvl="8" w:tplc="04090005" w:tentative="1">
+      <w:start w:val="1"/>
+      <w:numFmt w:val="bullet"/>
+      <w:lvlText w:val=""/>
+      <w:lvlJc w:val="left"/>
+      <w:pPr>
+        <w:ind w:left="6480" w:hanging="360"/>
+      </w:pPr>
+      <w:rPr>
+        <w:rFonts w:ascii="Wingdings" w:hAnsi="Wingdings" w:hint="default"/>
+      </w:rPr>
+    </w:lvl>
+  </w:abstractNum>
+  <w:abstractNum w:abstractNumId="7" w15:restartNumberingAfterBreak="0">
     <w:nsid w:val="40A83C36"/>
     <w:multiLevelType w:val="hybridMultilevel"/>
     <w:tmpl w:val="5162B78C"/>
@@ -2672,7 +5169,7 @@
       </w:rPr>
     </w:lvl>
   </w:abstractNum>
-  <w:abstractNum w:abstractNumId="5" w15:restartNumberingAfterBreak="0">
+  <w:abstractNum w:abstractNumId="8" w15:restartNumberingAfterBreak="0">
     <w:nsid w:val="67394201"/>
     <w:multiLevelType w:val="hybridMultilevel"/>
     <w:tmpl w:val="BA42137E"/>
@@ -2785,7 +5282,7 @@
       </w:rPr>
     </w:lvl>
   </w:abstractNum>
-  <w:abstractNum w:abstractNumId="6" w15:restartNumberingAfterBreak="0">
+  <w:abstractNum w:abstractNumId="9" w15:restartNumberingAfterBreak="0">
     <w:nsid w:val="7B5074CE"/>
     <w:multiLevelType w:val="hybridMultilevel"/>
     <w:tmpl w:val="ADDA337A"/>
@@ -2908,16 +5405,25 @@
     <w:abstractNumId w:val="3"/>
   </w:num>
   <w:num w:numId="4" w16cid:durableId="1421609593">
-    <w:abstractNumId w:val="5"/>
+    <w:abstractNumId w:val="8"/>
   </w:num>
   <w:num w:numId="5" w16cid:durableId="754934481">
-    <w:abstractNumId w:val="4"/>
+    <w:abstractNumId w:val="7"/>
   </w:num>
   <w:num w:numId="6" w16cid:durableId="1918854447">
     <w:abstractNumId w:val="2"/>
   </w:num>
   <w:num w:numId="7" w16cid:durableId="1944220842">
+    <w:abstractNumId w:val="9"/>
+  </w:num>
+  <w:num w:numId="8" w16cid:durableId="1682968594">
+    <w:abstractNumId w:val="5"/>
+  </w:num>
+  <w:num w:numId="9" w16cid:durableId="1346439022">
     <w:abstractNumId w:val="6"/>
+  </w:num>
+  <w:num w:numId="10" w16cid:durableId="2013023811">
+    <w:abstractNumId w:val="4"/>
   </w:num>
 </w:numbering>
 </file>
@@ -3443,7 +5949,6 @@
     <w:next w:val="Normal"/>
     <w:link w:val="Heading5Char"/>
     <w:uiPriority w:val="9"/>
-    <w:semiHidden/>
     <w:unhideWhenUsed/>
     <w:qFormat/>
     <w:rsid w:val="001A3BA4"/>
@@ -3468,7 +5973,6 @@
     <w:next w:val="Normal"/>
     <w:link w:val="Heading6Char"/>
     <w:uiPriority w:val="9"/>
-    <w:semiHidden/>
     <w:unhideWhenUsed/>
     <w:qFormat/>
     <w:rsid w:val="001A3BA4"/>
@@ -3573,6 +6077,7 @@
   <w:style w:type="character" w:default="1" w:styleId="DefaultParagraphFont">
     <w:name w:val="Default Paragraph Font"/>
     <w:uiPriority w:val="1"/>
+    <w:semiHidden/>
     <w:unhideWhenUsed/>
   </w:style>
   <w:style w:type="table" w:default="1" w:styleId="TableNormal">
@@ -3649,7 +6154,6 @@
     <w:basedOn w:val="DefaultParagraphFont"/>
     <w:link w:val="Heading5"/>
     <w:uiPriority w:val="9"/>
-    <w:semiHidden/>
     <w:rsid w:val="001A3BA4"/>
     <w:rPr>
       <w:rFonts w:asciiTheme="majorHAnsi" w:eastAsiaTheme="majorEastAsia" w:hAnsiTheme="majorHAnsi" w:cstheme="majorBidi"/>
@@ -3661,7 +6165,6 @@
     <w:basedOn w:val="DefaultParagraphFont"/>
     <w:link w:val="Heading6"/>
     <w:uiPriority w:val="9"/>
-    <w:semiHidden/>
     <w:rsid w:val="001A3BA4"/>
     <w:rPr>
       <w:rFonts w:asciiTheme="majorHAnsi" w:eastAsiaTheme="majorEastAsia" w:hAnsiTheme="majorHAnsi" w:cstheme="majorBidi"/>
@@ -4467,6 +6970,10 @@
 </file>
 
 <file path=customXml/item1.xml><?xml version="1.0" encoding="utf-8"?>
+<b:Sources xmlns:b="http://schemas.openxmlformats.org/officeDocument/2006/bibliography" xmlns="http://schemas.openxmlformats.org/officeDocument/2006/bibliography" SelectedStyle="\APASixthEditionOfficeOnline.xsl" StyleName="APA" Version="6"/>
+</file>
+
+<file path=customXml/item2.xml><?xml version="1.0" encoding="utf-8"?>
 <ct:contentTypeSchema xmlns:ct="http://schemas.microsoft.com/office/2006/metadata/contentType" xmlns:ma="http://schemas.microsoft.com/office/2006/metadata/properties/metaAttributes" ct:_="" ma:_="" ma:contentTypeName="Document" ma:contentTypeID="0x01010057D746A6CC7228419059D1F304ECB892" ma:contentTypeVersion="6" ma:contentTypeDescription="Create a new document." ma:contentTypeScope="" ma:versionID="230bd601e8ab138a3182c21189d57f93">
   <xsd:schema xmlns:xsd="http://www.w3.org/2001/XMLSchema" xmlns:xs="http://www.w3.org/2001/XMLSchema" xmlns:p="http://schemas.microsoft.com/office/2006/metadata/properties" xmlns:ns2="23369ae5-05ef-4c7c-a662-deac929baaef" targetNamespace="http://schemas.microsoft.com/office/2006/metadata/properties" ma:root="true" ma:fieldsID="ed8cacf55a6d923cbbf7f604d05b507d" ns2:_="">
     <xsd:import namespace="23369ae5-05ef-4c7c-a662-deac929baaef"/>
@@ -4624,10 +7131,6 @@
 </ct:contentTypeSchema>
 </file>
 
-<file path=customXml/item2.xml><?xml version="1.0" encoding="utf-8"?>
-<b:Sources xmlns:b="http://schemas.openxmlformats.org/officeDocument/2006/bibliography" xmlns="http://schemas.openxmlformats.org/officeDocument/2006/bibliography" SelectedStyle="\APASixthEditionOfficeOnline.xsl" StyleName="APA" Version="6"/>
-</file>
-
 <file path=customXml/item3.xml><?xml version="1.0" encoding="utf-8"?>
 <?mso-contentType ?>
 <FormTemplates xmlns="http://schemas.microsoft.com/sharepoint/v3/contenttype/forms">
@@ -4638,6 +7141,14 @@
 </file>
 
 <file path=customXml/itemProps1.xml><?xml version="1.0" encoding="utf-8"?>
+<ds:datastoreItem xmlns:ds="http://schemas.openxmlformats.org/officeDocument/2006/customXml" ds:itemID="{E9F6CDE2-636C-4043-AFFC-7CB0CE5DF55A}">
+  <ds:schemaRefs>
+    <ds:schemaRef ds:uri="http://schemas.openxmlformats.org/officeDocument/2006/bibliography"/>
+  </ds:schemaRefs>
+</ds:datastoreItem>
+</file>
+
+<file path=customXml/itemProps2.xml><?xml version="1.0" encoding="utf-8"?>
 <ds:datastoreItem xmlns:ds="http://schemas.openxmlformats.org/officeDocument/2006/customXml" ds:itemID="{E0E361D0-270A-43DD-B744-DC4991A38C53}">
   <ds:schemaRefs>
     <ds:schemaRef ds:uri="http://schemas.microsoft.com/office/2006/metadata/contentType"/>
@@ -4655,14 +7166,6 @@
 </ds:datastoreItem>
 </file>
 
-<file path=customXml/itemProps2.xml><?xml version="1.0" encoding="utf-8"?>
-<ds:datastoreItem xmlns:ds="http://schemas.openxmlformats.org/officeDocument/2006/customXml" ds:itemID="{E9F6CDE2-636C-4043-AFFC-7CB0CE5DF55A}">
-  <ds:schemaRefs>
-    <ds:schemaRef ds:uri="http://schemas.openxmlformats.org/officeDocument/2006/bibliography"/>
-  </ds:schemaRefs>
-</ds:datastoreItem>
-</file>
-
 <file path=customXml/itemProps3.xml><?xml version="1.0" encoding="utf-8"?>
 <ds:datastoreItem xmlns:ds="http://schemas.openxmlformats.org/officeDocument/2006/customXml" ds:itemID="{79D0F40F-646A-4DBF-9119-0FC598DFBBBB}">
   <ds:schemaRefs>

--- a/Dokumentáció.docx
+++ b/Dokumentáció.docx
@@ -738,7 +738,7 @@
           <w:r>
             <w:fldChar w:fldCharType="separate"/>
           </w:r>
-          <w:hyperlink w:anchor="_Toc196989647" w:history="1">
+          <w:hyperlink w:anchor="_Toc197004084" w:history="1">
             <w:r>
               <w:rPr>
                 <w:rStyle w:val="Hyperlink"/>
@@ -783,7 +783,7 @@
                 <w:noProof/>
                 <w:webHidden/>
               </w:rPr>
-              <w:instrText xml:space="preserve"> PAGEREF _Toc196989647 \h </w:instrText>
+              <w:instrText xml:space="preserve"> PAGEREF _Toc197004084 \h </w:instrText>
             </w:r>
             <w:r>
               <w:rPr>
@@ -830,7 +830,7 @@
               <w14:ligatures w14:val="standardContextual"/>
             </w:rPr>
           </w:pPr>
-          <w:hyperlink w:anchor="_Toc196989648" w:history="1">
+          <w:hyperlink w:anchor="_Toc197004085" w:history="1">
             <w:r>
               <w:rPr>
                 <w:rStyle w:val="Hyperlink"/>
@@ -875,7 +875,7 @@
                 <w:noProof/>
                 <w:webHidden/>
               </w:rPr>
-              <w:instrText xml:space="preserve"> PAGEREF _Toc196989648 \h </w:instrText>
+              <w:instrText xml:space="preserve"> PAGEREF _Toc197004085 \h </w:instrText>
             </w:r>
             <w:r>
               <w:rPr>
@@ -922,7 +922,7 @@
               <w14:ligatures w14:val="standardContextual"/>
             </w:rPr>
           </w:pPr>
-          <w:hyperlink w:anchor="_Toc196989649" w:history="1">
+          <w:hyperlink w:anchor="_Toc197004086" w:history="1">
             <w:r>
               <w:rPr>
                 <w:rStyle w:val="Hyperlink"/>
@@ -967,7 +967,7 @@
                 <w:noProof/>
                 <w:webHidden/>
               </w:rPr>
-              <w:instrText xml:space="preserve"> PAGEREF _Toc196989649 \h </w:instrText>
+              <w:instrText xml:space="preserve"> PAGEREF _Toc197004086 \h </w:instrText>
             </w:r>
             <w:r>
               <w:rPr>
@@ -1014,7 +1014,7 @@
               <w14:ligatures w14:val="standardContextual"/>
             </w:rPr>
           </w:pPr>
-          <w:hyperlink w:anchor="_Toc196989650" w:history="1">
+          <w:hyperlink w:anchor="_Toc197004087" w:history="1">
             <w:r>
               <w:rPr>
                 <w:rStyle w:val="Hyperlink"/>
@@ -1059,7 +1059,7 @@
                 <w:noProof/>
                 <w:webHidden/>
               </w:rPr>
-              <w:instrText xml:space="preserve"> PAGEREF _Toc196989650 \h </w:instrText>
+              <w:instrText xml:space="preserve"> PAGEREF _Toc197004087 \h </w:instrText>
             </w:r>
             <w:r>
               <w:rPr>
@@ -1106,7 +1106,7 @@
               <w14:ligatures w14:val="standardContextual"/>
             </w:rPr>
           </w:pPr>
-          <w:hyperlink w:anchor="_Toc196989651" w:history="1">
+          <w:hyperlink w:anchor="_Toc197004088" w:history="1">
             <w:r>
               <w:rPr>
                 <w:rStyle w:val="Hyperlink"/>
@@ -1151,7 +1151,7 @@
                 <w:noProof/>
                 <w:webHidden/>
               </w:rPr>
-              <w:instrText xml:space="preserve"> PAGEREF _Toc196989651 \h </w:instrText>
+              <w:instrText xml:space="preserve"> PAGEREF _Toc197004088 \h </w:instrText>
             </w:r>
             <w:r>
               <w:rPr>
@@ -1198,7 +1198,7 @@
               <w14:ligatures w14:val="standardContextual"/>
             </w:rPr>
           </w:pPr>
-          <w:hyperlink w:anchor="_Toc196989652" w:history="1">
+          <w:hyperlink w:anchor="_Toc197004089" w:history="1">
             <w:r>
               <w:rPr>
                 <w:rStyle w:val="Hyperlink"/>
@@ -1243,7 +1243,7 @@
                 <w:noProof/>
                 <w:webHidden/>
               </w:rPr>
-              <w:instrText xml:space="preserve"> PAGEREF _Toc196989652 \h </w:instrText>
+              <w:instrText xml:space="preserve"> PAGEREF _Toc197004089 \h </w:instrText>
             </w:r>
             <w:r>
               <w:rPr>
@@ -1290,7 +1290,7 @@
               <w14:ligatures w14:val="standardContextual"/>
             </w:rPr>
           </w:pPr>
-          <w:hyperlink w:anchor="_Toc196989653" w:history="1">
+          <w:hyperlink w:anchor="_Toc197004090" w:history="1">
             <w:r>
               <w:rPr>
                 <w:rStyle w:val="Hyperlink"/>
@@ -1335,7 +1335,7 @@
                 <w:noProof/>
                 <w:webHidden/>
               </w:rPr>
-              <w:instrText xml:space="preserve"> PAGEREF _Toc196989653 \h </w:instrText>
+              <w:instrText xml:space="preserve"> PAGEREF _Toc197004090 \h </w:instrText>
             </w:r>
             <w:r>
               <w:rPr>
@@ -1382,7 +1382,7 @@
               <w14:ligatures w14:val="standardContextual"/>
             </w:rPr>
           </w:pPr>
-          <w:hyperlink w:anchor="_Toc196989654" w:history="1">
+          <w:hyperlink w:anchor="_Toc197004091" w:history="1">
             <w:r>
               <w:rPr>
                 <w:rStyle w:val="Hyperlink"/>
@@ -1427,7 +1427,7 @@
                 <w:noProof/>
                 <w:webHidden/>
               </w:rPr>
-              <w:instrText xml:space="preserve"> PAGEREF _Toc196989654 \h </w:instrText>
+              <w:instrText xml:space="preserve"> PAGEREF _Toc197004091 \h </w:instrText>
             </w:r>
             <w:r>
               <w:rPr>
@@ -1474,7 +1474,7 @@
               <w14:ligatures w14:val="standardContextual"/>
             </w:rPr>
           </w:pPr>
-          <w:hyperlink w:anchor="_Toc196989655" w:history="1">
+          <w:hyperlink w:anchor="_Toc197004092" w:history="1">
             <w:r>
               <w:rPr>
                 <w:rStyle w:val="Hyperlink"/>
@@ -1519,7 +1519,7 @@
                 <w:noProof/>
                 <w:webHidden/>
               </w:rPr>
-              <w:instrText xml:space="preserve"> PAGEREF _Toc196989655 \h </w:instrText>
+              <w:instrText xml:space="preserve"> PAGEREF _Toc197004092 \h </w:instrText>
             </w:r>
             <w:r>
               <w:rPr>
@@ -1566,7 +1566,7 @@
               <w14:ligatures w14:val="standardContextual"/>
             </w:rPr>
           </w:pPr>
-          <w:hyperlink w:anchor="_Toc196989656" w:history="1">
+          <w:hyperlink w:anchor="_Toc197004093" w:history="1">
             <w:r>
               <w:rPr>
                 <w:rStyle w:val="Hyperlink"/>
@@ -1611,7 +1611,7 @@
                 <w:noProof/>
                 <w:webHidden/>
               </w:rPr>
-              <w:instrText xml:space="preserve"> PAGEREF _Toc196989656 \h </w:instrText>
+              <w:instrText xml:space="preserve"> PAGEREF _Toc197004093 \h </w:instrText>
             </w:r>
             <w:r>
               <w:rPr>
@@ -1658,7 +1658,7 @@
               <w14:ligatures w14:val="standardContextual"/>
             </w:rPr>
           </w:pPr>
-          <w:hyperlink w:anchor="_Toc196989657" w:history="1">
+          <w:hyperlink w:anchor="_Toc197004094" w:history="1">
             <w:r>
               <w:rPr>
                 <w:rStyle w:val="Hyperlink"/>
@@ -1703,7 +1703,7 @@
                 <w:noProof/>
                 <w:webHidden/>
               </w:rPr>
-              <w:instrText xml:space="preserve"> PAGEREF _Toc196989657 \h </w:instrText>
+              <w:instrText xml:space="preserve"> PAGEREF _Toc197004094 \h </w:instrText>
             </w:r>
             <w:r>
               <w:rPr>
@@ -1750,7 +1750,7 @@
               <w14:ligatures w14:val="standardContextual"/>
             </w:rPr>
           </w:pPr>
-          <w:hyperlink w:anchor="_Toc196989658" w:history="1">
+          <w:hyperlink w:anchor="_Toc197004095" w:history="1">
             <w:r>
               <w:rPr>
                 <w:rStyle w:val="Hyperlink"/>
@@ -1795,7 +1795,7 @@
                 <w:noProof/>
                 <w:webHidden/>
               </w:rPr>
-              <w:instrText xml:space="preserve"> PAGEREF _Toc196989658 \h </w:instrText>
+              <w:instrText xml:space="preserve"> PAGEREF _Toc197004095 \h </w:instrText>
             </w:r>
             <w:r>
               <w:rPr>
@@ -1842,7 +1842,7 @@
               <w14:ligatures w14:val="standardContextual"/>
             </w:rPr>
           </w:pPr>
-          <w:hyperlink w:anchor="_Toc196989659" w:history="1">
+          <w:hyperlink w:anchor="_Toc197004096" w:history="1">
             <w:r>
               <w:rPr>
                 <w:rStyle w:val="Hyperlink"/>
@@ -1887,7 +1887,7 @@
                 <w:noProof/>
                 <w:webHidden/>
               </w:rPr>
-              <w:instrText xml:space="preserve"> PAGEREF _Toc196989659 \h </w:instrText>
+              <w:instrText xml:space="preserve"> PAGEREF _Toc197004096 \h </w:instrText>
             </w:r>
             <w:r>
               <w:rPr>
@@ -1934,7 +1934,7 @@
               <w14:ligatures w14:val="standardContextual"/>
             </w:rPr>
           </w:pPr>
-          <w:hyperlink w:anchor="_Toc196989660" w:history="1">
+          <w:hyperlink w:anchor="_Toc197004097" w:history="1">
             <w:r>
               <w:rPr>
                 <w:rStyle w:val="Hyperlink"/>
@@ -1979,7 +1979,7 @@
                 <w:noProof/>
                 <w:webHidden/>
               </w:rPr>
-              <w:instrText xml:space="preserve"> PAGEREF _Toc196989660 \h </w:instrText>
+              <w:instrText xml:space="preserve"> PAGEREF _Toc197004097 \h </w:instrText>
             </w:r>
             <w:r>
               <w:rPr>
@@ -2026,7 +2026,7 @@
               <w14:ligatures w14:val="standardContextual"/>
             </w:rPr>
           </w:pPr>
-          <w:hyperlink w:anchor="_Toc196989661" w:history="1">
+          <w:hyperlink w:anchor="_Toc197004098" w:history="1">
             <w:r>
               <w:rPr>
                 <w:rStyle w:val="Hyperlink"/>
@@ -2071,7 +2071,7 @@
                 <w:noProof/>
                 <w:webHidden/>
               </w:rPr>
-              <w:instrText xml:space="preserve"> PAGEREF _Toc196989661 \h </w:instrText>
+              <w:instrText xml:space="preserve"> PAGEREF _Toc197004098 \h </w:instrText>
             </w:r>
             <w:r>
               <w:rPr>
@@ -2118,7 +2118,7 @@
               <w14:ligatures w14:val="standardContextual"/>
             </w:rPr>
           </w:pPr>
-          <w:hyperlink w:anchor="_Toc196989662" w:history="1">
+          <w:hyperlink w:anchor="_Toc197004099" w:history="1">
             <w:r>
               <w:rPr>
                 <w:rStyle w:val="Hyperlink"/>
@@ -2163,7 +2163,7 @@
                 <w:noProof/>
                 <w:webHidden/>
               </w:rPr>
-              <w:instrText xml:space="preserve"> PAGEREF _Toc196989662 \h </w:instrText>
+              <w:instrText xml:space="preserve"> PAGEREF _Toc197004099 \h </w:instrText>
             </w:r>
             <w:r>
               <w:rPr>
@@ -2210,7 +2210,7 @@
               <w14:ligatures w14:val="standardContextual"/>
             </w:rPr>
           </w:pPr>
-          <w:hyperlink w:anchor="_Toc196989663" w:history="1">
+          <w:hyperlink w:anchor="_Toc197004100" w:history="1">
             <w:r>
               <w:rPr>
                 <w:rStyle w:val="Hyperlink"/>
@@ -2255,7 +2255,7 @@
                 <w:noProof/>
                 <w:webHidden/>
               </w:rPr>
-              <w:instrText xml:space="preserve"> PAGEREF _Toc196989663 \h </w:instrText>
+              <w:instrText xml:space="preserve"> PAGEREF _Toc197004100 \h </w:instrText>
             </w:r>
             <w:r>
               <w:rPr>
@@ -2302,7 +2302,7 @@
               <w14:ligatures w14:val="standardContextual"/>
             </w:rPr>
           </w:pPr>
-          <w:hyperlink w:anchor="_Toc196989664" w:history="1">
+          <w:hyperlink w:anchor="_Toc197004101" w:history="1">
             <w:r>
               <w:rPr>
                 <w:rStyle w:val="Hyperlink"/>
@@ -2347,7 +2347,7 @@
                 <w:noProof/>
                 <w:webHidden/>
               </w:rPr>
-              <w:instrText xml:space="preserve"> PAGEREF _Toc196989664 \h </w:instrText>
+              <w:instrText xml:space="preserve"> PAGEREF _Toc197004101 \h </w:instrText>
             </w:r>
             <w:r>
               <w:rPr>
@@ -2394,7 +2394,7 @@
               <w14:ligatures w14:val="standardContextual"/>
             </w:rPr>
           </w:pPr>
-          <w:hyperlink w:anchor="_Toc196989665" w:history="1">
+          <w:hyperlink w:anchor="_Toc197004102" w:history="1">
             <w:r>
               <w:rPr>
                 <w:rStyle w:val="Hyperlink"/>
@@ -2439,7 +2439,7 @@
                 <w:noProof/>
                 <w:webHidden/>
               </w:rPr>
-              <w:instrText xml:space="preserve"> PAGEREF _Toc196989665 \h </w:instrText>
+              <w:instrText xml:space="preserve"> PAGEREF _Toc197004102 \h </w:instrText>
             </w:r>
             <w:r>
               <w:rPr>
@@ -2486,7 +2486,7 @@
               <w14:ligatures w14:val="standardContextual"/>
             </w:rPr>
           </w:pPr>
-          <w:hyperlink w:anchor="_Toc196989666" w:history="1">
+          <w:hyperlink w:anchor="_Toc197004103" w:history="1">
             <w:r>
               <w:rPr>
                 <w:rStyle w:val="Hyperlink"/>
@@ -2531,7 +2531,7 @@
                 <w:noProof/>
                 <w:webHidden/>
               </w:rPr>
-              <w:instrText xml:space="preserve"> PAGEREF _Toc196989666 \h </w:instrText>
+              <w:instrText xml:space="preserve"> PAGEREF _Toc197004103 \h </w:instrText>
             </w:r>
             <w:r>
               <w:rPr>
@@ -2578,7 +2578,7 @@
               <w14:ligatures w14:val="standardContextual"/>
             </w:rPr>
           </w:pPr>
-          <w:hyperlink w:anchor="_Toc196989667" w:history="1">
+          <w:hyperlink w:anchor="_Toc197004104" w:history="1">
             <w:r>
               <w:rPr>
                 <w:rStyle w:val="Hyperlink"/>
@@ -2623,7 +2623,7 @@
                 <w:noProof/>
                 <w:webHidden/>
               </w:rPr>
-              <w:instrText xml:space="preserve"> PAGEREF _Toc196989667 \h </w:instrText>
+              <w:instrText xml:space="preserve"> PAGEREF _Toc197004104 \h </w:instrText>
             </w:r>
             <w:r>
               <w:rPr>
@@ -2670,7 +2670,7 @@
               <w14:ligatures w14:val="standardContextual"/>
             </w:rPr>
           </w:pPr>
-          <w:hyperlink w:anchor="_Toc196989668" w:history="1">
+          <w:hyperlink w:anchor="_Toc197004105" w:history="1">
             <w:r>
               <w:rPr>
                 <w:rStyle w:val="Hyperlink"/>
@@ -2715,7 +2715,7 @@
                 <w:noProof/>
                 <w:webHidden/>
               </w:rPr>
-              <w:instrText xml:space="preserve"> PAGEREF _Toc196989668 \h </w:instrText>
+              <w:instrText xml:space="preserve"> PAGEREF _Toc197004105 \h </w:instrText>
             </w:r>
             <w:r>
               <w:rPr>
@@ -2762,7 +2762,7 @@
               <w14:ligatures w14:val="standardContextual"/>
             </w:rPr>
           </w:pPr>
-          <w:hyperlink w:anchor="_Toc196989669" w:history="1">
+          <w:hyperlink w:anchor="_Toc197004106" w:history="1">
             <w:r>
               <w:rPr>
                 <w:rStyle w:val="Hyperlink"/>
@@ -2807,7 +2807,7 @@
                 <w:noProof/>
                 <w:webHidden/>
               </w:rPr>
-              <w:instrText xml:space="preserve"> PAGEREF _Toc196989669 \h </w:instrText>
+              <w:instrText xml:space="preserve"> PAGEREF _Toc197004106 \h </w:instrText>
             </w:r>
             <w:r>
               <w:rPr>
@@ -2854,7 +2854,7 @@
               <w14:ligatures w14:val="standardContextual"/>
             </w:rPr>
           </w:pPr>
-          <w:hyperlink w:anchor="_Toc196989670" w:history="1">
+          <w:hyperlink w:anchor="_Toc197004107" w:history="1">
             <w:r>
               <w:rPr>
                 <w:rStyle w:val="Hyperlink"/>
@@ -2899,7 +2899,7 @@
                 <w:noProof/>
                 <w:webHidden/>
               </w:rPr>
-              <w:instrText xml:space="preserve"> PAGEREF _Toc196989670 \h </w:instrText>
+              <w:instrText xml:space="preserve"> PAGEREF _Toc197004107 \h </w:instrText>
             </w:r>
             <w:r>
               <w:rPr>
@@ -2946,7 +2946,7 @@
               <w14:ligatures w14:val="standardContextual"/>
             </w:rPr>
           </w:pPr>
-          <w:hyperlink w:anchor="_Toc196989671" w:history="1">
+          <w:hyperlink w:anchor="_Toc197004108" w:history="1">
             <w:r>
               <w:rPr>
                 <w:rStyle w:val="Hyperlink"/>
@@ -2991,7 +2991,7 @@
                 <w:noProof/>
                 <w:webHidden/>
               </w:rPr>
-              <w:instrText xml:space="preserve"> PAGEREF _Toc196989671 \h </w:instrText>
+              <w:instrText xml:space="preserve"> PAGEREF _Toc197004108 \h </w:instrText>
             </w:r>
             <w:r>
               <w:rPr>
@@ -3046,7 +3046,7 @@
       <w:pPr>
         <w:pStyle w:val="Heading1"/>
       </w:pPr>
-      <w:bookmarkStart w:id="0" w:name="_Toc196989647"/>
+      <w:bookmarkStart w:id="0" w:name="_Toc197004084"/>
       <w:r>
         <w:lastRenderedPageBreak/>
         <w:t>Bevezet</w:t>
@@ -3133,7 +3133,7 @@
       <w:pPr>
         <w:pStyle w:val="Heading1"/>
       </w:pPr>
-      <w:bookmarkStart w:id="1" w:name="_Toc196989648"/>
+      <w:bookmarkStart w:id="1" w:name="_Toc197004085"/>
       <w:r>
         <w:lastRenderedPageBreak/>
         <w:t>Felhasználói dokumentáció</w:t>
@@ -3144,7 +3144,7 @@
       <w:pPr>
         <w:pStyle w:val="Heading2"/>
       </w:pPr>
-      <w:bookmarkStart w:id="2" w:name="_Toc196989649"/>
+      <w:bookmarkStart w:id="2" w:name="_Toc197004086"/>
       <w:r>
         <w:t>Célközönség</w:t>
       </w:r>
@@ -3171,7 +3171,7 @@
       <w:pPr>
         <w:pStyle w:val="Heading2"/>
       </w:pPr>
-      <w:bookmarkStart w:id="3" w:name="_Toc196989650"/>
+      <w:bookmarkStart w:id="3" w:name="_Toc197004087"/>
       <w:r>
         <w:t>Program rövid leírása</w:t>
       </w:r>
@@ -3220,7 +3220,7 @@
       <w:pPr>
         <w:pStyle w:val="Heading2"/>
       </w:pPr>
-      <w:bookmarkStart w:id="4" w:name="_Toc196989651"/>
+      <w:bookmarkStart w:id="4" w:name="_Toc197004088"/>
       <w:r>
         <w:t>Program(ok) telepítése</w:t>
       </w:r>
@@ -3233,7 +3233,7 @@
       <w:pPr>
         <w:pStyle w:val="Heading3"/>
       </w:pPr>
-      <w:bookmarkStart w:id="5" w:name="_Toc196989652"/>
+      <w:bookmarkStart w:id="5" w:name="_Toc197004089"/>
       <w:r>
         <w:t>Szükséges szoftver környezet a program futtatásához</w:t>
       </w:r>
@@ -3375,7 +3375,7 @@
       <w:pPr>
         <w:pStyle w:val="Heading2"/>
       </w:pPr>
-      <w:bookmarkStart w:id="6" w:name="_Toc196989653"/>
+      <w:bookmarkStart w:id="6" w:name="_Toc197004090"/>
       <w:r>
         <w:t>Felhasználói felület és funkciók bemutatása</w:t>
       </w:r>
@@ -3385,7 +3385,7 @@
       <w:pPr>
         <w:pStyle w:val="Heading3"/>
       </w:pPr>
-      <w:bookmarkStart w:id="7" w:name="_Toc196989654"/>
+      <w:bookmarkStart w:id="7" w:name="_Toc197004091"/>
       <w:r>
         <w:t>Szerver</w:t>
       </w:r>
@@ -4154,7 +4154,7 @@
         <w:pStyle w:val="Heading3"/>
       </w:pPr>
       <w:bookmarkStart w:id="10" w:name="_Ref196956313"/>
-      <w:bookmarkStart w:id="11" w:name="_Toc196989655"/>
+      <w:bookmarkStart w:id="11" w:name="_Toc197004092"/>
       <w:r>
         <w:t>Kliens</w:t>
       </w:r>
@@ -4699,7 +4699,7 @@
           <w:noProof/>
         </w:rPr>
         <w:drawing>
-          <wp:inline distT="0" distB="0" distL="0" distR="0" wp14:anchorId="5ABF2148" wp14:editId="73BD36DA">
+          <wp:inline distT="0" distB="0" distL="0" distR="0" wp14:anchorId="5ABF2148" wp14:editId="0F9F438C">
             <wp:extent cx="5753100" cy="4572000"/>
             <wp:effectExtent l="0" t="0" r="0" b="0"/>
             <wp:docPr id="92915762" name="Picture 5"/>
@@ -5643,7 +5643,7 @@
         </w:rPr>
         <w:lastRenderedPageBreak/>
         <w:drawing>
-          <wp:inline distT="0" distB="0" distL="0" distR="0" wp14:anchorId="7861E2F6" wp14:editId="54D46896">
+          <wp:inline distT="0" distB="0" distL="0" distR="0" wp14:anchorId="7861E2F6" wp14:editId="3B037B55">
             <wp:extent cx="5753100" cy="4791075"/>
             <wp:effectExtent l="0" t="0" r="0" b="9525"/>
             <wp:docPr id="251495359" name="Picture 4"/>
@@ -6764,7 +6764,7 @@
       <w:pPr>
         <w:pStyle w:val="Heading1"/>
       </w:pPr>
-      <w:bookmarkStart w:id="21" w:name="_Toc196989656"/>
+      <w:bookmarkStart w:id="21" w:name="_Toc197004093"/>
       <w:r>
         <w:lastRenderedPageBreak/>
         <w:t>Fejlesztői dokumentáció</w:t>
@@ -6839,7 +6839,7 @@
       <w:pPr>
         <w:pStyle w:val="Heading2"/>
       </w:pPr>
-      <w:bookmarkStart w:id="22" w:name="_Toc196989657"/>
+      <w:bookmarkStart w:id="22" w:name="_Toc197004094"/>
       <w:r>
         <w:t>Fejlesztéshez használt eszközök</w:t>
       </w:r>
@@ -7276,7 +7276,7 @@
       <w:pPr>
         <w:pStyle w:val="Heading2"/>
       </w:pPr>
-      <w:bookmarkStart w:id="23" w:name="_Toc196989658"/>
+      <w:bookmarkStart w:id="23" w:name="_Toc197004095"/>
       <w:r>
         <w:t>A rendszer architektúrája</w:t>
       </w:r>
@@ -7508,7 +7508,7 @@
       <w:pPr>
         <w:pStyle w:val="Heading2"/>
       </w:pPr>
-      <w:bookmarkStart w:id="25" w:name="_Toc196989659"/>
+      <w:bookmarkStart w:id="25" w:name="_Toc197004096"/>
       <w:r>
         <w:t>Felhasználói eset diagram</w:t>
       </w:r>
@@ -7664,7 +7664,7 @@
       <w:pPr>
         <w:pStyle w:val="Heading2"/>
       </w:pPr>
-      <w:bookmarkStart w:id="26" w:name="_Toc196989660"/>
+      <w:bookmarkStart w:id="26" w:name="_Toc197004097"/>
       <w:r>
         <w:t>Felhasznált Technológiák</w:t>
       </w:r>
@@ -7674,7 +7674,7 @@
       <w:pPr>
         <w:pStyle w:val="Heading3"/>
       </w:pPr>
-      <w:bookmarkStart w:id="27" w:name="_Toc196989661"/>
+      <w:bookmarkStart w:id="27" w:name="_Toc197004098"/>
       <w:r>
         <w:t xml:space="preserve">Adatok </w:t>
       </w:r>
@@ -8073,7 +8073,7 @@
       <w:pPr>
         <w:pStyle w:val="Heading3"/>
       </w:pPr>
-      <w:bookmarkStart w:id="29" w:name="_Toc196989662"/>
+      <w:bookmarkStart w:id="29" w:name="_Toc197004099"/>
       <w:r>
         <w:t>Szerver – Kliens kommunikáció</w:t>
       </w:r>
@@ -8307,7 +8307,7 @@
       <w:pPr>
         <w:pStyle w:val="Heading3"/>
       </w:pPr>
-      <w:bookmarkStart w:id="30" w:name="_Toc196989663"/>
+      <w:bookmarkStart w:id="30" w:name="_Toc197004100"/>
       <w:proofErr w:type="spellStart"/>
       <w:r>
         <w:t>WinForms</w:t>
@@ -8672,7 +8672,7 @@
       <w:pPr>
         <w:pStyle w:val="Heading2"/>
       </w:pPr>
-      <w:bookmarkStart w:id="31" w:name="_Toc196989664"/>
+      <w:bookmarkStart w:id="31" w:name="_Toc197004101"/>
       <w:r>
         <w:t>Kliens</w:t>
       </w:r>
@@ -8718,15 +8718,12 @@
         <w:keepNext/>
       </w:pPr>
       <w:r>
-        <w:rPr>
-          <w:noProof/>
-        </w:rPr>
         <w:lastRenderedPageBreak/>
         <w:drawing>
-          <wp:inline distT="0" distB="0" distL="0" distR="0" wp14:anchorId="4B66D534" wp14:editId="24860CBF">
-            <wp:extent cx="5759450" cy="3128645"/>
-            <wp:effectExtent l="0" t="0" r="0" b="0"/>
-            <wp:docPr id="1218028498" name="Picture 1"/>
+          <wp:inline distT="0" distB="0" distL="0" distR="0" wp14:anchorId="7D49292F" wp14:editId="3F600606">
+            <wp:extent cx="5759450" cy="3216910"/>
+            <wp:effectExtent l="0" t="0" r="0" b="2540"/>
+            <wp:docPr id="1427076687" name="Picture 1"/>
             <wp:cNvGraphicFramePr>
               <a:graphicFrameLocks xmlns:a="http://schemas.openxmlformats.org/drawingml/2006/main" noChangeAspect="1"/>
             </wp:cNvGraphicFramePr>
@@ -8734,7 +8731,7 @@
               <a:graphicData uri="http://schemas.openxmlformats.org/drawingml/2006/picture">
                 <pic:pic xmlns:pic="http://schemas.openxmlformats.org/drawingml/2006/picture">
                   <pic:nvPicPr>
-                    <pic:cNvPr id="1218028498" name=""/>
+                    <pic:cNvPr id="1427076687" name=""/>
                     <pic:cNvPicPr/>
                   </pic:nvPicPr>
                   <pic:blipFill>
@@ -8746,7 +8743,7 @@
                   <pic:spPr>
                     <a:xfrm>
                       <a:off x="0" y="0"/>
-                      <a:ext cx="5759450" cy="3128645"/>
+                      <a:ext cx="5759450" cy="3216910"/>
                     </a:xfrm>
                     <a:prstGeom prst="rect">
                       <a:avLst/>
@@ -8795,7 +8792,7 @@
       <w:pPr>
         <w:pStyle w:val="Heading2"/>
       </w:pPr>
-      <w:bookmarkStart w:id="32" w:name="_Toc196989665"/>
+      <w:bookmarkStart w:id="32" w:name="_Toc197004102"/>
       <w:r>
         <w:t>Tesztelés</w:t>
       </w:r>
@@ -8805,7 +8802,7 @@
       <w:pPr>
         <w:pStyle w:val="Heading3"/>
       </w:pPr>
-      <w:bookmarkStart w:id="33" w:name="_Toc196989666"/>
+      <w:bookmarkStart w:id="33" w:name="_Toc197004103"/>
       <w:r>
         <w:t>Manuális tesztelés</w:t>
       </w:r>
@@ -10141,9 +10138,9 @@
       <w:pPr>
         <w:pStyle w:val="Heading3"/>
       </w:pPr>
-      <w:bookmarkStart w:id="34" w:name="_Toc196989667"/>
-      <w:bookmarkStart w:id="35" w:name="_Ref196993033"/>
-      <w:bookmarkStart w:id="36" w:name="_Ref196993040"/>
+      <w:bookmarkStart w:id="34" w:name="_Ref196993033"/>
+      <w:bookmarkStart w:id="35" w:name="_Ref196993040"/>
+      <w:bookmarkStart w:id="36" w:name="_Toc197004104"/>
       <w:r>
         <w:lastRenderedPageBreak/>
         <w:t>Automatikus Tesztelés</w:t>
@@ -10154,7 +10151,10 @@
     </w:p>
     <w:p>
       <w:r>
-        <w:t xml:space="preserve">A </w:t>
+        <w:t>Mindkettő</w:t>
+      </w:r>
+      <w:r>
+        <w:t xml:space="preserve"> </w:t>
       </w:r>
       <w:proofErr w:type="spellStart"/>
       <w:r>
@@ -10162,7 +10162,19 @@
       </w:r>
       <w:proofErr w:type="spellEnd"/>
       <w:r>
-        <w:t xml:space="preserve"> és modell csomagokat MS Test szemantikájú unit testekkel végeztem el, melyek során a </w:t>
+        <w:t xml:space="preserve"> és</w:t>
+      </w:r>
+      <w:r>
+        <w:t xml:space="preserve"> a szerver</w:t>
+      </w:r>
+      <w:r>
+        <w:t xml:space="preserve"> modell csomago</w:t>
+      </w:r>
+      <w:r>
+        <w:t>n</w:t>
+      </w:r>
+      <w:r>
+        <w:t xml:space="preserve"> MS Test szemantikájú unit testekkel végeztem el, melyek során a </w:t>
       </w:r>
       <w:proofErr w:type="spellStart"/>
       <w:proofErr w:type="gramStart"/>
@@ -10182,7 +10194,13 @@
       <w:proofErr w:type="spellEnd"/>
       <w:proofErr w:type="gramEnd"/>
       <w:r>
-        <w:t xml:space="preserve"> interfészek által definiált összes metódus tesztelve lett az ezeknek az osztályoknak leszármazottjain. A modellek tesztelését hamis </w:t>
+        <w:t xml:space="preserve"> interfészek által definiált összes metódus tesztelve lett az ezeknek az osztályoknak leszármazottjain. A </w:t>
+      </w:r>
+      <w:r>
+        <w:t>szerver modell</w:t>
+      </w:r>
+      <w:r>
+        <w:t xml:space="preserve"> tesztelését hamis </w:t>
       </w:r>
       <w:proofErr w:type="spellStart"/>
       <w:r>
@@ -10344,6 +10362,19 @@
       </w:r>
       <w:r>
         <w:t>Lehet, hogy van erre jobb módszer, de egy alaposabb kutakodás után az interneten sem találtam megoldást.</w:t>
+      </w:r>
+    </w:p>
+    <w:p>
+      <w:r>
+        <w:t xml:space="preserve">Másik problémám volt még, hogy az MS Test projectek párhuzamosan futtatják a teszteseteket, ami a kliens tesztelésekor több egyszerre futni próbáló szerverhez vezetett. Szerencsére ezt ki lehetett kapcsolni a </w:t>
+      </w:r>
+      <w:proofErr w:type="spellStart"/>
+      <w:r>
+        <w:t>MSTestSettins.cs</w:t>
+      </w:r>
+      <w:proofErr w:type="spellEnd"/>
+      <w:r>
+        <w:t xml:space="preserve"> fájl szerkesztésével.</w:t>
       </w:r>
     </w:p>
     <w:p>
@@ -10359,7 +10390,7 @@
       <w:pPr>
         <w:pStyle w:val="Heading1"/>
       </w:pPr>
-      <w:bookmarkStart w:id="37" w:name="_Toc196989668"/>
+      <w:bookmarkStart w:id="37" w:name="_Toc197004105"/>
       <w:r>
         <w:lastRenderedPageBreak/>
         <w:t>Összefoglalás</w:t>
@@ -10370,7 +10401,7 @@
       <w:pPr>
         <w:pStyle w:val="Heading2"/>
       </w:pPr>
-      <w:bookmarkStart w:id="38" w:name="_Toc196989669"/>
+      <w:bookmarkStart w:id="38" w:name="_Toc197004106"/>
       <w:r>
         <w:t>Konklúzió</w:t>
       </w:r>
@@ -10451,7 +10482,7 @@
       <w:pPr>
         <w:pStyle w:val="Heading2"/>
       </w:pPr>
-      <w:bookmarkStart w:id="39" w:name="_Toc196989670"/>
+      <w:bookmarkStart w:id="39" w:name="_Toc197004107"/>
       <w:r>
         <w:t>Továbbfejlesztési lehetőségek</w:t>
       </w:r>
@@ -10459,7 +10490,45 @@
     </w:p>
     <w:p>
       <w:r>
-        <w:t xml:space="preserve">Új kérdéstípusokat lehet és viszonylag könnyű is hozzáadni, illetve új mérendő metrikákat is érdemes lehet implementálni. Nagyobb munkát igénylő változtatás lenne néhány teljesen más szempontú statisztikai nézet, mint pl.: „akik erre a kérdésre ezt válaszolták, azok utána erre a másikra mit válaszoltak?”. A tesztfedettséget is mindenképpen érdemes lenne növelni, illetve RCPT </w:t>
+        <w:t xml:space="preserve">Új kérdéstípusokat lehet és viszonylag könnyű is hozzáadni, illetve új mérendő metrikákat is érdemes lehet implementálni. Nagyobb munkát igénylő változtatás lenne néhány teljesen más szempontú statisztikai nézet, mint pl.: „akik erre a kérdésre ezt válaszolták, azok utána erre a másikra mit válaszoltak?”. </w:t>
+      </w:r>
+      <w:r>
+        <w:t xml:space="preserve">Biztonsági szempontból is lehet rajta javítani, mivel jelenleg a kliensen múlik, hogy tovább enged az </w:t>
+      </w:r>
+      <w:proofErr w:type="spellStart"/>
+      <w:r>
+        <w:t>Admin</w:t>
+      </w:r>
+      <w:proofErr w:type="spellEnd"/>
+      <w:r>
+        <w:t xml:space="preserve"> oldalra vagy sem. Egy egyéni programmal teljes </w:t>
+      </w:r>
+      <w:proofErr w:type="spellStart"/>
+      <w:r>
+        <w:t>admin</w:t>
+      </w:r>
+      <w:proofErr w:type="spellEnd"/>
+      <w:r>
+        <w:t xml:space="preserve"> jogosultságot lehetne szerezni kizárólag az </w:t>
+      </w:r>
+      <w:proofErr w:type="spellStart"/>
+      <w:r>
+        <w:t>admin</w:t>
+      </w:r>
+      <w:proofErr w:type="spellEnd"/>
+      <w:r>
+        <w:t xml:space="preserve"> </w:t>
+      </w:r>
+      <w:proofErr w:type="spellStart"/>
+      <w:r>
+        <w:t>fel</w:t>
+      </w:r>
+      <w:r>
+        <w:t>A</w:t>
+      </w:r>
+      <w:proofErr w:type="spellEnd"/>
+      <w:r>
+        <w:t xml:space="preserve"> tesztfedettséget is mindenképpen érdemes lenne növelni, illetve RCPT </w:t>
       </w:r>
       <w:proofErr w:type="spellStart"/>
       <w:r>
@@ -10479,7 +10548,7 @@
       <w:pPr>
         <w:pStyle w:val="Heading1"/>
       </w:pPr>
-      <w:bookmarkStart w:id="40" w:name="_Toc196989671"/>
+      <w:bookmarkStart w:id="40" w:name="_Toc197004108"/>
       <w:r>
         <w:lastRenderedPageBreak/>
         <w:t>Irodalomjegyzék</w:t>
@@ -14455,6 +14524,10 @@
 </file>
 
 <file path=customXml/item1.xml><?xml version="1.0" encoding="utf-8"?>
+<b:Sources xmlns:b="http://schemas.openxmlformats.org/officeDocument/2006/bibliography" xmlns="http://schemas.openxmlformats.org/officeDocument/2006/bibliography" SelectedStyle="\APASixthEditionOfficeOnline.xsl" StyleName="APA" Version="6"/>
+</file>
+
+<file path=customXml/item2.xml><?xml version="1.0" encoding="utf-8"?>
 <ct:contentTypeSchema xmlns:ct="http://schemas.microsoft.com/office/2006/metadata/contentType" xmlns:ma="http://schemas.microsoft.com/office/2006/metadata/properties/metaAttributes" ct:_="" ma:_="" ma:contentTypeName="Document" ma:contentTypeID="0x01010057D746A6CC7228419059D1F304ECB892" ma:contentTypeVersion="6" ma:contentTypeDescription="Create a new document." ma:contentTypeScope="" ma:versionID="230bd601e8ab138a3182c21189d57f93">
   <xsd:schema xmlns:xsd="http://www.w3.org/2001/XMLSchema" xmlns:xs="http://www.w3.org/2001/XMLSchema" xmlns:p="http://schemas.microsoft.com/office/2006/metadata/properties" xmlns:ns2="23369ae5-05ef-4c7c-a662-deac929baaef" targetNamespace="http://schemas.microsoft.com/office/2006/metadata/properties" ma:root="true" ma:fieldsID="ed8cacf55a6d923cbbf7f604d05b507d" ns2:_="">
     <xsd:import namespace="23369ae5-05ef-4c7c-a662-deac929baaef"/>
@@ -14612,10 +14685,6 @@
 </ct:contentTypeSchema>
 </file>
 
-<file path=customXml/item2.xml><?xml version="1.0" encoding="utf-8"?>
-<b:Sources xmlns:b="http://schemas.openxmlformats.org/officeDocument/2006/bibliography" xmlns="http://schemas.openxmlformats.org/officeDocument/2006/bibliography" SelectedStyle="\APASixthEditionOfficeOnline.xsl" StyleName="APA" Version="6"/>
-</file>
-
 <file path=customXml/item3.xml><?xml version="1.0" encoding="utf-8"?>
 <?mso-contentType ?>
 <FormTemplates xmlns="http://schemas.microsoft.com/sharepoint/v3/contenttype/forms">
@@ -14626,6 +14695,14 @@
 </file>
 
 <file path=customXml/itemProps1.xml><?xml version="1.0" encoding="utf-8"?>
+<ds:datastoreItem xmlns:ds="http://schemas.openxmlformats.org/officeDocument/2006/customXml" ds:itemID="{E9F6CDE2-636C-4043-AFFC-7CB0CE5DF55A}">
+  <ds:schemaRefs>
+    <ds:schemaRef ds:uri="http://schemas.openxmlformats.org/officeDocument/2006/bibliography"/>
+  </ds:schemaRefs>
+</ds:datastoreItem>
+</file>
+
+<file path=customXml/itemProps2.xml><?xml version="1.0" encoding="utf-8"?>
 <ds:datastoreItem xmlns:ds="http://schemas.openxmlformats.org/officeDocument/2006/customXml" ds:itemID="{E0E361D0-270A-43DD-B744-DC4991A38C53}">
   <ds:schemaRefs>
     <ds:schemaRef ds:uri="http://schemas.microsoft.com/office/2006/metadata/contentType"/>
@@ -14643,14 +14720,6 @@
 </ds:datastoreItem>
 </file>
 
-<file path=customXml/itemProps2.xml><?xml version="1.0" encoding="utf-8"?>
-<ds:datastoreItem xmlns:ds="http://schemas.openxmlformats.org/officeDocument/2006/customXml" ds:itemID="{E9F6CDE2-636C-4043-AFFC-7CB0CE5DF55A}">
-  <ds:schemaRefs>
-    <ds:schemaRef ds:uri="http://schemas.openxmlformats.org/officeDocument/2006/bibliography"/>
-  </ds:schemaRefs>
-</ds:datastoreItem>
-</file>
-
 <file path=customXml/itemProps3.xml><?xml version="1.0" encoding="utf-8"?>
 <ds:datastoreItem xmlns:ds="http://schemas.openxmlformats.org/officeDocument/2006/customXml" ds:itemID="{79D0F40F-646A-4DBF-9119-0FC598DFBBBB}">
   <ds:schemaRefs>

--- a/Dokumentáció.docx
+++ b/Dokumentáció.docx
@@ -14,7 +14,6 @@
       </w:pPr>
       <w:r>
         <w:rPr>
-          <w:noProof/>
           <w:lang w:eastAsia="hu-HU"/>
         </w:rPr>
         <w:drawing>
@@ -227,28 +226,12 @@
       <w:r>
         <w:tab/>
       </w:r>
-      <w:proofErr w:type="spellStart"/>
       <w:r>
         <w:rPr>
           <w:szCs w:val="24"/>
         </w:rPr>
-        <w:t>Daiki</w:t>
-      </w:r>
-      <w:proofErr w:type="spellEnd"/>
-      <w:r>
-        <w:rPr>
-          <w:szCs w:val="24"/>
-        </w:rPr>
-        <w:t xml:space="preserve"> </w:t>
-      </w:r>
-      <w:proofErr w:type="spellStart"/>
-      <w:r>
-        <w:rPr>
-          <w:szCs w:val="24"/>
-        </w:rPr>
-        <w:t>Tennó</w:t>
-      </w:r>
-      <w:proofErr w:type="spellEnd"/>
+        <w:t>Daiki Tennó</w:t>
+      </w:r>
     </w:p>
     <w:p>
       <w:pPr>
@@ -261,15 +244,7 @@
         <w:tab/>
       </w:r>
       <w:r>
-        <w:t xml:space="preserve">Programtervező informatikus </w:t>
-      </w:r>
-      <w:proofErr w:type="spellStart"/>
-      <w:r>
-        <w:t>BSc</w:t>
-      </w:r>
-      <w:proofErr w:type="spellEnd"/>
-      <w:r>
-        <w:t>.</w:t>
+        <w:t>Programtervező informatikus BSc.</w:t>
       </w:r>
       <w:r>
         <w:tab/>
@@ -403,19 +378,11 @@
       <w:r>
         <w:br/>
       </w:r>
-      <w:proofErr w:type="spellStart"/>
       <w:r>
         <w:rPr>
           <w:b/>
         </w:rPr>
-        <w:t>Neptun</w:t>
-      </w:r>
-      <w:proofErr w:type="spellEnd"/>
-      <w:r>
-        <w:rPr>
-          <w:b/>
-        </w:rPr>
-        <w:t xml:space="preserve"> kód: </w:t>
+        <w:t xml:space="preserve">Neptun kód: </w:t>
       </w:r>
       <w:r>
         <w:t>P9O7KI</w:t>
@@ -448,23 +415,7 @@
         <w:t xml:space="preserve">Szak: </w:t>
       </w:r>
       <w:r>
-        <w:t>programtervező informatikus, alapképzés (BA/</w:t>
-      </w:r>
-      <w:proofErr w:type="spellStart"/>
-      <w:r>
-        <w:t>BSc</w:t>
-      </w:r>
-      <w:proofErr w:type="spellEnd"/>
-      <w:r>
-        <w:t>/</w:t>
-      </w:r>
-      <w:proofErr w:type="spellStart"/>
-      <w:r>
-        <w:t>BProf</w:t>
-      </w:r>
-      <w:proofErr w:type="spellEnd"/>
-      <w:r>
-        <w:t>)</w:t>
+        <w:t>programtervező informatikus, alapképzés (BA/BSc/BProf)</w:t>
       </w:r>
       <w:r>
         <w:br/>
@@ -497,19 +448,9 @@
         </w:rPr>
         <w:tab/>
       </w:r>
-      <w:proofErr w:type="spellStart"/>
-      <w:r>
-        <w:t>Daiki</w:t>
-      </w:r>
-      <w:proofErr w:type="spellEnd"/>
-      <w:r>
-        <w:t xml:space="preserve"> </w:t>
-      </w:r>
-      <w:proofErr w:type="spellStart"/>
-      <w:r>
-        <w:t>Tennó</w:t>
-      </w:r>
-      <w:proofErr w:type="spellEnd"/>
+      <w:r>
+        <w:t>Daiki Tennó</w:t>
+      </w:r>
     </w:p>
     <w:p>
       <w:pPr>
@@ -532,21 +473,7 @@
         <w:rPr>
           <w:b/>
         </w:rPr>
-        <w:t xml:space="preserve">ELTE IK, Média- és </w:t>
-      </w:r>
-      <w:proofErr w:type="spellStart"/>
-      <w:r>
-        <w:rPr>
-          <w:b/>
-        </w:rPr>
-        <w:t>Oktatásinfromatika</w:t>
-      </w:r>
-      <w:proofErr w:type="spellEnd"/>
-      <w:r>
-        <w:rPr>
-          <w:b/>
-        </w:rPr>
-        <w:t xml:space="preserve"> Tanszék</w:t>
+        <w:t>ELTE IK, Média- és Oktatásinfromatika Tanszék</w:t>
       </w:r>
       <w:r>
         <w:rPr>
@@ -627,13 +554,8 @@
         <w:ind w:left="708"/>
       </w:pPr>
       <w:r>
-        <w:t xml:space="preserve">(A témavezetővel konzultálva adja meg 1/2 - 1 oldal terjedelemben szakdolgozat témájának </w:t>
-      </w:r>
-      <w:proofErr w:type="gramStart"/>
-      <w:r>
-        <w:t>leírását )</w:t>
-      </w:r>
-      <w:proofErr w:type="gramEnd"/>
+        <w:t>(A témavezetővel konzultálva adja meg 1/2 - 1 oldal terjedelemben szakdolgozat témájának leírását )</w:t>
+      </w:r>
     </w:p>
     <w:p>
       <w:pPr>
@@ -641,43 +563,11 @@
         <w:ind w:left="706"/>
       </w:pPr>
       <w:r>
-        <w:t xml:space="preserve">Két programból álló rendszer: az egyik a szerveren fut, melyben a létrehozott kérdőíveket leíró adatok és a kitöltött űrlap adatok vannak tárolva; a másik pedig a felhasználói </w:t>
-      </w:r>
-      <w:proofErr w:type="gramStart"/>
-      <w:r>
-        <w:t>szoftver</w:t>
-      </w:r>
-      <w:proofErr w:type="gramEnd"/>
-      <w:r>
-        <w:t xml:space="preserve"> amely kezeli a kitöltéseket és a kérdőívek menedzselésének </w:t>
+        <w:t xml:space="preserve">Két programból álló rendszer: az egyik a szerveren fut, melyben a létrehozott kérdőíveket leíró adatok és a kitöltött űrlap adatok vannak tárolva; a másik pedig a felhasználói szoftver amely kezeli a kitöltéseket és a kérdőívek menedzselésének </w:t>
       </w:r>
       <w:r>
         <w:lastRenderedPageBreak/>
-        <w:t xml:space="preserve">moduljait a megfelelő jogosultsági szinteken. A kliens vizuális interfésszel megvalósított. </w:t>
-      </w:r>
-      <w:proofErr w:type="spellStart"/>
-      <w:r>
-        <w:t>Administrátorként</w:t>
-      </w:r>
-      <w:proofErr w:type="spellEnd"/>
-      <w:r>
-        <w:t xml:space="preserve"> bejelentkezve látható lesz az összes létrehozott kérdőív és lekérhetőek azok kitöltési statisztikái. Az adatok megjeleníthetőek kérdésenként vagy személyenként összesítve, illetve egy kérdésre adott válasz alapján csoportosítva is. Emellett van lehetőség új kérdőívet létrehozni különböző kérdések és inputlehetőségek megadásával (szövegdoboz, dátum, </w:t>
-      </w:r>
-      <w:proofErr w:type="spellStart"/>
-      <w:r>
-        <w:t>checkbox</w:t>
-      </w:r>
-      <w:proofErr w:type="spellEnd"/>
-      <w:r>
-        <w:t xml:space="preserve">, </w:t>
-      </w:r>
-      <w:proofErr w:type="gramStart"/>
-      <w:r>
-        <w:t>rádiógomb,</w:t>
-      </w:r>
-      <w:proofErr w:type="gramEnd"/>
-      <w:r>
-        <w:t xml:space="preserve"> stb.). Megadhatóak továbbá a válaszokon kívül mérendő statisztikák is (pl.: kérdésen töltött idő, javítások száma, ...).</w:t>
+        <w:t>moduljait a megfelelő jogosultsági szinteken. A kliens vizuális interfésszel megvalósított. Administrátorként bejelentkezve látható lesz az összes létrehozott kérdőív és lekérhetőek azok kitöltési statisztikái. Az adatok megjeleníthetőek kérdésenként vagy személyenként összesítve, illetve egy kérdésre adott válasz alapján csoportosítva is. Emellett van lehetőség új kérdőívet létrehozni különböző kérdések és inputlehetőségek megadásával (szövegdoboz, dátum, checkbox, rádiógomb, stb.). Megadhatóak továbbá a válaszokon kívül mérendő statisztikák is (pl.: kérdésen töltött idő, javítások száma, ...).</w:t>
       </w:r>
     </w:p>
     <w:p>
@@ -722,10 +612,8 @@
             </w:tabs>
             <w:rPr>
               <w:rFonts w:eastAsiaTheme="minorEastAsia"/>
-              <w:noProof/>
               <w:kern w:val="2"/>
               <w:szCs w:val="24"/>
-              <w:lang w:val="en-US"/>
               <w14:ligatures w14:val="standardContextual"/>
             </w:rPr>
           </w:pPr>
@@ -742,17 +630,14 @@
             <w:r>
               <w:rPr>
                 <w:rStyle w:val="Hyperlink"/>
-                <w:noProof/>
               </w:rPr>
               <w:t>1.</w:t>
             </w:r>
             <w:r>
               <w:rPr>
                 <w:rFonts w:eastAsiaTheme="minorEastAsia"/>
-                <w:noProof/>
                 <w:kern w:val="2"/>
                 <w:szCs w:val="24"/>
-                <w:lang w:val="en-US"/>
                 <w14:ligatures w14:val="standardContextual"/>
               </w:rPr>
               <w:tab/>
@@ -760,54 +645,46 @@
             <w:r>
               <w:rPr>
                 <w:rStyle w:val="Hyperlink"/>
-                <w:noProof/>
               </w:rPr>
               <w:t>Bevezetés</w:t>
             </w:r>
             <w:r>
               <w:rPr>
-                <w:noProof/>
                 <w:webHidden/>
               </w:rPr>
               <w:tab/>
             </w:r>
             <w:r>
               <w:rPr>
-                <w:noProof/>
                 <w:webHidden/>
               </w:rPr>
               <w:fldChar w:fldCharType="begin"/>
             </w:r>
             <w:r>
               <w:rPr>
-                <w:noProof/>
                 <w:webHidden/>
               </w:rPr>
               <w:instrText xml:space="preserve"> PAGEREF _Toc197004084 \h </w:instrText>
             </w:r>
             <w:r>
               <w:rPr>
-                <w:noProof/>
-                <w:webHidden/>
-              </w:rPr>
-            </w:r>
-            <w:r>
-              <w:rPr>
-                <w:noProof/>
+                <w:webHidden/>
+              </w:rPr>
+            </w:r>
+            <w:r>
+              <w:rPr>
                 <w:webHidden/>
               </w:rPr>
               <w:fldChar w:fldCharType="separate"/>
             </w:r>
             <w:r>
               <w:rPr>
-                <w:noProof/>
                 <w:webHidden/>
               </w:rPr>
               <w:t>1</w:t>
             </w:r>
             <w:r>
               <w:rPr>
-                <w:noProof/>
                 <w:webHidden/>
               </w:rPr>
               <w:fldChar w:fldCharType="end"/>
@@ -823,10 +700,8 @@
             </w:tabs>
             <w:rPr>
               <w:rFonts w:eastAsiaTheme="minorEastAsia"/>
-              <w:noProof/>
               <w:kern w:val="2"/>
               <w:szCs w:val="24"/>
-              <w:lang w:val="en-US"/>
               <w14:ligatures w14:val="standardContextual"/>
             </w:rPr>
           </w:pPr>
@@ -834,17 +709,14 @@
             <w:r>
               <w:rPr>
                 <w:rStyle w:val="Hyperlink"/>
-                <w:noProof/>
               </w:rPr>
               <w:t>2.</w:t>
             </w:r>
             <w:r>
               <w:rPr>
                 <w:rFonts w:eastAsiaTheme="minorEastAsia"/>
-                <w:noProof/>
                 <w:kern w:val="2"/>
                 <w:szCs w:val="24"/>
-                <w:lang w:val="en-US"/>
                 <w14:ligatures w14:val="standardContextual"/>
               </w:rPr>
               <w:tab/>
@@ -852,54 +724,46 @@
             <w:r>
               <w:rPr>
                 <w:rStyle w:val="Hyperlink"/>
-                <w:noProof/>
               </w:rPr>
               <w:t>Felhasználói dokumentáció</w:t>
             </w:r>
             <w:r>
               <w:rPr>
-                <w:noProof/>
                 <w:webHidden/>
               </w:rPr>
               <w:tab/>
             </w:r>
             <w:r>
               <w:rPr>
-                <w:noProof/>
                 <w:webHidden/>
               </w:rPr>
               <w:fldChar w:fldCharType="begin"/>
             </w:r>
             <w:r>
               <w:rPr>
-                <w:noProof/>
                 <w:webHidden/>
               </w:rPr>
               <w:instrText xml:space="preserve"> PAGEREF _Toc197004085 \h </w:instrText>
             </w:r>
             <w:r>
               <w:rPr>
-                <w:noProof/>
-                <w:webHidden/>
-              </w:rPr>
-            </w:r>
-            <w:r>
-              <w:rPr>
-                <w:noProof/>
+                <w:webHidden/>
+              </w:rPr>
+            </w:r>
+            <w:r>
+              <w:rPr>
                 <w:webHidden/>
               </w:rPr>
               <w:fldChar w:fldCharType="separate"/>
             </w:r>
             <w:r>
               <w:rPr>
-                <w:noProof/>
                 <w:webHidden/>
               </w:rPr>
               <w:t>2</w:t>
             </w:r>
             <w:r>
               <w:rPr>
-                <w:noProof/>
                 <w:webHidden/>
               </w:rPr>
               <w:fldChar w:fldCharType="end"/>
@@ -915,10 +779,8 @@
             </w:tabs>
             <w:rPr>
               <w:rFonts w:eastAsiaTheme="minorEastAsia"/>
-              <w:noProof/>
               <w:kern w:val="2"/>
               <w:szCs w:val="24"/>
-              <w:lang w:val="en-US"/>
               <w14:ligatures w14:val="standardContextual"/>
             </w:rPr>
           </w:pPr>
@@ -926,17 +788,14 @@
             <w:r>
               <w:rPr>
                 <w:rStyle w:val="Hyperlink"/>
-                <w:noProof/>
               </w:rPr>
               <w:t>2.1.</w:t>
             </w:r>
             <w:r>
               <w:rPr>
                 <w:rFonts w:eastAsiaTheme="minorEastAsia"/>
-                <w:noProof/>
                 <w:kern w:val="2"/>
                 <w:szCs w:val="24"/>
-                <w:lang w:val="en-US"/>
                 <w14:ligatures w14:val="standardContextual"/>
               </w:rPr>
               <w:tab/>
@@ -944,54 +803,46 @@
             <w:r>
               <w:rPr>
                 <w:rStyle w:val="Hyperlink"/>
-                <w:noProof/>
               </w:rPr>
               <w:t>Célközönség</w:t>
             </w:r>
             <w:r>
               <w:rPr>
-                <w:noProof/>
                 <w:webHidden/>
               </w:rPr>
               <w:tab/>
             </w:r>
             <w:r>
               <w:rPr>
-                <w:noProof/>
                 <w:webHidden/>
               </w:rPr>
               <w:fldChar w:fldCharType="begin"/>
             </w:r>
             <w:r>
               <w:rPr>
-                <w:noProof/>
                 <w:webHidden/>
               </w:rPr>
               <w:instrText xml:space="preserve"> PAGEREF _Toc197004086 \h </w:instrText>
             </w:r>
             <w:r>
               <w:rPr>
-                <w:noProof/>
-                <w:webHidden/>
-              </w:rPr>
-            </w:r>
-            <w:r>
-              <w:rPr>
-                <w:noProof/>
+                <w:webHidden/>
+              </w:rPr>
+            </w:r>
+            <w:r>
+              <w:rPr>
                 <w:webHidden/>
               </w:rPr>
               <w:fldChar w:fldCharType="separate"/>
             </w:r>
             <w:r>
               <w:rPr>
-                <w:noProof/>
                 <w:webHidden/>
               </w:rPr>
               <w:t>2</w:t>
             </w:r>
             <w:r>
               <w:rPr>
-                <w:noProof/>
                 <w:webHidden/>
               </w:rPr>
               <w:fldChar w:fldCharType="end"/>
@@ -1007,10 +858,8 @@
             </w:tabs>
             <w:rPr>
               <w:rFonts w:eastAsiaTheme="minorEastAsia"/>
-              <w:noProof/>
               <w:kern w:val="2"/>
               <w:szCs w:val="24"/>
-              <w:lang w:val="en-US"/>
               <w14:ligatures w14:val="standardContextual"/>
             </w:rPr>
           </w:pPr>
@@ -1018,17 +867,14 @@
             <w:r>
               <w:rPr>
                 <w:rStyle w:val="Hyperlink"/>
-                <w:noProof/>
               </w:rPr>
               <w:t>2.2.</w:t>
             </w:r>
             <w:r>
               <w:rPr>
                 <w:rFonts w:eastAsiaTheme="minorEastAsia"/>
-                <w:noProof/>
                 <w:kern w:val="2"/>
                 <w:szCs w:val="24"/>
-                <w:lang w:val="en-US"/>
                 <w14:ligatures w14:val="standardContextual"/>
               </w:rPr>
               <w:tab/>
@@ -1036,54 +882,46 @@
             <w:r>
               <w:rPr>
                 <w:rStyle w:val="Hyperlink"/>
-                <w:noProof/>
               </w:rPr>
               <w:t>Program rövid leírása</w:t>
             </w:r>
             <w:r>
               <w:rPr>
-                <w:noProof/>
                 <w:webHidden/>
               </w:rPr>
               <w:tab/>
             </w:r>
             <w:r>
               <w:rPr>
-                <w:noProof/>
                 <w:webHidden/>
               </w:rPr>
               <w:fldChar w:fldCharType="begin"/>
             </w:r>
             <w:r>
               <w:rPr>
-                <w:noProof/>
                 <w:webHidden/>
               </w:rPr>
               <w:instrText xml:space="preserve"> PAGEREF _Toc197004087 \h </w:instrText>
             </w:r>
             <w:r>
               <w:rPr>
-                <w:noProof/>
-                <w:webHidden/>
-              </w:rPr>
-            </w:r>
-            <w:r>
-              <w:rPr>
-                <w:noProof/>
+                <w:webHidden/>
+              </w:rPr>
+            </w:r>
+            <w:r>
+              <w:rPr>
                 <w:webHidden/>
               </w:rPr>
               <w:fldChar w:fldCharType="separate"/>
             </w:r>
             <w:r>
               <w:rPr>
-                <w:noProof/>
                 <w:webHidden/>
               </w:rPr>
               <w:t>2</w:t>
             </w:r>
             <w:r>
               <w:rPr>
-                <w:noProof/>
                 <w:webHidden/>
               </w:rPr>
               <w:fldChar w:fldCharType="end"/>
@@ -1099,10 +937,8 @@
             </w:tabs>
             <w:rPr>
               <w:rFonts w:eastAsiaTheme="minorEastAsia"/>
-              <w:noProof/>
               <w:kern w:val="2"/>
               <w:szCs w:val="24"/>
-              <w:lang w:val="en-US"/>
               <w14:ligatures w14:val="standardContextual"/>
             </w:rPr>
           </w:pPr>
@@ -1110,17 +946,14 @@
             <w:r>
               <w:rPr>
                 <w:rStyle w:val="Hyperlink"/>
-                <w:noProof/>
               </w:rPr>
               <w:t>2.3.</w:t>
             </w:r>
             <w:r>
               <w:rPr>
                 <w:rFonts w:eastAsiaTheme="minorEastAsia"/>
-                <w:noProof/>
                 <w:kern w:val="2"/>
                 <w:szCs w:val="24"/>
-                <w:lang w:val="en-US"/>
                 <w14:ligatures w14:val="standardContextual"/>
               </w:rPr>
               <w:tab/>
@@ -1128,54 +961,46 @@
             <w:r>
               <w:rPr>
                 <w:rStyle w:val="Hyperlink"/>
-                <w:noProof/>
               </w:rPr>
               <w:t>Program(ok) telepítése és futtatása</w:t>
             </w:r>
             <w:r>
               <w:rPr>
-                <w:noProof/>
                 <w:webHidden/>
               </w:rPr>
               <w:tab/>
             </w:r>
             <w:r>
               <w:rPr>
-                <w:noProof/>
                 <w:webHidden/>
               </w:rPr>
               <w:fldChar w:fldCharType="begin"/>
             </w:r>
             <w:r>
               <w:rPr>
-                <w:noProof/>
                 <w:webHidden/>
               </w:rPr>
               <w:instrText xml:space="preserve"> PAGEREF _Toc197004088 \h </w:instrText>
             </w:r>
             <w:r>
               <w:rPr>
-                <w:noProof/>
-                <w:webHidden/>
-              </w:rPr>
-            </w:r>
-            <w:r>
-              <w:rPr>
-                <w:noProof/>
+                <w:webHidden/>
+              </w:rPr>
+            </w:r>
+            <w:r>
+              <w:rPr>
                 <w:webHidden/>
               </w:rPr>
               <w:fldChar w:fldCharType="separate"/>
             </w:r>
             <w:r>
               <w:rPr>
-                <w:noProof/>
                 <w:webHidden/>
               </w:rPr>
               <w:t>2</w:t>
             </w:r>
             <w:r>
               <w:rPr>
-                <w:noProof/>
                 <w:webHidden/>
               </w:rPr>
               <w:fldChar w:fldCharType="end"/>
@@ -1191,10 +1016,8 @@
             </w:tabs>
             <w:rPr>
               <w:rFonts w:eastAsiaTheme="minorEastAsia"/>
-              <w:noProof/>
               <w:kern w:val="2"/>
               <w:szCs w:val="24"/>
-              <w:lang w:val="en-US"/>
               <w14:ligatures w14:val="standardContextual"/>
             </w:rPr>
           </w:pPr>
@@ -1202,17 +1025,14 @@
             <w:r>
               <w:rPr>
                 <w:rStyle w:val="Hyperlink"/>
-                <w:noProof/>
               </w:rPr>
               <w:t>2.3.1.</w:t>
             </w:r>
             <w:r>
               <w:rPr>
                 <w:rFonts w:eastAsiaTheme="minorEastAsia"/>
-                <w:noProof/>
                 <w:kern w:val="2"/>
                 <w:szCs w:val="24"/>
-                <w:lang w:val="en-US"/>
                 <w14:ligatures w14:val="standardContextual"/>
               </w:rPr>
               <w:tab/>
@@ -1220,54 +1040,46 @@
             <w:r>
               <w:rPr>
                 <w:rStyle w:val="Hyperlink"/>
-                <w:noProof/>
               </w:rPr>
               <w:t>Szükséges szoftver környezet a program futtatásához</w:t>
             </w:r>
             <w:r>
               <w:rPr>
-                <w:noProof/>
                 <w:webHidden/>
               </w:rPr>
               <w:tab/>
             </w:r>
             <w:r>
               <w:rPr>
-                <w:noProof/>
                 <w:webHidden/>
               </w:rPr>
               <w:fldChar w:fldCharType="begin"/>
             </w:r>
             <w:r>
               <w:rPr>
-                <w:noProof/>
                 <w:webHidden/>
               </w:rPr>
               <w:instrText xml:space="preserve"> PAGEREF _Toc197004089 \h </w:instrText>
             </w:r>
             <w:r>
               <w:rPr>
-                <w:noProof/>
-                <w:webHidden/>
-              </w:rPr>
-            </w:r>
-            <w:r>
-              <w:rPr>
-                <w:noProof/>
+                <w:webHidden/>
+              </w:rPr>
+            </w:r>
+            <w:r>
+              <w:rPr>
                 <w:webHidden/>
               </w:rPr>
               <w:fldChar w:fldCharType="separate"/>
             </w:r>
             <w:r>
               <w:rPr>
-                <w:noProof/>
                 <w:webHidden/>
               </w:rPr>
               <w:t>2</w:t>
             </w:r>
             <w:r>
               <w:rPr>
-                <w:noProof/>
                 <w:webHidden/>
               </w:rPr>
               <w:fldChar w:fldCharType="end"/>
@@ -1283,10 +1095,8 @@
             </w:tabs>
             <w:rPr>
               <w:rFonts w:eastAsiaTheme="minorEastAsia"/>
-              <w:noProof/>
               <w:kern w:val="2"/>
               <w:szCs w:val="24"/>
-              <w:lang w:val="en-US"/>
               <w14:ligatures w14:val="standardContextual"/>
             </w:rPr>
           </w:pPr>
@@ -1294,17 +1104,14 @@
             <w:r>
               <w:rPr>
                 <w:rStyle w:val="Hyperlink"/>
-                <w:noProof/>
               </w:rPr>
               <w:t>2.4.</w:t>
             </w:r>
             <w:r>
               <w:rPr>
                 <w:rFonts w:eastAsiaTheme="minorEastAsia"/>
-                <w:noProof/>
                 <w:kern w:val="2"/>
                 <w:szCs w:val="24"/>
-                <w:lang w:val="en-US"/>
                 <w14:ligatures w14:val="standardContextual"/>
               </w:rPr>
               <w:tab/>
@@ -1312,54 +1119,46 @@
             <w:r>
               <w:rPr>
                 <w:rStyle w:val="Hyperlink"/>
-                <w:noProof/>
               </w:rPr>
               <w:t>Felhasználói felület és funkciók bemutatása</w:t>
             </w:r>
             <w:r>
               <w:rPr>
-                <w:noProof/>
                 <w:webHidden/>
               </w:rPr>
               <w:tab/>
             </w:r>
             <w:r>
               <w:rPr>
-                <w:noProof/>
                 <w:webHidden/>
               </w:rPr>
               <w:fldChar w:fldCharType="begin"/>
             </w:r>
             <w:r>
               <w:rPr>
-                <w:noProof/>
                 <w:webHidden/>
               </w:rPr>
               <w:instrText xml:space="preserve"> PAGEREF _Toc197004090 \h </w:instrText>
             </w:r>
             <w:r>
               <w:rPr>
-                <w:noProof/>
-                <w:webHidden/>
-              </w:rPr>
-            </w:r>
-            <w:r>
-              <w:rPr>
-                <w:noProof/>
+                <w:webHidden/>
+              </w:rPr>
+            </w:r>
+            <w:r>
+              <w:rPr>
                 <w:webHidden/>
               </w:rPr>
               <w:fldChar w:fldCharType="separate"/>
             </w:r>
             <w:r>
               <w:rPr>
-                <w:noProof/>
                 <w:webHidden/>
               </w:rPr>
               <w:t>3</w:t>
             </w:r>
             <w:r>
               <w:rPr>
-                <w:noProof/>
                 <w:webHidden/>
               </w:rPr>
               <w:fldChar w:fldCharType="end"/>
@@ -1375,10 +1174,8 @@
             </w:tabs>
             <w:rPr>
               <w:rFonts w:eastAsiaTheme="minorEastAsia"/>
-              <w:noProof/>
               <w:kern w:val="2"/>
               <w:szCs w:val="24"/>
-              <w:lang w:val="en-US"/>
               <w14:ligatures w14:val="standardContextual"/>
             </w:rPr>
           </w:pPr>
@@ -1386,17 +1183,14 @@
             <w:r>
               <w:rPr>
                 <w:rStyle w:val="Hyperlink"/>
-                <w:noProof/>
               </w:rPr>
               <w:t>2.4.1.</w:t>
             </w:r>
             <w:r>
               <w:rPr>
                 <w:rFonts w:eastAsiaTheme="minorEastAsia"/>
-                <w:noProof/>
                 <w:kern w:val="2"/>
                 <w:szCs w:val="24"/>
-                <w:lang w:val="en-US"/>
                 <w14:ligatures w14:val="standardContextual"/>
               </w:rPr>
               <w:tab/>
@@ -1404,54 +1198,46 @@
             <w:r>
               <w:rPr>
                 <w:rStyle w:val="Hyperlink"/>
-                <w:noProof/>
               </w:rPr>
               <w:t>Szerver</w:t>
             </w:r>
             <w:r>
               <w:rPr>
-                <w:noProof/>
                 <w:webHidden/>
               </w:rPr>
               <w:tab/>
             </w:r>
             <w:r>
               <w:rPr>
-                <w:noProof/>
                 <w:webHidden/>
               </w:rPr>
               <w:fldChar w:fldCharType="begin"/>
             </w:r>
             <w:r>
               <w:rPr>
-                <w:noProof/>
                 <w:webHidden/>
               </w:rPr>
               <w:instrText xml:space="preserve"> PAGEREF _Toc197004091 \h </w:instrText>
             </w:r>
             <w:r>
               <w:rPr>
-                <w:noProof/>
-                <w:webHidden/>
-              </w:rPr>
-            </w:r>
-            <w:r>
-              <w:rPr>
-                <w:noProof/>
+                <w:webHidden/>
+              </w:rPr>
+            </w:r>
+            <w:r>
+              <w:rPr>
                 <w:webHidden/>
               </w:rPr>
               <w:fldChar w:fldCharType="separate"/>
             </w:r>
             <w:r>
               <w:rPr>
-                <w:noProof/>
                 <w:webHidden/>
               </w:rPr>
               <w:t>3</w:t>
             </w:r>
             <w:r>
               <w:rPr>
-                <w:noProof/>
                 <w:webHidden/>
               </w:rPr>
               <w:fldChar w:fldCharType="end"/>
@@ -1467,10 +1253,8 @@
             </w:tabs>
             <w:rPr>
               <w:rFonts w:eastAsiaTheme="minorEastAsia"/>
-              <w:noProof/>
               <w:kern w:val="2"/>
               <w:szCs w:val="24"/>
-              <w:lang w:val="en-US"/>
               <w14:ligatures w14:val="standardContextual"/>
             </w:rPr>
           </w:pPr>
@@ -1478,17 +1262,14 @@
             <w:r>
               <w:rPr>
                 <w:rStyle w:val="Hyperlink"/>
-                <w:noProof/>
               </w:rPr>
               <w:t>2.4.2.</w:t>
             </w:r>
             <w:r>
               <w:rPr>
                 <w:rFonts w:eastAsiaTheme="minorEastAsia"/>
-                <w:noProof/>
                 <w:kern w:val="2"/>
                 <w:szCs w:val="24"/>
-                <w:lang w:val="en-US"/>
                 <w14:ligatures w14:val="standardContextual"/>
               </w:rPr>
               <w:tab/>
@@ -1496,54 +1277,46 @@
             <w:r>
               <w:rPr>
                 <w:rStyle w:val="Hyperlink"/>
-                <w:noProof/>
               </w:rPr>
               <w:t>Kliens</w:t>
             </w:r>
             <w:r>
               <w:rPr>
-                <w:noProof/>
                 <w:webHidden/>
               </w:rPr>
               <w:tab/>
             </w:r>
             <w:r>
               <w:rPr>
-                <w:noProof/>
                 <w:webHidden/>
               </w:rPr>
               <w:fldChar w:fldCharType="begin"/>
             </w:r>
             <w:r>
               <w:rPr>
-                <w:noProof/>
                 <w:webHidden/>
               </w:rPr>
               <w:instrText xml:space="preserve"> PAGEREF _Toc197004092 \h </w:instrText>
             </w:r>
             <w:r>
               <w:rPr>
-                <w:noProof/>
-                <w:webHidden/>
-              </w:rPr>
-            </w:r>
-            <w:r>
-              <w:rPr>
-                <w:noProof/>
+                <w:webHidden/>
+              </w:rPr>
+            </w:r>
+            <w:r>
+              <w:rPr>
                 <w:webHidden/>
               </w:rPr>
               <w:fldChar w:fldCharType="separate"/>
             </w:r>
             <w:r>
               <w:rPr>
-                <w:noProof/>
                 <w:webHidden/>
               </w:rPr>
               <w:t>6</w:t>
             </w:r>
             <w:r>
               <w:rPr>
-                <w:noProof/>
                 <w:webHidden/>
               </w:rPr>
               <w:fldChar w:fldCharType="end"/>
@@ -1559,10 +1332,8 @@
             </w:tabs>
             <w:rPr>
               <w:rFonts w:eastAsiaTheme="minorEastAsia"/>
-              <w:noProof/>
               <w:kern w:val="2"/>
               <w:szCs w:val="24"/>
-              <w:lang w:val="en-US"/>
               <w14:ligatures w14:val="standardContextual"/>
             </w:rPr>
           </w:pPr>
@@ -1570,17 +1341,14 @@
             <w:r>
               <w:rPr>
                 <w:rStyle w:val="Hyperlink"/>
-                <w:noProof/>
               </w:rPr>
               <w:t>3.</w:t>
             </w:r>
             <w:r>
               <w:rPr>
                 <w:rFonts w:eastAsiaTheme="minorEastAsia"/>
-                <w:noProof/>
                 <w:kern w:val="2"/>
                 <w:szCs w:val="24"/>
-                <w:lang w:val="en-US"/>
                 <w14:ligatures w14:val="standardContextual"/>
               </w:rPr>
               <w:tab/>
@@ -1588,54 +1356,46 @@
             <w:r>
               <w:rPr>
                 <w:rStyle w:val="Hyperlink"/>
-                <w:noProof/>
               </w:rPr>
               <w:t>Fejlesztői dokumentáció</w:t>
             </w:r>
             <w:r>
               <w:rPr>
-                <w:noProof/>
                 <w:webHidden/>
               </w:rPr>
               <w:tab/>
             </w:r>
             <w:r>
               <w:rPr>
-                <w:noProof/>
                 <w:webHidden/>
               </w:rPr>
               <w:fldChar w:fldCharType="begin"/>
             </w:r>
             <w:r>
               <w:rPr>
-                <w:noProof/>
                 <w:webHidden/>
               </w:rPr>
               <w:instrText xml:space="preserve"> PAGEREF _Toc197004093 \h </w:instrText>
             </w:r>
             <w:r>
               <w:rPr>
-                <w:noProof/>
-                <w:webHidden/>
-              </w:rPr>
-            </w:r>
-            <w:r>
-              <w:rPr>
-                <w:noProof/>
+                <w:webHidden/>
+              </w:rPr>
+            </w:r>
+            <w:r>
+              <w:rPr>
                 <w:webHidden/>
               </w:rPr>
               <w:fldChar w:fldCharType="separate"/>
             </w:r>
             <w:r>
               <w:rPr>
-                <w:noProof/>
                 <w:webHidden/>
               </w:rPr>
               <w:t>15</w:t>
             </w:r>
             <w:r>
               <w:rPr>
-                <w:noProof/>
                 <w:webHidden/>
               </w:rPr>
               <w:fldChar w:fldCharType="end"/>
@@ -1651,10 +1411,8 @@
             </w:tabs>
             <w:rPr>
               <w:rFonts w:eastAsiaTheme="minorEastAsia"/>
-              <w:noProof/>
               <w:kern w:val="2"/>
               <w:szCs w:val="24"/>
-              <w:lang w:val="en-US"/>
               <w14:ligatures w14:val="standardContextual"/>
             </w:rPr>
           </w:pPr>
@@ -1662,17 +1420,14 @@
             <w:r>
               <w:rPr>
                 <w:rStyle w:val="Hyperlink"/>
-                <w:noProof/>
               </w:rPr>
               <w:t>3.1.</w:t>
             </w:r>
             <w:r>
               <w:rPr>
                 <w:rFonts w:eastAsiaTheme="minorEastAsia"/>
-                <w:noProof/>
                 <w:kern w:val="2"/>
                 <w:szCs w:val="24"/>
-                <w:lang w:val="en-US"/>
                 <w14:ligatures w14:val="standardContextual"/>
               </w:rPr>
               <w:tab/>
@@ -1680,54 +1435,46 @@
             <w:r>
               <w:rPr>
                 <w:rStyle w:val="Hyperlink"/>
-                <w:noProof/>
               </w:rPr>
               <w:t>Fejlesztéshez használt eszközök</w:t>
             </w:r>
             <w:r>
               <w:rPr>
-                <w:noProof/>
                 <w:webHidden/>
               </w:rPr>
               <w:tab/>
             </w:r>
             <w:r>
               <w:rPr>
-                <w:noProof/>
                 <w:webHidden/>
               </w:rPr>
               <w:fldChar w:fldCharType="begin"/>
             </w:r>
             <w:r>
               <w:rPr>
-                <w:noProof/>
                 <w:webHidden/>
               </w:rPr>
               <w:instrText xml:space="preserve"> PAGEREF _Toc197004094 \h </w:instrText>
             </w:r>
             <w:r>
               <w:rPr>
-                <w:noProof/>
-                <w:webHidden/>
-              </w:rPr>
-            </w:r>
-            <w:r>
-              <w:rPr>
-                <w:noProof/>
+                <w:webHidden/>
+              </w:rPr>
+            </w:r>
+            <w:r>
+              <w:rPr>
                 <w:webHidden/>
               </w:rPr>
               <w:fldChar w:fldCharType="separate"/>
             </w:r>
             <w:r>
               <w:rPr>
-                <w:noProof/>
                 <w:webHidden/>
               </w:rPr>
               <w:t>15</w:t>
             </w:r>
             <w:r>
               <w:rPr>
-                <w:noProof/>
                 <w:webHidden/>
               </w:rPr>
               <w:fldChar w:fldCharType="end"/>
@@ -1743,10 +1490,8 @@
             </w:tabs>
             <w:rPr>
               <w:rFonts w:eastAsiaTheme="minorEastAsia"/>
-              <w:noProof/>
               <w:kern w:val="2"/>
               <w:szCs w:val="24"/>
-              <w:lang w:val="en-US"/>
               <w14:ligatures w14:val="standardContextual"/>
             </w:rPr>
           </w:pPr>
@@ -1754,17 +1499,14 @@
             <w:r>
               <w:rPr>
                 <w:rStyle w:val="Hyperlink"/>
-                <w:noProof/>
               </w:rPr>
               <w:t>3.2.</w:t>
             </w:r>
             <w:r>
               <w:rPr>
                 <w:rFonts w:eastAsiaTheme="minorEastAsia"/>
-                <w:noProof/>
                 <w:kern w:val="2"/>
                 <w:szCs w:val="24"/>
-                <w:lang w:val="en-US"/>
                 <w14:ligatures w14:val="standardContextual"/>
               </w:rPr>
               <w:tab/>
@@ -1772,54 +1514,46 @@
             <w:r>
               <w:rPr>
                 <w:rStyle w:val="Hyperlink"/>
-                <w:noProof/>
               </w:rPr>
               <w:t>A rendszer architektúrája</w:t>
             </w:r>
             <w:r>
               <w:rPr>
-                <w:noProof/>
                 <w:webHidden/>
               </w:rPr>
               <w:tab/>
             </w:r>
             <w:r>
               <w:rPr>
-                <w:noProof/>
                 <w:webHidden/>
               </w:rPr>
               <w:fldChar w:fldCharType="begin"/>
             </w:r>
             <w:r>
               <w:rPr>
-                <w:noProof/>
                 <w:webHidden/>
               </w:rPr>
               <w:instrText xml:space="preserve"> PAGEREF _Toc197004095 \h </w:instrText>
             </w:r>
             <w:r>
               <w:rPr>
-                <w:noProof/>
-                <w:webHidden/>
-              </w:rPr>
-            </w:r>
-            <w:r>
-              <w:rPr>
-                <w:noProof/>
+                <w:webHidden/>
+              </w:rPr>
+            </w:r>
+            <w:r>
+              <w:rPr>
                 <w:webHidden/>
               </w:rPr>
               <w:fldChar w:fldCharType="separate"/>
             </w:r>
             <w:r>
               <w:rPr>
-                <w:noProof/>
                 <w:webHidden/>
               </w:rPr>
               <w:t>16</w:t>
             </w:r>
             <w:r>
               <w:rPr>
-                <w:noProof/>
                 <w:webHidden/>
               </w:rPr>
               <w:fldChar w:fldCharType="end"/>
@@ -1835,10 +1569,8 @@
             </w:tabs>
             <w:rPr>
               <w:rFonts w:eastAsiaTheme="minorEastAsia"/>
-              <w:noProof/>
               <w:kern w:val="2"/>
               <w:szCs w:val="24"/>
-              <w:lang w:val="en-US"/>
               <w14:ligatures w14:val="standardContextual"/>
             </w:rPr>
           </w:pPr>
@@ -1846,17 +1578,14 @@
             <w:r>
               <w:rPr>
                 <w:rStyle w:val="Hyperlink"/>
-                <w:noProof/>
               </w:rPr>
               <w:t>3.3.</w:t>
             </w:r>
             <w:r>
               <w:rPr>
                 <w:rFonts w:eastAsiaTheme="minorEastAsia"/>
-                <w:noProof/>
                 <w:kern w:val="2"/>
                 <w:szCs w:val="24"/>
-                <w:lang w:val="en-US"/>
                 <w14:ligatures w14:val="standardContextual"/>
               </w:rPr>
               <w:tab/>
@@ -1864,54 +1593,46 @@
             <w:r>
               <w:rPr>
                 <w:rStyle w:val="Hyperlink"/>
-                <w:noProof/>
               </w:rPr>
               <w:t>Felhasználói eset diagram</w:t>
             </w:r>
             <w:r>
               <w:rPr>
-                <w:noProof/>
                 <w:webHidden/>
               </w:rPr>
               <w:tab/>
             </w:r>
             <w:r>
               <w:rPr>
-                <w:noProof/>
                 <w:webHidden/>
               </w:rPr>
               <w:fldChar w:fldCharType="begin"/>
             </w:r>
             <w:r>
               <w:rPr>
-                <w:noProof/>
                 <w:webHidden/>
               </w:rPr>
               <w:instrText xml:space="preserve"> PAGEREF _Toc197004096 \h </w:instrText>
             </w:r>
             <w:r>
               <w:rPr>
-                <w:noProof/>
-                <w:webHidden/>
-              </w:rPr>
-            </w:r>
-            <w:r>
-              <w:rPr>
-                <w:noProof/>
+                <w:webHidden/>
+              </w:rPr>
+            </w:r>
+            <w:r>
+              <w:rPr>
                 <w:webHidden/>
               </w:rPr>
               <w:fldChar w:fldCharType="separate"/>
             </w:r>
             <w:r>
               <w:rPr>
-                <w:noProof/>
                 <w:webHidden/>
               </w:rPr>
               <w:t>16</w:t>
             </w:r>
             <w:r>
               <w:rPr>
-                <w:noProof/>
                 <w:webHidden/>
               </w:rPr>
               <w:fldChar w:fldCharType="end"/>
@@ -1927,10 +1648,8 @@
             </w:tabs>
             <w:rPr>
               <w:rFonts w:eastAsiaTheme="minorEastAsia"/>
-              <w:noProof/>
               <w:kern w:val="2"/>
               <w:szCs w:val="24"/>
-              <w:lang w:val="en-US"/>
               <w14:ligatures w14:val="standardContextual"/>
             </w:rPr>
           </w:pPr>
@@ -1938,17 +1657,14 @@
             <w:r>
               <w:rPr>
                 <w:rStyle w:val="Hyperlink"/>
-                <w:noProof/>
               </w:rPr>
               <w:t>3.4.</w:t>
             </w:r>
             <w:r>
               <w:rPr>
                 <w:rFonts w:eastAsiaTheme="minorEastAsia"/>
-                <w:noProof/>
                 <w:kern w:val="2"/>
                 <w:szCs w:val="24"/>
-                <w:lang w:val="en-US"/>
                 <w14:ligatures w14:val="standardContextual"/>
               </w:rPr>
               <w:tab/>
@@ -1956,54 +1672,46 @@
             <w:r>
               <w:rPr>
                 <w:rStyle w:val="Hyperlink"/>
-                <w:noProof/>
               </w:rPr>
               <w:t>Felhasznált Technológiák</w:t>
             </w:r>
             <w:r>
               <w:rPr>
-                <w:noProof/>
                 <w:webHidden/>
               </w:rPr>
               <w:tab/>
             </w:r>
             <w:r>
               <w:rPr>
-                <w:noProof/>
                 <w:webHidden/>
               </w:rPr>
               <w:fldChar w:fldCharType="begin"/>
             </w:r>
             <w:r>
               <w:rPr>
-                <w:noProof/>
                 <w:webHidden/>
               </w:rPr>
               <w:instrText xml:space="preserve"> PAGEREF _Toc197004097 \h </w:instrText>
             </w:r>
             <w:r>
               <w:rPr>
-                <w:noProof/>
-                <w:webHidden/>
-              </w:rPr>
-            </w:r>
-            <w:r>
-              <w:rPr>
-                <w:noProof/>
+                <w:webHidden/>
+              </w:rPr>
+            </w:r>
+            <w:r>
+              <w:rPr>
                 <w:webHidden/>
               </w:rPr>
               <w:fldChar w:fldCharType="separate"/>
             </w:r>
             <w:r>
               <w:rPr>
-                <w:noProof/>
                 <w:webHidden/>
               </w:rPr>
               <w:t>17</w:t>
             </w:r>
             <w:r>
               <w:rPr>
-                <w:noProof/>
                 <w:webHidden/>
               </w:rPr>
               <w:fldChar w:fldCharType="end"/>
@@ -2019,10 +1727,8 @@
             </w:tabs>
             <w:rPr>
               <w:rFonts w:eastAsiaTheme="minorEastAsia"/>
-              <w:noProof/>
               <w:kern w:val="2"/>
               <w:szCs w:val="24"/>
-              <w:lang w:val="en-US"/>
               <w14:ligatures w14:val="standardContextual"/>
             </w:rPr>
           </w:pPr>
@@ -2030,17 +1736,14 @@
             <w:r>
               <w:rPr>
                 <w:rStyle w:val="Hyperlink"/>
-                <w:noProof/>
               </w:rPr>
               <w:t>3.4.1.</w:t>
             </w:r>
             <w:r>
               <w:rPr>
                 <w:rFonts w:eastAsiaTheme="minorEastAsia"/>
-                <w:noProof/>
                 <w:kern w:val="2"/>
                 <w:szCs w:val="24"/>
-                <w:lang w:val="en-US"/>
                 <w14:ligatures w14:val="standardContextual"/>
               </w:rPr>
               <w:tab/>
@@ -2048,54 +1751,46 @@
             <w:r>
               <w:rPr>
                 <w:rStyle w:val="Hyperlink"/>
-                <w:noProof/>
               </w:rPr>
               <w:t>Adatok perzisztálása</w:t>
             </w:r>
             <w:r>
               <w:rPr>
-                <w:noProof/>
                 <w:webHidden/>
               </w:rPr>
               <w:tab/>
             </w:r>
             <w:r>
               <w:rPr>
-                <w:noProof/>
                 <w:webHidden/>
               </w:rPr>
               <w:fldChar w:fldCharType="begin"/>
             </w:r>
             <w:r>
               <w:rPr>
-                <w:noProof/>
                 <w:webHidden/>
               </w:rPr>
               <w:instrText xml:space="preserve"> PAGEREF _Toc197004098 \h </w:instrText>
             </w:r>
             <w:r>
               <w:rPr>
-                <w:noProof/>
-                <w:webHidden/>
-              </w:rPr>
-            </w:r>
-            <w:r>
-              <w:rPr>
-                <w:noProof/>
+                <w:webHidden/>
+              </w:rPr>
+            </w:r>
+            <w:r>
+              <w:rPr>
                 <w:webHidden/>
               </w:rPr>
               <w:fldChar w:fldCharType="separate"/>
             </w:r>
             <w:r>
               <w:rPr>
-                <w:noProof/>
                 <w:webHidden/>
               </w:rPr>
               <w:t>17</w:t>
             </w:r>
             <w:r>
               <w:rPr>
-                <w:noProof/>
                 <w:webHidden/>
               </w:rPr>
               <w:fldChar w:fldCharType="end"/>
@@ -2111,10 +1806,8 @@
             </w:tabs>
             <w:rPr>
               <w:rFonts w:eastAsiaTheme="minorEastAsia"/>
-              <w:noProof/>
               <w:kern w:val="2"/>
               <w:szCs w:val="24"/>
-              <w:lang w:val="en-US"/>
               <w14:ligatures w14:val="standardContextual"/>
             </w:rPr>
           </w:pPr>
@@ -2122,17 +1815,14 @@
             <w:r>
               <w:rPr>
                 <w:rStyle w:val="Hyperlink"/>
-                <w:noProof/>
               </w:rPr>
               <w:t>3.4.2.</w:t>
             </w:r>
             <w:r>
               <w:rPr>
                 <w:rFonts w:eastAsiaTheme="minorEastAsia"/>
-                <w:noProof/>
                 <w:kern w:val="2"/>
                 <w:szCs w:val="24"/>
-                <w:lang w:val="en-US"/>
                 <w14:ligatures w14:val="standardContextual"/>
               </w:rPr>
               <w:tab/>
@@ -2140,54 +1830,46 @@
             <w:r>
               <w:rPr>
                 <w:rStyle w:val="Hyperlink"/>
-                <w:noProof/>
               </w:rPr>
               <w:t>Szerver – Kliens kommunikáció</w:t>
             </w:r>
             <w:r>
               <w:rPr>
-                <w:noProof/>
                 <w:webHidden/>
               </w:rPr>
               <w:tab/>
             </w:r>
             <w:r>
               <w:rPr>
-                <w:noProof/>
                 <w:webHidden/>
               </w:rPr>
               <w:fldChar w:fldCharType="begin"/>
             </w:r>
             <w:r>
               <w:rPr>
-                <w:noProof/>
                 <w:webHidden/>
               </w:rPr>
               <w:instrText xml:space="preserve"> PAGEREF _Toc197004099 \h </w:instrText>
             </w:r>
             <w:r>
               <w:rPr>
-                <w:noProof/>
-                <w:webHidden/>
-              </w:rPr>
-            </w:r>
-            <w:r>
-              <w:rPr>
-                <w:noProof/>
+                <w:webHidden/>
+              </w:rPr>
+            </w:r>
+            <w:r>
+              <w:rPr>
                 <w:webHidden/>
               </w:rPr>
               <w:fldChar w:fldCharType="separate"/>
             </w:r>
             <w:r>
               <w:rPr>
-                <w:noProof/>
                 <w:webHidden/>
               </w:rPr>
               <w:t>18</w:t>
             </w:r>
             <w:r>
               <w:rPr>
-                <w:noProof/>
                 <w:webHidden/>
               </w:rPr>
               <w:fldChar w:fldCharType="end"/>
@@ -2203,10 +1885,8 @@
             </w:tabs>
             <w:rPr>
               <w:rFonts w:eastAsiaTheme="minorEastAsia"/>
-              <w:noProof/>
               <w:kern w:val="2"/>
               <w:szCs w:val="24"/>
-              <w:lang w:val="en-US"/>
               <w14:ligatures w14:val="standardContextual"/>
             </w:rPr>
           </w:pPr>
@@ -2214,17 +1894,14 @@
             <w:r>
               <w:rPr>
                 <w:rStyle w:val="Hyperlink"/>
-                <w:noProof/>
               </w:rPr>
               <w:t>3.4.3.</w:t>
             </w:r>
             <w:r>
               <w:rPr>
                 <w:rFonts w:eastAsiaTheme="minorEastAsia"/>
-                <w:noProof/>
                 <w:kern w:val="2"/>
                 <w:szCs w:val="24"/>
-                <w:lang w:val="en-US"/>
                 <w14:ligatures w14:val="standardContextual"/>
               </w:rPr>
               <w:tab/>
@@ -2232,54 +1909,46 @@
             <w:r>
               <w:rPr>
                 <w:rStyle w:val="Hyperlink"/>
-                <w:noProof/>
               </w:rPr>
               <w:t>WinForms applikáció</w:t>
             </w:r>
             <w:r>
               <w:rPr>
-                <w:noProof/>
                 <w:webHidden/>
               </w:rPr>
               <w:tab/>
             </w:r>
             <w:r>
               <w:rPr>
-                <w:noProof/>
                 <w:webHidden/>
               </w:rPr>
               <w:fldChar w:fldCharType="begin"/>
             </w:r>
             <w:r>
               <w:rPr>
-                <w:noProof/>
                 <w:webHidden/>
               </w:rPr>
               <w:instrText xml:space="preserve"> PAGEREF _Toc197004100 \h </w:instrText>
             </w:r>
             <w:r>
               <w:rPr>
-                <w:noProof/>
-                <w:webHidden/>
-              </w:rPr>
-            </w:r>
-            <w:r>
-              <w:rPr>
-                <w:noProof/>
+                <w:webHidden/>
+              </w:rPr>
+            </w:r>
+            <w:r>
+              <w:rPr>
                 <w:webHidden/>
               </w:rPr>
               <w:fldChar w:fldCharType="separate"/>
             </w:r>
             <w:r>
               <w:rPr>
-                <w:noProof/>
                 <w:webHidden/>
               </w:rPr>
               <w:t>19</w:t>
             </w:r>
             <w:r>
               <w:rPr>
-                <w:noProof/>
                 <w:webHidden/>
               </w:rPr>
               <w:fldChar w:fldCharType="end"/>
@@ -2295,10 +1964,8 @@
             </w:tabs>
             <w:rPr>
               <w:rFonts w:eastAsiaTheme="minorEastAsia"/>
-              <w:noProof/>
               <w:kern w:val="2"/>
               <w:szCs w:val="24"/>
-              <w:lang w:val="en-US"/>
               <w14:ligatures w14:val="standardContextual"/>
             </w:rPr>
           </w:pPr>
@@ -2306,17 +1973,14 @@
             <w:r>
               <w:rPr>
                 <w:rStyle w:val="Hyperlink"/>
-                <w:noProof/>
               </w:rPr>
               <w:t>3.5.</w:t>
             </w:r>
             <w:r>
               <w:rPr>
                 <w:rFonts w:eastAsiaTheme="minorEastAsia"/>
-                <w:noProof/>
                 <w:kern w:val="2"/>
                 <w:szCs w:val="24"/>
-                <w:lang w:val="en-US"/>
                 <w14:ligatures w14:val="standardContextual"/>
               </w:rPr>
               <w:tab/>
@@ -2324,54 +1988,46 @@
             <w:r>
               <w:rPr>
                 <w:rStyle w:val="Hyperlink"/>
-                <w:noProof/>
               </w:rPr>
               <w:t>Kliens osztálydiagramja</w:t>
             </w:r>
             <w:r>
               <w:rPr>
-                <w:noProof/>
                 <w:webHidden/>
               </w:rPr>
               <w:tab/>
             </w:r>
             <w:r>
               <w:rPr>
-                <w:noProof/>
                 <w:webHidden/>
               </w:rPr>
               <w:fldChar w:fldCharType="begin"/>
             </w:r>
             <w:r>
               <w:rPr>
-                <w:noProof/>
                 <w:webHidden/>
               </w:rPr>
               <w:instrText xml:space="preserve"> PAGEREF _Toc197004101 \h </w:instrText>
             </w:r>
             <w:r>
               <w:rPr>
-                <w:noProof/>
-                <w:webHidden/>
-              </w:rPr>
-            </w:r>
-            <w:r>
-              <w:rPr>
-                <w:noProof/>
+                <w:webHidden/>
+              </w:rPr>
+            </w:r>
+            <w:r>
+              <w:rPr>
                 <w:webHidden/>
               </w:rPr>
               <w:fldChar w:fldCharType="separate"/>
             </w:r>
             <w:r>
               <w:rPr>
-                <w:noProof/>
                 <w:webHidden/>
               </w:rPr>
               <w:t>20</w:t>
             </w:r>
             <w:r>
               <w:rPr>
-                <w:noProof/>
                 <w:webHidden/>
               </w:rPr>
               <w:fldChar w:fldCharType="end"/>
@@ -2387,10 +2043,8 @@
             </w:tabs>
             <w:rPr>
               <w:rFonts w:eastAsiaTheme="minorEastAsia"/>
-              <w:noProof/>
               <w:kern w:val="2"/>
               <w:szCs w:val="24"/>
-              <w:lang w:val="en-US"/>
               <w14:ligatures w14:val="standardContextual"/>
             </w:rPr>
           </w:pPr>
@@ -2398,17 +2052,14 @@
             <w:r>
               <w:rPr>
                 <w:rStyle w:val="Hyperlink"/>
-                <w:noProof/>
               </w:rPr>
               <w:t>3.6.</w:t>
             </w:r>
             <w:r>
               <w:rPr>
                 <w:rFonts w:eastAsiaTheme="minorEastAsia"/>
-                <w:noProof/>
                 <w:kern w:val="2"/>
                 <w:szCs w:val="24"/>
-                <w:lang w:val="en-US"/>
                 <w14:ligatures w14:val="standardContextual"/>
               </w:rPr>
               <w:tab/>
@@ -2416,54 +2067,46 @@
             <w:r>
               <w:rPr>
                 <w:rStyle w:val="Hyperlink"/>
-                <w:noProof/>
               </w:rPr>
               <w:t>Tesztelés</w:t>
             </w:r>
             <w:r>
               <w:rPr>
-                <w:noProof/>
                 <w:webHidden/>
               </w:rPr>
               <w:tab/>
             </w:r>
             <w:r>
               <w:rPr>
-                <w:noProof/>
                 <w:webHidden/>
               </w:rPr>
               <w:fldChar w:fldCharType="begin"/>
             </w:r>
             <w:r>
               <w:rPr>
-                <w:noProof/>
                 <w:webHidden/>
               </w:rPr>
               <w:instrText xml:space="preserve"> PAGEREF _Toc197004102 \h </w:instrText>
             </w:r>
             <w:r>
               <w:rPr>
-                <w:noProof/>
-                <w:webHidden/>
-              </w:rPr>
-            </w:r>
-            <w:r>
-              <w:rPr>
-                <w:noProof/>
+                <w:webHidden/>
+              </w:rPr>
+            </w:r>
+            <w:r>
+              <w:rPr>
                 <w:webHidden/>
               </w:rPr>
               <w:fldChar w:fldCharType="separate"/>
             </w:r>
             <w:r>
               <w:rPr>
-                <w:noProof/>
                 <w:webHidden/>
               </w:rPr>
               <w:t>21</w:t>
             </w:r>
             <w:r>
               <w:rPr>
-                <w:noProof/>
                 <w:webHidden/>
               </w:rPr>
               <w:fldChar w:fldCharType="end"/>
@@ -2479,10 +2122,8 @@
             </w:tabs>
             <w:rPr>
               <w:rFonts w:eastAsiaTheme="minorEastAsia"/>
-              <w:noProof/>
               <w:kern w:val="2"/>
               <w:szCs w:val="24"/>
-              <w:lang w:val="en-US"/>
               <w14:ligatures w14:val="standardContextual"/>
             </w:rPr>
           </w:pPr>
@@ -2490,17 +2131,14 @@
             <w:r>
               <w:rPr>
                 <w:rStyle w:val="Hyperlink"/>
-                <w:noProof/>
               </w:rPr>
               <w:t>3.6.1.</w:t>
             </w:r>
             <w:r>
               <w:rPr>
                 <w:rFonts w:eastAsiaTheme="minorEastAsia"/>
-                <w:noProof/>
                 <w:kern w:val="2"/>
                 <w:szCs w:val="24"/>
-                <w:lang w:val="en-US"/>
                 <w14:ligatures w14:val="standardContextual"/>
               </w:rPr>
               <w:tab/>
@@ -2508,54 +2146,46 @@
             <w:r>
               <w:rPr>
                 <w:rStyle w:val="Hyperlink"/>
-                <w:noProof/>
               </w:rPr>
               <w:t>Manuális tesztelés</w:t>
             </w:r>
             <w:r>
               <w:rPr>
-                <w:noProof/>
                 <w:webHidden/>
               </w:rPr>
               <w:tab/>
             </w:r>
             <w:r>
               <w:rPr>
-                <w:noProof/>
                 <w:webHidden/>
               </w:rPr>
               <w:fldChar w:fldCharType="begin"/>
             </w:r>
             <w:r>
               <w:rPr>
-                <w:noProof/>
                 <w:webHidden/>
               </w:rPr>
               <w:instrText xml:space="preserve"> PAGEREF _Toc197004103 \h </w:instrText>
             </w:r>
             <w:r>
               <w:rPr>
-                <w:noProof/>
-                <w:webHidden/>
-              </w:rPr>
-            </w:r>
-            <w:r>
-              <w:rPr>
-                <w:noProof/>
+                <w:webHidden/>
+              </w:rPr>
+            </w:r>
+            <w:r>
+              <w:rPr>
                 <w:webHidden/>
               </w:rPr>
               <w:fldChar w:fldCharType="separate"/>
             </w:r>
             <w:r>
               <w:rPr>
-                <w:noProof/>
                 <w:webHidden/>
               </w:rPr>
               <w:t>21</w:t>
             </w:r>
             <w:r>
               <w:rPr>
-                <w:noProof/>
                 <w:webHidden/>
               </w:rPr>
               <w:fldChar w:fldCharType="end"/>
@@ -2571,10 +2201,8 @@
             </w:tabs>
             <w:rPr>
               <w:rFonts w:eastAsiaTheme="minorEastAsia"/>
-              <w:noProof/>
               <w:kern w:val="2"/>
               <w:szCs w:val="24"/>
-              <w:lang w:val="en-US"/>
               <w14:ligatures w14:val="standardContextual"/>
             </w:rPr>
           </w:pPr>
@@ -2582,17 +2210,14 @@
             <w:r>
               <w:rPr>
                 <w:rStyle w:val="Hyperlink"/>
-                <w:noProof/>
               </w:rPr>
               <w:t>3.6.2.</w:t>
             </w:r>
             <w:r>
               <w:rPr>
                 <w:rFonts w:eastAsiaTheme="minorEastAsia"/>
-                <w:noProof/>
                 <w:kern w:val="2"/>
                 <w:szCs w:val="24"/>
-                <w:lang w:val="en-US"/>
                 <w14:ligatures w14:val="standardContextual"/>
               </w:rPr>
               <w:tab/>
@@ -2600,54 +2225,46 @@
             <w:r>
               <w:rPr>
                 <w:rStyle w:val="Hyperlink"/>
-                <w:noProof/>
               </w:rPr>
               <w:t>Automatikus Tesztelés</w:t>
             </w:r>
             <w:r>
               <w:rPr>
-                <w:noProof/>
                 <w:webHidden/>
               </w:rPr>
               <w:tab/>
             </w:r>
             <w:r>
               <w:rPr>
-                <w:noProof/>
                 <w:webHidden/>
               </w:rPr>
               <w:fldChar w:fldCharType="begin"/>
             </w:r>
             <w:r>
               <w:rPr>
-                <w:noProof/>
                 <w:webHidden/>
               </w:rPr>
               <w:instrText xml:space="preserve"> PAGEREF _Toc197004104 \h </w:instrText>
             </w:r>
             <w:r>
               <w:rPr>
-                <w:noProof/>
-                <w:webHidden/>
-              </w:rPr>
-            </w:r>
-            <w:r>
-              <w:rPr>
-                <w:noProof/>
+                <w:webHidden/>
+              </w:rPr>
+            </w:r>
+            <w:r>
+              <w:rPr>
                 <w:webHidden/>
               </w:rPr>
               <w:fldChar w:fldCharType="separate"/>
             </w:r>
             <w:r>
               <w:rPr>
-                <w:noProof/>
                 <w:webHidden/>
               </w:rPr>
               <w:t>24</w:t>
             </w:r>
             <w:r>
               <w:rPr>
-                <w:noProof/>
                 <w:webHidden/>
               </w:rPr>
               <w:fldChar w:fldCharType="end"/>
@@ -2663,10 +2280,8 @@
             </w:tabs>
             <w:rPr>
               <w:rFonts w:eastAsiaTheme="minorEastAsia"/>
-              <w:noProof/>
               <w:kern w:val="2"/>
               <w:szCs w:val="24"/>
-              <w:lang w:val="en-US"/>
               <w14:ligatures w14:val="standardContextual"/>
             </w:rPr>
           </w:pPr>
@@ -2674,17 +2289,14 @@
             <w:r>
               <w:rPr>
                 <w:rStyle w:val="Hyperlink"/>
-                <w:noProof/>
               </w:rPr>
               <w:t>4.</w:t>
             </w:r>
             <w:r>
               <w:rPr>
                 <w:rFonts w:eastAsiaTheme="minorEastAsia"/>
-                <w:noProof/>
                 <w:kern w:val="2"/>
                 <w:szCs w:val="24"/>
-                <w:lang w:val="en-US"/>
                 <w14:ligatures w14:val="standardContextual"/>
               </w:rPr>
               <w:tab/>
@@ -2692,54 +2304,46 @@
             <w:r>
               <w:rPr>
                 <w:rStyle w:val="Hyperlink"/>
-                <w:noProof/>
               </w:rPr>
               <w:t>Összefoglalás</w:t>
             </w:r>
             <w:r>
               <w:rPr>
-                <w:noProof/>
                 <w:webHidden/>
               </w:rPr>
               <w:tab/>
             </w:r>
             <w:r>
               <w:rPr>
-                <w:noProof/>
                 <w:webHidden/>
               </w:rPr>
               <w:fldChar w:fldCharType="begin"/>
             </w:r>
             <w:r>
               <w:rPr>
-                <w:noProof/>
                 <w:webHidden/>
               </w:rPr>
               <w:instrText xml:space="preserve"> PAGEREF _Toc197004105 \h </w:instrText>
             </w:r>
             <w:r>
               <w:rPr>
-                <w:noProof/>
-                <w:webHidden/>
-              </w:rPr>
-            </w:r>
-            <w:r>
-              <w:rPr>
-                <w:noProof/>
+                <w:webHidden/>
+              </w:rPr>
+            </w:r>
+            <w:r>
+              <w:rPr>
                 <w:webHidden/>
               </w:rPr>
               <w:fldChar w:fldCharType="separate"/>
             </w:r>
             <w:r>
               <w:rPr>
-                <w:noProof/>
                 <w:webHidden/>
               </w:rPr>
               <w:t>25</w:t>
             </w:r>
             <w:r>
               <w:rPr>
-                <w:noProof/>
                 <w:webHidden/>
               </w:rPr>
               <w:fldChar w:fldCharType="end"/>
@@ -2755,10 +2359,8 @@
             </w:tabs>
             <w:rPr>
               <w:rFonts w:eastAsiaTheme="minorEastAsia"/>
-              <w:noProof/>
               <w:kern w:val="2"/>
               <w:szCs w:val="24"/>
-              <w:lang w:val="en-US"/>
               <w14:ligatures w14:val="standardContextual"/>
             </w:rPr>
           </w:pPr>
@@ -2766,17 +2368,14 @@
             <w:r>
               <w:rPr>
                 <w:rStyle w:val="Hyperlink"/>
-                <w:noProof/>
               </w:rPr>
               <w:t>4.1.</w:t>
             </w:r>
             <w:r>
               <w:rPr>
                 <w:rFonts w:eastAsiaTheme="minorEastAsia"/>
-                <w:noProof/>
                 <w:kern w:val="2"/>
                 <w:szCs w:val="24"/>
-                <w:lang w:val="en-US"/>
                 <w14:ligatures w14:val="standardContextual"/>
               </w:rPr>
               <w:tab/>
@@ -2784,54 +2383,46 @@
             <w:r>
               <w:rPr>
                 <w:rStyle w:val="Hyperlink"/>
-                <w:noProof/>
               </w:rPr>
               <w:t>Konklúzió</w:t>
             </w:r>
             <w:r>
               <w:rPr>
-                <w:noProof/>
                 <w:webHidden/>
               </w:rPr>
               <w:tab/>
             </w:r>
             <w:r>
               <w:rPr>
-                <w:noProof/>
                 <w:webHidden/>
               </w:rPr>
               <w:fldChar w:fldCharType="begin"/>
             </w:r>
             <w:r>
               <w:rPr>
-                <w:noProof/>
                 <w:webHidden/>
               </w:rPr>
               <w:instrText xml:space="preserve"> PAGEREF _Toc197004106 \h </w:instrText>
             </w:r>
             <w:r>
               <w:rPr>
-                <w:noProof/>
-                <w:webHidden/>
-              </w:rPr>
-            </w:r>
-            <w:r>
-              <w:rPr>
-                <w:noProof/>
+                <w:webHidden/>
+              </w:rPr>
+            </w:r>
+            <w:r>
+              <w:rPr>
                 <w:webHidden/>
               </w:rPr>
               <w:fldChar w:fldCharType="separate"/>
             </w:r>
             <w:r>
               <w:rPr>
-                <w:noProof/>
                 <w:webHidden/>
               </w:rPr>
               <w:t>25</w:t>
             </w:r>
             <w:r>
               <w:rPr>
-                <w:noProof/>
                 <w:webHidden/>
               </w:rPr>
               <w:fldChar w:fldCharType="end"/>
@@ -2847,10 +2438,8 @@
             </w:tabs>
             <w:rPr>
               <w:rFonts w:eastAsiaTheme="minorEastAsia"/>
-              <w:noProof/>
               <w:kern w:val="2"/>
               <w:szCs w:val="24"/>
-              <w:lang w:val="en-US"/>
               <w14:ligatures w14:val="standardContextual"/>
             </w:rPr>
           </w:pPr>
@@ -2858,17 +2447,14 @@
             <w:r>
               <w:rPr>
                 <w:rStyle w:val="Hyperlink"/>
-                <w:noProof/>
               </w:rPr>
               <w:t>4.2.</w:t>
             </w:r>
             <w:r>
               <w:rPr>
                 <w:rFonts w:eastAsiaTheme="minorEastAsia"/>
-                <w:noProof/>
                 <w:kern w:val="2"/>
                 <w:szCs w:val="24"/>
-                <w:lang w:val="en-US"/>
                 <w14:ligatures w14:val="standardContextual"/>
               </w:rPr>
               <w:tab/>
@@ -2876,54 +2462,46 @@
             <w:r>
               <w:rPr>
                 <w:rStyle w:val="Hyperlink"/>
-                <w:noProof/>
               </w:rPr>
               <w:t>Továbbfejlesztési lehetőségek</w:t>
             </w:r>
             <w:r>
               <w:rPr>
-                <w:noProof/>
                 <w:webHidden/>
               </w:rPr>
               <w:tab/>
             </w:r>
             <w:r>
               <w:rPr>
-                <w:noProof/>
                 <w:webHidden/>
               </w:rPr>
               <w:fldChar w:fldCharType="begin"/>
             </w:r>
             <w:r>
               <w:rPr>
-                <w:noProof/>
                 <w:webHidden/>
               </w:rPr>
               <w:instrText xml:space="preserve"> PAGEREF _Toc197004107 \h </w:instrText>
             </w:r>
             <w:r>
               <w:rPr>
-                <w:noProof/>
-                <w:webHidden/>
-              </w:rPr>
-            </w:r>
-            <w:r>
-              <w:rPr>
-                <w:noProof/>
+                <w:webHidden/>
+              </w:rPr>
+            </w:r>
+            <w:r>
+              <w:rPr>
                 <w:webHidden/>
               </w:rPr>
               <w:fldChar w:fldCharType="separate"/>
             </w:r>
             <w:r>
               <w:rPr>
-                <w:noProof/>
                 <w:webHidden/>
               </w:rPr>
               <w:t>25</w:t>
             </w:r>
             <w:r>
               <w:rPr>
-                <w:noProof/>
                 <w:webHidden/>
               </w:rPr>
               <w:fldChar w:fldCharType="end"/>
@@ -2939,10 +2517,8 @@
             </w:tabs>
             <w:rPr>
               <w:rFonts w:eastAsiaTheme="minorEastAsia"/>
-              <w:noProof/>
               <w:kern w:val="2"/>
               <w:szCs w:val="24"/>
-              <w:lang w:val="en-US"/>
               <w14:ligatures w14:val="standardContextual"/>
             </w:rPr>
           </w:pPr>
@@ -2950,17 +2526,14 @@
             <w:r>
               <w:rPr>
                 <w:rStyle w:val="Hyperlink"/>
-                <w:noProof/>
               </w:rPr>
               <w:t>5.</w:t>
             </w:r>
             <w:r>
               <w:rPr>
                 <w:rFonts w:eastAsiaTheme="minorEastAsia"/>
-                <w:noProof/>
                 <w:kern w:val="2"/>
                 <w:szCs w:val="24"/>
-                <w:lang w:val="en-US"/>
                 <w14:ligatures w14:val="standardContextual"/>
               </w:rPr>
               <w:tab/>
@@ -2968,54 +2541,46 @@
             <w:r>
               <w:rPr>
                 <w:rStyle w:val="Hyperlink"/>
-                <w:noProof/>
               </w:rPr>
               <w:t>Irodalomjegyzék</w:t>
             </w:r>
             <w:r>
               <w:rPr>
-                <w:noProof/>
                 <w:webHidden/>
               </w:rPr>
               <w:tab/>
             </w:r>
             <w:r>
               <w:rPr>
-                <w:noProof/>
                 <w:webHidden/>
               </w:rPr>
               <w:fldChar w:fldCharType="begin"/>
             </w:r>
             <w:r>
               <w:rPr>
-                <w:noProof/>
                 <w:webHidden/>
               </w:rPr>
               <w:instrText xml:space="preserve"> PAGEREF _Toc197004108 \h </w:instrText>
             </w:r>
             <w:r>
               <w:rPr>
-                <w:noProof/>
-                <w:webHidden/>
-              </w:rPr>
-            </w:r>
-            <w:r>
-              <w:rPr>
-                <w:noProof/>
+                <w:webHidden/>
+              </w:rPr>
+            </w:r>
+            <w:r>
+              <w:rPr>
                 <w:webHidden/>
               </w:rPr>
               <w:fldChar w:fldCharType="separate"/>
             </w:r>
             <w:r>
               <w:rPr>
-                <w:noProof/>
                 <w:webHidden/>
               </w:rPr>
               <w:t>26</w:t>
             </w:r>
             <w:r>
               <w:rPr>
-                <w:noProof/>
                 <w:webHidden/>
               </w:rPr>
               <w:fldChar w:fldCharType="end"/>
@@ -3063,21 +2628,17 @@
       <w:r>
         <w:t xml:space="preserve"> A szerver egy parancssorban </w:t>
       </w:r>
-      <w:proofErr w:type="spellStart"/>
-      <w:r>
-        <w:t>futtatot</w:t>
-      </w:r>
-      <w:proofErr w:type="spellEnd"/>
-      <w:r>
-        <w:t xml:space="preserve"> program, mely a kliensekkel való kommunikáció mellett az </w:t>
-      </w:r>
-      <w:proofErr w:type="spellStart"/>
-      <w:r>
-        <w:t>admin</w:t>
-      </w:r>
-      <w:proofErr w:type="spellEnd"/>
-      <w:r>
-        <w:t xml:space="preserve"> jogosultsággal rendelkező felhasználók regisztrációjának lehetőségét szolgáltatja. A kliens</w:t>
+      <w:r>
+        <w:t>futtatott</w:t>
+      </w:r>
+      <w:r>
+        <w:t xml:space="preserve"> program, mely a kliensekkel való kommunikáció mellett az admin jogosultsággal rendelkező felhasználók regisztrációjának lehetőségét szolgáltatja.</w:t>
+      </w:r>
+      <w:r>
+        <w:t xml:space="preserve"> Egyszerre több klienst is képes kiszolgálni.</w:t>
+      </w:r>
+      <w:r>
+        <w:t xml:space="preserve"> A kliens</w:t>
       </w:r>
       <w:r>
         <w:t xml:space="preserve"> egy grafikus felhasználói felülettel rendelkező program, amely</w:t>
@@ -3085,21 +2646,11 @@
       <w:r>
         <w:t xml:space="preserve"> egyszerre használható egy kérdőív azonosítójának </w:t>
       </w:r>
-      <w:proofErr w:type="spellStart"/>
-      <w:r>
-        <w:t>begadásával</w:t>
-      </w:r>
-      <w:proofErr w:type="spellEnd"/>
-      <w:r>
-        <w:t xml:space="preserve"> annak kitöltésére, valamint </w:t>
-      </w:r>
-      <w:proofErr w:type="spellStart"/>
-      <w:r>
-        <w:t>admin</w:t>
-      </w:r>
-      <w:proofErr w:type="spellEnd"/>
-      <w:r>
-        <w:t xml:space="preserve"> jogosultsággal új kérdőívek létrehozására, meglévők szerkesztésére, törlésére és a beérkezett kitöltések statisztikáinak megtekintésére.</w:t>
+      <w:r>
+        <w:t>megadásával</w:t>
+      </w:r>
+      <w:r>
+        <w:t xml:space="preserve"> annak kitöltésére, valamint admin jogosultsággal új kérdőívek létrehozására, meglévők szerkesztésére, törlésére és a beérkezett kitöltések statisztikáinak megtekintésére.</w:t>
       </w:r>
       <w:r>
         <w:t xml:space="preserve"> Mindkettő programnak a felhasználói felülete angol nyelvű.</w:t>
@@ -3113,15 +2664,7 @@
         <w:t xml:space="preserve"> </w:t>
       </w:r>
       <w:r>
-        <w:t xml:space="preserve">meg. A kliens grafikus felhasználói felületét a Windows </w:t>
-      </w:r>
-      <w:proofErr w:type="spellStart"/>
-      <w:r>
-        <w:t>Forms</w:t>
-      </w:r>
-      <w:proofErr w:type="spellEnd"/>
-      <w:r>
-        <w:t xml:space="preserve"> könyvtár használatával készítettem el.</w:t>
+        <w:t>meg. A kliens grafikus felhasználói felületét a Windows Forms könyvtár használatával készítettem el.</w:t>
       </w:r>
     </w:p>
     <w:p>
@@ -3197,23 +2740,7 @@
         <w:fldChar w:fldCharType="end"/>
       </w:r>
       <w:r>
-        <w:t>) és elindítása után a kliens használatával létrehoz egy vagy több kérdőívet, majd eljuttatja a felmérés célközönségének (a továbbiakban kérdezettek) a kliens programot az előre konfigurált „settings.ini” fájllal, illetve a kitöltendő kérdőív(</w:t>
-      </w:r>
-      <w:proofErr w:type="spellStart"/>
-      <w:r>
-        <w:t>ek</w:t>
-      </w:r>
-      <w:proofErr w:type="spellEnd"/>
-      <w:r>
-        <w:t xml:space="preserve">) nevét/neveit. A kérdezettek futtatják a programot és a kérdőív nevének megadása után kitöltik azt. A határidő leteltével a szervergazda ismét belép </w:t>
-      </w:r>
-      <w:proofErr w:type="spellStart"/>
-      <w:r>
-        <w:t>adminként</w:t>
-      </w:r>
-      <w:proofErr w:type="spellEnd"/>
-      <w:r>
-        <w:t xml:space="preserve"> a kliens alkalmazás használatával és megtekintheti a kérdőívek eredményeit.</w:t>
+        <w:t>) és elindítása után a kliens használatával létrehoz egy vagy több kérdőívet, majd eljuttatja a felmérés célközönségének (a továbbiakban kérdezettek) a kliens programot az előre konfigurált „settings.ini” fájllal, illetve a kitöltendő kérdőív(ek) nevét/neveit. A kérdezettek futtatják a programot és a kérdőív nevének megadása után kitöltik azt. A határidő leteltével a szervergazda ismét belép adminként a kliens alkalmazás használatával és megtekintheti a kérdőívek eredményeit.</w:t>
       </w:r>
     </w:p>
     <w:p>
@@ -3277,98 +2804,51 @@
         </w:r>
       </w:hyperlink>
       <w:r>
-        <w:t>. A telepítő letöltése után futtassuk azt. Az „</w:t>
-      </w:r>
-      <w:proofErr w:type="spellStart"/>
-      <w:r>
-        <w:t>Install</w:t>
-      </w:r>
-      <w:proofErr w:type="spellEnd"/>
-      <w:r>
-        <w:t xml:space="preserve">” gomb megnyomásával, valamint az </w:t>
-      </w:r>
-      <w:proofErr w:type="spellStart"/>
-      <w:r>
-        <w:t>admin</w:t>
-      </w:r>
-      <w:proofErr w:type="spellEnd"/>
-      <w:r>
-        <w:t xml:space="preserve"> hozzáférés megadásával el is végeztük a telepítést.</w:t>
+        <w:t>. A telepítő letöltése után futtassuk azt. Az „Install” gomb megnyomásával, valamint az admin hozzáférés megadásával el is végeztük a telepítést.</w:t>
       </w:r>
       <w:r>
         <w:t xml:space="preserve"> </w:t>
       </w:r>
     </w:p>
     <w:p>
+      <w:pPr>
+        <w:pStyle w:val="Heading3"/>
+      </w:pPr>
+      <w:r>
+        <w:t>Programok telepítése</w:t>
+      </w:r>
+    </w:p>
+    <w:p>
       <w:r>
         <w:t>A szerver és kliens programok ezen dokumentummal együtt a tömörített mappában találhatók. Csomagoljuk ki a mappát egy megfelelő helyre, ha még nem tettük meg. A továbbiakban az elérési utak a kicsomagolás helyétől relatív útként értendőek, kivéve, ha másképp van feltüntetve.</w:t>
       </w:r>
     </w:p>
     <w:p>
-      <w:r>
-        <w:t>A szerver program futtatható fájlja a „</w:t>
-      </w:r>
-      <w:proofErr w:type="spellStart"/>
-      <w:r>
-        <w:t>UniversalForm</w:t>
-      </w:r>
-      <w:proofErr w:type="spellEnd"/>
-      <w:r>
-        <w:t>/</w:t>
-      </w:r>
-      <w:proofErr w:type="spellStart"/>
-      <w:r>
-        <w:t>Release</w:t>
-      </w:r>
-      <w:proofErr w:type="spellEnd"/>
-      <w:r>
-        <w:t>/</w:t>
-      </w:r>
-      <w:proofErr w:type="spellStart"/>
-      <w:r>
-        <w:t>UniversalForm.Server</w:t>
-      </w:r>
-      <w:proofErr w:type="spellEnd"/>
-      <w:r>
-        <w:t>/Server.exe” elérési úton található. Dupla klikkel, vagy parancssorból, a „Server.exe” paranccsal indítható. Hasonlóképpen futtatható a kliens is, amely a „</w:t>
-      </w:r>
-      <w:proofErr w:type="spellStart"/>
-      <w:r>
-        <w:t>UniversalForm</w:t>
-      </w:r>
-      <w:proofErr w:type="spellEnd"/>
-      <w:r>
-        <w:t>/</w:t>
-      </w:r>
-      <w:proofErr w:type="spellStart"/>
-      <w:r>
-        <w:t>Release</w:t>
-      </w:r>
-      <w:proofErr w:type="spellEnd"/>
-      <w:r>
-        <w:t>/</w:t>
-      </w:r>
-      <w:proofErr w:type="spellStart"/>
-      <w:r>
-        <w:t>UniversalForm.Clien</w:t>
+      <w:pPr>
+        <w:pStyle w:val="Heading3"/>
+      </w:pPr>
+      <w:r>
+        <w:t>Programok futtatása</w:t>
+      </w:r>
+    </w:p>
+    <w:p>
+      <w:r>
+        <w:t>A szerver program futtatható fájlja a „UniversalForm/Release/UniversalForm.Server/Server.exe” elérési úton található. Dupla klikkel, vagy parancssorból, a „Server.exe” paranccsal indítható. Hasonlóképpen futtatható a kliens is, amely a „UniversalForm/Release/UniversalForm.Clien</w:t>
       </w:r>
       <w:r>
         <w:t>t</w:t>
       </w:r>
-      <w:proofErr w:type="spellEnd"/>
       <w:r>
         <w:t xml:space="preserve"> /Client.exe”</w:t>
       </w:r>
       <w:r>
-        <w:t xml:space="preserve"> elérési úton található. Mindkét futtatható fájl mellett található egy-egy „settings.ini” fájl is ezeket – mint ahogy semmi mást ezekből a mappákból – ne töröljük, mert szükségesek a </w:t>
-      </w:r>
-      <w:proofErr w:type="spellStart"/>
-      <w:r>
-        <w:t>prokramok</w:t>
-      </w:r>
-      <w:proofErr w:type="spellEnd"/>
-      <w:r>
-        <w:t xml:space="preserve"> helyes működéséhez. Szerkesztésükről lentebb lesz szó.</w:t>
+        <w:t xml:space="preserve"> elérési úton található. Mindkét futtatható fájl mellett található egy-egy „settings.ini” fájl is ezeket – mint ahogy semmi mást ezekből a mappákból – ne töröljük, mert szükségesek a pro</w:t>
+      </w:r>
+      <w:r>
+        <w:t>g</w:t>
+      </w:r>
+      <w:r>
+        <w:t>ramok helyes működéséhez. Szerkesztésükről lentebb lesz szó.</w:t>
       </w:r>
     </w:p>
     <w:p>
@@ -3420,21 +2900,8 @@
           <w:numId w:val="4"/>
         </w:numPr>
       </w:pPr>
-      <w:proofErr w:type="spellStart"/>
-      <w:r>
-        <w:t>ServerAddress</w:t>
-      </w:r>
-      <w:proofErr w:type="spellEnd"/>
-      <w:r>
-        <w:t xml:space="preserve">: A </w:t>
-      </w:r>
-      <w:proofErr w:type="spellStart"/>
-      <w:r>
-        <w:t>ServerAddress</w:t>
-      </w:r>
-      <w:proofErr w:type="spellEnd"/>
-      <w:r>
-        <w:t xml:space="preserve"> a nevéből értődően a szerver által használt IP címet írja le. Értéke </w:t>
+      <w:r>
+        <w:t xml:space="preserve">ServerAddress: A ServerAddress a nevéből értődően a szerver által használt IP címet írja le. Értéke </w:t>
       </w:r>
       <w:r>
         <w:t>lehet:</w:t>
@@ -3478,15 +2945,7 @@
         </w:numPr>
       </w:pPr>
       <w:r>
-        <w:t>„</w:t>
-      </w:r>
-      <w:proofErr w:type="spellStart"/>
-      <w:r>
-        <w:t>localhost</w:t>
-      </w:r>
-      <w:proofErr w:type="spellEnd"/>
-      <w:r>
-        <w:t xml:space="preserve">”, ami leegyszerűsítve a jelenlegi számítógép saját magára mutató IP címét jelenti (további információ </w:t>
+        <w:t xml:space="preserve">„localhost”, ami leegyszerűsítve a jelenlegi számítógép saját magára mutató IP címét jelenti (további információ </w:t>
       </w:r>
       <w:hyperlink r:id="rId14" w:history="1">
         <w:r>
@@ -3513,15 +2972,7 @@
       </w:pPr>
       <w:r>
         <w:lastRenderedPageBreak/>
-        <w:t>„</w:t>
-      </w:r>
-      <w:proofErr w:type="spellStart"/>
-      <w:r>
-        <w:t>automatic</w:t>
-      </w:r>
-      <w:proofErr w:type="spellEnd"/>
-      <w:r>
-        <w:t>”: automatikusan lekéri az eszköz IP címét egy DNS szervertől</w:t>
+        <w:t>„automatic”: automatikusan lekéri az eszköz IP címét egy DNS szervertől</w:t>
       </w:r>
       <w:r>
         <w:rPr>
@@ -3541,57 +2992,11 @@
           <w:numId w:val="4"/>
         </w:numPr>
       </w:pPr>
-      <w:proofErr w:type="spellStart"/>
-      <w:r>
-        <w:t>ServerPort</w:t>
-      </w:r>
-      <w:proofErr w:type="spellEnd"/>
-      <w:r>
-        <w:t xml:space="preserve">: A szerver </w:t>
-      </w:r>
-      <w:r>
-        <w:t>által használt port. Értéke elméletileg 1-től 65535-ig terjedhet, azonban néhány port már használatban lehet más alkalmazások által. Ez esetben a szerver egy „</w:t>
-      </w:r>
-      <w:proofErr w:type="spellStart"/>
-      <w:r>
-        <w:t>Socket</w:t>
-      </w:r>
-      <w:proofErr w:type="spellEnd"/>
-      <w:r>
-        <w:t xml:space="preserve"> is </w:t>
-      </w:r>
-      <w:proofErr w:type="spellStart"/>
-      <w:r>
-        <w:t>already</w:t>
-      </w:r>
-      <w:proofErr w:type="spellEnd"/>
-      <w:r>
-        <w:t xml:space="preserve"> in </w:t>
-      </w:r>
-      <w:proofErr w:type="spellStart"/>
-      <w:r>
-        <w:t>use</w:t>
-      </w:r>
-      <w:proofErr w:type="spellEnd"/>
-      <w:r>
-        <w:t>!” hibaüzenettel je</w:t>
-      </w:r>
-      <w:r>
-        <w:t xml:space="preserve">lzi ezt. Ilyenkor utána lehet járni, hogy mi használja ezt a bizonyos </w:t>
-      </w:r>
-      <w:proofErr w:type="spellStart"/>
-      <w:r>
-        <w:t>portot</w:t>
-      </w:r>
-      <w:proofErr w:type="spellEnd"/>
-      <w:r>
-        <w:t>, de érdemesebb egyszerűen egy másikat beállítani a settings.ini fájlban.</w:t>
-      </w:r>
-      <w:r>
-        <w:t xml:space="preserve"> A különböző alkalmazások és protokollok által használt port</w:t>
-      </w:r>
-      <w:r>
-        <w:t xml:space="preserve">ok listáját </w:t>
+      <w:r>
+        <w:t xml:space="preserve">ServerPort: A szerver </w:t>
+      </w:r>
+      <w:r>
+        <w:t xml:space="preserve">által használt port. Értéke elméletileg 1-től 65535-ig terjedhet, azonban néhány port már használatban lehet más alkalmazások által. Ez esetben a szerver egy „Socket is already in use!” hibaüzenettel jelzi ezt. Ilyenkor utána lehet járni, hogy mi használja ezt a bizonyos portot, de érdemesebb egyszerűen egy másikat beállítani a settings.ini fájlban. A különböző alkalmazások és protokollok által használt portok listáját </w:t>
       </w:r>
       <w:hyperlink r:id="rId15" w:history="1">
         <w:r>
@@ -3613,21 +3018,8 @@
           <w:numId w:val="4"/>
         </w:numPr>
       </w:pPr>
-      <w:proofErr w:type="spellStart"/>
-      <w:r>
-        <w:t>Verbose</w:t>
-      </w:r>
-      <w:proofErr w:type="spellEnd"/>
-      <w:r>
-        <w:t>: Megadja, hogy a szerver mennyire legyen bőbeszédű, azaz mennyi információt írjon ki a parancssorra. Ha az értéke „</w:t>
-      </w:r>
-      <w:proofErr w:type="spellStart"/>
-      <w:r>
-        <w:t>false</w:t>
-      </w:r>
-      <w:proofErr w:type="spellEnd"/>
-      <w:r>
-        <w:t xml:space="preserve">” vagy „0”, akkor </w:t>
+      <w:r>
+        <w:t xml:space="preserve">Verbose: Megadja, hogy a szerver mennyire legyen bőbeszédű, azaz mennyi információt írjon ki a parancssorra. Ha az értéke „false” vagy „0”, akkor </w:t>
       </w:r>
       <w:r>
         <w:t>csak a kliensek csatlakozását és lecsatlakozását, illetve hibaüzeneteket ír ki, míg, ha az értéke bármi más, akkor minden bejövő és kimenő üzenetet kiír.</w:t>
@@ -3646,19 +3038,9 @@
           <w:numId w:val="5"/>
         </w:numPr>
       </w:pPr>
-      <w:proofErr w:type="spellStart"/>
-      <w:r>
-        <w:t>ServerAnswer</w:t>
-      </w:r>
-      <w:proofErr w:type="spellEnd"/>
-      <w:r>
-        <w:t>=</w:t>
-      </w:r>
-      <w:proofErr w:type="spellStart"/>
-      <w:r>
-        <w:t>localhost</w:t>
-      </w:r>
-      <w:proofErr w:type="spellEnd"/>
+      <w:r>
+        <w:t>ServerAnswer=localhost</w:t>
+      </w:r>
     </w:p>
     <w:p>
       <w:pPr>
@@ -3668,13 +3050,8 @@
           <w:numId w:val="5"/>
         </w:numPr>
       </w:pPr>
-      <w:proofErr w:type="spellStart"/>
-      <w:r>
-        <w:t>ServerPort</w:t>
-      </w:r>
-      <w:proofErr w:type="spellEnd"/>
-      <w:r>
-        <w:t>=3000</w:t>
+      <w:r>
+        <w:t>ServerPort=3000</w:t>
       </w:r>
     </w:p>
     <w:p>
@@ -3685,13 +3062,8 @@
           <w:numId w:val="5"/>
         </w:numPr>
       </w:pPr>
-      <w:proofErr w:type="spellStart"/>
-      <w:r>
-        <w:t>IsVerbose</w:t>
-      </w:r>
-      <w:proofErr w:type="spellEnd"/>
-      <w:r>
-        <w:t>=0</w:t>
+      <w:r>
+        <w:t>IsVerbose=0</w:t>
       </w:r>
     </w:p>
     <w:p>
@@ -3707,23 +3079,7 @@
         <w:t>Az első futtatás után a program létrehoz egy „Data” mappát a futtatható fájl mellett. Az alkalmazás ebben tárolja a</w:t>
       </w:r>
       <w:r>
-        <w:t xml:space="preserve">z összes </w:t>
-      </w:r>
-      <w:proofErr w:type="spellStart"/>
-      <w:r>
-        <w:t>perzisztens</w:t>
-      </w:r>
-      <w:proofErr w:type="spellEnd"/>
-      <w:r>
-        <w:t xml:space="preserve"> adatot: kérdőívek tartalmát és statisztikáit, valamint az </w:t>
-      </w:r>
-      <w:proofErr w:type="spellStart"/>
-      <w:r>
-        <w:t>admin</w:t>
-      </w:r>
-      <w:proofErr w:type="spellEnd"/>
-      <w:r>
-        <w:t xml:space="preserve"> felhasználók belépési adatait és kérőíveik listáját. Fontos, hogy csak akkor töröljünk innen fájlokat, ha tudjuk, mit csinálunk, mivel könnyen adatvesztéshez, vagy hibás programműködéshez tud vezetni. Az itt előforduló fájlok kiterjesztései az alábbiakat jelentik:</w:t>
+        <w:t>z összes perzisztens adatot: kérdőívek tartalmát és statisztikáit, valamint az admin felhasználók belépési adatait és kérőíveik listáját. Fontos, hogy csak akkor töröljünk innen fájlokat, ha tudjuk, mit csinálunk, mivel könnyen adatvesztéshez, vagy hibás programműködéshez tud vezetni. Az itt előforduló fájlok kiterjesztései az alábbiakat jelentik:</w:t>
       </w:r>
     </w:p>
     <w:p>
@@ -3734,42 +3090,8 @@
           <w:numId w:val="6"/>
         </w:numPr>
       </w:pPr>
-      <w:proofErr w:type="gramStart"/>
-      <w:r>
-        <w:t>.</w:t>
-      </w:r>
-      <w:proofErr w:type="spellStart"/>
-      <w:r>
-        <w:t>uff</w:t>
-      </w:r>
-      <w:proofErr w:type="spellEnd"/>
-      <w:proofErr w:type="gramEnd"/>
-      <w:r>
-        <w:t xml:space="preserve">: </w:t>
-      </w:r>
-      <w:proofErr w:type="spellStart"/>
-      <w:r>
-        <w:t>Universal</w:t>
-      </w:r>
-      <w:proofErr w:type="spellEnd"/>
-      <w:r>
-        <w:t xml:space="preserve"> </w:t>
-      </w:r>
-      <w:proofErr w:type="spellStart"/>
-      <w:r>
-        <w:t>Form</w:t>
-      </w:r>
-      <w:proofErr w:type="spellEnd"/>
-      <w:r>
-        <w:t xml:space="preserve"> </w:t>
-      </w:r>
-      <w:proofErr w:type="spellStart"/>
-      <w:r>
-        <w:t>Form</w:t>
-      </w:r>
-      <w:proofErr w:type="spellEnd"/>
-      <w:r>
-        <w:t>, egy kérdőív adatait és kérdéseit tartalmazó fájl.</w:t>
+      <w:r>
+        <w:t>.uff: Universal Form Form, egy kérdőív adatait és kérdéseit tartalmazó fájl.</w:t>
       </w:r>
     </w:p>
     <w:p>
@@ -3780,43 +3102,9 @@
           <w:numId w:val="6"/>
         </w:numPr>
       </w:pPr>
-      <w:proofErr w:type="gramStart"/>
       <w:r>
         <w:lastRenderedPageBreak/>
-        <w:t>.</w:t>
-      </w:r>
-      <w:proofErr w:type="spellStart"/>
-      <w:r>
-        <w:t>ufs</w:t>
-      </w:r>
-      <w:proofErr w:type="spellEnd"/>
-      <w:proofErr w:type="gramEnd"/>
-      <w:r>
-        <w:t xml:space="preserve">: </w:t>
-      </w:r>
-      <w:proofErr w:type="spellStart"/>
-      <w:r>
-        <w:t>Universal</w:t>
-      </w:r>
-      <w:proofErr w:type="spellEnd"/>
-      <w:r>
-        <w:t xml:space="preserve"> </w:t>
-      </w:r>
-      <w:proofErr w:type="spellStart"/>
-      <w:r>
-        <w:t>Form</w:t>
-      </w:r>
-      <w:proofErr w:type="spellEnd"/>
-      <w:r>
-        <w:t xml:space="preserve"> </w:t>
-      </w:r>
-      <w:proofErr w:type="spellStart"/>
-      <w:r>
-        <w:t>Statistics</w:t>
-      </w:r>
-      <w:proofErr w:type="spellEnd"/>
-      <w:r>
-        <w:t>, egy azonos nevű kérdőívhez tartozó kitöltési adatokat és statisztikákat tartalmazó fájl</w:t>
+        <w:t>.ufs: Universal Form Statistics, egy azonos nevű kérdőívhez tartozó kitöltési adatokat és statisztikákat tartalmazó fájl</w:t>
       </w:r>
     </w:p>
     <w:p>
@@ -3827,101 +3115,46 @@
           <w:numId w:val="6"/>
         </w:numPr>
       </w:pPr>
-      <w:proofErr w:type="gramStart"/>
-      <w:r>
-        <w:t>.</w:t>
-      </w:r>
-      <w:proofErr w:type="spellStart"/>
-      <w:r>
-        <w:t>ufu</w:t>
-      </w:r>
-      <w:proofErr w:type="spellEnd"/>
-      <w:proofErr w:type="gramEnd"/>
-      <w:r>
-        <w:t xml:space="preserve">: </w:t>
-      </w:r>
-      <w:proofErr w:type="spellStart"/>
-      <w:r>
-        <w:t>Universal</w:t>
-      </w:r>
-      <w:proofErr w:type="spellEnd"/>
+      <w:r>
+        <w:t>.ufu: Universal Form User, egy admin felhatalmazású felhasználó bejelentkezési adatait</w:t>
+      </w:r>
+      <w:r>
+        <w:t xml:space="preserve"> (a jelszót titkosítva)</w:t>
+      </w:r>
+      <w:r>
+        <w:t xml:space="preserve"> és az általa létrehozott kérdőívek listáját tartalmazó fájl.</w:t>
+      </w:r>
+    </w:p>
+    <w:p>
+      <w:pPr>
+        <w:pStyle w:val="Heading4"/>
+      </w:pPr>
+      <w:r>
+        <w:t>Felhasználói felület</w:t>
+      </w:r>
+    </w:p>
+    <w:p>
+      <w:r>
+        <w:t>Az alkalmazás elindítását parancssoron keresztül ajánlom, mivel hiba esetén az alkalmazás leáll, és ha nem parancssorból indítottuk el, az általa megnyitott parancssor ablak is bezáródik. A legegyszerűbb módja a program ily módon való elindítás</w:t>
+      </w:r>
+      <w:r>
+        <w:t>ára, ha fájlkezelővel elnavigálunk a futtatható fájl mappájába, majd az elérési út sorba belekattintva beírjuk azt, hogy „cmd” és entert nyomunk. Így elindítottunk egy parancssor ablakot, ami már a megfelelő helyre van navigálva. Ezután csak be kell írnunk, hogy „Server.exe”, és elindul az alkalmazás.</w:t>
+      </w:r>
+      <w:r>
+        <w:t xml:space="preserve"> Amennyiben a „settings.ini” fájl olvasásakor és a szerver végpontjának létrehozása során sem történt hiba, </w:t>
+      </w:r>
+      <w:r>
+        <w:t xml:space="preserve">egy, az inputokat listázó </w:t>
+      </w:r>
+      <w:r>
+        <w:t>üzenet fogad bennünket</w:t>
+      </w:r>
+      <w:r>
+        <w:t xml:space="preserve"> (lásd:</w:t>
+      </w:r>
       <w:r>
         <w:t xml:space="preserve"> </w:t>
       </w:r>
-      <w:proofErr w:type="spellStart"/>
-      <w:r>
-        <w:t>Form</w:t>
-      </w:r>
-      <w:proofErr w:type="spellEnd"/>
-      <w:r>
-        <w:t xml:space="preserve"> </w:t>
-      </w:r>
-      <w:proofErr w:type="spellStart"/>
-      <w:r>
-        <w:t>User</w:t>
-      </w:r>
-      <w:proofErr w:type="spellEnd"/>
-      <w:r>
-        <w:t xml:space="preserve">, egy </w:t>
-      </w:r>
-      <w:proofErr w:type="spellStart"/>
-      <w:r>
-        <w:t>admin</w:t>
-      </w:r>
-      <w:proofErr w:type="spellEnd"/>
-      <w:r>
-        <w:t xml:space="preserve"> felhatalmazású felhasználó bejelentkezési adatait</w:t>
-      </w:r>
-      <w:r>
-        <w:t xml:space="preserve"> (a jelszót titkosítva)</w:t>
-      </w:r>
-      <w:r>
-        <w:t xml:space="preserve"> és az általa létrehozott kérdőívek listáját tartalmazó fájl.</w:t>
-      </w:r>
-    </w:p>
-    <w:p>
-      <w:pPr>
-        <w:pStyle w:val="Heading4"/>
-      </w:pPr>
-      <w:r>
-        <w:t>Felhasználói felület</w:t>
-      </w:r>
-    </w:p>
-    <w:p>
-      <w:pPr>
-        <w:rPr>
-          <w:noProof/>
-        </w:rPr>
-      </w:pPr>
-      <w:r>
-        <w:t>Az alkalmazás elindítását parancssoron keresztül ajánlom, mivel hiba esetén az alkalmazás leáll, és ha nem parancssorból indítottuk el, az általa megnyitott parancssor ablak is bezáródik. A legegyszerűbb módja a program ily módon való elindítás</w:t>
-      </w:r>
-      <w:r>
-        <w:t>ára, ha fájlkezelővel elnavigálunk a futtatható fájl mappájába, majd az elérési út sorba belekattintva beírjuk azt, hogy „</w:t>
-      </w:r>
-      <w:proofErr w:type="spellStart"/>
-      <w:r>
-        <w:t>cmd</w:t>
-      </w:r>
-      <w:proofErr w:type="spellEnd"/>
-      <w:r>
-        <w:t>” és entert nyomunk. Így elindítottunk egy parancssor ablakot, ami már a megfelelő helyre van navigálva. Ezután csak be kell írnunk, hogy „Server.exe”, és elindul az alkalmazás.</w:t>
-      </w:r>
-      <w:r>
-        <w:t xml:space="preserve"> Amennyiben a „settings.ini” fájl olvasásakor és a szerver végpontjának létrehozása során sem történt hiba, </w:t>
-      </w:r>
-      <w:r>
-        <w:t xml:space="preserve">egy, az inputokat listázó </w:t>
-      </w:r>
-      <w:r>
-        <w:t>üzenet fogad bennünket</w:t>
-      </w:r>
-      <w:r>
-        <w:t xml:space="preserve"> (lásd:</w:t>
-      </w:r>
-      <w:r>
-        <w:t xml:space="preserve"> </w:t>
-      </w:r>
       <w:r>
         <w:fldChar w:fldCharType="begin"/>
       </w:r>
@@ -3932,13 +3165,7 @@
         <w:fldChar w:fldCharType="separate"/>
       </w:r>
       <w:r>
-        <w:t xml:space="preserve">ábra </w:t>
-      </w:r>
-      <w:r>
-        <w:rPr>
-          <w:noProof/>
-        </w:rPr>
-        <w:t>2</w:t>
+        <w:t>ábra 2</w:t>
       </w:r>
       <w:r>
         <w:fldChar w:fldCharType="end"/>
@@ -3956,9 +3183,6 @@
         <w:jc w:val="center"/>
       </w:pPr>
       <w:r>
-        <w:rPr>
-          <w:noProof/>
-        </w:rPr>
         <w:drawing>
           <wp:inline distT="0" distB="0" distL="0" distR="0" wp14:anchorId="167749CB" wp14:editId="3BB48A02">
             <wp:extent cx="5759450" cy="3538220"/>
@@ -4006,9 +3230,6 @@
       </w:r>
       <w:fldSimple w:instr=" SEQ ábra \* ARABIC ">
         <w:r>
-          <w:rPr>
-            <w:noProof/>
-          </w:rPr>
           <w:t>1</w:t>
         </w:r>
       </w:fldSimple>
@@ -4031,43 +3252,11 @@
         </w:numPr>
       </w:pPr>
       <w:r>
-        <w:t>„</w:t>
-      </w:r>
-      <w:proofErr w:type="spellStart"/>
-      <w:r>
-        <w:t>register</w:t>
-      </w:r>
-      <w:proofErr w:type="spellEnd"/>
-      <w:r>
-        <w:t xml:space="preserve">”: Ezzel a paranccsal regisztrálhatunk új </w:t>
-      </w:r>
-      <w:proofErr w:type="spellStart"/>
-      <w:r>
-        <w:t>admin</w:t>
-      </w:r>
-      <w:proofErr w:type="spellEnd"/>
-      <w:r>
-        <w:t xml:space="preserve"> hozzáférésű felhasználót. A parancs megadása után a program kér egy felhasználónevet, valamint egy jelszót, amit </w:t>
+        <w:t xml:space="preserve">„register”: Ezzel a paranccsal regisztrálhatunk új admin hozzáférésű felhasználót. A parancs megadása után a program kér egy felhasználónevet, valamint egy jelszót, amit </w:t>
       </w:r>
       <w:r>
         <w:lastRenderedPageBreak/>
-        <w:t xml:space="preserve">meg is kell erősíteni. Ha a felhasználónév már foglalt, vagy a jelszó nem egyezik a megerősítésként bekért második jelszóval, akkor a program ezt közli velünk és új bemeneteket kér a felhasználótól. Mivel az alap telepítéssel nem jár alapértelmezett </w:t>
-      </w:r>
-      <w:proofErr w:type="spellStart"/>
-      <w:r>
-        <w:t>admin</w:t>
-      </w:r>
-      <w:proofErr w:type="spellEnd"/>
-      <w:r>
-        <w:t xml:space="preserve"> fiók, szükségszerű legalább egyet létrehozni ezzel a paranccsal, hiszen </w:t>
-      </w:r>
-      <w:proofErr w:type="spellStart"/>
-      <w:r>
-        <w:t>admin</w:t>
-      </w:r>
-      <w:proofErr w:type="spellEnd"/>
-      <w:r>
-        <w:t xml:space="preserve"> jogosultság nélkül nem tudunk kérdőíveket készíteni, és így megosztani sem.</w:t>
+        <w:t>meg is kell erősíteni. Ha a felhasználónév már foglalt, vagy a jelszó nem egyezik a megerősítésként bekért második jelszóval, akkor a program ezt közli velünk és új bemeneteket kér a felhasználótól. Mivel az alap telepítéssel nem jár alapértelmezett admin fiók, szükségszerű legalább egyet létrehozni ezzel a paranccsal, hiszen admin jogosultság nélkül nem tudunk kérdőíveket készíteni, és így megosztani sem.</w:t>
       </w:r>
     </w:p>
     <w:p>
@@ -4079,39 +3268,7 @@
         </w:numPr>
       </w:pPr>
       <w:r>
-        <w:t>„</w:t>
-      </w:r>
-      <w:proofErr w:type="spellStart"/>
-      <w:r>
-        <w:t>delete</w:t>
-      </w:r>
-      <w:proofErr w:type="spellEnd"/>
-      <w:r>
-        <w:t xml:space="preserve"> </w:t>
-      </w:r>
-      <w:proofErr w:type="spellStart"/>
-      <w:r>
-        <w:t>user</w:t>
-      </w:r>
-      <w:proofErr w:type="spellEnd"/>
-      <w:r>
-        <w:t xml:space="preserve">”: Ezzel a paranccsal törölhetünk egy meglévő </w:t>
-      </w:r>
-      <w:proofErr w:type="spellStart"/>
-      <w:r>
-        <w:t>admin</w:t>
-      </w:r>
-      <w:proofErr w:type="spellEnd"/>
-      <w:r>
-        <w:t xml:space="preserve"> fiókot, az összes hozzá tartozó kérdőívvel és statisztikával együtt. Csak akkor tegyük ezt, ha biztosak vagyunk a döntésünkben, mivel az ezáltal </w:t>
-      </w:r>
-      <w:proofErr w:type="spellStart"/>
-      <w:r>
-        <w:t>törölt</w:t>
-      </w:r>
-      <w:proofErr w:type="spellEnd"/>
-      <w:r>
-        <w:t xml:space="preserve"> adatok nem visszaszerezhetők. Egy fiók törléséhez meg kell adni a felhasználónevét és a jelszavát.</w:t>
+        <w:t>„delete user”: Ezzel a paranccsal törölhetünk egy meglévő admin fiókot, az összes hozzá tartozó kérdőívvel és statisztikával együtt. Csak akkor tegyük ezt, ha biztosak vagyunk a döntésünkben, mivel az ezáltal törölt adatok nem visszaszerezhetők. Egy fiók törléséhez meg kell adni a felhasználónevét és a jelszavát.</w:t>
       </w:r>
     </w:p>
     <w:p>
@@ -4174,31 +3331,7 @@
         <w:t>A szerverhez hasonlóan a kliens is egy „settings.ini” fájlból tölti be az alapvető beállításait.</w:t>
       </w:r>
       <w:r>
-        <w:t xml:space="preserve"> Ez a fájl szintén tartalmaz egy „</w:t>
-      </w:r>
-      <w:proofErr w:type="spellStart"/>
-      <w:r>
-        <w:t>ServerAddress</w:t>
-      </w:r>
-      <w:proofErr w:type="spellEnd"/>
-      <w:r>
-        <w:t>” és egy „</w:t>
-      </w:r>
-      <w:proofErr w:type="spellStart"/>
-      <w:r>
-        <w:t>ServerPort</w:t>
-      </w:r>
-      <w:proofErr w:type="spellEnd"/>
-      <w:r>
-        <w:t xml:space="preserve">” értéket, melyek az elérendő szerver címét és </w:t>
-      </w:r>
-      <w:proofErr w:type="spellStart"/>
-      <w:r>
-        <w:t>portját</w:t>
-      </w:r>
-      <w:proofErr w:type="spellEnd"/>
-      <w:r>
-        <w:t xml:space="preserve"> tartalmazzák (bővebben lásd: </w:t>
+        <w:t xml:space="preserve"> Ez a fájl szintén tartalmaz egy „ServerAddress” és egy „ServerPort” értéket, melyek az elérendő szerver címét és portját tartalmazzák (bővebben lásd: </w:t>
       </w:r>
       <w:r>
         <w:fldChar w:fldCharType="begin"/>
@@ -4216,15 +3349,7 @@
         <w:fldChar w:fldCharType="end"/>
       </w:r>
       <w:r>
-        <w:t>). Ezeket az értékeket vagy már beállítva kaptad a kitöltendő kérdőív tulajdonosától, vagy be kell állítanod a megfelelő értékekre. A fájl „</w:t>
-      </w:r>
-      <w:proofErr w:type="spellStart"/>
-      <w:r>
-        <w:t>Verbose</w:t>
-      </w:r>
-      <w:proofErr w:type="spellEnd"/>
-      <w:r>
-        <w:t xml:space="preserve">” beállítást nem tartalmaz, mivel a kliens grafikus felhasználói felülettel rendelkezik, így nem ír ki semmit a konzolra. </w:t>
+        <w:t xml:space="preserve">). Ezeket az értékeket vagy már beállítva kaptad a kitöltendő kérdőív tulajdonosától, vagy be kell állítanod a megfelelő értékekre. A fájl „Verbose” beállítást nem tartalmaz, mivel a kliens grafikus felhasználói felülettel rendelkezik, így nem ír ki semmit a konzolra. </w:t>
       </w:r>
     </w:p>
     <w:p>
@@ -4264,13 +3389,7 @@
         <w:fldChar w:fldCharType="separate"/>
       </w:r>
       <w:r>
-        <w:t xml:space="preserve">ábra </w:t>
-      </w:r>
-      <w:r>
-        <w:rPr>
-          <w:noProof/>
-        </w:rPr>
-        <w:t>3</w:t>
+        <w:t>ábra 3</w:t>
       </w:r>
       <w:r>
         <w:fldChar w:fldCharType="end"/>
@@ -4291,47 +3410,7 @@
         <w:t xml:space="preserve">). </w:t>
       </w:r>
       <w:r>
-        <w:t>Hogyha egy kérdőívet szeretnénk kitölteni, csak be kell írni a kérdőív nevét a szövegdobozba és meg kell nyomni a „</w:t>
-      </w:r>
-      <w:proofErr w:type="spellStart"/>
-      <w:r>
-        <w:t>Fill</w:t>
-      </w:r>
-      <w:proofErr w:type="spellEnd"/>
-      <w:r>
-        <w:t xml:space="preserve"> out </w:t>
-      </w:r>
-      <w:proofErr w:type="spellStart"/>
-      <w:r>
-        <w:t>Form</w:t>
-      </w:r>
-      <w:proofErr w:type="spellEnd"/>
-      <w:r>
-        <w:t xml:space="preserve">” gombot. Ha </w:t>
-      </w:r>
-      <w:proofErr w:type="spellStart"/>
-      <w:r>
-        <w:t>adminként</w:t>
-      </w:r>
-      <w:proofErr w:type="spellEnd"/>
-      <w:r>
-        <w:t xml:space="preserve"> szeretnénk új kérdőívet csinálni, vagy a meglévőket kezelni, illetve a statisztikáikat megtekinteni, akkor a „login </w:t>
-      </w:r>
-      <w:proofErr w:type="spellStart"/>
-      <w:r>
-        <w:t>as</w:t>
-      </w:r>
-      <w:proofErr w:type="spellEnd"/>
-      <w:r>
-        <w:t xml:space="preserve"> </w:t>
-      </w:r>
-      <w:proofErr w:type="spellStart"/>
-      <w:r>
-        <w:t>Admin</w:t>
-      </w:r>
-      <w:proofErr w:type="spellEnd"/>
-      <w:r>
-        <w:t>” gombra kattintva beléphetünk a megfelelő felhasználónév és jelszó megadását követően.</w:t>
+        <w:t>Hogyha egy kérdőívet szeretnénk kitölteni, csak be kell írni a kérdőív nevét a szövegdobozba és meg kell nyomni a „Fill out Form” gombot. Ha adminként szeretnénk új kérdőívet csinálni, vagy a meglévőket kezelni, illetve a statisztikáikat megtekinteni, akkor a „login as Admin” gombra kattintva beléphetünk a megfelelő felhasználónév és jelszó megadását követően.</w:t>
       </w:r>
     </w:p>
     <w:p>
@@ -4340,9 +3419,6 @@
         <w:jc w:val="center"/>
       </w:pPr>
       <w:r>
-        <w:rPr>
-          <w:noProof/>
-        </w:rPr>
         <w:lastRenderedPageBreak/>
         <w:drawing>
           <wp:inline distT="0" distB="0" distL="0" distR="0" wp14:anchorId="447D7E50" wp14:editId="1D63AE96">
@@ -4391,9 +3467,6 @@
       </w:r>
       <w:fldSimple w:instr=" SEQ ábra \* ARABIC ">
         <w:r>
-          <w:rPr>
-            <w:noProof/>
-          </w:rPr>
           <w:t>2</w:t>
         </w:r>
       </w:fldSimple>
@@ -4415,15 +3488,7 @@
         <w:t>A kérdőív nevének megadása után</w:t>
       </w:r>
       <w:r>
-        <w:t xml:space="preserve">, ha a kérdőív nem anonim, akkor meg kell adni egy azonosítót: általában nevet, </w:t>
-      </w:r>
-      <w:proofErr w:type="spellStart"/>
-      <w:r>
-        <w:t>neptun</w:t>
-      </w:r>
-      <w:proofErr w:type="spellEnd"/>
-      <w:r>
-        <w:t xml:space="preserve"> kódot, ilyesmit; amiről a szervergazda felismer. Ha anonim, akkor erre nincs szükség. Ezután</w:t>
+        <w:t>, ha a kérdőív nem anonim, akkor meg kell adni egy azonosítót: általában nevet, neptun kódot, ilyesmit; amiről a szervergazda felismer. Ha anonim, akkor erre nincs szükség. Ezután</w:t>
       </w:r>
       <w:r>
         <w:t xml:space="preserve"> </w:t>
@@ -4432,23 +3497,7 @@
         <w:t xml:space="preserve">megjelenik </w:t>
       </w:r>
       <w:r>
-        <w:t>a kérdőív címlapja egy új ablakban. Ezen az oldalon látható a kérdőív címe (nem összekeverendő a nevével, ami azonosítóként szolgál), leírása és egy „</w:t>
-      </w:r>
-      <w:proofErr w:type="spellStart"/>
-      <w:r>
-        <w:t>Fill</w:t>
-      </w:r>
-      <w:proofErr w:type="spellEnd"/>
-      <w:r>
-        <w:t xml:space="preserve"> Out </w:t>
-      </w:r>
-      <w:proofErr w:type="spellStart"/>
-      <w:r>
-        <w:t>Form</w:t>
-      </w:r>
-      <w:proofErr w:type="spellEnd"/>
-      <w:r>
-        <w:t>” gomb, amelynek megnyomásával el is kezdjük a kérdőív kitöltését</w:t>
+        <w:t>a kérdőív címlapja egy új ablakban. Ezen az oldalon látható a kérdőív címe (nem összekeverendő a nevével, ami azonosítóként szolgál), leírása és egy „Fill Out Form” gomb, amelynek megnyomásával el is kezdjük a kérdőív kitöltését</w:t>
       </w:r>
       <w:r>
         <w:t>.</w:t>
@@ -4478,21 +3527,7 @@
         <w:rPr>
           <w:color w:val="FF0000"/>
         </w:rPr>
-        <w:t>*</w:t>
-      </w:r>
-      <w:proofErr w:type="spellStart"/>
-      <w:r>
-        <w:rPr>
-          <w:color w:val="FF0000"/>
-        </w:rPr>
-        <w:t>required</w:t>
-      </w:r>
-      <w:proofErr w:type="spellEnd"/>
-      <w:r>
-        <w:rPr>
-          <w:color w:val="FF0000"/>
-        </w:rPr>
-        <w:t>*</w:t>
+        <w:t>*required*</w:t>
       </w:r>
       <w:r>
         <w:rPr>
@@ -4504,31 +3539,7 @@
         <w:t>felirat, akkor a kérdés kitöltése kötelező és a kérdőív nem enged továbblépni.</w:t>
       </w:r>
       <w:r>
-        <w:t xml:space="preserve"> A kérdések között a </w:t>
-      </w:r>
-      <w:proofErr w:type="gramStart"/>
-      <w:r>
-        <w:t>„&lt; Back</w:t>
-      </w:r>
-      <w:proofErr w:type="gramEnd"/>
-      <w:r>
-        <w:t>” és a „</w:t>
-      </w:r>
-      <w:proofErr w:type="spellStart"/>
-      <w:r>
-        <w:t>Next</w:t>
-      </w:r>
-      <w:proofErr w:type="spellEnd"/>
-      <w:r>
-        <w:t xml:space="preserve"> &gt;” gombokkal lehet navigálni. Lehetséges, hogy a kérdőív nem enged visszalépést: ilyenkor a </w:t>
-      </w:r>
-      <w:proofErr w:type="gramStart"/>
-      <w:r>
-        <w:t>„&lt; Back</w:t>
-      </w:r>
-      <w:proofErr w:type="gramEnd"/>
-      <w:r>
-        <w:t>” gomb nem látható.</w:t>
+        <w:t xml:space="preserve"> A kérdések között a „&lt; Back” és a „Next &gt;” gombokkal lehet navigálni. Lehetséges, hogy a kérdőív nem enged visszalépést: ilyenkor a „&lt; Back” gomb nem látható.</w:t>
       </w:r>
       <w:r>
         <w:t xml:space="preserve"> Erről a címlapon egy figyelmeztető szöveg tájékoztat a kérdőív megkezdése előtt.</w:t>
@@ -4558,15 +3569,7 @@
         </w:numPr>
       </w:pPr>
       <w:r>
-        <w:t>Szövegmező (</w:t>
-      </w:r>
-      <w:proofErr w:type="spellStart"/>
-      <w:r>
-        <w:t>TextArea</w:t>
-      </w:r>
-      <w:proofErr w:type="spellEnd"/>
-      <w:r>
-        <w:t>): A válasz egy (szinte) korlátlan karakterből álló szöveg, akár több sorban is.</w:t>
+        <w:t>Szövegmező (TextArea): A válasz egy (szinte) korlátlan karakterből álló szöveg, akár több sorban is.</w:t>
       </w:r>
       <w:r>
         <w:t xml:space="preserve"> Ha nem fér ki a válasz, a görgetősávokat lehet használni.</w:t>
@@ -4581,15 +3584,7 @@
         </w:numPr>
       </w:pPr>
       <w:r>
-        <w:t>Egyválasztós (</w:t>
-      </w:r>
-      <w:proofErr w:type="spellStart"/>
-      <w:r>
-        <w:t>RadioButton</w:t>
-      </w:r>
-      <w:proofErr w:type="spellEnd"/>
-      <w:r>
-        <w:t xml:space="preserve">): Több lehetőségből lehet egyet választani, akár egyéni opciót is, ha engedélyezett (lásd: </w:t>
+        <w:t xml:space="preserve">Egyválasztós (RadioButton): Több lehetőségből lehet egyet választani, akár egyéni opciót is, ha engedélyezett (lásd: </w:t>
       </w:r>
       <w:r>
         <w:fldChar w:fldCharType="begin"/>
@@ -4631,15 +3626,7 @@
         </w:numPr>
       </w:pPr>
       <w:r>
-        <w:t>Többválasztós (</w:t>
-      </w:r>
-      <w:proofErr w:type="spellStart"/>
-      <w:r>
-        <w:t>CheckBox</w:t>
-      </w:r>
-      <w:proofErr w:type="spellEnd"/>
-      <w:r>
-        <w:t>): Több lehetőségből lehet többet is választani, akár egyéni opciót is, ha engedélyezett.</w:t>
+        <w:t>Többválasztós (CheckBox): Több lehetőségből lehet többet is választani, akár egyéni opciót is, ha engedélyezett.</w:t>
       </w:r>
     </w:p>
     <w:p>
@@ -4652,15 +3639,7 @@
       </w:pPr>
       <w:r>
         <w:lastRenderedPageBreak/>
-        <w:t>Dátum (</w:t>
-      </w:r>
-      <w:proofErr w:type="spellStart"/>
-      <w:r>
-        <w:t>DateTime</w:t>
-      </w:r>
-      <w:proofErr w:type="spellEnd"/>
-      <w:r>
-        <w:t>): Egy dátum, a meghatározott minimum és maximum érték között, napra pontosan.</w:t>
+        <w:t>Dátum (DateTime): Egy dátum, a meghatározott minimum és maximum érték között, napra pontosan.</w:t>
       </w:r>
     </w:p>
     <w:p>
@@ -4672,15 +3651,7 @@
         </w:numPr>
       </w:pPr>
       <w:r>
-        <w:t>Egész szám (</w:t>
-      </w:r>
-      <w:proofErr w:type="spellStart"/>
-      <w:r>
-        <w:t>Number</w:t>
-      </w:r>
-      <w:proofErr w:type="spellEnd"/>
-      <w:r>
-        <w:t xml:space="preserve">): Egy, a meghatározott minimum és maximum érték közötti </w:t>
+        <w:t xml:space="preserve">Egész szám (Number): Egy, a meghatározott minimum és maximum érték közötti </w:t>
       </w:r>
       <w:r>
         <w:t xml:space="preserve">egész </w:t>
@@ -4695,11 +3666,8 @@
         <w:jc w:val="center"/>
       </w:pPr>
       <w:r>
-        <w:rPr>
-          <w:noProof/>
-        </w:rPr>
         <w:drawing>
-          <wp:inline distT="0" distB="0" distL="0" distR="0" wp14:anchorId="5ABF2148" wp14:editId="0F9F438C">
+          <wp:inline distT="0" distB="0" distL="0" distR="0" wp14:anchorId="5ABF2148" wp14:editId="241FC4A7">
             <wp:extent cx="5753100" cy="4572000"/>
             <wp:effectExtent l="0" t="0" r="0" b="0"/>
             <wp:docPr id="92915762" name="Picture 5"/>
@@ -4757,30 +3725,19 @@
       </w:r>
       <w:fldSimple w:instr=" SEQ ábra \* ARABIC ">
         <w:r>
-          <w:rPr>
-            <w:noProof/>
-          </w:rPr>
           <w:t>3</w:t>
         </w:r>
       </w:fldSimple>
       <w:r>
-        <w:t xml:space="preserve"> - </w:t>
-      </w:r>
-      <w:r>
-        <w:t>Kérdéstípusok. Balról jobbra, fentről le: Egyválasztós, Szövegdoboz, Egész szám, Többválasztós.</w:t>
+        <w:t xml:space="preserve"> - Kérdéstípusok. Balról jobbra, fentről le: Egyválasztós, Szövegdoboz, Egész szám, Többválasztós.</w:t>
       </w:r>
     </w:p>
     <w:p>
       <w:pPr>
         <w:pStyle w:val="Heading5"/>
       </w:pPr>
-      <w:proofErr w:type="spellStart"/>
-      <w:r>
-        <w:t>Admin</w:t>
-      </w:r>
-      <w:proofErr w:type="spellEnd"/>
-      <w:r>
-        <w:t xml:space="preserve"> </w:t>
+      <w:r>
+        <w:t xml:space="preserve">Admin </w:t>
       </w:r>
       <w:r>
         <w:t>ablak</w:t>
@@ -4788,23 +3745,7 @@
     </w:p>
     <w:p>
       <w:r>
-        <w:t xml:space="preserve">Sikeres </w:t>
-      </w:r>
-      <w:proofErr w:type="spellStart"/>
-      <w:r>
-        <w:t>Admin</w:t>
-      </w:r>
-      <w:proofErr w:type="spellEnd"/>
-      <w:r>
-        <w:t xml:space="preserve"> bejelentkezés után az </w:t>
-      </w:r>
-      <w:proofErr w:type="spellStart"/>
-      <w:r>
-        <w:t>Admin</w:t>
-      </w:r>
-      <w:proofErr w:type="spellEnd"/>
-      <w:r>
-        <w:t xml:space="preserve"> oldal fogad bennünket (lásd: </w:t>
+        <w:t xml:space="preserve">Sikeres Admin bejelentkezés után az Admin oldal fogad bennünket (lásd: </w:t>
       </w:r>
       <w:r>
         <w:fldChar w:fldCharType="begin"/>
@@ -4816,43 +3757,13 @@
         <w:fldChar w:fldCharType="separate"/>
       </w:r>
       <w:r>
-        <w:t xml:space="preserve">ábra </w:t>
-      </w:r>
-      <w:r>
-        <w:rPr>
-          <w:noProof/>
-        </w:rPr>
-        <w:t>5</w:t>
+        <w:t>ábra 5</w:t>
       </w:r>
       <w:r>
         <w:fldChar w:fldCharType="end"/>
       </w:r>
       <w:r>
-        <w:t>). Itt láthatjuk a kérdőíveinket (a „</w:t>
-      </w:r>
-      <w:proofErr w:type="spellStart"/>
-      <w:r>
-        <w:t>Forms</w:t>
-      </w:r>
-      <w:proofErr w:type="spellEnd"/>
-      <w:r>
-        <w:t>” felirat alatt listázva), melyeket szerkeszthetünk a mellette található „Edit” gombbal, törölhetünk a „</w:t>
-      </w:r>
-      <w:proofErr w:type="spellStart"/>
-      <w:r>
-        <w:t>Delete</w:t>
-      </w:r>
-      <w:proofErr w:type="spellEnd"/>
-      <w:r>
-        <w:t>” gombbal, vagy megtekinthetjük a statisztikáit a „</w:t>
-      </w:r>
-      <w:proofErr w:type="spellStart"/>
-      <w:r>
-        <w:t>Statistics</w:t>
-      </w:r>
-      <w:proofErr w:type="spellEnd"/>
-      <w:r>
-        <w:t xml:space="preserve">” gombbal. Van ezek mellett lehetőségünk kilépni a „Log Out” gombbal, amely visszavisz a Menübe (Lásd: </w:t>
+        <w:t xml:space="preserve">). Itt láthatjuk a kérdőíveinket (a „Forms” felirat alatt listázva), melyeket szerkeszthetünk a mellette található „Edit” gombbal, törölhetünk a „Delete” gombbal, vagy megtekinthetjük a statisztikáit a „Statistics” gombbal. Van ezek mellett lehetőségünk kilépni a „Log Out” gombbal, amely visszavisz a Menübe (Lásd: </w:t>
       </w:r>
       <w:r>
         <w:fldChar w:fldCharType="begin"/>
@@ -4870,23 +3781,7 @@
         <w:fldChar w:fldCharType="end"/>
       </w:r>
       <w:r>
-        <w:t>). A „</w:t>
-      </w:r>
-      <w:proofErr w:type="spellStart"/>
-      <w:r>
-        <w:t>Create</w:t>
-      </w:r>
-      <w:proofErr w:type="spellEnd"/>
-      <w:r>
-        <w:t xml:space="preserve"> New </w:t>
-      </w:r>
-      <w:proofErr w:type="spellStart"/>
-      <w:r>
-        <w:t>Form</w:t>
-      </w:r>
-      <w:proofErr w:type="spellEnd"/>
-      <w:r>
-        <w:t xml:space="preserve">” gombra kattintva van lehetőségünk új kérdőívet előállítani (Lásd: </w:t>
+        <w:t xml:space="preserve">). A „Create New Form” gombra kattintva van lehetőségünk új kérdőívet előállítani (Lásd: </w:t>
       </w:r>
       <w:r>
         <w:fldChar w:fldCharType="begin"/>
@@ -4913,9 +3808,6 @@
         <w:jc w:val="center"/>
       </w:pPr>
       <w:r>
-        <w:rPr>
-          <w:noProof/>
-        </w:rPr>
         <w:lastRenderedPageBreak/>
         <w:drawing>
           <wp:inline distT="0" distB="0" distL="0" distR="0" wp14:anchorId="0B38B5DC" wp14:editId="19A57A7D">
@@ -4964,23 +3856,12 @@
       </w:r>
       <w:fldSimple w:instr=" SEQ ábra \* ARABIC ">
         <w:r>
-          <w:rPr>
-            <w:noProof/>
-          </w:rPr>
           <w:t>4</w:t>
         </w:r>
       </w:fldSimple>
       <w:bookmarkEnd w:id="15"/>
       <w:r>
-        <w:t xml:space="preserve"> - </w:t>
-      </w:r>
-      <w:proofErr w:type="spellStart"/>
-      <w:r>
-        <w:t>Admin</w:t>
-      </w:r>
-      <w:proofErr w:type="spellEnd"/>
-      <w:r>
-        <w:t xml:space="preserve"> ablak</w:t>
+        <w:t xml:space="preserve"> - Admin ablak</w:t>
       </w:r>
     </w:p>
     <w:p>
@@ -4995,39 +3876,7 @@
     </w:p>
     <w:p>
       <w:r>
-        <w:t>A kérdőívkészítő ablak első oldalán beállíthatjuk a Kérdőív címét és leírását a két szövegdoboz segítségével (</w:t>
-      </w:r>
-      <w:proofErr w:type="spellStart"/>
-      <w:r>
-        <w:t>Form</w:t>
-      </w:r>
-      <w:proofErr w:type="spellEnd"/>
-      <w:r>
-        <w:t xml:space="preserve"> </w:t>
-      </w:r>
-      <w:proofErr w:type="spellStart"/>
-      <w:r>
-        <w:t>Title</w:t>
-      </w:r>
-      <w:proofErr w:type="spellEnd"/>
-      <w:r>
-        <w:t xml:space="preserve"> – cím, </w:t>
-      </w:r>
-      <w:proofErr w:type="spellStart"/>
-      <w:r>
-        <w:t>Form</w:t>
-      </w:r>
-      <w:proofErr w:type="spellEnd"/>
-      <w:r>
-        <w:t xml:space="preserve"> </w:t>
-      </w:r>
-      <w:proofErr w:type="spellStart"/>
-      <w:r>
-        <w:t>Description</w:t>
-      </w:r>
-      <w:proofErr w:type="spellEnd"/>
-      <w:r>
-        <w:t xml:space="preserve"> – leírás). Emellett több tulajdonságát is beállíthatjuk jelölőnégyzetek segítségével:</w:t>
+        <w:t>A kérdőívkészítő ablak első oldalán beállíthatjuk a Kérdőív címét és leírását a két szövegdoboz segítségével (Form Title – cím, Form Description – leírás). Emellett több tulajdonságát is beállíthatjuk jelölőnégyzetek segítségével:</w:t>
       </w:r>
     </w:p>
     <w:p>
@@ -5039,26 +3888,13 @@
         </w:numPr>
       </w:pPr>
       <w:r>
-        <w:t>„</w:t>
-      </w:r>
-      <w:proofErr w:type="spellStart"/>
-      <w:r>
-        <w:t>Anonymous</w:t>
-      </w:r>
-      <w:proofErr w:type="spellEnd"/>
-      <w:r>
-        <w:t xml:space="preserve"> </w:t>
-      </w:r>
-      <w:proofErr w:type="spellStart"/>
+        <w:t xml:space="preserve">„Anonymous </w:t>
+      </w:r>
       <w:r>
         <w:t>F</w:t>
       </w:r>
       <w:r>
-        <w:t>orm</w:t>
-      </w:r>
-      <w:proofErr w:type="spellEnd"/>
-      <w:r>
-        <w:t xml:space="preserve">”: Anonim kérdőív esetén a kérdezetteknek nem kell azonosítót megadniuk a kérdőív kitöltésekor. A statisztikákban ugyanúgy csoportosítva lesznek az adatok kitöltők szerint, azonban anonim kérdőív esetén ezek számozott „ANON” azonosítójúak lesznek (lásd: </w:t>
+        <w:t xml:space="preserve">orm”: Anonim kérdőív esetén a kérdezetteknek nem kell azonosítót megadniuk a kérdőív kitöltésekor. A statisztikákban ugyanúgy csoportosítva lesznek az adatok kitöltők szerint, azonban anonim kérdőív esetén ezek számozott „ANON” azonosítójúak lesznek (lásd: </w:t>
       </w:r>
       <w:r>
         <w:fldChar w:fldCharType="begin"/>
@@ -5088,15 +3924,7 @@
         </w:numPr>
       </w:pPr>
       <w:r>
-        <w:t>„</w:t>
-      </w:r>
-      <w:proofErr w:type="spellStart"/>
-      <w:r>
-        <w:t>Allow</w:t>
-      </w:r>
-      <w:proofErr w:type="spellEnd"/>
-      <w:r>
-        <w:t xml:space="preserve"> Back”: Visszalépés engedélyezése. Üresen hagyása esetén kitöltéskor nem lehet majd visszalépni előző kérdésekre.</w:t>
+        <w:t>„Allow Back”: Visszalépés engedélyezése. Üresen hagyása esetén kitöltéskor nem lehet majd visszalépni előző kérdésekre.</w:t>
       </w:r>
     </w:p>
     <w:p>
@@ -5108,34 +3936,10 @@
         </w:numPr>
       </w:pPr>
       <w:r>
-        <w:t>„</w:t>
-      </w:r>
-      <w:proofErr w:type="spellStart"/>
-      <w:r>
-        <w:t>Measure</w:t>
-      </w:r>
-      <w:proofErr w:type="spellEnd"/>
-      <w:r>
-        <w:t xml:space="preserve"> </w:t>
-      </w:r>
-      <w:proofErr w:type="spellStart"/>
-      <w:r>
-        <w:t>Corrections</w:t>
-      </w:r>
-      <w:proofErr w:type="spellEnd"/>
-      <w:r>
-        <w:t>”</w:t>
-      </w:r>
-      <w:r>
-        <w:t xml:space="preserve">: Mérje-e a </w:t>
-      </w:r>
-      <w:proofErr w:type="spellStart"/>
-      <w:r>
-        <w:t>kérdésenkénti</w:t>
-      </w:r>
-      <w:proofErr w:type="spellEnd"/>
-      <w:r>
-        <w:t xml:space="preserve"> javítások számát.</w:t>
+        <w:t>„Measure Corrections”</w:t>
+      </w:r>
+      <w:r>
+        <w:t>: Mérje-e a kérdésenkénti javítások számát.</w:t>
       </w:r>
     </w:p>
     <w:p>
@@ -5147,15 +3951,7 @@
         </w:numPr>
       </w:pPr>
       <w:r>
-        <w:t>„</w:t>
-      </w:r>
-      <w:proofErr w:type="spellStart"/>
-      <w:r>
-        <w:t>Measure</w:t>
-      </w:r>
-      <w:proofErr w:type="spellEnd"/>
-      <w:r>
-        <w:t xml:space="preserve"> Time”:</w:t>
+        <w:t>„Measure Time”:</w:t>
       </w:r>
       <w:r>
         <w:t xml:space="preserve"> Mérje-e a kérdéseken eltöltött időt.</w:t>
@@ -5170,45 +3966,13 @@
         </w:numPr>
       </w:pPr>
       <w:r>
-        <w:t>„</w:t>
-      </w:r>
-      <w:proofErr w:type="spellStart"/>
-      <w:r>
-        <w:t>Focus</w:t>
-      </w:r>
-      <w:proofErr w:type="spellEnd"/>
-      <w:r>
-        <w:t xml:space="preserve"> </w:t>
-      </w:r>
-      <w:proofErr w:type="spellStart"/>
-      <w:r>
-        <w:t>Tracking</w:t>
-      </w:r>
-      <w:proofErr w:type="spellEnd"/>
-      <w:r>
-        <w:t>”: Mérje-e azt az időt, amikor nem a kérdőív applikáción van a fókusz, vagyis amikor a kitöltő más alkalmazást használ kitöltés közben.</w:t>
+        <w:t>„Focus Tracking”: Mérje-e azt az időt, amikor nem a kérdőív applikáción van a fókusz, vagyis amikor a kitöltő más alkalmazást használ kitöltés közben.</w:t>
       </w:r>
     </w:p>
     <w:p>
       <w:r>
         <w:lastRenderedPageBreak/>
-        <w:t>Új kérdést a kérdés típusának a „</w:t>
-      </w:r>
-      <w:proofErr w:type="spellStart"/>
-      <w:r>
-        <w:t>Create</w:t>
-      </w:r>
-      <w:proofErr w:type="spellEnd"/>
-      <w:r>
-        <w:t xml:space="preserve"> New </w:t>
-      </w:r>
-      <w:proofErr w:type="spellStart"/>
-      <w:r>
-        <w:t>Question</w:t>
-      </w:r>
-      <w:proofErr w:type="spellEnd"/>
-      <w:r>
-        <w:t>” gomb melletti legördülő list</w:t>
+        <w:t>Új kérdést a kérdés típusának a „Create New Question” gomb melletti legördülő list</w:t>
       </w:r>
       <w:r>
         <w:t>a használatával való</w:t>
@@ -5219,11 +3983,9 @@
       <w:r>
         <w:t xml:space="preserve">z előbb </w:t>
       </w:r>
-      <w:proofErr w:type="spellStart"/>
-      <w:r>
-        <w:t>emlitett</w:t>
-      </w:r>
-      <w:proofErr w:type="spellEnd"/>
+      <w:r>
+        <w:t>említett</w:t>
+      </w:r>
       <w:r>
         <w:t xml:space="preserve"> gomb</w:t>
       </w:r>
@@ -5242,42 +4004,16 @@
     </w:p>
     <w:p>
       <w:r>
-        <w:t xml:space="preserve">A már meglévő oldalak között a </w:t>
-      </w:r>
-      <w:proofErr w:type="gramStart"/>
-      <w:r>
-        <w:t>„&lt; Back</w:t>
-      </w:r>
-      <w:proofErr w:type="gramEnd"/>
-      <w:r>
-        <w:t>” és „</w:t>
-      </w:r>
-      <w:proofErr w:type="spellStart"/>
-      <w:r>
-        <w:t>Next</w:t>
-      </w:r>
-      <w:proofErr w:type="spellEnd"/>
-      <w:r>
-        <w:t xml:space="preserve"> &gt;” gombokkal tudunk navigálni.</w:t>
-      </w:r>
-      <w:r>
-        <w:t xml:space="preserve"> Minden </w:t>
-      </w:r>
-      <w:proofErr w:type="spellStart"/>
-      <w:r>
-        <w:t>kérdésné</w:t>
-      </w:r>
-      <w:proofErr w:type="spellEnd"/>
-      <w:r>
-        <w:t xml:space="preserve"> be tudjuk állítani, hogy kötelező-e az „Is </w:t>
-      </w:r>
-      <w:proofErr w:type="spellStart"/>
-      <w:r>
-        <w:t>Required</w:t>
-      </w:r>
-      <w:proofErr w:type="spellEnd"/>
-      <w:r>
-        <w:t xml:space="preserve">” jelölőnégyzettel, valamint kérdéstípustól függően más adatot is meg tudunk adni (kérdéstípusokért lásd: </w:t>
+        <w:t>A már meglévő oldalak között a „&lt; Back” és „Next &gt;” gombokkal tudunk navigálni.</w:t>
+      </w:r>
+      <w:r>
+        <w:t xml:space="preserve"> Minden kérdésné</w:t>
+      </w:r>
+      <w:r>
+        <w:t>l</w:t>
+      </w:r>
+      <w:r>
+        <w:t xml:space="preserve"> be tudjuk állítani, hogy kötelező-e az „Is Required” jelölőnégyzettel, valamint kérdéstípustól függően más adatot is meg tudunk adni (kérdéstípusokért lásd: </w:t>
       </w:r>
       <w:r>
         <w:fldChar w:fldCharType="begin"/>
@@ -5307,15 +4043,7 @@
         </w:numPr>
       </w:pPr>
       <w:r>
-        <w:t xml:space="preserve">„Text </w:t>
-      </w:r>
-      <w:proofErr w:type="spellStart"/>
-      <w:r>
-        <w:t>Area</w:t>
-      </w:r>
-      <w:proofErr w:type="spellEnd"/>
-      <w:r>
-        <w:t>”</w:t>
+        <w:t>„Text Area”</w:t>
       </w:r>
       <w:r>
         <w:t>:</w:t>
@@ -5330,15 +4058,7 @@
         </w:numPr>
       </w:pPr>
       <w:r>
-        <w:t>„</w:t>
-      </w:r>
-      <w:proofErr w:type="spellStart"/>
-      <w:r>
-        <w:t>placeholder</w:t>
-      </w:r>
-      <w:proofErr w:type="spellEnd"/>
-      <w:r>
-        <w:t xml:space="preserve"> text”: helyőrző szöveg, ami akkor látható, amikor a szövegdoboz üres.</w:t>
+        <w:t>„placeholder text”: helyőrző szöveg, ami akkor látható, amikor a szövegdoboz üres.</w:t>
       </w:r>
     </w:p>
     <w:p>
@@ -5350,23 +4070,7 @@
         </w:numPr>
       </w:pPr>
       <w:r>
-        <w:t>„</w:t>
-      </w:r>
-      <w:proofErr w:type="spellStart"/>
-      <w:r>
-        <w:t>Single</w:t>
-      </w:r>
-      <w:proofErr w:type="spellEnd"/>
-      <w:r>
-        <w:t xml:space="preserve"> </w:t>
-      </w:r>
-      <w:proofErr w:type="spellStart"/>
-      <w:r>
-        <w:t>Select</w:t>
-      </w:r>
-      <w:proofErr w:type="spellEnd"/>
-      <w:r>
-        <w:t>”:</w:t>
+        <w:t>„Single Select”:</w:t>
       </w:r>
     </w:p>
     <w:p>
@@ -5378,31 +4082,7 @@
         </w:numPr>
       </w:pPr>
       <w:r>
-        <w:t>„</w:t>
-      </w:r>
-      <w:proofErr w:type="spellStart"/>
-      <w:r>
-        <w:t>Allow</w:t>
-      </w:r>
-      <w:proofErr w:type="spellEnd"/>
-      <w:r>
-        <w:t xml:space="preserve"> </w:t>
-      </w:r>
-      <w:proofErr w:type="spellStart"/>
-      <w:r>
-        <w:t>custom</w:t>
-      </w:r>
-      <w:proofErr w:type="spellEnd"/>
-      <w:r>
-        <w:t xml:space="preserve"> </w:t>
-      </w:r>
-      <w:proofErr w:type="spellStart"/>
-      <w:r>
-        <w:t>option</w:t>
-      </w:r>
-      <w:proofErr w:type="spellEnd"/>
-      <w:r>
-        <w:t>”: egyéni válasz engedélyezése.</w:t>
+        <w:t>„Allow custom option”: egyéni válasz engedélyezése.</w:t>
       </w:r>
     </w:p>
     <w:p>
@@ -5414,23 +4094,7 @@
         </w:numPr>
       </w:pPr>
       <w:r>
-        <w:t xml:space="preserve">„Add </w:t>
-      </w:r>
-      <w:proofErr w:type="spellStart"/>
-      <w:r>
-        <w:t>option</w:t>
-      </w:r>
-      <w:proofErr w:type="spellEnd"/>
-      <w:r>
-        <w:t>” gomb használatával új lehetőségeket adhatunk hozzá, melyek szövegét a gomb alatt megjelenő szövegdobozokkal állíthatjuk be. A szövegdoboz melletti „</w:t>
-      </w:r>
-      <w:proofErr w:type="spellStart"/>
-      <w:r>
-        <w:t>Delete</w:t>
-      </w:r>
-      <w:proofErr w:type="spellEnd"/>
-      <w:r>
-        <w:t>” gombbal törölhetjük az opciót.</w:t>
+        <w:t>„Add option” gomb használatával új lehetőségeket adhatunk hozzá, melyek szövegét a gomb alatt megjelenő szövegdobozokkal állíthatjuk be. A szövegdoboz melletti „Delete” gombbal törölhetjük az opciót.</w:t>
       </w:r>
     </w:p>
     <w:p>
@@ -5442,23 +4106,7 @@
         </w:numPr>
       </w:pPr>
       <w:r>
-        <w:t>„</w:t>
-      </w:r>
-      <w:proofErr w:type="spellStart"/>
-      <w:r>
-        <w:t>Multiple</w:t>
-      </w:r>
-      <w:proofErr w:type="spellEnd"/>
-      <w:r>
-        <w:t xml:space="preserve"> </w:t>
-      </w:r>
-      <w:proofErr w:type="spellStart"/>
-      <w:r>
-        <w:t>Select</w:t>
-      </w:r>
-      <w:proofErr w:type="spellEnd"/>
-      <w:r>
-        <w:t>”:</w:t>
+        <w:t>„Multiple Select”:</w:t>
       </w:r>
     </w:p>
     <w:p>
@@ -5470,23 +4118,7 @@
         </w:numPr>
       </w:pPr>
       <w:r>
-        <w:t>ugyan az, mint „</w:t>
-      </w:r>
-      <w:proofErr w:type="spellStart"/>
-      <w:r>
-        <w:t>Single</w:t>
-      </w:r>
-      <w:proofErr w:type="spellEnd"/>
-      <w:r>
-        <w:t xml:space="preserve"> </w:t>
-      </w:r>
-      <w:proofErr w:type="spellStart"/>
-      <w:r>
-        <w:t>Select</w:t>
-      </w:r>
-      <w:proofErr w:type="spellEnd"/>
-      <w:r>
-        <w:t>” esetén</w:t>
+        <w:t>ugyan az, mint „Single Select” esetén</w:t>
       </w:r>
     </w:p>
     <w:p>
@@ -5498,15 +4130,7 @@
         </w:numPr>
       </w:pPr>
       <w:r>
-        <w:t>„</w:t>
-      </w:r>
-      <w:proofErr w:type="spellStart"/>
-      <w:r>
-        <w:t>Date</w:t>
-      </w:r>
-      <w:proofErr w:type="spellEnd"/>
-      <w:r>
-        <w:t>”:</w:t>
+        <w:t>„Date”:</w:t>
       </w:r>
     </w:p>
     <w:p>
@@ -5518,15 +4142,7 @@
         </w:numPr>
       </w:pPr>
       <w:r>
-        <w:t xml:space="preserve">„Min </w:t>
-      </w:r>
-      <w:proofErr w:type="spellStart"/>
-      <w:r>
-        <w:t>Date</w:t>
-      </w:r>
-      <w:proofErr w:type="spellEnd"/>
-      <w:r>
-        <w:t>”: minimum dátum</w:t>
+        <w:t>„Min Date”: minimum dátum</w:t>
       </w:r>
     </w:p>
     <w:p>
@@ -5538,15 +4154,7 @@
         </w:numPr>
       </w:pPr>
       <w:r>
-        <w:t xml:space="preserve">„Max </w:t>
-      </w:r>
-      <w:proofErr w:type="spellStart"/>
-      <w:r>
-        <w:t>Date</w:t>
-      </w:r>
-      <w:proofErr w:type="spellEnd"/>
-      <w:r>
-        <w:t>”: maximum dátum</w:t>
+        <w:t>„Max Date”: maximum dátum</w:t>
       </w:r>
     </w:p>
     <w:p>
@@ -5558,15 +4166,7 @@
         </w:numPr>
       </w:pPr>
       <w:r>
-        <w:t>„</w:t>
-      </w:r>
-      <w:proofErr w:type="spellStart"/>
-      <w:r>
-        <w:t>Number</w:t>
-      </w:r>
-      <w:proofErr w:type="spellEnd"/>
-      <w:r>
-        <w:t>”:</w:t>
+        <w:t>„Number”:</w:t>
       </w:r>
     </w:p>
     <w:p>
@@ -5578,15 +4178,7 @@
         </w:numPr>
       </w:pPr>
       <w:r>
-        <w:t xml:space="preserve">„Min </w:t>
-      </w:r>
-      <w:proofErr w:type="spellStart"/>
-      <w:r>
-        <w:t>Value</w:t>
-      </w:r>
-      <w:proofErr w:type="spellEnd"/>
-      <w:r>
-        <w:t>”: minimum érték</w:t>
+        <w:t>„Min Value”: minimum érték</w:t>
       </w:r>
     </w:p>
     <w:p>
@@ -5598,36 +4190,12 @@
         </w:numPr>
       </w:pPr>
       <w:r>
-        <w:t xml:space="preserve">„Max </w:t>
-      </w:r>
-      <w:proofErr w:type="spellStart"/>
-      <w:r>
-        <w:t>Value</w:t>
-      </w:r>
-      <w:proofErr w:type="spellEnd"/>
-      <w:r>
-        <w:t>”: maximum érték</w:t>
-      </w:r>
-    </w:p>
-    <w:p>
-      <w:r>
-        <w:t>Az ablak alján található „</w:t>
-      </w:r>
-      <w:proofErr w:type="spellStart"/>
-      <w:r>
-        <w:t>Cancel</w:t>
-      </w:r>
-      <w:proofErr w:type="spellEnd"/>
-      <w:r>
-        <w:t>” gombbal kiléphetünk mentés nélkül, míg a „</w:t>
-      </w:r>
-      <w:proofErr w:type="spellStart"/>
-      <w:r>
-        <w:t>Finish</w:t>
-      </w:r>
-      <w:proofErr w:type="spellEnd"/>
-      <w:r>
-        <w:t>” gombbal elmenthetjük munkánkat.</w:t>
+        <w:t>„Max Value”: maximum érték</w:t>
+      </w:r>
+    </w:p>
+    <w:p>
+      <w:r>
+        <w:t>Az ablak alján található „Cancel” gombbal kiléphetünk mentés nélkül, míg a „Finish” gombbal elmenthetjük munkánkat.</w:t>
       </w:r>
     </w:p>
     <w:p>
@@ -5639,11 +4207,10 @@
         <w:rPr>
           <w:b/>
           <w:bCs/>
-          <w:noProof/>
         </w:rPr>
         <w:lastRenderedPageBreak/>
         <w:drawing>
-          <wp:inline distT="0" distB="0" distL="0" distR="0" wp14:anchorId="7861E2F6" wp14:editId="3B037B55">
+          <wp:inline distT="0" distB="0" distL="0" distR="0" wp14:anchorId="7861E2F6" wp14:editId="7AAEEF50">
             <wp:extent cx="5753100" cy="4791075"/>
             <wp:effectExtent l="0" t="0" r="0" b="9525"/>
             <wp:docPr id="251495359" name="Picture 4"/>
@@ -5701,17 +4268,11 @@
       </w:r>
       <w:fldSimple w:instr=" SEQ ábra \* ARABIC ">
         <w:r>
-          <w:rPr>
-            <w:noProof/>
-          </w:rPr>
           <w:t>5</w:t>
         </w:r>
       </w:fldSimple>
       <w:r>
-        <w:t xml:space="preserve"> - </w:t>
-      </w:r>
-      <w:r>
-        <w:t>Kérdőívkészítő oldalak. Balról jobbra, fentről le: kezdőoldal, Egyválasztós kérdés, Szövegdoboz kérdés, Dátum kérdés.</w:t>
+        <w:t xml:space="preserve"> - Kérdőívkészítő oldalak. Balról jobbra, fentről le: kezdőoldal, Egyválasztós kérdés, Szövegdoboz kérdés, Dátum kérdés.</w:t>
       </w:r>
     </w:p>
     <w:p>
@@ -5745,15 +4306,7 @@
         </w:numPr>
       </w:pPr>
       <w:r>
-        <w:t>„</w:t>
-      </w:r>
-      <w:proofErr w:type="spellStart"/>
-      <w:r>
-        <w:t>Overview</w:t>
-      </w:r>
-      <w:proofErr w:type="spellEnd"/>
-      <w:r>
-        <w:t xml:space="preserve">”: összesítés nézet, lásd: </w:t>
+        <w:t xml:space="preserve">„Overview”: összesítés nézet, lásd: </w:t>
       </w:r>
       <w:r>
         <w:fldChar w:fldCharType="begin"/>
@@ -5780,23 +4333,7 @@
         </w:numPr>
       </w:pPr>
       <w:r>
-        <w:t>„</w:t>
-      </w:r>
-      <w:proofErr w:type="spellStart"/>
-      <w:r>
-        <w:t>By</w:t>
-      </w:r>
-      <w:proofErr w:type="spellEnd"/>
-      <w:r>
-        <w:t xml:space="preserve"> </w:t>
-      </w:r>
-      <w:proofErr w:type="spellStart"/>
-      <w:r>
-        <w:t>Question</w:t>
-      </w:r>
-      <w:proofErr w:type="spellEnd"/>
-      <w:r>
-        <w:t xml:space="preserve">”: kérdésenként, a mellette található legördülő listával választható ki a kérdés. Lásd: </w:t>
+        <w:t xml:space="preserve">„By Question”: kérdésenként, a mellette található legördülő listával választható ki a kérdés. Lásd: </w:t>
       </w:r>
       <w:r>
         <w:fldChar w:fldCharType="begin"/>
@@ -5826,23 +4363,7 @@
         </w:numPr>
       </w:pPr>
       <w:r>
-        <w:t>„</w:t>
-      </w:r>
-      <w:proofErr w:type="spellStart"/>
-      <w:r>
-        <w:t>By</w:t>
-      </w:r>
-      <w:proofErr w:type="spellEnd"/>
-      <w:r>
-        <w:t xml:space="preserve"> </w:t>
-      </w:r>
-      <w:proofErr w:type="spellStart"/>
-      <w:r>
-        <w:t>Submitter</w:t>
-      </w:r>
-      <w:proofErr w:type="spellEnd"/>
-      <w:r>
-        <w:t xml:space="preserve">”: kitöltésenként, a mellette található legördülő listával választható ki a kitöltő azonosítója. Lásd: </w:t>
+        <w:t xml:space="preserve">„By Submitter”: kitöltésenként, a mellette található legördülő listával választható ki a kitöltő azonosítója. Lásd: </w:t>
       </w:r>
       <w:r>
         <w:fldChar w:fldCharType="begin"/>
@@ -5869,9 +4390,6 @@
         <w:jc w:val="center"/>
       </w:pPr>
       <w:r>
-        <w:rPr>
-          <w:noProof/>
-        </w:rPr>
         <w:lastRenderedPageBreak/>
         <w:drawing>
           <wp:inline distT="0" distB="0" distL="0" distR="0" wp14:anchorId="1BFDA23F" wp14:editId="432E94F9">
@@ -5919,9 +4437,6 @@
       </w:r>
       <w:fldSimple w:instr=" SEQ ábra \* ARABIC ">
         <w:r>
-          <w:rPr>
-            <w:noProof/>
-          </w:rPr>
           <w:t>6</w:t>
         </w:r>
       </w:fldSimple>
@@ -5953,23 +4468,7 @@
         </w:numPr>
       </w:pPr>
       <w:r>
-        <w:t>„</w:t>
-      </w:r>
-      <w:proofErr w:type="spellStart"/>
-      <w:r>
-        <w:t>Number</w:t>
-      </w:r>
-      <w:proofErr w:type="spellEnd"/>
-      <w:r>
-        <w:t xml:space="preserve"> of </w:t>
-      </w:r>
-      <w:proofErr w:type="spellStart"/>
-      <w:r>
-        <w:t>submissions</w:t>
-      </w:r>
-      <w:proofErr w:type="spellEnd"/>
-      <w:r>
-        <w:t>”: kitöltések száma</w:t>
+        <w:t>„Number of submissions”: kitöltések száma</w:t>
       </w:r>
       <w:r>
         <w:t>.</w:t>
@@ -5984,23 +4483,7 @@
         </w:numPr>
       </w:pPr>
       <w:r>
-        <w:t>„</w:t>
-      </w:r>
-      <w:proofErr w:type="spellStart"/>
-      <w:r>
-        <w:t>Average</w:t>
-      </w:r>
-      <w:proofErr w:type="spellEnd"/>
-      <w:r>
-        <w:t xml:space="preserve"> </w:t>
-      </w:r>
-      <w:proofErr w:type="spellStart"/>
-      <w:r>
-        <w:t>time</w:t>
-      </w:r>
-      <w:proofErr w:type="spellEnd"/>
-      <w:r>
-        <w:t>”: átlagos kitöltési idő</w:t>
+        <w:t>„Average time”: átlagos kitöltési idő</w:t>
       </w:r>
       <w:r>
         <w:t>.</w:t>
@@ -6015,23 +4498,7 @@
         </w:numPr>
       </w:pPr>
       <w:r>
-        <w:t>„</w:t>
-      </w:r>
-      <w:proofErr w:type="spellStart"/>
-      <w:r>
-        <w:t>Average</w:t>
-      </w:r>
-      <w:proofErr w:type="spellEnd"/>
-      <w:r>
-        <w:t xml:space="preserve"> </w:t>
-      </w:r>
-      <w:proofErr w:type="spellStart"/>
-      <w:r>
-        <w:t>corrections</w:t>
-      </w:r>
-      <w:proofErr w:type="spellEnd"/>
-      <w:r>
-        <w:t>”: átlagos korrekciók száma</w:t>
+        <w:t>„Average corrections”: átlagos korrekciók száma</w:t>
       </w:r>
       <w:r>
         <w:t>.</w:t>
@@ -6046,39 +4513,7 @@
         </w:numPr>
       </w:pPr>
       <w:r>
-        <w:t>„</w:t>
-      </w:r>
-      <w:proofErr w:type="spellStart"/>
-      <w:r>
-        <w:t>Average</w:t>
-      </w:r>
-      <w:proofErr w:type="spellEnd"/>
-      <w:r>
-        <w:t xml:space="preserve"> </w:t>
-      </w:r>
-      <w:proofErr w:type="spellStart"/>
-      <w:r>
-        <w:t>time</w:t>
-      </w:r>
-      <w:proofErr w:type="spellEnd"/>
-      <w:r>
-        <w:t xml:space="preserve"> </w:t>
-      </w:r>
-      <w:proofErr w:type="spellStart"/>
-      <w:r>
-        <w:t>without</w:t>
-      </w:r>
-      <w:proofErr w:type="spellEnd"/>
-      <w:r>
-        <w:t xml:space="preserve"> </w:t>
-      </w:r>
-      <w:proofErr w:type="spellStart"/>
-      <w:r>
-        <w:t>focus</w:t>
-      </w:r>
-      <w:proofErr w:type="spellEnd"/>
-      <w:r>
-        <w:t>”: átlagos fókuszvesztés ideje</w:t>
+        <w:t>„Average time without focus”: átlagos fókuszvesztés ideje</w:t>
       </w:r>
       <w:r>
         <w:t>.</w:t>
@@ -6093,23 +4528,7 @@
         </w:numPr>
       </w:pPr>
       <w:r>
-        <w:t>„</w:t>
-      </w:r>
-      <w:proofErr w:type="spellStart"/>
-      <w:r>
-        <w:t>Amount</w:t>
-      </w:r>
-      <w:proofErr w:type="spellEnd"/>
-      <w:r>
-        <w:t xml:space="preserve"> Of </w:t>
-      </w:r>
-      <w:proofErr w:type="spellStart"/>
-      <w:r>
-        <w:t>Submissions</w:t>
-      </w:r>
-      <w:proofErr w:type="spellEnd"/>
-      <w:r>
-        <w:t>”: beküldések számának változása napokra lebontva.</w:t>
+        <w:t>„Amount Of Submissions”: beküldések számának változása napokra lebontva.</w:t>
       </w:r>
     </w:p>
     <w:p>
@@ -6121,39 +4540,7 @@
         </w:numPr>
       </w:pPr>
       <w:r>
-        <w:t>„</w:t>
-      </w:r>
-      <w:proofErr w:type="spellStart"/>
-      <w:r>
-        <w:t>Average</w:t>
-      </w:r>
-      <w:proofErr w:type="spellEnd"/>
-      <w:r>
-        <w:t xml:space="preserve"> Time </w:t>
-      </w:r>
-      <w:proofErr w:type="spellStart"/>
-      <w:r>
-        <w:t>Spent</w:t>
-      </w:r>
-      <w:proofErr w:type="spellEnd"/>
-      <w:r>
-        <w:t xml:space="preserve"> Per </w:t>
-      </w:r>
-      <w:proofErr w:type="spellStart"/>
-      <w:r>
-        <w:t>Question</w:t>
-      </w:r>
-      <w:proofErr w:type="spellEnd"/>
-      <w:r>
-        <w:t xml:space="preserve">”: átlagos eltöltött </w:t>
-      </w:r>
-      <w:proofErr w:type="gramStart"/>
-      <w:r>
-        <w:t>idő kérdésekre</w:t>
-      </w:r>
-      <w:proofErr w:type="gramEnd"/>
-      <w:r>
-        <w:t xml:space="preserve"> lebontva.</w:t>
+        <w:t>„Average Time Spent Per Question”: átlagos eltöltött idő kérdésekre lebontva.</w:t>
       </w:r>
     </w:p>
     <w:p>
@@ -6166,31 +4553,7 @@
       </w:pPr>
       <w:r>
         <w:lastRenderedPageBreak/>
-        <w:t>„</w:t>
-      </w:r>
-      <w:proofErr w:type="spellStart"/>
-      <w:r>
-        <w:t>Average</w:t>
-      </w:r>
-      <w:proofErr w:type="spellEnd"/>
-      <w:r>
-        <w:t xml:space="preserve"> </w:t>
-      </w:r>
-      <w:proofErr w:type="spellStart"/>
-      <w:r>
-        <w:t>Corrections</w:t>
-      </w:r>
-      <w:proofErr w:type="spellEnd"/>
-      <w:r>
-        <w:t xml:space="preserve"> Per </w:t>
-      </w:r>
-      <w:proofErr w:type="spellStart"/>
-      <w:r>
-        <w:t>Question</w:t>
-      </w:r>
-      <w:proofErr w:type="spellEnd"/>
-      <w:r>
-        <w:t>”: átlagos korrekciók száma kérdésekre lebontva.</w:t>
+        <w:t>„Average Corrections Per Question”: átlagos korrekciók száma kérdésekre lebontva.</w:t>
       </w:r>
     </w:p>
     <w:p>
@@ -6202,31 +4565,7 @@
         </w:numPr>
       </w:pPr>
       <w:r>
-        <w:t>„</w:t>
-      </w:r>
-      <w:proofErr w:type="spellStart"/>
-      <w:r>
-        <w:t>Average</w:t>
-      </w:r>
-      <w:proofErr w:type="spellEnd"/>
-      <w:r>
-        <w:t xml:space="preserve"> Time </w:t>
-      </w:r>
-      <w:proofErr w:type="spellStart"/>
-      <w:r>
-        <w:t>Without</w:t>
-      </w:r>
-      <w:proofErr w:type="spellEnd"/>
-      <w:r>
-        <w:t xml:space="preserve"> </w:t>
-      </w:r>
-      <w:proofErr w:type="spellStart"/>
-      <w:r>
-        <w:t>Focus</w:t>
-      </w:r>
-      <w:proofErr w:type="spellEnd"/>
-      <w:r>
-        <w:t>”: átlagos fókuszvesztés ideje kérdésekre lebontva</w:t>
+        <w:t>„Average Time Without Focus”: átlagos fókuszvesztés ideje kérdésekre lebontva</w:t>
       </w:r>
       <w:r>
         <w:t>.</w:t>
@@ -6256,15 +4595,7 @@
         </w:numPr>
       </w:pPr>
       <w:r>
-        <w:t>„</w:t>
-      </w:r>
-      <w:proofErr w:type="spellStart"/>
-      <w:r>
-        <w:t>Average</w:t>
-      </w:r>
-      <w:proofErr w:type="spellEnd"/>
-      <w:r>
-        <w:t xml:space="preserve"> Time”: átlagos eltöltött idő</w:t>
+        <w:t>„Average Time”: átlagos eltöltött idő</w:t>
       </w:r>
       <w:r>
         <w:t>.</w:t>
@@ -6279,31 +4610,7 @@
         </w:numPr>
       </w:pPr>
       <w:r>
-        <w:t>„</w:t>
-      </w:r>
-      <w:proofErr w:type="spellStart"/>
-      <w:r>
-        <w:t>Average</w:t>
-      </w:r>
-      <w:proofErr w:type="spellEnd"/>
-      <w:r>
-        <w:t xml:space="preserve"> Time </w:t>
-      </w:r>
-      <w:proofErr w:type="spellStart"/>
-      <w:r>
-        <w:t>without</w:t>
-      </w:r>
-      <w:proofErr w:type="spellEnd"/>
-      <w:r>
-        <w:t xml:space="preserve"> </w:t>
-      </w:r>
-      <w:proofErr w:type="spellStart"/>
-      <w:r>
-        <w:t>focus</w:t>
-      </w:r>
-      <w:proofErr w:type="spellEnd"/>
-      <w:r>
-        <w:t>”: átlagos fókuszvesztés ideje</w:t>
+        <w:t>„Average Time without focus”: átlagos fókuszvesztés ideje</w:t>
       </w:r>
       <w:r>
         <w:t>.</w:t>
@@ -6318,23 +4625,7 @@
         </w:numPr>
       </w:pPr>
       <w:r>
-        <w:t>„</w:t>
-      </w:r>
-      <w:proofErr w:type="spellStart"/>
-      <w:r>
-        <w:t>Average</w:t>
-      </w:r>
-      <w:proofErr w:type="spellEnd"/>
-      <w:r>
-        <w:t xml:space="preserve"> </w:t>
-      </w:r>
-      <w:proofErr w:type="spellStart"/>
-      <w:r>
-        <w:t>corrections</w:t>
-      </w:r>
-      <w:proofErr w:type="spellEnd"/>
-      <w:r>
-        <w:t>”: átlagos korrekciók száma</w:t>
+        <w:t>„Average corrections”: átlagos korrekciók száma</w:t>
       </w:r>
       <w:r>
         <w:t>.</w:t>
@@ -6349,15 +4640,7 @@
         </w:numPr>
       </w:pPr>
       <w:r>
-        <w:t>„</w:t>
-      </w:r>
-      <w:proofErr w:type="spellStart"/>
-      <w:r>
-        <w:t>Answers</w:t>
-      </w:r>
-      <w:proofErr w:type="spellEnd"/>
-      <w:r>
-        <w:t>”: a megadott válaszok előfordulásainak száma.</w:t>
+        <w:t>„Answers”: a megadott válaszok előfordulásainak száma.</w:t>
       </w:r>
     </w:p>
     <w:p>
@@ -6369,15 +4652,7 @@
         </w:numPr>
       </w:pPr>
       <w:r>
-        <w:t xml:space="preserve">„Time </w:t>
-      </w:r>
-      <w:proofErr w:type="spellStart"/>
-      <w:r>
-        <w:t>Spent</w:t>
-      </w:r>
-      <w:proofErr w:type="spellEnd"/>
-      <w:r>
-        <w:t>”: eltöltött idő kitöltőkre lebontva</w:t>
+        <w:t>„Time Spent”: eltöltött idő kitöltőkre lebontva</w:t>
       </w:r>
       <w:r>
         <w:t>.</w:t>
@@ -6392,23 +4667,7 @@
         </w:numPr>
       </w:pPr>
       <w:r>
-        <w:t xml:space="preserve">„Time </w:t>
-      </w:r>
-      <w:proofErr w:type="spellStart"/>
-      <w:r>
-        <w:t>Without</w:t>
-      </w:r>
-      <w:proofErr w:type="spellEnd"/>
-      <w:r>
-        <w:t xml:space="preserve"> </w:t>
-      </w:r>
-      <w:proofErr w:type="spellStart"/>
-      <w:r>
-        <w:t>Focus</w:t>
-      </w:r>
-      <w:proofErr w:type="spellEnd"/>
-      <w:r>
-        <w:t>”: átlagos fókuszvesztés ideje kitöltőkre lebontva</w:t>
+        <w:t>„Time Without Focus”: átlagos fókuszvesztés ideje kitöltőkre lebontva</w:t>
       </w:r>
       <w:r>
         <w:t>.</w:t>
@@ -6423,15 +4682,7 @@
         </w:numPr>
       </w:pPr>
       <w:r>
-        <w:t>„</w:t>
-      </w:r>
-      <w:proofErr w:type="spellStart"/>
-      <w:r>
-        <w:t>Corrections</w:t>
-      </w:r>
-      <w:proofErr w:type="spellEnd"/>
-      <w:r>
-        <w:t>”: átlagos korrekciók száma kitöltőkre lebontva.</w:t>
+        <w:t>„Corrections”: átlagos korrekciók száma kitöltőkre lebontva.</w:t>
       </w:r>
     </w:p>
     <w:p>
@@ -6458,15 +4709,7 @@
         </w:numPr>
       </w:pPr>
       <w:r>
-        <w:t>„</w:t>
-      </w:r>
-      <w:proofErr w:type="spellStart"/>
-      <w:r>
-        <w:t>Answers</w:t>
-      </w:r>
-      <w:proofErr w:type="spellEnd"/>
-      <w:r>
-        <w:t>”</w:t>
+        <w:t>„Answers”</w:t>
       </w:r>
       <w:r>
         <w:t>: a megadott válaszok kérdésenként felsorolva.</w:t>
@@ -6481,23 +4724,7 @@
         </w:numPr>
       </w:pPr>
       <w:r>
-        <w:t xml:space="preserve">„Time </w:t>
-      </w:r>
-      <w:proofErr w:type="spellStart"/>
-      <w:r>
-        <w:t>Spent</w:t>
-      </w:r>
-      <w:proofErr w:type="spellEnd"/>
-      <w:r>
-        <w:t xml:space="preserve"> (</w:t>
-      </w:r>
-      <w:proofErr w:type="spellStart"/>
-      <w:r>
-        <w:t>Cumulative</w:t>
-      </w:r>
-      <w:proofErr w:type="spellEnd"/>
-      <w:r>
-        <w:t>)”: idő telése a kérdőív kitöltése során, kérdésenként mérve.</w:t>
+        <w:t>„Time Spent (Cumulative)”: idő telése a kérdőív kitöltése során, kérdésenként mérve.</w:t>
       </w:r>
     </w:p>
     <w:p>
@@ -6509,23 +4736,7 @@
         </w:numPr>
       </w:pPr>
       <w:r>
-        <w:t xml:space="preserve">„Time </w:t>
-      </w:r>
-      <w:proofErr w:type="spellStart"/>
-      <w:r>
-        <w:t>Spent</w:t>
-      </w:r>
-      <w:proofErr w:type="spellEnd"/>
-      <w:r>
-        <w:t xml:space="preserve">: eltöltött </w:t>
-      </w:r>
-      <w:proofErr w:type="gramStart"/>
-      <w:r>
-        <w:t>idő kérdésekre</w:t>
-      </w:r>
-      <w:proofErr w:type="gramEnd"/>
-      <w:r>
-        <w:t xml:space="preserve"> lebontva.</w:t>
+        <w:t>„Time Spent: eltöltött idő kérdésekre lebontva.</w:t>
       </w:r>
     </w:p>
     <w:p>
@@ -6537,31 +4748,7 @@
         </w:numPr>
       </w:pPr>
       <w:r>
-        <w:t xml:space="preserve">„Time </w:t>
-      </w:r>
-      <w:proofErr w:type="spellStart"/>
-      <w:r>
-        <w:t>Spent</w:t>
-      </w:r>
-      <w:proofErr w:type="spellEnd"/>
-      <w:r>
-        <w:t xml:space="preserve"> </w:t>
-      </w:r>
-      <w:proofErr w:type="spellStart"/>
-      <w:r>
-        <w:t>Without</w:t>
-      </w:r>
-      <w:proofErr w:type="spellEnd"/>
-      <w:r>
-        <w:t xml:space="preserve"> </w:t>
-      </w:r>
-      <w:proofErr w:type="spellStart"/>
-      <w:r>
-        <w:t>Focus</w:t>
-      </w:r>
-      <w:proofErr w:type="spellEnd"/>
-      <w:r>
-        <w:t>”: fókuszvesztés ideje kérdésekre lebontva.</w:t>
+        <w:t>„Time Spent Without Focus”: fókuszvesztés ideje kérdésekre lebontva.</w:t>
       </w:r>
     </w:p>
     <w:p>
@@ -6573,23 +4760,7 @@
         </w:numPr>
       </w:pPr>
       <w:r>
-        <w:t>„</w:t>
-      </w:r>
-      <w:proofErr w:type="spellStart"/>
-      <w:r>
-        <w:t>Corrections</w:t>
-      </w:r>
-      <w:proofErr w:type="spellEnd"/>
-      <w:r>
-        <w:t xml:space="preserve"> (</w:t>
-      </w:r>
-      <w:proofErr w:type="spellStart"/>
-      <w:r>
-        <w:t>Cumulative</w:t>
-      </w:r>
-      <w:proofErr w:type="spellEnd"/>
-      <w:r>
-        <w:t>)”: korrekciók száma a kérdőív kitöltése során, kérdésenként mérve.</w:t>
+        <w:t>„Corrections (Cumulative)”: korrekciók száma a kérdőív kitöltése során, kérdésenként mérve.</w:t>
       </w:r>
     </w:p>
     <w:p>
@@ -6601,15 +4772,7 @@
         </w:numPr>
       </w:pPr>
       <w:r>
-        <w:t>„</w:t>
-      </w:r>
-      <w:proofErr w:type="spellStart"/>
-      <w:r>
-        <w:t>Corrections</w:t>
-      </w:r>
-      <w:proofErr w:type="spellEnd"/>
-      <w:r>
-        <w:t>”: korrekciók száma kérdésekre lebontva.</w:t>
+        <w:t>„Corrections”: korrekciók száma kérdésekre lebontva.</w:t>
       </w:r>
     </w:p>
     <w:p>
@@ -6621,21 +4784,8 @@
       </w:r>
     </w:p>
     <w:p>
-      <w:pPr>
-        <w:rPr>
-          <w:noProof/>
-        </w:rPr>
-      </w:pPr>
-      <w:r>
-        <w:t>A kliens használata közben gyakran előfordulhatnak hibák helytelen bemenet miatt. Ilyenkor felugró hibaüzenetek értesítik a felhasználót az eseményről. Ha használat közben megszakad a szerverrel a kapcsolat, az első kommunikációs kísérletkor egy „</w:t>
-      </w:r>
-      <w:proofErr w:type="spellStart"/>
-      <w:r>
-        <w:t>Connection</w:t>
-      </w:r>
-      <w:proofErr w:type="spellEnd"/>
-      <w:r>
-        <w:t xml:space="preserve"> Lost” dialógus (lásd: </w:t>
+      <w:r>
+        <w:t xml:space="preserve">A kliens használata közben gyakran előfordulhatnak hibák helytelen bemenet miatt. Ilyenkor felugró hibaüzenetek értesítik a felhasználót az eseményről. Ha használat közben megszakad a szerverrel a kapcsolat, az első kommunikációs kísérletkor egy „Connection Lost” dialógus (lásd: </w:t>
       </w:r>
       <w:r>
         <w:fldChar w:fldCharType="begin"/>
@@ -6647,36 +4797,15 @@
         <w:fldChar w:fldCharType="separate"/>
       </w:r>
       <w:r>
-        <w:t xml:space="preserve">ábra </w:t>
-      </w:r>
-      <w:r>
-        <w:rPr>
-          <w:noProof/>
-        </w:rPr>
-        <w:t>8</w:t>
+        <w:t>ábra 8</w:t>
       </w:r>
       <w:r>
         <w:fldChar w:fldCharType="end"/>
       </w:r>
       <w:r>
-        <w:t>) ugrik fel, amelynek</w:t>
-      </w:r>
-      <w:r>
-        <w:rPr>
-          <w:noProof/>
-        </w:rPr>
-        <w:t xml:space="preserve"> </w:t>
-      </w:r>
-      <w:r>
-        <w:rPr>
-          <w:noProof/>
-        </w:rPr>
-        <w:t xml:space="preserve">„Retry” gombjával megpróbálhatunk újra csatlakozni. Ha ez </w:t>
-      </w:r>
-      <w:r>
-        <w:rPr>
-          <w:noProof/>
-        </w:rPr>
+        <w:t xml:space="preserve">) ugrik fel, amelynek „Retry” gombjával megpróbálhatunk újra csatlakozni. Ha ez </w:t>
+      </w:r>
+      <w:r>
         <w:lastRenderedPageBreak/>
         <w:t>sikeres, akkor az éppen elbukott művelet még visszajelez sikertelenségéről, ettől ne ilyedjünk meg! Egyszerűen ismételjük meg az elbukott műveletet, és ha más probléma nincs jelen, sikerülni fog.</w:t>
       </w:r>
@@ -6687,9 +4816,6 @@
         <w:jc w:val="center"/>
       </w:pPr>
       <w:r>
-        <w:rPr>
-          <w:noProof/>
-        </w:rPr>
         <w:drawing>
           <wp:inline distT="0" distB="0" distL="0" distR="0" wp14:anchorId="497C7C5A" wp14:editId="47BB57BF">
             <wp:extent cx="2181529" cy="1247949"/>
@@ -6737,9 +4863,6 @@
       </w:r>
       <w:fldSimple w:instr=" SEQ ábra \* ARABIC ">
         <w:r>
-          <w:rPr>
-            <w:noProof/>
-          </w:rPr>
           <w:t>7</w:t>
         </w:r>
       </w:fldSimple>
@@ -6773,42 +4896,10 @@
     </w:p>
     <w:p>
       <w:r>
-        <w:t>A programozási feladatom egy parancssorban futó szerver és egy GUI-</w:t>
-      </w:r>
-      <w:proofErr w:type="spellStart"/>
-      <w:r>
-        <w:t>val</w:t>
-      </w:r>
-      <w:proofErr w:type="spellEnd"/>
-      <w:r>
-        <w:t xml:space="preserve"> rendelkező kliens megvalósítása volt. Ezt C# programozási nyelvben valósítottam meg, a .NET 8.0 keretrendszerre építve.</w:t>
-      </w:r>
-      <w:r>
-        <w:t xml:space="preserve"> Két jól elkülöníthető részből áll: kliens és </w:t>
-      </w:r>
-      <w:proofErr w:type="spellStart"/>
-      <w:r>
-        <w:t>model</w:t>
-      </w:r>
-      <w:proofErr w:type="spellEnd"/>
-      <w:r>
-        <w:t xml:space="preserve">; ezek pedig tovább bonthatók 3-3 csomagra: </w:t>
-      </w:r>
-      <w:proofErr w:type="spellStart"/>
-      <w:r>
-        <w:t>perzisztencia</w:t>
-      </w:r>
-      <w:proofErr w:type="spellEnd"/>
-      <w:r>
-        <w:t xml:space="preserve">, modell és nézet. Ezeket különálló, de egymástól függő Projektekbe rendeztem, melyekből a nézeteken kívül mind C# könyvtár, a nézet pedig a szerver esetén egy konzol applikáció, a kliensé pedig egy </w:t>
-      </w:r>
-      <w:proofErr w:type="spellStart"/>
-      <w:r>
-        <w:t>WinForms</w:t>
-      </w:r>
-      <w:proofErr w:type="spellEnd"/>
-      <w:r>
-        <w:t xml:space="preserve"> applikáció. (lást: </w:t>
+        <w:t>A programozási feladatom egy parancssorban futó szerver és egy GUI-val rendelkező kliens megvalósítása volt. Ezt C# programozási nyelvben valósítottam meg, a .NET 8.0 keretrendszerre építve.</w:t>
+      </w:r>
+      <w:r>
+        <w:t xml:space="preserve"> Két jól elkülöníthető részből áll: kliens és model; ezek pedig tovább bonthatók 3-3 csomagra: perzisztencia, modell és nézet. Ezeket különálló, de egymástól függő Projektekbe rendeztem, melyekből a nézeteken kívül mind C# könyvtár, a nézet pedig a szerver esetén egy konzol applikáció, a kliensé pedig egy WinForms applikáció. (lást: </w:t>
       </w:r>
       <w:r>
         <w:fldChar w:fldCharType="begin"/>
@@ -6820,13 +4911,7 @@
         <w:fldChar w:fldCharType="separate"/>
       </w:r>
       <w:r>
-        <w:t xml:space="preserve">ábra </w:t>
-      </w:r>
-      <w:r>
-        <w:rPr>
-          <w:noProof/>
-        </w:rPr>
-        <w:t>8</w:t>
+        <w:t>ábra 8</w:t>
       </w:r>
       <w:r>
         <w:fldChar w:fldCharType="end"/>
@@ -6847,63 +4932,21 @@
     </w:p>
     <w:p>
       <w:r>
-        <w:t xml:space="preserve">A programot Visual </w:t>
-      </w:r>
-      <w:proofErr w:type="spellStart"/>
-      <w:r>
-        <w:t>Studio</w:t>
-      </w:r>
-      <w:proofErr w:type="spellEnd"/>
-      <w:r>
-        <w:t xml:space="preserve"> 2022-ben készítettem el, .NET 8.0 keretrendszerben. A kliens felhasználói felületének megvalósításához a </w:t>
-      </w:r>
-      <w:proofErr w:type="spellStart"/>
-      <w:r>
-        <w:t>Windows.Forms</w:t>
-      </w:r>
-      <w:proofErr w:type="spellEnd"/>
-      <w:r>
-        <w:t xml:space="preserve"> könyvtárat használtam</w:t>
-      </w:r>
-      <w:r>
-        <w:t xml:space="preserve">, hiszen egy </w:t>
-      </w:r>
-      <w:proofErr w:type="spellStart"/>
-      <w:r>
-        <w:t>formkezelő</w:t>
-      </w:r>
-      <w:proofErr w:type="spellEnd"/>
-      <w:r>
-        <w:t xml:space="preserve"> alkalmazást szerettem volna csinálni, és ez a könyvtár mondhatni erre lett kitalálva</w:t>
-      </w:r>
-      <w:r>
-        <w:t xml:space="preserve">. A statisztikák diagrammal való vizualizálásához ezt a </w:t>
-      </w:r>
-      <w:proofErr w:type="spellStart"/>
-      <w:r>
-        <w:t>NuGet</w:t>
-      </w:r>
-      <w:proofErr w:type="spellEnd"/>
-      <w:r>
-        <w:t xml:space="preserve"> </w:t>
-      </w:r>
-      <w:proofErr w:type="spellStart"/>
-      <w:r>
-        <w:t>package-et</w:t>
-      </w:r>
-      <w:proofErr w:type="spellEnd"/>
-      <w:r>
-        <w:t xml:space="preserve"> használtam: </w:t>
+        <w:t>A programot Visual Studio 2022-ben készítettem el, .NET 8.0 keretrendszerben. A kliens felhasználói felületének megvalósításához a Windows.Forms könyvtárat használtam</w:t>
+      </w:r>
+      <w:r>
+        <w:t>, hiszen egy formkezelő alkalmazást szerettem volna csinálni, és ez a könyvtár mondhatni erre lett kitalálva</w:t>
+      </w:r>
+      <w:r>
+        <w:t xml:space="preserve">. A statisztikák diagrammal való vizualizálásához ezt a NuGet package-et használtam: </w:t>
       </w:r>
       <w:hyperlink r:id="rId23" w:history="1">
-        <w:proofErr w:type="spellStart"/>
         <w:r>
           <w:rPr>
             <w:rStyle w:val="Hyperlink"/>
           </w:rPr>
           <w:t>WinForms.DataVisualization</w:t>
         </w:r>
-        <w:proofErr w:type="spellEnd"/>
       </w:hyperlink>
       <w:r>
         <w:t>. A programot asztali gépen és laptopon is fejlesztettem, melyeknek specifikációi a következők:</w:t>
@@ -7027,13 +5070,8 @@
               <w:t>®</w:t>
             </w:r>
             <w:r>
-              <w:t xml:space="preserve"> </w:t>
-            </w:r>
-            <w:proofErr w:type="spellStart"/>
-            <w:r>
-              <w:t>Core</w:t>
-            </w:r>
-            <w:proofErr w:type="spellEnd"/>
+              <w:t xml:space="preserve"> Core</w:t>
+            </w:r>
             <w:r>
               <w:rPr>
                 <w:rFonts w:cstheme="minorHAnsi"/>
@@ -7120,13 +5158,8 @@
               <w:t>®</w:t>
             </w:r>
             <w:r>
-              <w:t xml:space="preserve"> </w:t>
-            </w:r>
-            <w:proofErr w:type="spellStart"/>
-            <w:r>
-              <w:t>Core</w:t>
-            </w:r>
-            <w:proofErr w:type="spellEnd"/>
+              <w:t xml:space="preserve"> Core</w:t>
+            </w:r>
             <w:r>
               <w:rPr>
                 <w:rFonts w:cstheme="minorHAnsi"/>
@@ -7144,15 +5177,7 @@
               <w:jc w:val="left"/>
             </w:pPr>
             <w:r>
-              <w:t xml:space="preserve">16 </w:t>
-            </w:r>
-            <w:proofErr w:type="spellStart"/>
-            <w:r>
-              <w:t>Gb</w:t>
-            </w:r>
-            <w:proofErr w:type="spellEnd"/>
-            <w:r>
-              <w:t xml:space="preserve"> @ 2400MHz</w:t>
+              <w:t>16 Gb @ 2400MHz</w:t>
             </w:r>
           </w:p>
         </w:tc>
@@ -7194,9 +5219,6 @@
       </w:r>
       <w:fldSimple w:instr=" SEQ táblázat \* ARABIC ">
         <w:r>
-          <w:rPr>
-            <w:noProof/>
-          </w:rPr>
           <w:t>1</w:t>
         </w:r>
       </w:fldSimple>
@@ -7209,23 +5231,18 @@
         <w:t xml:space="preserve">A több eszközön való munkát a </w:t>
       </w:r>
       <w:hyperlink r:id="rId24" w:history="1">
-        <w:proofErr w:type="spellStart"/>
         <w:r>
           <w:rPr>
             <w:rStyle w:val="Hyperlink"/>
           </w:rPr>
           <w:t>Github</w:t>
         </w:r>
-        <w:proofErr w:type="spellEnd"/>
       </w:hyperlink>
       <w:r>
         <w:t xml:space="preserve"> </w:t>
       </w:r>
       <w:r>
-        <w:t>verziókövetés-szolgáltatást</w:t>
-      </w:r>
-      <w:r>
-        <w:t xml:space="preserve"> segítségével </w:t>
+        <w:t xml:space="preserve">verziókövetés-szolgáltatást segítségével </w:t>
       </w:r>
       <w:r>
         <w:t>valósítottam meg.</w:t>
@@ -7233,43 +5250,11 @@
     </w:p>
     <w:p>
       <w:r>
-        <w:t xml:space="preserve">A program továbbfejlesztéséhez mindenképpen Windows operációs rendszerű eszköz szükséges, valamint ajánlott a Visual </w:t>
-      </w:r>
-      <w:proofErr w:type="spellStart"/>
-      <w:r>
-        <w:t>Studio</w:t>
-      </w:r>
-      <w:proofErr w:type="spellEnd"/>
-      <w:r>
-        <w:t xml:space="preserve"> 2022. A program </w:t>
-      </w:r>
-      <w:proofErr w:type="spellStart"/>
-      <w:r>
-        <w:t>solution</w:t>
-      </w:r>
-      <w:proofErr w:type="spellEnd"/>
-      <w:r>
-        <w:t xml:space="preserve"> fájlja a </w:t>
+        <w:t xml:space="preserve">A program továbbfejlesztéséhez mindenképpen Windows operációs rendszerű eszköz szükséges, valamint ajánlott a Visual Studio 2022. A program solution fájlja a </w:t>
       </w:r>
       <w:r>
         <w:lastRenderedPageBreak/>
-        <w:t>„</w:t>
-      </w:r>
-      <w:proofErr w:type="spellStart"/>
-      <w:r>
-        <w:t>UniversalForm</w:t>
-      </w:r>
-      <w:proofErr w:type="spellEnd"/>
-      <w:r>
-        <w:t>/</w:t>
-      </w:r>
-      <w:proofErr w:type="spellStart"/>
-      <w:r>
-        <w:t>Developer</w:t>
-      </w:r>
-      <w:proofErr w:type="spellEnd"/>
-      <w:r>
-        <w:t>/UniversalForms.sln” elérési úton található a tömörített mappában.</w:t>
+        <w:t>„UniversalForm/Developer/UniversalForms.sln” elérési úton található a tömörített mappában.</w:t>
       </w:r>
     </w:p>
     <w:p>
@@ -7293,23 +5278,7 @@
         <w:t xml:space="preserve"> áll: a szerverből és a kliensből</w:t>
       </w:r>
       <w:r>
-        <w:t xml:space="preserve">, illetve a harmadik </w:t>
-      </w:r>
-      <w:proofErr w:type="spellStart"/>
-      <w:r>
-        <w:t>Utils</w:t>
-      </w:r>
-      <w:proofErr w:type="spellEnd"/>
-      <w:r>
-        <w:t xml:space="preserve"> csomagból, ami a közös eszközöket tartalmazza. A két fő csomag további három részre osztható: </w:t>
-      </w:r>
-      <w:proofErr w:type="spellStart"/>
-      <w:r>
-        <w:t>perzisztencia</w:t>
-      </w:r>
-      <w:proofErr w:type="spellEnd"/>
-      <w:r>
-        <w:t>, modell és nézet. Ezek az alábbi feladatokat látják el:</w:t>
+        <w:t>, illetve a harmadik Utils csomagból, ami a közös eszközöket tartalmazza. A két fő csomag további három részre osztható: perzisztencia, modell és nézet. Ezek az alábbi feladatokat látják el:</w:t>
       </w:r>
     </w:p>
     <w:p>
@@ -7332,19 +5301,12 @@
           <w:numId w:val="18"/>
         </w:numPr>
       </w:pPr>
-      <w:proofErr w:type="spellStart"/>
-      <w:r>
-        <w:t>Perzisztencia</w:t>
-      </w:r>
-      <w:proofErr w:type="spellEnd"/>
-      <w:r>
-        <w:t xml:space="preserve">: adatok fájlrendszerbe való </w:t>
-      </w:r>
-      <w:proofErr w:type="spellStart"/>
-      <w:r>
-        <w:t>perzisztálása</w:t>
-      </w:r>
-      <w:proofErr w:type="spellEnd"/>
+      <w:r>
+        <w:t xml:space="preserve">Perzisztencia: adatok fájlrendszerbe való </w:t>
+      </w:r>
+      <w:r>
+        <w:t>mentése</w:t>
+      </w:r>
       <w:r>
         <w:t xml:space="preserve"> és onnan olvasása.</w:t>
       </w:r>
@@ -7393,19 +5355,12 @@
           <w:numId w:val="18"/>
         </w:numPr>
       </w:pPr>
-      <w:proofErr w:type="spellStart"/>
-      <w:r>
-        <w:t>Perzisztencia</w:t>
-      </w:r>
-      <w:proofErr w:type="spellEnd"/>
-      <w:r>
-        <w:t xml:space="preserve">: kommunikáció a szerverrel, adatok JSON </w:t>
-      </w:r>
-      <w:proofErr w:type="spellStart"/>
-      <w:r>
-        <w:t>parseolása</w:t>
-      </w:r>
-      <w:proofErr w:type="spellEnd"/>
+      <w:r>
+        <w:t xml:space="preserve">Perzisztencia: kommunikáció a szerverrel, adatok JSON </w:t>
+      </w:r>
+      <w:r>
+        <w:t>kód- és dekódolása</w:t>
+      </w:r>
       <w:r>
         <w:t>.</w:t>
       </w:r>
@@ -7440,9 +5395,6 @@
         <w:jc w:val="center"/>
       </w:pPr>
       <w:r>
-        <w:rPr>
-          <w:noProof/>
-        </w:rPr>
         <w:drawing>
           <wp:inline distT="0" distB="0" distL="0" distR="0" wp14:anchorId="0ECED80B" wp14:editId="1B1A7463">
             <wp:extent cx="5759450" cy="2664460"/>
@@ -7493,9 +5445,6 @@
       </w:r>
       <w:fldSimple w:instr=" SEQ ábra \* ARABIC ">
         <w:r>
-          <w:rPr>
-            <w:noProof/>
-          </w:rPr>
           <w:t>8</w:t>
         </w:r>
       </w:fldSimple>
@@ -7528,71 +5477,23 @@
         <w:fldChar w:fldCharType="separate"/>
       </w:r>
       <w:r>
-        <w:t xml:space="preserve">ábra </w:t>
-      </w:r>
-      <w:r>
-        <w:rPr>
-          <w:noProof/>
-        </w:rPr>
-        <w:t>9</w:t>
+        <w:t>ábra 9</w:t>
       </w:r>
       <w:r>
         <w:fldChar w:fldCharType="end"/>
       </w:r>
       <w:r>
-        <w:t xml:space="preserve">). A szerver oldalról egyszerű: a szerver elindítása után lehet új </w:t>
-      </w:r>
-      <w:proofErr w:type="spellStart"/>
-      <w:r>
-        <w:t>admint</w:t>
-      </w:r>
-      <w:proofErr w:type="spellEnd"/>
-      <w:r>
-        <w:t xml:space="preserve"> </w:t>
+        <w:t xml:space="preserve">). A szerver oldalról egyszerű: a szerver elindítása után lehet új admint </w:t>
       </w:r>
       <w:r>
         <w:lastRenderedPageBreak/>
-        <w:t xml:space="preserve">regisztrálni, </w:t>
-      </w:r>
-      <w:proofErr w:type="spellStart"/>
-      <w:r>
-        <w:t>admint</w:t>
-      </w:r>
-      <w:proofErr w:type="spellEnd"/>
-      <w:r>
-        <w:t xml:space="preserve"> törölni, ami előtt meg kell adni az adott </w:t>
-      </w:r>
-      <w:proofErr w:type="spellStart"/>
-      <w:r>
-        <w:t>admin</w:t>
-      </w:r>
-      <w:proofErr w:type="spellEnd"/>
-      <w:r>
-        <w:t xml:space="preserve"> jelszavát, illetve le lehet állítani a szervert. Mindezt csak a szervertulajdonos tudja végrehajtani. Kliens oldalról kissé </w:t>
-      </w:r>
-      <w:proofErr w:type="spellStart"/>
-      <w:r>
-        <w:t>szerteágazóbbak</w:t>
-      </w:r>
-      <w:proofErr w:type="spellEnd"/>
-      <w:r>
-        <w:t xml:space="preserve"> az esetek. A Kitöltő el tudja indítani a klienst, ha a szerver fut. Utána ki tud tölteni egy kérdőívet, ha azt a szervergazda már elkészítette és elmentette. Miután kitöltötte, ami kérdések kitöltését is magába vonja, elküldi az eredményt. Az </w:t>
-      </w:r>
-      <w:proofErr w:type="spellStart"/>
-      <w:r>
-        <w:t>admin</w:t>
-      </w:r>
-      <w:proofErr w:type="spellEnd"/>
-      <w:r>
-        <w:t xml:space="preserve"> a kliensen keresztül </w:t>
-      </w:r>
-      <w:proofErr w:type="spellStart"/>
-      <w:r>
-        <w:t>beképés</w:t>
-      </w:r>
-      <w:proofErr w:type="spellEnd"/>
-      <w:r>
-        <w:t xml:space="preserve"> után törölhet, szerkeszthet, vagy csinálhat kérdőíveket. Az előbbi kettő magába vonja a kérdések megadását is. Ezután ezeket elmentheti. Megtekintheti a statisztikákat is, amely a kérdőív és a statisztika lekérésével jár és csak akkor lehetséges, ha valaki már legalább egyszer kitöltötte a kérdőívet és elküldte a statisztikáit.</w:t>
+        <w:t>regisztrálni, admint törölni, ami előtt meg kell adni az adott admin jelszavát, illetve le lehet állítani a szervert. Mindezt csak a szervertulajdonos tudja végrehajtani. Kliens oldalról kissé szerteágazóbbak az esetek. A Kitöltő el tudja indítani a klienst, ha a szerver fut. Utána ki tud tölteni egy kérdőívet, ha azt a szervergazda már elkészítette és elmentette. Miután kitöltötte, ami kérdések kitöltését is magába vonja, elküldi az eredményt. Az admin a kliensen keresztül be</w:t>
+      </w:r>
+      <w:r>
+        <w:t>l</w:t>
+      </w:r>
+      <w:r>
+        <w:t>épés után törölhet, szerkeszthet, vagy csinálhat kérdőíveket. Az előbbi kettő magába vonja a kérdések megadását is. Ezután ezeket elmentheti. Megtekintheti a statisztikákat is, amely a kérdőív és a statisztika lekérésével jár és csak akkor lehetséges, ha valaki már legalább egyszer kitöltötte a kérdőívet és elküldte a statisztikáit.</w:t>
       </w:r>
     </w:p>
     <w:p>
@@ -7601,9 +5502,6 @@
         <w:jc w:val="center"/>
       </w:pPr>
       <w:r>
-        <w:rPr>
-          <w:noProof/>
-        </w:rPr>
         <w:drawing>
           <wp:inline distT="0" distB="0" distL="0" distR="0" wp14:anchorId="7951D7A3" wp14:editId="64C40C8F">
             <wp:extent cx="5759450" cy="4447540"/>
@@ -7650,9 +5548,6 @@
       </w:r>
       <w:fldSimple w:instr=" SEQ ábra \* ARABIC ">
         <w:r>
-          <w:rPr>
-            <w:noProof/>
-          </w:rPr>
           <w:t>9</w:t>
         </w:r>
       </w:fldSimple>
@@ -7676,62 +5571,26 @@
       </w:pPr>
       <w:bookmarkStart w:id="27" w:name="_Toc197004098"/>
       <w:r>
-        <w:t xml:space="preserve">Adatok </w:t>
-      </w:r>
-      <w:proofErr w:type="spellStart"/>
-      <w:r>
-        <w:t>perzisztálása</w:t>
+        <w:t>Adatok perzisztálása</w:t>
       </w:r>
       <w:bookmarkEnd w:id="27"/>
-      <w:proofErr w:type="spellEnd"/>
-    </w:p>
-    <w:p>
-      <w:r>
-        <w:t xml:space="preserve">Az adatok </w:t>
-      </w:r>
-      <w:proofErr w:type="spellStart"/>
-      <w:r>
-        <w:t>perzisztálását</w:t>
-      </w:r>
-      <w:proofErr w:type="spellEnd"/>
-      <w:r>
-        <w:t xml:space="preserve"> a fájlrendszerben a </w:t>
-      </w:r>
-      <w:proofErr w:type="spellStart"/>
-      <w:proofErr w:type="gramStart"/>
-      <w:r>
-        <w:t>UniversalForm.Server.Persistence.BinaryPersistence</w:t>
-      </w:r>
-      <w:proofErr w:type="spellEnd"/>
-      <w:proofErr w:type="gramEnd"/>
-      <w:r>
-        <w:t xml:space="preserve"> osztály hajtja végre. </w:t>
+    </w:p>
+    <w:p>
+      <w:r>
+        <w:t xml:space="preserve">Az adatok perzisztálását a fájlrendszerben a UniversalForm.Server.Persistence.BinaryPersistence osztály hajtja végre. </w:t>
       </w:r>
       <w:r>
         <w:t xml:space="preserve">A </w:t>
       </w:r>
-      <w:proofErr w:type="spellStart"/>
-      <w:r>
-        <w:t>BinaryPersistence</w:t>
-      </w:r>
-      <w:proofErr w:type="spellEnd"/>
-      <w:r>
-        <w:t xml:space="preserve"> </w:t>
+      <w:r>
+        <w:t xml:space="preserve">BinaryPersistence </w:t>
       </w:r>
       <w:r>
         <w:lastRenderedPageBreak/>
         <w:t>osztály</w:t>
       </w:r>
       <w:r>
-        <w:t xml:space="preserve"> az adatokat JSON formátumú </w:t>
-      </w:r>
-      <w:proofErr w:type="spellStart"/>
-      <w:r>
-        <w:t>stringként</w:t>
-      </w:r>
-      <w:proofErr w:type="spellEnd"/>
-      <w:r>
-        <w:t xml:space="preserve"> kapja </w:t>
+        <w:t xml:space="preserve"> az adatokat JSON formátumú stringként kapja </w:t>
       </w:r>
       <w:r>
         <w:t xml:space="preserve">meg, </w:t>
@@ -7751,11 +5610,9 @@
       <w:r>
         <w:t xml:space="preserve"> alkalom van, amikor JSON-t </w:t>
       </w:r>
-      <w:proofErr w:type="spellStart"/>
-      <w:r>
-        <w:t>parseol</w:t>
-      </w:r>
-      <w:proofErr w:type="spellEnd"/>
+      <w:r>
+        <w:t>kódol vagy dekódol</w:t>
+      </w:r>
       <w:r>
         <w:t>:</w:t>
       </w:r>
@@ -7768,45 +5625,23 @@
           <w:numId w:val="16"/>
         </w:numPr>
       </w:pPr>
-      <w:proofErr w:type="spellStart"/>
-      <w:r>
-        <w:t>User</w:t>
-      </w:r>
-      <w:proofErr w:type="spellEnd"/>
+      <w:r>
+        <w:t xml:space="preserve">User forms update: új form hozzáadása, vagy form törlése esetén az admin adatfájlját beolvassa, </w:t>
+      </w:r>
+      <w:r>
+        <w:t>dekódolja</w:t>
+      </w:r>
+      <w:r>
+        <w:t>, módosítja</w:t>
+      </w:r>
       <w:r>
         <w:t xml:space="preserve"> </w:t>
       </w:r>
-      <w:proofErr w:type="spellStart"/>
-      <w:r>
-        <w:t>forms</w:t>
-      </w:r>
-      <w:proofErr w:type="spellEnd"/>
-      <w:r>
-        <w:t xml:space="preserve"> update: új </w:t>
-      </w:r>
-      <w:proofErr w:type="spellStart"/>
-      <w:r>
-        <w:t>form</w:t>
-      </w:r>
-      <w:proofErr w:type="spellEnd"/>
-      <w:r>
-        <w:t xml:space="preserve"> hozzáadása, vagy </w:t>
-      </w:r>
-      <w:proofErr w:type="spellStart"/>
-      <w:r>
-        <w:t>form</w:t>
-      </w:r>
-      <w:proofErr w:type="spellEnd"/>
-      <w:r>
-        <w:t xml:space="preserve"> törlése esetén az </w:t>
-      </w:r>
-      <w:proofErr w:type="spellStart"/>
-      <w:r>
-        <w:t>admin</w:t>
-      </w:r>
-      <w:proofErr w:type="spellEnd"/>
-      <w:r>
-        <w:t xml:space="preserve"> adatfájlját beolvassa, feldolgozza, módosítja és visszaírja</w:t>
+      <w:r>
+        <w:t>és visszaírja</w:t>
+      </w:r>
+      <w:r>
+        <w:t>.</w:t>
       </w:r>
     </w:p>
     <w:p>
@@ -7817,21 +5652,14 @@
           <w:numId w:val="16"/>
         </w:numPr>
       </w:pPr>
-      <w:proofErr w:type="spellStart"/>
-      <w:r>
-        <w:t>Get</w:t>
-      </w:r>
-      <w:proofErr w:type="spellEnd"/>
-      <w:r>
-        <w:t xml:space="preserve"> </w:t>
-      </w:r>
-      <w:proofErr w:type="spellStart"/>
-      <w:r>
-        <w:t>statistics</w:t>
-      </w:r>
-      <w:proofErr w:type="spellEnd"/>
-      <w:r>
-        <w:t xml:space="preserve">: a statisztikák egyesével binárisan vannak írva (lásd: </w:t>
+      <w:r>
+        <w:t xml:space="preserve">Get statistics: a statisztikák egyesével binárisan vannak </w:t>
+      </w:r>
+      <w:r>
+        <w:t>rögzítve</w:t>
+      </w:r>
+      <w:r>
+        <w:t xml:space="preserve"> (lásd: </w:t>
       </w:r>
       <w:r>
         <w:fldChar w:fldCharType="begin"/>
@@ -7849,21 +5677,11 @@
         <w:fldChar w:fldCharType="end"/>
       </w:r>
       <w:r>
-        <w:t xml:space="preserve">), amiket egyesével kiolvas és </w:t>
-      </w:r>
-      <w:proofErr w:type="spellStart"/>
-      <w:r>
-        <w:t>string</w:t>
-      </w:r>
-      <w:proofErr w:type="spellEnd"/>
-      <w:r>
-        <w:t xml:space="preserve"> listaként </w:t>
-      </w:r>
-      <w:proofErr w:type="spellStart"/>
-      <w:r>
-        <w:t>parseolja</w:t>
-      </w:r>
-      <w:proofErr w:type="spellEnd"/>
+        <w:t xml:space="preserve">), amiket egyesével kiolvas és string listaként </w:t>
+      </w:r>
+      <w:r>
+        <w:t>kódolja</w:t>
+      </w:r>
       <w:r>
         <w:t xml:space="preserve"> JSON formátumba.</w:t>
       </w:r>
@@ -7885,15 +5703,7 @@
     </w:p>
     <w:p>
       <w:r>
-        <w:t xml:space="preserve">Három fájltípussal dolgozik a </w:t>
-      </w:r>
-      <w:proofErr w:type="spellStart"/>
-      <w:r>
-        <w:t>BinaryPersistence</w:t>
-      </w:r>
-      <w:proofErr w:type="spellEnd"/>
-      <w:r>
-        <w:t>:</w:t>
+        <w:t>Három fájltípussal dolgozik a BinaryPersistence:</w:t>
       </w:r>
     </w:p>
     <w:p>
@@ -7904,45 +5714,14 @@
           <w:numId w:val="17"/>
         </w:numPr>
       </w:pPr>
-      <w:proofErr w:type="spellStart"/>
-      <w:r>
-        <w:t>Universal</w:t>
-      </w:r>
-      <w:proofErr w:type="spellEnd"/>
-      <w:r>
-        <w:t xml:space="preserve"> </w:t>
-      </w:r>
-      <w:proofErr w:type="spellStart"/>
-      <w:r>
-        <w:t>Form</w:t>
-      </w:r>
-      <w:proofErr w:type="spellEnd"/>
-      <w:r>
-        <w:t xml:space="preserve"> </w:t>
-      </w:r>
-      <w:proofErr w:type="spellStart"/>
-      <w:r>
-        <w:t>Form</w:t>
-      </w:r>
-      <w:proofErr w:type="spellEnd"/>
-      <w:r>
-        <w:t xml:space="preserve"> (.</w:t>
-      </w:r>
-      <w:proofErr w:type="spellStart"/>
-      <w:r>
-        <w:t>uff</w:t>
-      </w:r>
-      <w:proofErr w:type="spellEnd"/>
-      <w:r>
-        <w:t xml:space="preserve">). egy </w:t>
-      </w:r>
-      <w:proofErr w:type="spellStart"/>
-      <w:r>
-        <w:t>Form</w:t>
-      </w:r>
-      <w:proofErr w:type="spellEnd"/>
-      <w:r>
-        <w:t xml:space="preserve"> osztály JSON reprezentációját tartalmazza statisztikák nélkül.</w:t>
+      <w:r>
+        <w:t>Universal Form Form (.uff)</w:t>
+      </w:r>
+      <w:r>
+        <w:t>:</w:t>
+      </w:r>
+      <w:r>
+        <w:t xml:space="preserve"> egy Form osztály JSON reprezentációját tartalmazza statisztikák nélkül.</w:t>
       </w:r>
     </w:p>
     <w:p>
@@ -7953,88 +5732,11 @@
           <w:numId w:val="17"/>
         </w:numPr>
       </w:pPr>
-      <w:proofErr w:type="spellStart"/>
-      <w:r>
-        <w:t>Universal</w:t>
-      </w:r>
-      <w:proofErr w:type="spellEnd"/>
-      <w:r>
-        <w:t xml:space="preserve"> </w:t>
-      </w:r>
-      <w:proofErr w:type="spellStart"/>
-      <w:r>
-        <w:t>Form</w:t>
-      </w:r>
-      <w:proofErr w:type="spellEnd"/>
-      <w:r>
-        <w:t xml:space="preserve"> </w:t>
-      </w:r>
-      <w:proofErr w:type="spellStart"/>
-      <w:r>
-        <w:t>User</w:t>
-      </w:r>
-      <w:proofErr w:type="spellEnd"/>
-      <w:r>
-        <w:t xml:space="preserve"> (.</w:t>
-      </w:r>
-      <w:proofErr w:type="spellStart"/>
-      <w:r>
-        <w:t>ufu</w:t>
-      </w:r>
-      <w:proofErr w:type="spellEnd"/>
-      <w:r>
-        <w:t>)</w:t>
-      </w:r>
-      <w:r>
-        <w:t xml:space="preserve">: egy </w:t>
-      </w:r>
-      <w:proofErr w:type="spellStart"/>
-      <w:r>
-        <w:rPr>
-          <w:lang w:val="en-US"/>
-        </w:rPr>
-        <w:t>BinaryPersistence</w:t>
-      </w:r>
-      <w:r>
-        <w:rPr>
-          <w:lang w:val="en-US"/>
-        </w:rPr>
-        <w:t>.User</w:t>
-      </w:r>
-      <w:proofErr w:type="spellEnd"/>
-      <w:r>
-        <w:rPr>
-          <w:lang w:val="en-US"/>
-        </w:rPr>
-        <w:t xml:space="preserve"> struct JSON </w:t>
-      </w:r>
-      <w:proofErr w:type="spellStart"/>
-      <w:r>
-        <w:rPr>
-          <w:lang w:val="en-US"/>
-        </w:rPr>
-        <w:t>reprezentációját</w:t>
-      </w:r>
-      <w:proofErr w:type="spellEnd"/>
-      <w:r>
-        <w:rPr>
-          <w:lang w:val="en-US"/>
-        </w:rPr>
-        <w:t xml:space="preserve"> </w:t>
-      </w:r>
-      <w:proofErr w:type="spellStart"/>
-      <w:r>
-        <w:rPr>
-          <w:lang w:val="en-US"/>
-        </w:rPr>
-        <w:t>tartalmazza</w:t>
-      </w:r>
-      <w:proofErr w:type="spellEnd"/>
-      <w:r>
-        <w:rPr>
-          <w:lang w:val="en-US"/>
-        </w:rPr>
-        <w:t>.</w:t>
+      <w:r>
+        <w:t>Universal Form User (.ufu)</w:t>
+      </w:r>
+      <w:r>
+        <w:t>: egy BinaryPersistence.User struct JSON reprezentációját tartalmazza.</w:t>
       </w:r>
     </w:p>
     <w:p>
@@ -8046,27 +5748,7 @@
         </w:numPr>
       </w:pPr>
       <w:r>
-        <w:rPr>
-          <w:lang w:val="en-US"/>
-        </w:rPr>
-        <w:t>Universal Form Statistics (.</w:t>
-      </w:r>
-      <w:proofErr w:type="spellStart"/>
-      <w:r>
-        <w:rPr>
-          <w:lang w:val="en-US"/>
-        </w:rPr>
-        <w:t>ufs</w:t>
-      </w:r>
-      <w:proofErr w:type="spellEnd"/>
-      <w:r>
-        <w:rPr>
-          <w:lang w:val="en-US"/>
-        </w:rPr>
-        <w:t xml:space="preserve">): Egy </w:t>
-      </w:r>
-      <w:r>
-        <w:t>kérdőív kitöltéseinek JSON reprezentációit tartalmazza egymás után binárisan írva.</w:t>
+        <w:t>Universal Form Statistics (.ufs): Egy kérdőív kitöltéseinek JSON reprezentációit tartalmazza egymás után binárisan írva.</w:t>
       </w:r>
     </w:p>
     <w:p>
@@ -8083,9 +5765,6 @@
       <w:pPr>
         <w:keepNext/>
         <w:ind w:left="360"/>
-        <w:rPr>
-          <w:noProof/>
-        </w:rPr>
       </w:pPr>
       <w:r>
         <w:t xml:space="preserve">A szerver – kliens kommunikáció </w:t>
@@ -8094,110 +5773,14 @@
         <w:t>TCP alapján kommunikáló</w:t>
       </w:r>
       <w:r>
-        <w:t xml:space="preserve"> </w:t>
-      </w:r>
-      <w:proofErr w:type="spellStart"/>
-      <w:r>
-        <w:t>socketek</w:t>
-      </w:r>
-      <w:proofErr w:type="spellEnd"/>
-      <w:r>
-        <w:t xml:space="preserve"> segítségével történik, amiken keresztül a kliens </w:t>
-      </w:r>
-      <w:proofErr w:type="spellStart"/>
-      <w:proofErr w:type="gramStart"/>
-      <w:r>
-        <w:t>UniversalForm.Utils.JsonParser.Request</w:t>
-      </w:r>
-      <w:proofErr w:type="spellEnd"/>
-      <w:proofErr w:type="gramEnd"/>
-      <w:r>
-        <w:t xml:space="preserve"> </w:t>
-      </w:r>
-      <w:proofErr w:type="spellStart"/>
-      <w:r>
-        <w:t>structokat</w:t>
-      </w:r>
-      <w:proofErr w:type="spellEnd"/>
-      <w:r>
-        <w:t xml:space="preserve"> küld JSON formátumban, melyeket a szerver </w:t>
-      </w:r>
-      <w:proofErr w:type="spellStart"/>
-      <w:r>
-        <w:t>dekóddol</w:t>
-      </w:r>
-      <w:proofErr w:type="spellEnd"/>
-      <w:r>
-        <w:t xml:space="preserve">, feldolgoz és egy </w:t>
-      </w:r>
-      <w:proofErr w:type="spellStart"/>
-      <w:proofErr w:type="gramStart"/>
-      <w:r>
-        <w:t>UniversalForm.Utils.JsonParser.Response</w:t>
-      </w:r>
-      <w:proofErr w:type="spellEnd"/>
-      <w:proofErr w:type="gramEnd"/>
-      <w:r>
-        <w:t xml:space="preserve"> </w:t>
-      </w:r>
-      <w:proofErr w:type="spellStart"/>
-      <w:r>
-        <w:t>structal</w:t>
-      </w:r>
-      <w:proofErr w:type="spellEnd"/>
-      <w:r>
-        <w:t xml:space="preserve"> válaszol JSON formátumban.</w:t>
+        <w:t xml:space="preserve"> socketek segítségével történik, amiken keresztül a kliens UniversalForm.Utils.JsonParser.Request structokat küld JSON formátumban, melyeket a szerver dekóddol, feldolgoz és egy UniversalForm.Utils.JsonParser.Response structal válaszol JSON formátumban.</w:t>
       </w:r>
       <w:r>
         <w:t xml:space="preserve"> A kliens </w:t>
       </w:r>
       <w:r>
         <w:lastRenderedPageBreak/>
-        <w:t xml:space="preserve">oldaláról ezt a </w:t>
-      </w:r>
-      <w:proofErr w:type="spellStart"/>
-      <w:proofErr w:type="gramStart"/>
-      <w:r>
-        <w:t>UniversalForm.Client.ClientJsonPersistence</w:t>
-      </w:r>
-      <w:proofErr w:type="spellEnd"/>
-      <w:proofErr w:type="gramEnd"/>
-      <w:r>
-        <w:t xml:space="preserve"> </w:t>
-      </w:r>
-      <w:proofErr w:type="spellStart"/>
-      <w:r>
-        <w:t>perzisztenciaosztály</w:t>
-      </w:r>
-      <w:proofErr w:type="spellEnd"/>
-      <w:r>
-        <w:t xml:space="preserve"> végzi, míg a szerver </w:t>
-      </w:r>
-      <w:proofErr w:type="spellStart"/>
-      <w:r>
-        <w:t>oldalró</w:t>
-      </w:r>
-      <w:proofErr w:type="spellEnd"/>
-      <w:r>
-        <w:t xml:space="preserve"> maga a szerver </w:t>
-      </w:r>
-      <w:proofErr w:type="spellStart"/>
-      <w:r>
-        <w:t>model</w:t>
-      </w:r>
-      <w:proofErr w:type="spellEnd"/>
-      <w:r>
-        <w:t xml:space="preserve"> (</w:t>
-      </w:r>
-      <w:proofErr w:type="spellStart"/>
-      <w:proofErr w:type="gramStart"/>
-      <w:r>
-        <w:t>UniversalForm.Model.Server</w:t>
-      </w:r>
-      <w:proofErr w:type="spellEnd"/>
-      <w:proofErr w:type="gramEnd"/>
-      <w:r>
-        <w:t>).</w:t>
+        <w:t>oldaláról ezt a UniversalForm.Client.ClientJsonPersistence perzisztenciaosztály végzi, míg a szerver oldalró maga a szerver model (UniversalForm.Model.Server).</w:t>
       </w:r>
     </w:p>
     <w:p>
@@ -8207,9 +5790,6 @@
         <w:jc w:val="center"/>
       </w:pPr>
       <w:r>
-        <w:rPr>
-          <w:noProof/>
-        </w:rPr>
         <w:drawing>
           <wp:inline distT="0" distB="0" distL="0" distR="0" wp14:anchorId="742DB70D" wp14:editId="18D462D7">
             <wp:extent cx="5753100" cy="3162300"/>
@@ -8269,38 +5849,11 @@
       </w:r>
       <w:fldSimple w:instr=" SEQ ábra \* ARABIC ">
         <w:r>
-          <w:rPr>
-            <w:noProof/>
-          </w:rPr>
           <w:t>10</w:t>
         </w:r>
       </w:fldSimple>
       <w:r>
-        <w:t xml:space="preserve"> - </w:t>
-      </w:r>
-      <w:proofErr w:type="spellStart"/>
-      <w:r>
-        <w:t>Request</w:t>
-      </w:r>
-      <w:proofErr w:type="spellEnd"/>
-      <w:r>
-        <w:t xml:space="preserve"> és </w:t>
-      </w:r>
-      <w:proofErr w:type="spellStart"/>
-      <w:r>
-        <w:t>Response</w:t>
-      </w:r>
-      <w:proofErr w:type="spellEnd"/>
-      <w:r>
-        <w:t xml:space="preserve"> </w:t>
-      </w:r>
-      <w:proofErr w:type="spellStart"/>
-      <w:r>
-        <w:t>structok</w:t>
-      </w:r>
-      <w:proofErr w:type="spellEnd"/>
-      <w:r>
-        <w:t xml:space="preserve"> forráskódja</w:t>
+        <w:t xml:space="preserve"> - Request és Response structok forráskódja</w:t>
       </w:r>
     </w:p>
     <w:p>
@@ -8308,51 +5861,14 @@
         <w:pStyle w:val="Heading3"/>
       </w:pPr>
       <w:bookmarkStart w:id="30" w:name="_Toc197004100"/>
-      <w:proofErr w:type="spellStart"/>
-      <w:r>
-        <w:t>WinForms</w:t>
-      </w:r>
-      <w:proofErr w:type="spellEnd"/>
-      <w:r>
-        <w:t xml:space="preserve"> applikáció</w:t>
+      <w:r>
+        <w:t>WinForms applikáció</w:t>
       </w:r>
       <w:bookmarkEnd w:id="30"/>
     </w:p>
     <w:p>
       <w:r>
-        <w:t xml:space="preserve">A kliens nézetét kilenc </w:t>
-      </w:r>
-      <w:proofErr w:type="spellStart"/>
-      <w:r>
-        <w:t>WinForms</w:t>
-      </w:r>
-      <w:proofErr w:type="spellEnd"/>
-      <w:r>
-        <w:t xml:space="preserve"> </w:t>
-      </w:r>
-      <w:proofErr w:type="spellStart"/>
-      <w:r>
-        <w:t>Form</w:t>
-      </w:r>
-      <w:proofErr w:type="spellEnd"/>
-      <w:r>
-        <w:t xml:space="preserve"> alkotja, illetve három </w:t>
-      </w:r>
-      <w:proofErr w:type="spellStart"/>
-      <w:r>
-        <w:t>UserControl</w:t>
-      </w:r>
-      <w:proofErr w:type="spellEnd"/>
-      <w:r>
-        <w:t xml:space="preserve">. Mindegyik </w:t>
-      </w:r>
-      <w:proofErr w:type="spellStart"/>
-      <w:r>
-        <w:t>Form</w:t>
-      </w:r>
-      <w:proofErr w:type="spellEnd"/>
-      <w:r>
-        <w:t xml:space="preserve"> ugyanazzal a modellel dolgozik, ablakváltáskor átadják az új aktív ablaknak.</w:t>
+        <w:t>A kliens nézetét kilenc WinForms Form alkotja, illetve három UserControl. Mindegyik Form ugyanazzal a modellel dolgozik, ablakváltáskor átadják az új aktív ablaknak.</w:t>
       </w:r>
     </w:p>
     <w:p>
@@ -8363,21 +5879,8 @@
           <w:numId w:val="19"/>
         </w:numPr>
       </w:pPr>
-      <w:proofErr w:type="spellStart"/>
-      <w:r>
-        <w:t>Menu</w:t>
-      </w:r>
-      <w:proofErr w:type="spellEnd"/>
-      <w:r>
-        <w:t xml:space="preserve">: az elsőként megjelenő ablak, lehetőséget ad egy kérdőív kitöltésére, vagy </w:t>
-      </w:r>
-      <w:proofErr w:type="spellStart"/>
-      <w:r>
-        <w:t>adminként</w:t>
-      </w:r>
-      <w:proofErr w:type="spellEnd"/>
-      <w:r>
-        <w:t xml:space="preserve"> való belépésre.</w:t>
+      <w:r>
+        <w:t>Menu: az elsőként megjelenő ablak, lehetőséget ad egy kérdőív kitöltésére, vagy adminként való belépésre.</w:t>
       </w:r>
     </w:p>
     <w:p>
@@ -8388,13 +5891,8 @@
           <w:numId w:val="19"/>
         </w:numPr>
       </w:pPr>
-      <w:proofErr w:type="spellStart"/>
-      <w:r>
-        <w:t>UserName</w:t>
-      </w:r>
-      <w:proofErr w:type="spellEnd"/>
-      <w:r>
-        <w:t>: a nem anonim kérdőívek esetében ez az ablak nyílik meg a kérdőív elkezdése előtt, hogy elkérje a felhasználó azonosítóját.</w:t>
+      <w:r>
+        <w:t>UserName: a nem anonim kérdőívek esetében ez az ablak nyílik meg a kérdőív elkezdése előtt, hogy elkérje a felhasználó azonosítóját.</w:t>
       </w:r>
     </w:p>
     <w:p>
@@ -8405,13 +5903,8 @@
           <w:numId w:val="19"/>
         </w:numPr>
       </w:pPr>
-      <w:proofErr w:type="spellStart"/>
-      <w:r>
-        <w:t>FillForm</w:t>
-      </w:r>
-      <w:proofErr w:type="spellEnd"/>
-      <w:r>
-        <w:t>: egy kérdőív kitöltéséért felelős ablak, kitöltés közben továbbítja a mérendő statisztikákat a modellnek</w:t>
+      <w:r>
+        <w:t>FillForm: egy kérdőív kitöltéséért felelős ablak, kitöltés közben továbbítja a mérendő statisztikákat a modellnek</w:t>
       </w:r>
     </w:p>
     <w:p>
@@ -8423,15 +5916,7 @@
         </w:numPr>
       </w:pPr>
       <w:r>
-        <w:t xml:space="preserve">Login: </w:t>
-      </w:r>
-      <w:proofErr w:type="spellStart"/>
-      <w:r>
-        <w:t>admin</w:t>
-      </w:r>
-      <w:proofErr w:type="spellEnd"/>
-      <w:r>
-        <w:t xml:space="preserve"> bejelentkezésért felelős ablak.</w:t>
+        <w:t>Login: admin bejelentkezésért felelős ablak.</w:t>
       </w:r>
     </w:p>
     <w:p>
@@ -8442,21 +5927,8 @@
           <w:numId w:val="19"/>
         </w:numPr>
       </w:pPr>
-      <w:proofErr w:type="spellStart"/>
-      <w:r>
-        <w:t>Admin</w:t>
-      </w:r>
-      <w:proofErr w:type="spellEnd"/>
-      <w:r>
-        <w:t xml:space="preserve">: </w:t>
-      </w:r>
-      <w:proofErr w:type="spellStart"/>
-      <w:r>
-        <w:t>adminként</w:t>
-      </w:r>
-      <w:proofErr w:type="spellEnd"/>
-      <w:r>
-        <w:t xml:space="preserve"> a fő menü, lehetőséget ad a kérdőívek szerkesztésére, törlésére, létrehozására és a statisztikák megnézésére.</w:t>
+      <w:r>
+        <w:t>Admin: adminként a fő menü, lehetőséget ad a kérdőívek szerkesztésére, törlésére, létrehozására és a statisztikák megnézésére.</w:t>
       </w:r>
     </w:p>
     <w:p>
@@ -8467,13 +5939,8 @@
           <w:numId w:val="19"/>
         </w:numPr>
       </w:pPr>
-      <w:proofErr w:type="spellStart"/>
-      <w:r>
-        <w:t>FormName</w:t>
-      </w:r>
-      <w:proofErr w:type="spellEnd"/>
-      <w:r>
-        <w:t>: új kérdőív készítése esetén ez az ablak kér el a felhasználótól az új kérdőív azonosítóját.</w:t>
+      <w:r>
+        <w:t>FormName: új kérdőív készítése esetén ez az ablak kér el a felhasználótól az új kérdőív azonosítóját.</w:t>
       </w:r>
     </w:p>
     <w:p>
@@ -8484,13 +5951,8 @@
           <w:numId w:val="19"/>
         </w:numPr>
       </w:pPr>
-      <w:proofErr w:type="spellStart"/>
-      <w:r>
-        <w:t>FormCreator</w:t>
-      </w:r>
-      <w:proofErr w:type="spellEnd"/>
-      <w:r>
-        <w:t>: új kérdőív létrehozásáért felelős ablak.</w:t>
+      <w:r>
+        <w:t>FormCreator: új kérdőív létrehozásáért felelős ablak.</w:t>
       </w:r>
     </w:p>
     <w:p>
@@ -8501,22 +5963,9 @@
           <w:numId w:val="19"/>
         </w:numPr>
       </w:pPr>
-      <w:proofErr w:type="spellStart"/>
       <w:r>
         <w:lastRenderedPageBreak/>
-        <w:t>FormStatistics</w:t>
-      </w:r>
-      <w:proofErr w:type="spellEnd"/>
-      <w:r>
-        <w:t xml:space="preserve">: egy kérdőív statisztikáit megjelenítő ablak, több </w:t>
-      </w:r>
-      <w:proofErr w:type="spellStart"/>
-      <w:r>
-        <w:t>UserControl</w:t>
-      </w:r>
-      <w:proofErr w:type="spellEnd"/>
-      <w:r>
-        <w:t xml:space="preserve"> segítségével működik.</w:t>
+        <w:t>FormStatistics: egy kérdőív statisztikáit megjelenítő ablak, több UserControl segítségével működik.</w:t>
       </w:r>
     </w:p>
     <w:p>
@@ -8527,13 +5976,8 @@
           <w:numId w:val="19"/>
         </w:numPr>
       </w:pPr>
-      <w:proofErr w:type="spellStart"/>
-      <w:r>
-        <w:t>OverviewStatisticsPage</w:t>
-      </w:r>
-      <w:proofErr w:type="spellEnd"/>
-      <w:r>
-        <w:t>: a kérdőív összesített statisztikáit jeleníti meg.</w:t>
+      <w:r>
+        <w:t>OverviewStatisticsPage: a kérdőív összesített statisztikáit jeleníti meg.</w:t>
       </w:r>
     </w:p>
     <w:p>
@@ -8544,13 +5988,8 @@
           <w:numId w:val="19"/>
         </w:numPr>
       </w:pPr>
-      <w:proofErr w:type="spellStart"/>
-      <w:r>
-        <w:t>QuestionStatisticsPage</w:t>
-      </w:r>
-      <w:proofErr w:type="spellEnd"/>
-      <w:r>
-        <w:t>: egy kérdés statisztikáit jeleníti meg.</w:t>
+      <w:r>
+        <w:t>QuestionStatisticsPage: egy kérdés statisztikáit jeleníti meg.</w:t>
       </w:r>
     </w:p>
     <w:p>
@@ -8561,13 +6000,8 @@
           <w:numId w:val="19"/>
         </w:numPr>
       </w:pPr>
-      <w:proofErr w:type="spellStart"/>
-      <w:r>
-        <w:t>UserStatisticsPage</w:t>
-      </w:r>
-      <w:proofErr w:type="spellEnd"/>
-      <w:r>
-        <w:t>: egy kitöltő statisztikáit jeleníti meg.</w:t>
+      <w:r>
+        <w:t>UserStatisticsPage: egy kitöltő statisztikáit jeleníti meg.</w:t>
       </w:r>
     </w:p>
     <w:p>
@@ -8578,21 +6012,8 @@
           <w:numId w:val="19"/>
         </w:numPr>
       </w:pPr>
-      <w:proofErr w:type="spellStart"/>
-      <w:r>
-        <w:t>ConnectionLost</w:t>
-      </w:r>
-      <w:proofErr w:type="spellEnd"/>
-      <w:r>
-        <w:t xml:space="preserve">: a szerverrel való kapcsolat megszakadásakor jelenik meg, hogy értesítse a felhasználót a hibáról és lehetőséget adjon az </w:t>
-      </w:r>
-      <w:proofErr w:type="spellStart"/>
-      <w:r>
-        <w:t>újracsatlakozás</w:t>
-      </w:r>
-      <w:proofErr w:type="spellEnd"/>
-      <w:r>
-        <w:t xml:space="preserve"> megpróbálására.</w:t>
+      <w:r>
+        <w:t>ConnectionLost: a szerverrel való kapcsolat megszakadásakor jelenik meg, hogy értesítse a felhasználót a hibáról és lehetőséget adjon az újracsatlakozás megpróbálására.</w:t>
       </w:r>
     </w:p>
     <w:p>
@@ -8606,9 +6027,6 @@
         <w:jc w:val="center"/>
       </w:pPr>
       <w:r>
-        <w:rPr>
-          <w:noProof/>
-        </w:rPr>
         <w:drawing>
           <wp:inline distT="0" distB="0" distL="0" distR="0" wp14:anchorId="1D20D937" wp14:editId="26193E97">
             <wp:extent cx="5759450" cy="4441825"/>
@@ -8655,17 +6073,11 @@
       </w:r>
       <w:fldSimple w:instr=" SEQ ábra \* ARABIC ">
         <w:r>
-          <w:rPr>
-            <w:noProof/>
-          </w:rPr>
           <w:t>11</w:t>
         </w:r>
       </w:fldSimple>
       <w:r>
-        <w:t xml:space="preserve"> - </w:t>
-      </w:r>
-      <w:r>
-        <w:t>Ablakok hívási rendje</w:t>
+        <w:t xml:space="preserve"> - Ablakok hívási rendje</w:t>
       </w:r>
     </w:p>
     <w:p>
@@ -8683,34 +6095,10 @@
     </w:p>
     <w:p>
       <w:r>
-        <w:t xml:space="preserve">Az üzleti logikát két fő komponens irányítja: kérdőív szerkesztéskor, kitöltéskor, illetve a </w:t>
-      </w:r>
-      <w:proofErr w:type="spellStart"/>
-      <w:r>
-        <w:t>perzisztencián</w:t>
-      </w:r>
-      <w:proofErr w:type="spellEnd"/>
-      <w:r>
-        <w:t xml:space="preserve"> keresztül a szerverrel </w:t>
-      </w:r>
-      <w:r>
-        <w:t xml:space="preserve">való kommunikációért a </w:t>
-      </w:r>
-      <w:proofErr w:type="spellStart"/>
-      <w:r>
-        <w:t>FormModel</w:t>
-      </w:r>
-      <w:proofErr w:type="spellEnd"/>
-      <w:r>
-        <w:t xml:space="preserve">; míg a statisztikák kiszámításáért a </w:t>
-      </w:r>
-      <w:proofErr w:type="spellStart"/>
-      <w:r>
-        <w:t>StatisticsModel</w:t>
-      </w:r>
-      <w:proofErr w:type="spellEnd"/>
-      <w:r>
-        <w:t xml:space="preserve"> felelős.</w:t>
+        <w:t xml:space="preserve">Az üzleti logikát két fő komponens irányítja: kérdőív szerkesztéskor, kitöltéskor, illetve a perzisztencián keresztül a szerverrel </w:t>
+      </w:r>
+      <w:r>
+        <w:t>való kommunikációért a FormModel; míg a statisztikák kiszámításáért a StatisticsModel felelős.</w:t>
       </w:r>
     </w:p>
     <w:p>
@@ -8765,28 +6153,12 @@
       </w:r>
       <w:fldSimple w:instr=" SEQ ábra \* ARABIC ">
         <w:r>
-          <w:rPr>
-            <w:noProof/>
-          </w:rPr>
           <w:t>12</w:t>
         </w:r>
       </w:fldSimple>
       <w:r>
-        <w:t xml:space="preserve"> - Kliens </w:t>
-      </w:r>
-      <w:proofErr w:type="spellStart"/>
-      <w:r>
-        <w:t>Perzisztencia</w:t>
-      </w:r>
-      <w:proofErr w:type="spellEnd"/>
-      <w:r>
-        <w:t xml:space="preserve"> és </w:t>
-      </w:r>
-      <w:proofErr w:type="spellStart"/>
-      <w:r>
-        <w:t>Model</w:t>
-      </w:r>
-      <w:proofErr w:type="spellEnd"/>
+        <w:t xml:space="preserve"> - Kliens Perzisztencia és Model</w:t>
+      </w:r>
     </w:p>
     <w:p>
       <w:pPr>
@@ -8936,11 +6308,9 @@
             <w:tcW w:w="3020" w:type="dxa"/>
           </w:tcPr>
           <w:p>
-            <w:proofErr w:type="spellStart"/>
             <w:r>
               <w:t>Menu</w:t>
             </w:r>
-            <w:proofErr w:type="spellEnd"/>
           </w:p>
         </w:tc>
         <w:tc>
@@ -8949,15 +6319,7 @@
           </w:tcPr>
           <w:p>
             <w:r>
-              <w:t xml:space="preserve">Kérdőív kitöltése, </w:t>
-            </w:r>
-            <w:proofErr w:type="spellStart"/>
-            <w:r>
-              <w:t>admin</w:t>
-            </w:r>
-            <w:proofErr w:type="spellEnd"/>
-            <w:r>
-              <w:t xml:space="preserve"> belépés</w:t>
+              <w:t>Kérdőív kitöltése, admin belépés</w:t>
             </w:r>
           </w:p>
         </w:tc>
@@ -8978,11 +6340,9 @@
             <w:tcW w:w="3020" w:type="dxa"/>
           </w:tcPr>
           <w:p>
-            <w:proofErr w:type="spellStart"/>
             <w:r>
               <w:t>UserName</w:t>
             </w:r>
-            <w:proofErr w:type="spellEnd"/>
           </w:p>
         </w:tc>
         <w:tc>
@@ -8991,13 +6351,8 @@
           </w:tcPr>
           <w:p>
             <w:r>
-              <w:t xml:space="preserve">OK, </w:t>
-            </w:r>
-            <w:proofErr w:type="spellStart"/>
-            <w:r>
-              <w:t>Cancel</w:t>
-            </w:r>
-            <w:proofErr w:type="spellEnd"/>
+              <w:t>OK, Cancel</w:t>
+            </w:r>
           </w:p>
         </w:tc>
         <w:tc>
@@ -9017,19 +6372,9 @@
             <w:tcW w:w="3020" w:type="dxa"/>
           </w:tcPr>
           <w:p>
-            <w:proofErr w:type="spellStart"/>
-            <w:r>
-              <w:t>FillForm</w:t>
-            </w:r>
-            <w:proofErr w:type="spellEnd"/>
-            <w:r>
-              <w:t>/</w:t>
-            </w:r>
-            <w:proofErr w:type="spellStart"/>
-            <w:r>
-              <w:t>TitlePage</w:t>
-            </w:r>
-            <w:proofErr w:type="spellEnd"/>
+            <w:r>
+              <w:t>FillForm/TitlePage</w:t>
+            </w:r>
           </w:p>
         </w:tc>
         <w:tc>
@@ -9059,21 +6404,8 @@
             <w:tcW w:w="3020" w:type="dxa"/>
           </w:tcPr>
           <w:p>
-            <w:proofErr w:type="spellStart"/>
-            <w:r>
-              <w:t>FillForm</w:t>
-            </w:r>
-            <w:proofErr w:type="spellEnd"/>
-            <w:r>
-              <w:t>/</w:t>
-            </w:r>
-            <w:proofErr w:type="spellStart"/>
-            <w:r>
-              <w:t>Question</w:t>
-            </w:r>
-            <w:proofErr w:type="spellEnd"/>
-            <w:r>
-              <w:t xml:space="preserve"> (általános)</w:t>
+            <w:r>
+              <w:t>FillForm/Question (általános)</w:t>
             </w:r>
           </w:p>
         </w:tc>
@@ -9083,21 +6415,8 @@
           </w:tcPr>
           <w:p>
             <w:r>
-              <w:t xml:space="preserve">Back, </w:t>
-            </w:r>
-            <w:proofErr w:type="spellStart"/>
-            <w:r>
-              <w:t>Next</w:t>
-            </w:r>
-            <w:proofErr w:type="spellEnd"/>
-            <w:r>
-              <w:t xml:space="preserve">, </w:t>
-            </w:r>
-            <w:proofErr w:type="spellStart"/>
-            <w:r>
-              <w:t>Finish</w:t>
-            </w:r>
-            <w:proofErr w:type="spellEnd"/>
+              <w:t>Back, Next, Finish</w:t>
+            </w:r>
           </w:p>
         </w:tc>
         <w:tc>
@@ -9106,40 +6425,11 @@
           </w:tcPr>
           <w:p>
             <w:r>
-              <w:t xml:space="preserve">Első oldalon Back, utolsó oldalon </w:t>
-            </w:r>
-            <w:proofErr w:type="spellStart"/>
-            <w:r>
-              <w:t>Next</w:t>
-            </w:r>
-            <w:proofErr w:type="spellEnd"/>
-            <w:r>
-              <w:t xml:space="preserve">, </w:t>
-            </w:r>
-            <w:proofErr w:type="spellStart"/>
-            <w:r>
-              <w:t>Finish</w:t>
-            </w:r>
-            <w:proofErr w:type="spellEnd"/>
-            <w:r>
-              <w:t>-&gt;</w:t>
-            </w:r>
-            <w:proofErr w:type="spellStart"/>
-            <w:r>
-              <w:t>Cancel</w:t>
-            </w:r>
-            <w:proofErr w:type="spellEnd"/>
-            <w:r>
-              <w:t xml:space="preserve">, </w:t>
-            </w:r>
-            <w:proofErr w:type="spellStart"/>
+              <w:t xml:space="preserve">Első oldalon Back, utolsó oldalon Next, Finish-&gt;Cancel, </w:t>
+            </w:r>
             <w:r>
               <w:lastRenderedPageBreak/>
-              <w:t>required</w:t>
-            </w:r>
-            <w:proofErr w:type="spellEnd"/>
-            <w:r>
-              <w:t xml:space="preserve"> kérdésnél üres input</w:t>
+              <w:t>required kérdésnél üres input</w:t>
             </w:r>
           </w:p>
         </w:tc>
@@ -9150,20 +6440,10 @@
             <w:tcW w:w="3020" w:type="dxa"/>
           </w:tcPr>
           <w:p>
-            <w:proofErr w:type="spellStart"/>
             <w:r>
               <w:lastRenderedPageBreak/>
-              <w:t>FillForm</w:t>
-            </w:r>
-            <w:proofErr w:type="spellEnd"/>
-            <w:r>
-              <w:t>/</w:t>
-            </w:r>
-            <w:proofErr w:type="spellStart"/>
-            <w:r>
-              <w:t>TextArea</w:t>
-            </w:r>
-            <w:proofErr w:type="spellEnd"/>
+              <w:t>FillForm/TextArea</w:t>
+            </w:r>
           </w:p>
         </w:tc>
         <w:tc>
@@ -9193,19 +6473,9 @@
             <w:tcW w:w="3020" w:type="dxa"/>
           </w:tcPr>
           <w:p>
-            <w:proofErr w:type="spellStart"/>
-            <w:r>
-              <w:t>FillForm</w:t>
-            </w:r>
-            <w:proofErr w:type="spellEnd"/>
-            <w:r>
-              <w:t>/</w:t>
-            </w:r>
-            <w:proofErr w:type="spellStart"/>
-            <w:r>
-              <w:t>SingleSelect</w:t>
-            </w:r>
-            <w:proofErr w:type="spellEnd"/>
+            <w:r>
+              <w:t>FillForm/SingleSelect</w:t>
+            </w:r>
           </w:p>
         </w:tc>
         <w:tc>
@@ -9235,19 +6505,9 @@
             <w:tcW w:w="3020" w:type="dxa"/>
           </w:tcPr>
           <w:p>
-            <w:proofErr w:type="spellStart"/>
-            <w:r>
-              <w:t>FillForm</w:t>
-            </w:r>
-            <w:proofErr w:type="spellEnd"/>
-            <w:r>
-              <w:t>/</w:t>
-            </w:r>
-            <w:proofErr w:type="spellStart"/>
-            <w:r>
-              <w:t>MultiSelect</w:t>
-            </w:r>
-            <w:proofErr w:type="spellEnd"/>
+            <w:r>
+              <w:t>FillForm/MultiSelect</w:t>
+            </w:r>
           </w:p>
         </w:tc>
         <w:tc>
@@ -9277,19 +6537,9 @@
             <w:tcW w:w="3020" w:type="dxa"/>
           </w:tcPr>
           <w:p>
-            <w:proofErr w:type="spellStart"/>
-            <w:r>
-              <w:t>FillForm</w:t>
-            </w:r>
-            <w:proofErr w:type="spellEnd"/>
-            <w:r>
-              <w:t>/</w:t>
-            </w:r>
-            <w:proofErr w:type="spellStart"/>
-            <w:r>
-              <w:t>Date</w:t>
-            </w:r>
-            <w:proofErr w:type="spellEnd"/>
+            <w:r>
+              <w:t>FillForm/Date</w:t>
+            </w:r>
           </w:p>
         </w:tc>
         <w:tc>
@@ -9319,19 +6569,9 @@
             <w:tcW w:w="3020" w:type="dxa"/>
           </w:tcPr>
           <w:p>
-            <w:proofErr w:type="spellStart"/>
-            <w:r>
-              <w:t>FillForm</w:t>
-            </w:r>
-            <w:proofErr w:type="spellEnd"/>
-            <w:r>
-              <w:t>/</w:t>
-            </w:r>
-            <w:proofErr w:type="spellStart"/>
-            <w:r>
-              <w:t>Number</w:t>
-            </w:r>
-            <w:proofErr w:type="spellEnd"/>
+            <w:r>
+              <w:t>FillForm/Number</w:t>
+            </w:r>
           </w:p>
         </w:tc>
         <w:tc>
@@ -9372,13 +6612,8 @@
           </w:tcPr>
           <w:p>
             <w:r>
-              <w:t xml:space="preserve">OK, </w:t>
-            </w:r>
-            <w:proofErr w:type="spellStart"/>
-            <w:r>
-              <w:t>Cancel</w:t>
-            </w:r>
-            <w:proofErr w:type="spellEnd"/>
+              <w:t>OK, Cancel</w:t>
+            </w:r>
           </w:p>
         </w:tc>
         <w:tc>
@@ -9398,11 +6633,9 @@
             <w:tcW w:w="3020" w:type="dxa"/>
           </w:tcPr>
           <w:p>
-            <w:proofErr w:type="spellStart"/>
             <w:r>
               <w:t>Admin</w:t>
             </w:r>
-            <w:proofErr w:type="spellEnd"/>
           </w:p>
         </w:tc>
         <w:tc>
@@ -9411,23 +6644,7 @@
           </w:tcPr>
           <w:p>
             <w:r>
-              <w:t xml:space="preserve">Edit / </w:t>
-            </w:r>
-            <w:proofErr w:type="spellStart"/>
-            <w:r>
-              <w:t>Delete</w:t>
-            </w:r>
-            <w:proofErr w:type="spellEnd"/>
-            <w:r>
-              <w:t xml:space="preserve"> / </w:t>
-            </w:r>
-            <w:proofErr w:type="spellStart"/>
-            <w:r>
-              <w:t>Create</w:t>
-            </w:r>
-            <w:proofErr w:type="spellEnd"/>
-            <w:r>
-              <w:t xml:space="preserve"> kérdőív, Statisztika</w:t>
+              <w:t>Edit / Delete / Create kérdőív, Statisztika</w:t>
             </w:r>
           </w:p>
         </w:tc>
@@ -9454,11 +6671,9 @@
             <w:tcW w:w="3020" w:type="dxa"/>
           </w:tcPr>
           <w:p>
-            <w:proofErr w:type="spellStart"/>
             <w:r>
               <w:t>FormName</w:t>
             </w:r>
-            <w:proofErr w:type="spellEnd"/>
           </w:p>
         </w:tc>
         <w:tc>
@@ -9467,13 +6682,8 @@
           </w:tcPr>
           <w:p>
             <w:r>
-              <w:t xml:space="preserve">OK, </w:t>
-            </w:r>
-            <w:proofErr w:type="spellStart"/>
-            <w:r>
-              <w:t>Cancel</w:t>
-            </w:r>
-            <w:proofErr w:type="spellEnd"/>
+              <w:t>OK, Cancel</w:t>
+            </w:r>
           </w:p>
         </w:tc>
         <w:tc>
@@ -9493,11 +6703,9 @@
             <w:tcW w:w="3020" w:type="dxa"/>
           </w:tcPr>
           <w:p>
-            <w:proofErr w:type="spellStart"/>
             <w:r>
               <w:t>CreateForm</w:t>
             </w:r>
-            <w:proofErr w:type="spellEnd"/>
           </w:p>
         </w:tc>
         <w:tc>
@@ -9505,19 +6713,9 @@
             <w:tcW w:w="3020" w:type="dxa"/>
           </w:tcPr>
           <w:p>
-            <w:proofErr w:type="spellStart"/>
-            <w:r>
-              <w:t>Cancel</w:t>
-            </w:r>
-            <w:proofErr w:type="spellEnd"/>
-            <w:r>
-              <w:t xml:space="preserve">, </w:t>
-            </w:r>
-            <w:proofErr w:type="spellStart"/>
-            <w:r>
-              <w:t>Finish</w:t>
-            </w:r>
-            <w:proofErr w:type="spellEnd"/>
+            <w:r>
+              <w:t>Cancel, Finish</w:t>
+            </w:r>
           </w:p>
         </w:tc>
         <w:tc>
@@ -9537,19 +6735,9 @@
             <w:tcW w:w="3020" w:type="dxa"/>
           </w:tcPr>
           <w:p>
-            <w:proofErr w:type="spellStart"/>
-            <w:r>
-              <w:t>CreateForm</w:t>
-            </w:r>
-            <w:proofErr w:type="spellEnd"/>
-            <w:r>
-              <w:t>/</w:t>
-            </w:r>
-            <w:proofErr w:type="spellStart"/>
-            <w:r>
-              <w:t>TitlePage</w:t>
-            </w:r>
-            <w:proofErr w:type="spellEnd"/>
+            <w:r>
+              <w:t>CreateForm/TitlePage</w:t>
+            </w:r>
           </w:p>
         </w:tc>
         <w:tc>
@@ -9557,13 +6745,8 @@
             <w:tcW w:w="3020" w:type="dxa"/>
           </w:tcPr>
           <w:p>
-            <w:proofErr w:type="spellStart"/>
-            <w:r>
-              <w:t>Checkboxok</w:t>
-            </w:r>
-            <w:proofErr w:type="spellEnd"/>
-            <w:r>
-              <w:t>, cím, leírás változtatása, új kérdés,</w:t>
+            <w:r>
+              <w:t>Checkboxok, cím, leírás változtatása, új kérdés,</w:t>
             </w:r>
           </w:p>
           <w:p>
@@ -9580,15 +6763,7 @@
           <w:p>
             <w:r>
               <w:lastRenderedPageBreak/>
-              <w:t xml:space="preserve">Üres </w:t>
-            </w:r>
-            <w:proofErr w:type="spellStart"/>
-            <w:r>
-              <w:t>TextBoxok</w:t>
-            </w:r>
-            <w:proofErr w:type="spellEnd"/>
-            <w:r>
-              <w:t>, többsoros leírás, Back gomb használata</w:t>
+              <w:t>Üres TextBoxok, többsoros leírás, Back gomb használata</w:t>
             </w:r>
           </w:p>
         </w:tc>
@@ -9599,21 +6774,8 @@
             <w:tcW w:w="3020" w:type="dxa"/>
           </w:tcPr>
           <w:p>
-            <w:proofErr w:type="spellStart"/>
-            <w:r>
-              <w:t>CreateForm</w:t>
-            </w:r>
-            <w:proofErr w:type="spellEnd"/>
-            <w:r>
-              <w:t>/</w:t>
-            </w:r>
-            <w:proofErr w:type="spellStart"/>
-            <w:r>
-              <w:t>Question</w:t>
-            </w:r>
-            <w:proofErr w:type="spellEnd"/>
-            <w:r>
-              <w:t xml:space="preserve"> (általános)</w:t>
+            <w:r>
+              <w:t>CreateForm/Question (általános)</w:t>
             </w:r>
           </w:p>
         </w:tc>
@@ -9623,31 +6785,7 @@
           </w:tcPr>
           <w:p>
             <w:r>
-              <w:t xml:space="preserve">Back, </w:t>
-            </w:r>
-            <w:proofErr w:type="spellStart"/>
-            <w:r>
-              <w:t>Next</w:t>
-            </w:r>
-            <w:proofErr w:type="spellEnd"/>
-            <w:r>
-              <w:t xml:space="preserve">, </w:t>
-            </w:r>
-            <w:proofErr w:type="spellStart"/>
-            <w:r>
-              <w:t>Delete</w:t>
-            </w:r>
-            <w:proofErr w:type="spellEnd"/>
-            <w:r>
-              <w:t xml:space="preserve">, </w:t>
-            </w:r>
-            <w:proofErr w:type="spellStart"/>
-            <w:r>
-              <w:t>IsRequired</w:t>
-            </w:r>
-            <w:proofErr w:type="spellEnd"/>
-            <w:r>
-              <w:t>, cím, leírás</w:t>
+              <w:t>Back, Next, Delete, IsRequired, cím, leírás</w:t>
             </w:r>
           </w:p>
         </w:tc>
@@ -9656,13 +6794,8 @@
             <w:tcW w:w="3020" w:type="dxa"/>
           </w:tcPr>
           <w:p>
-            <w:proofErr w:type="spellStart"/>
-            <w:r>
-              <w:t>Next</w:t>
-            </w:r>
-            <w:proofErr w:type="spellEnd"/>
-            <w:r>
-              <w:t xml:space="preserve"> gomb használata utolsó kérdésen, üres cím / leírás, többsoros leírás</w:t>
+            <w:r>
+              <w:t>Next gomb használata utolsó kérdésen, üres cím / leírás, többsoros leírás</w:t>
             </w:r>
           </w:p>
         </w:tc>
@@ -9673,19 +6806,12 @@
             <w:tcW w:w="3020" w:type="dxa"/>
           </w:tcPr>
           <w:p>
-            <w:proofErr w:type="spellStart"/>
-            <w:r>
-              <w:t>CreateForm</w:t>
-            </w:r>
-            <w:proofErr w:type="spellEnd"/>
-            <w:r>
-              <w:t>/</w:t>
-            </w:r>
-            <w:proofErr w:type="spellStart"/>
+            <w:r>
+              <w:t>CreateForm/</w:t>
+            </w:r>
             <w:r>
               <w:t>TextArea</w:t>
             </w:r>
-            <w:proofErr w:type="spellEnd"/>
           </w:p>
         </w:tc>
         <w:tc>
@@ -9693,13 +6819,8 @@
             <w:tcW w:w="3020" w:type="dxa"/>
           </w:tcPr>
           <w:p>
-            <w:proofErr w:type="spellStart"/>
-            <w:r>
-              <w:t>Placeholder</w:t>
-            </w:r>
-            <w:proofErr w:type="spellEnd"/>
-            <w:r>
-              <w:t xml:space="preserve"> text</w:t>
+            <w:r>
+              <w:t>Placeholder text</w:t>
             </w:r>
           </w:p>
         </w:tc>
@@ -9720,22 +6841,12 @@
             <w:tcW w:w="3020" w:type="dxa"/>
           </w:tcPr>
           <w:p>
-            <w:proofErr w:type="spellStart"/>
-            <w:r>
-              <w:t>CreateForm</w:t>
-            </w:r>
-            <w:proofErr w:type="spellEnd"/>
-            <w:r>
-              <w:t>/</w:t>
-            </w:r>
-            <w:proofErr w:type="spellStart"/>
-            <w:r>
-              <w:t>Single</w:t>
+            <w:r>
+              <w:t>CreateForm/Single</w:t>
             </w:r>
             <w:r>
               <w:t>Select</w:t>
             </w:r>
-            <w:proofErr w:type="spellEnd"/>
           </w:p>
         </w:tc>
         <w:tc>
@@ -9744,61 +6855,8 @@
           </w:tcPr>
           <w:p>
             <w:r>
-              <w:t xml:space="preserve">Add </w:t>
-            </w:r>
-            <w:proofErr w:type="spellStart"/>
-            <w:r>
-              <w:t>Option</w:t>
-            </w:r>
-            <w:proofErr w:type="spellEnd"/>
-            <w:r>
-              <w:t xml:space="preserve">, </w:t>
-            </w:r>
-            <w:proofErr w:type="spellStart"/>
-            <w:r>
-              <w:t>Custom</w:t>
-            </w:r>
-            <w:proofErr w:type="spellEnd"/>
-            <w:r>
-              <w:t xml:space="preserve"> </w:t>
-            </w:r>
-            <w:proofErr w:type="spellStart"/>
-            <w:r>
-              <w:t>Option</w:t>
-            </w:r>
-            <w:proofErr w:type="spellEnd"/>
-            <w:r>
-              <w:t xml:space="preserve">, </w:t>
-            </w:r>
-            <w:proofErr w:type="spellStart"/>
-            <w:r>
-              <w:t>Option</w:t>
-            </w:r>
-            <w:proofErr w:type="spellEnd"/>
-            <w:r>
-              <w:t xml:space="preserve"> </w:t>
-            </w:r>
-            <w:proofErr w:type="spellStart"/>
-            <w:r>
-              <w:t>TextBox</w:t>
-            </w:r>
-            <w:proofErr w:type="spellEnd"/>
-            <w:r>
-              <w:t xml:space="preserve">, </w:t>
-            </w:r>
-            <w:proofErr w:type="spellStart"/>
-            <w:r>
-              <w:t>delete</w:t>
-            </w:r>
-            <w:proofErr w:type="spellEnd"/>
-            <w:r>
-              <w:t xml:space="preserve"> </w:t>
-            </w:r>
-            <w:proofErr w:type="spellStart"/>
-            <w:r>
-              <w:t>Option</w:t>
-            </w:r>
-            <w:proofErr w:type="spellEnd"/>
+              <w:t>Add Option, Custom Option, Option TextBox, delete Option</w:t>
+            </w:r>
           </w:p>
         </w:tc>
         <w:tc>
@@ -9807,15 +6865,7 @@
           </w:tcPr>
           <w:p>
             <w:r>
-              <w:t xml:space="preserve">Üres </w:t>
-            </w:r>
-            <w:proofErr w:type="spellStart"/>
-            <w:r>
-              <w:t>textbox</w:t>
-            </w:r>
-            <w:proofErr w:type="spellEnd"/>
-            <w:r>
-              <w:t>, 0 opció, sok (nem fér ki) opció, összes opció törlése</w:t>
+              <w:t>Üres textbox, 0 opció, sok (nem fér ki) opció, összes opció törlése</w:t>
             </w:r>
           </w:p>
           <w:p>
@@ -9831,19 +6881,9 @@
             <w:tcW w:w="3020" w:type="dxa"/>
           </w:tcPr>
           <w:p>
-            <w:proofErr w:type="spellStart"/>
-            <w:r>
-              <w:t>CreateForm</w:t>
-            </w:r>
-            <w:proofErr w:type="spellEnd"/>
-            <w:r>
-              <w:t>/</w:t>
-            </w:r>
-            <w:proofErr w:type="spellStart"/>
-            <w:r>
-              <w:t>MultiSelect</w:t>
-            </w:r>
-            <w:proofErr w:type="spellEnd"/>
+            <w:r>
+              <w:t>CreateForm/MultiSelect</w:t>
+            </w:r>
           </w:p>
         </w:tc>
         <w:tc>
@@ -9852,61 +6892,8 @@
           </w:tcPr>
           <w:p>
             <w:r>
-              <w:t xml:space="preserve">Add </w:t>
-            </w:r>
-            <w:proofErr w:type="spellStart"/>
-            <w:r>
-              <w:t>Option</w:t>
-            </w:r>
-            <w:proofErr w:type="spellEnd"/>
-            <w:r>
-              <w:t xml:space="preserve">, </w:t>
-            </w:r>
-            <w:proofErr w:type="spellStart"/>
-            <w:r>
-              <w:t>Custom</w:t>
-            </w:r>
-            <w:proofErr w:type="spellEnd"/>
-            <w:r>
-              <w:t xml:space="preserve"> </w:t>
-            </w:r>
-            <w:proofErr w:type="spellStart"/>
-            <w:r>
-              <w:t>Option</w:t>
-            </w:r>
-            <w:proofErr w:type="spellEnd"/>
-            <w:r>
-              <w:t xml:space="preserve">, </w:t>
-            </w:r>
-            <w:proofErr w:type="spellStart"/>
-            <w:r>
-              <w:t>Option</w:t>
-            </w:r>
-            <w:proofErr w:type="spellEnd"/>
-            <w:r>
-              <w:t xml:space="preserve"> </w:t>
-            </w:r>
-            <w:proofErr w:type="spellStart"/>
-            <w:r>
-              <w:t>TextBox</w:t>
-            </w:r>
-            <w:proofErr w:type="spellEnd"/>
-            <w:r>
-              <w:t xml:space="preserve">, </w:t>
-            </w:r>
-            <w:proofErr w:type="spellStart"/>
-            <w:r>
-              <w:t>delete</w:t>
-            </w:r>
-            <w:proofErr w:type="spellEnd"/>
-            <w:r>
-              <w:t xml:space="preserve"> </w:t>
-            </w:r>
-            <w:proofErr w:type="spellStart"/>
-            <w:r>
-              <w:t>Option</w:t>
-            </w:r>
-            <w:proofErr w:type="spellEnd"/>
+              <w:t>Add Option, Custom Option, Option TextBox, delete Option</w:t>
+            </w:r>
           </w:p>
         </w:tc>
         <w:tc>
@@ -9915,15 +6902,7 @@
           </w:tcPr>
           <w:p>
             <w:r>
-              <w:t xml:space="preserve">Üres </w:t>
-            </w:r>
-            <w:proofErr w:type="spellStart"/>
-            <w:r>
-              <w:t>textbox</w:t>
-            </w:r>
-            <w:proofErr w:type="spellEnd"/>
-            <w:r>
-              <w:t>, 0 opció, sok (nem fér ki) opció, összes opció törlése</w:t>
+              <w:t>Üres textbox, 0 opció, sok (nem fér ki) opció, összes opció törlése</w:t>
             </w:r>
           </w:p>
           <w:p>
@@ -9939,19 +6918,12 @@
             <w:tcW w:w="3020" w:type="dxa"/>
           </w:tcPr>
           <w:p>
-            <w:proofErr w:type="spellStart"/>
-            <w:r>
-              <w:t>CreateForm</w:t>
-            </w:r>
-            <w:proofErr w:type="spellEnd"/>
-            <w:r>
-              <w:t>/</w:t>
-            </w:r>
-            <w:proofErr w:type="spellStart"/>
+            <w:r>
+              <w:t>CreateForm/</w:t>
+            </w:r>
             <w:r>
               <w:t>Date</w:t>
             </w:r>
-            <w:proofErr w:type="spellEnd"/>
           </w:p>
         </w:tc>
         <w:tc>
@@ -9960,21 +6932,8 @@
           </w:tcPr>
           <w:p>
             <w:r>
-              <w:t xml:space="preserve">Min </w:t>
-            </w:r>
-            <w:proofErr w:type="spellStart"/>
-            <w:r>
-              <w:t>Date</w:t>
-            </w:r>
-            <w:proofErr w:type="spellEnd"/>
-            <w:r>
-              <w:t xml:space="preserve">, Max </w:t>
-            </w:r>
-            <w:proofErr w:type="spellStart"/>
-            <w:r>
-              <w:t>Date</w:t>
-            </w:r>
-            <w:proofErr w:type="spellEnd"/>
+              <w:t>Min Date, Max Date</w:t>
+            </w:r>
           </w:p>
         </w:tc>
         <w:tc>
@@ -9994,19 +6953,9 @@
             <w:tcW w:w="3020" w:type="dxa"/>
           </w:tcPr>
           <w:p>
-            <w:proofErr w:type="spellStart"/>
-            <w:r>
-              <w:t>CreateForm</w:t>
-            </w:r>
-            <w:proofErr w:type="spellEnd"/>
-            <w:r>
-              <w:t>/</w:t>
-            </w:r>
-            <w:proofErr w:type="spellStart"/>
-            <w:r>
-              <w:t>Number</w:t>
-            </w:r>
-            <w:proofErr w:type="spellEnd"/>
+            <w:r>
+              <w:t>CreateForm/Number</w:t>
+            </w:r>
           </w:p>
         </w:tc>
         <w:tc>
@@ -10015,21 +6964,8 @@
           </w:tcPr>
           <w:p>
             <w:r>
-              <w:t xml:space="preserve">Min </w:t>
-            </w:r>
-            <w:proofErr w:type="spellStart"/>
-            <w:r>
-              <w:t>Value</w:t>
-            </w:r>
-            <w:proofErr w:type="spellEnd"/>
-            <w:r>
-              <w:t xml:space="preserve">, Max </w:t>
-            </w:r>
-            <w:proofErr w:type="spellStart"/>
-            <w:r>
-              <w:t>Value</w:t>
-            </w:r>
-            <w:proofErr w:type="spellEnd"/>
+              <w:t>Min Value, Max Value</w:t>
+            </w:r>
           </w:p>
         </w:tc>
         <w:tc>
@@ -10049,11 +6985,9 @@
             <w:tcW w:w="3020" w:type="dxa"/>
           </w:tcPr>
           <w:p>
-            <w:proofErr w:type="spellStart"/>
             <w:r>
               <w:t>FormStatistics</w:t>
             </w:r>
-            <w:proofErr w:type="spellEnd"/>
           </w:p>
         </w:tc>
         <w:tc>
@@ -10061,43 +6995,9 @@
             <w:tcW w:w="3020" w:type="dxa"/>
           </w:tcPr>
           <w:p>
-            <w:proofErr w:type="spellStart"/>
-            <w:r>
-              <w:t>Overview</w:t>
-            </w:r>
-            <w:proofErr w:type="spellEnd"/>
-            <w:r>
-              <w:t xml:space="preserve">, </w:t>
-            </w:r>
-            <w:proofErr w:type="spellStart"/>
-            <w:r>
-              <w:t>By</w:t>
-            </w:r>
-            <w:proofErr w:type="spellEnd"/>
-            <w:r>
-              <w:t xml:space="preserve"> </w:t>
-            </w:r>
-            <w:proofErr w:type="spellStart"/>
-            <w:r>
-              <w:t>Question</w:t>
-            </w:r>
-            <w:proofErr w:type="spellEnd"/>
-            <w:r>
-              <w:t xml:space="preserve">, </w:t>
-            </w:r>
-            <w:proofErr w:type="spellStart"/>
-            <w:r>
-              <w:t>By</w:t>
-            </w:r>
-            <w:proofErr w:type="spellEnd"/>
-            <w:r>
-              <w:t xml:space="preserve"> </w:t>
-            </w:r>
-            <w:proofErr w:type="spellStart"/>
-            <w:r>
-              <w:t>User</w:t>
-            </w:r>
-            <w:proofErr w:type="spellEnd"/>
+            <w:r>
+              <w:t>Overview, By Question, By User</w:t>
+            </w:r>
           </w:p>
         </w:tc>
         <w:tc>
@@ -10124,9 +7024,6 @@
       </w:r>
       <w:fldSimple w:instr=" SEQ táblázat \* ARABIC ">
         <w:r>
-          <w:rPr>
-            <w:noProof/>
-          </w:rPr>
           <w:t>2</w:t>
         </w:r>
       </w:fldSimple>
@@ -10154,211 +7051,63 @@
         <w:t>Mindkettő</w:t>
       </w:r>
       <w:r>
+        <w:t xml:space="preserve"> perzisztencia és</w:t>
+      </w:r>
+      <w:r>
+        <w:t xml:space="preserve"> a szerver</w:t>
+      </w:r>
+      <w:r>
+        <w:t xml:space="preserve"> modell csomag</w:t>
+      </w:r>
+      <w:r>
+        <w:t xml:space="preserve"> teszteléséhez</w:t>
+      </w:r>
+      <w:r>
+        <w:t xml:space="preserve"> MS Test szemantikájú unit testek</w:t>
+      </w:r>
+      <w:r>
+        <w:t>et készítettem</w:t>
+      </w:r>
+      <w:r>
+        <w:t xml:space="preserve">, melyek során a UniversalForms.Model.Persistence.IPersistence és a UniversalForms.Client.Persistence.IPersistence interfészek által definiált összes metódus tesztelve lett az ezeknek az osztályoknak leszármazottjain. A </w:t>
+      </w:r>
+      <w:r>
+        <w:t>szerver modell</w:t>
+      </w:r>
+      <w:r>
+        <w:t xml:space="preserve"> tesztelését</w:t>
+      </w:r>
+      <w:r>
+        <w:t xml:space="preserve"> egy</w:t>
+      </w:r>
+      <w:r>
+        <w:t xml:space="preserve"> hamis perzisztencia injektálásával valósítottam meg.</w:t>
+      </w:r>
+      <w:r>
+        <w:t xml:space="preserve"> A testek a UniversalForm.Server.Test és a UniversalForm.Client.Test projektben találhatóak.</w:t>
+      </w:r>
+    </w:p>
+    <w:p>
+      <w:r>
+        <w:t>A szerver perzisztenciájának során kisebb-nagyobb</w:t>
+      </w:r>
+      <w:r>
         <w:t xml:space="preserve"> </w:t>
       </w:r>
-      <w:proofErr w:type="spellStart"/>
-      <w:r>
-        <w:t>perzisztencia</w:t>
-      </w:r>
-      <w:proofErr w:type="spellEnd"/>
-      <w:r>
-        <w:t xml:space="preserve"> és</w:t>
-      </w:r>
-      <w:r>
-        <w:t xml:space="preserve"> a szerver</w:t>
-      </w:r>
-      <w:r>
-        <w:t xml:space="preserve"> modell csomago</w:t>
-      </w:r>
-      <w:r>
-        <w:t>n</w:t>
-      </w:r>
-      <w:r>
-        <w:t xml:space="preserve"> MS Test szemantikájú unit testekkel végeztem el, melyek során a </w:t>
-      </w:r>
-      <w:proofErr w:type="spellStart"/>
-      <w:proofErr w:type="gramStart"/>
-      <w:r>
-        <w:t>UniversalForms.Model.Persistence.IPersistence</w:t>
-      </w:r>
-      <w:proofErr w:type="spellEnd"/>
-      <w:proofErr w:type="gramEnd"/>
-      <w:r>
-        <w:t xml:space="preserve"> és a </w:t>
-      </w:r>
-      <w:proofErr w:type="spellStart"/>
-      <w:proofErr w:type="gramStart"/>
-      <w:r>
-        <w:t>UniversalForms.Client.Persistence.IPersistence</w:t>
-      </w:r>
-      <w:proofErr w:type="spellEnd"/>
-      <w:proofErr w:type="gramEnd"/>
-      <w:r>
-        <w:t xml:space="preserve"> interfészek által definiált összes metódus tesztelve lett az ezeknek az osztályoknak leszármazottjain. A </w:t>
-      </w:r>
-      <w:r>
-        <w:t>szerver modell</w:t>
-      </w:r>
-      <w:r>
-        <w:t xml:space="preserve"> tesztelését hamis </w:t>
-      </w:r>
-      <w:proofErr w:type="spellStart"/>
-      <w:r>
-        <w:t>perzisztencia</w:t>
-      </w:r>
-      <w:proofErr w:type="spellEnd"/>
-      <w:r>
-        <w:t xml:space="preserve"> injektálásával valósítottam meg.</w:t>
-      </w:r>
-      <w:r>
-        <w:t xml:space="preserve"> A testek a </w:t>
-      </w:r>
-      <w:proofErr w:type="spellStart"/>
-      <w:proofErr w:type="gramStart"/>
-      <w:r>
-        <w:t>UniversalForm.Server.Test</w:t>
-      </w:r>
-      <w:proofErr w:type="spellEnd"/>
-      <w:proofErr w:type="gramEnd"/>
-      <w:r>
-        <w:t xml:space="preserve"> és a </w:t>
-      </w:r>
-      <w:proofErr w:type="spellStart"/>
-      <w:proofErr w:type="gramStart"/>
-      <w:r>
-        <w:t>UniversalForm.Client.Test</w:t>
-      </w:r>
-      <w:proofErr w:type="spellEnd"/>
-      <w:proofErr w:type="gramEnd"/>
-      <w:r>
-        <w:t xml:space="preserve"> projektben találhatóak.</w:t>
-      </w:r>
-    </w:p>
-    <w:p>
-      <w:r>
-        <w:t xml:space="preserve">A szerver </w:t>
-      </w:r>
-      <w:proofErr w:type="spellStart"/>
-      <w:r>
-        <w:t>perzisztenciájának</w:t>
-      </w:r>
-      <w:proofErr w:type="spellEnd"/>
-      <w:r>
-        <w:t xml:space="preserve"> során kisebb-nagyobb</w:t>
-      </w:r>
-      <w:r>
-        <w:t xml:space="preserve"> </w:t>
-      </w:r>
       <w:r>
         <w:t>problé</w:t>
       </w:r>
       <w:r>
-        <w:t xml:space="preserve">mákba ütköztem, mivel a </w:t>
-      </w:r>
-      <w:proofErr w:type="spellStart"/>
-      <w:r>
-        <w:t>BinaryPersistence</w:t>
-      </w:r>
-      <w:proofErr w:type="spellEnd"/>
-      <w:r>
-        <w:t xml:space="preserve"> egy fájlrendszerben dolgozik, így a referenciafájlokat a projekt mappájából a </w:t>
-      </w:r>
-      <w:proofErr w:type="spellStart"/>
-      <w:r>
-        <w:t>build</w:t>
-      </w:r>
-      <w:proofErr w:type="spellEnd"/>
-      <w:r>
-        <w:t xml:space="preserve"> </w:t>
-      </w:r>
-      <w:proofErr w:type="spellStart"/>
-      <w:r>
-        <w:t>target</w:t>
-      </w:r>
-      <w:proofErr w:type="spellEnd"/>
-      <w:r>
-        <w:t xml:space="preserve"> mappájába kellett másolnom. A Visual </w:t>
-      </w:r>
-      <w:proofErr w:type="spellStart"/>
-      <w:r>
-        <w:t>Studio</w:t>
-      </w:r>
-      <w:proofErr w:type="spellEnd"/>
-      <w:r>
-        <w:t xml:space="preserve"> 2022 ennek a problémának a megoldására véleményem szerint a vártnál rosszabb megoldást ad. </w:t>
-      </w:r>
-      <w:proofErr w:type="spellStart"/>
-      <w:r>
-        <w:t>After</w:t>
-      </w:r>
-      <w:proofErr w:type="spellEnd"/>
-      <w:r>
-        <w:t xml:space="preserve"> </w:t>
-      </w:r>
-      <w:proofErr w:type="spellStart"/>
-      <w:r>
-        <w:t>Build</w:t>
-      </w:r>
-      <w:proofErr w:type="spellEnd"/>
-      <w:r>
-        <w:t xml:space="preserve"> </w:t>
-      </w:r>
-      <w:proofErr w:type="spellStart"/>
-      <w:r>
-        <w:t>eventként</w:t>
-      </w:r>
-      <w:proofErr w:type="spellEnd"/>
-      <w:r>
-        <w:t xml:space="preserve"> megadhatóak parancsok, amik minden </w:t>
-      </w:r>
-      <w:proofErr w:type="spellStart"/>
-      <w:r>
-        <w:t>build</w:t>
-      </w:r>
-      <w:proofErr w:type="spellEnd"/>
-      <w:r>
-        <w:t xml:space="preserve"> után lefutnak. Egy ilyen parancsot írtam, ami minden </w:t>
-      </w:r>
-      <w:proofErr w:type="spellStart"/>
-      <w:r>
-        <w:t>build</w:t>
-      </w:r>
-      <w:proofErr w:type="spellEnd"/>
-      <w:r>
-        <w:t xml:space="preserve"> után törölte az Output mappa tartalmát és átmásolta a szükséges referenciafájlokat. </w:t>
+        <w:t xml:space="preserve">mákba ütköztem, mivel a BinaryPersistence egy fájlrendszerben dolgozik, így a referenciafájlokat a projekt mappájából a build target mappájába kellett másolnom. A Visual Studio 2022 ennek a problémának a megoldására véleményem szerint a vártnál rosszabb megoldást ad. After Build eventként megadhatóak parancsok, amik minden build után lefutnak. Egy ilyen parancsot írtam, ami minden build után törölte az Output mappa tartalmát és átmásolta a szükséges referenciafájlokat. </w:t>
       </w:r>
       <w:r>
         <w:t>Az alapbeállítások szerint</w:t>
       </w:r>
       <w:r>
-        <w:t xml:space="preserve"> nem minden futtatás előtt van </w:t>
-      </w:r>
-      <w:proofErr w:type="spellStart"/>
-      <w:r>
-        <w:t>build</w:t>
-      </w:r>
-      <w:proofErr w:type="spellEnd"/>
-      <w:r>
-        <w:t xml:space="preserve">, különösen, amikor teszteseteket kell </w:t>
-      </w:r>
-      <w:proofErr w:type="spellStart"/>
-      <w:r>
-        <w:t>debugolni</w:t>
-      </w:r>
-      <w:proofErr w:type="spellEnd"/>
-      <w:r>
-        <w:t xml:space="preserve"> és nem változik a forráskód. </w:t>
-      </w:r>
-      <w:r>
-        <w:t xml:space="preserve">Ezt átállítottam, de egy nagyobb projektnél zavaró tud lenni, amikor a forráskód változása nélkül is újra kell </w:t>
-      </w:r>
-      <w:proofErr w:type="spellStart"/>
-      <w:r>
-        <w:t>buildelni</w:t>
-      </w:r>
-      <w:proofErr w:type="spellEnd"/>
-      <w:r>
-        <w:t xml:space="preserve"> az egész projektet. </w:t>
+        <w:t xml:space="preserve"> nem minden futtatás előtt van build, különösen, amikor teszteseteket kell debugolni és nem változik a forráskód. </w:t>
+      </w:r>
+      <w:r>
+        <w:t xml:space="preserve">Ezt átállítottam, de egy nagyobb projektnél zavaró tud lenni, amikor a forráskód változása nélkül is újra kell buildelni az egész projektet. </w:t>
       </w:r>
       <w:r>
         <w:t>Lehet, hogy van erre jobb módszer, de egy alaposabb kutakodás után az interneten sem találtam megoldást.</w:t>
@@ -10366,15 +7115,7 @@
     </w:p>
     <w:p>
       <w:r>
-        <w:t xml:space="preserve">Másik problémám volt még, hogy az MS Test projectek párhuzamosan futtatják a teszteseteket, ami a kliens tesztelésekor több egyszerre futni próbáló szerverhez vezetett. Szerencsére ezt ki lehetett kapcsolni a </w:t>
-      </w:r>
-      <w:proofErr w:type="spellStart"/>
-      <w:r>
-        <w:t>MSTestSettins.cs</w:t>
-      </w:r>
-      <w:proofErr w:type="spellEnd"/>
-      <w:r>
-        <w:t xml:space="preserve"> fájl szerkesztésével.</w:t>
+        <w:t>Másik problémám volt még, hogy az MS Test projectek párhuzamosan futtatják a teszteseteket, ami a kliens tesztelésekor több egyszerre futni próbáló szerverhez vezetett. Szerencsére ezt ki lehetett kapcsolni a MSTestSettins.cs fájl szerkesztésével.</w:t>
       </w:r>
     </w:p>
     <w:p>
@@ -10409,50 +7150,25 @@
     </w:p>
     <w:p>
       <w:r>
-        <w:t xml:space="preserve">Az alkalmazás tervezése során egy könnyen használható és még könnyebben bővíthető alkalmazást szerettem volna készíteni. Ennek megvalósításához objektumorientált programozási paradigma szerint megírt, </w:t>
-      </w:r>
-      <w:proofErr w:type="spellStart"/>
-      <w:r>
-        <w:t>eseményvezérelt</w:t>
-      </w:r>
-      <w:proofErr w:type="spellEnd"/>
-      <w:r>
-        <w:t xml:space="preserve"> alkalmazásban gondolkodtam. Elképzeléseimet nagyrészt sikerült megvalósítani, azonban az eseményvezéreltséget csak részben sikerült megvalósítani, illetve a bővíthetőséget is jobban gátolja a kérdőívkészítő funkció jelenléte, mint szerettem volna.</w:t>
-      </w:r>
-    </w:p>
-    <w:p>
-      <w:r>
-        <w:t xml:space="preserve">A program elkészítése során sok új tudást szereztem és sok régit felidéztem a felmerülő problémák megoldása érdekében. Szerencsére, mivel a .NET és a </w:t>
-      </w:r>
-      <w:proofErr w:type="spellStart"/>
-      <w:r>
-        <w:t>WinForms</w:t>
-      </w:r>
-      <w:proofErr w:type="spellEnd"/>
-      <w:r>
-        <w:t xml:space="preserve"> is Microsoft termék, így az oktatóanyagok könnyen elérhetők, azonban számomra </w:t>
-      </w:r>
-      <w:proofErr w:type="spellStart"/>
-      <w:r>
-        <w:t>esetenként</w:t>
-      </w:r>
-      <w:proofErr w:type="spellEnd"/>
-      <w:r>
-        <w:t xml:space="preserve"> szűkszavúak voltak. Sokat segített a Visual </w:t>
-      </w:r>
-      <w:proofErr w:type="spellStart"/>
-      <w:r>
-        <w:t>Studio</w:t>
-      </w:r>
-      <w:proofErr w:type="spellEnd"/>
-      <w:r>
-        <w:t xml:space="preserve"> 2022, hiszen ez is Microsoft termék lévén „erre a feladatra lett kitalálva”, azonban </w:t>
-      </w:r>
-      <w:proofErr w:type="spellStart"/>
-      <w:r>
-        <w:t>esetenkét</w:t>
-      </w:r>
-      <w:proofErr w:type="spellEnd"/>
+        <w:t>Az alkalmazás tervezése során egy könnyen használható és még könnyebben bővíthető alkalmazást szerettem volna készíteni. Ennek megvalósításához objektumorientált programozási paradigma szerint megírt, eseményvezérelt alkalmazásban gondolkodtam. Elképzeléseimet nagyrészt sikerült megvalósítani, azonban az eseményvezéreltséget csak részben sikerült megvalósítani, illetve a bővíthetőséget is jobban gátolja a kérdőívkészítő funkció jelenléte, mint szerettem volna.</w:t>
+      </w:r>
+    </w:p>
+    <w:p>
+      <w:r>
+        <w:t xml:space="preserve">A program elkészítése során sok új tudást szereztem és sok régit felidéztem a felmerülő problémák megoldása érdekében. Szerencsére, mivel a .NET és a WinForms is Microsoft termék, így az oktatóanyagok könnyen elérhetők, azonban számomra esetenként szűkszavúak voltak. Sokat segített a Visual Studio 2022, hiszen ez is Microsoft termék lévén „erre a feladatra lett kitalálva”, azonban </w:t>
+      </w:r>
+      <w:r>
+        <w:t>e</w:t>
+      </w:r>
+      <w:r>
+        <w:t>setenké</w:t>
+      </w:r>
+      <w:r>
+        <w:t>n</w:t>
+      </w:r>
+      <w:r>
+        <w:t>t</w:t>
+      </w:r>
       <w:r>
         <w:t xml:space="preserve"> úgy éreztem, hogy van némi hátránya (lás</w:t>
       </w:r>
@@ -10493,50 +7209,19 @@
         <w:t xml:space="preserve">Új kérdéstípusokat lehet és viszonylag könnyű is hozzáadni, illetve új mérendő metrikákat is érdemes lehet implementálni. Nagyobb munkát igénylő változtatás lenne néhány teljesen más szempontú statisztikai nézet, mint pl.: „akik erre a kérdésre ezt válaszolták, azok utána erre a másikra mit válaszoltak?”. </w:t>
       </w:r>
       <w:r>
-        <w:t xml:space="preserve">Biztonsági szempontból is lehet rajta javítani, mivel jelenleg a kliensen múlik, hogy tovább enged az </w:t>
-      </w:r>
-      <w:proofErr w:type="spellStart"/>
-      <w:r>
-        <w:t>Admin</w:t>
-      </w:r>
-      <w:proofErr w:type="spellEnd"/>
-      <w:r>
-        <w:t xml:space="preserve"> oldalra vagy sem. Egy egyéni programmal teljes </w:t>
-      </w:r>
-      <w:proofErr w:type="spellStart"/>
-      <w:r>
-        <w:t>admin</w:t>
-      </w:r>
-      <w:proofErr w:type="spellEnd"/>
-      <w:r>
-        <w:t xml:space="preserve"> jogosultságot lehetne szerezni kizárólag az </w:t>
-      </w:r>
-      <w:proofErr w:type="spellStart"/>
-      <w:r>
-        <w:t>admin</w:t>
-      </w:r>
-      <w:proofErr w:type="spellEnd"/>
-      <w:r>
-        <w:t xml:space="preserve"> </w:t>
-      </w:r>
-      <w:proofErr w:type="spellStart"/>
-      <w:r>
-        <w:t>fel</w:t>
-      </w:r>
-      <w:r>
-        <w:t>A</w:t>
-      </w:r>
-      <w:proofErr w:type="spellEnd"/>
-      <w:r>
-        <w:t xml:space="preserve"> tesztfedettséget is mindenképpen érdemes lenne növelni, illetve RCPT </w:t>
-      </w:r>
-      <w:proofErr w:type="spellStart"/>
-      <w:r>
-        <w:t>tesztlést</w:t>
-      </w:r>
-      <w:proofErr w:type="spellEnd"/>
-      <w:r>
-        <w:t xml:space="preserve"> is be lehetne vezetni a GUI tesztelése érdekében.</w:t>
+        <w:t xml:space="preserve">Biztonsági szempontból is lehet rajta javítani, mivel jelenleg a kliensen múlik, hogy tovább enged az Admin oldalra vagy sem. Egy egyéni programmal teljes admin jogosultságot lehetne szerezni kizárólag </w:t>
+      </w:r>
+      <w:r>
+        <w:t>egy</w:t>
+      </w:r>
+      <w:r>
+        <w:t xml:space="preserve"> admin fel</w:t>
+      </w:r>
+      <w:r>
+        <w:t xml:space="preserve">használónév birtokában, jelszó nélkül.  </w:t>
+      </w:r>
+      <w:r>
+        <w:t>A tesztfedettséget is mindenképpen érdemes lenne növelni, illetve RCPT tesztlést is be lehetne vezetni a GUI tesztelése érdekében.</w:t>
       </w:r>
     </w:p>
     <w:p>
@@ -14528,6 +11213,15 @@
 </file>
 
 <file path=customXml/item2.xml><?xml version="1.0" encoding="utf-8"?>
+<?mso-contentType ?>
+<FormTemplates xmlns="http://schemas.microsoft.com/sharepoint/v3/contenttype/forms">
+  <Display>DocumentLibraryForm</Display>
+  <Edit>DocumentLibraryForm</Edit>
+  <New>DocumentLibraryForm</New>
+</FormTemplates>
+</file>
+
+<file path=customXml/item3.xml><?xml version="1.0" encoding="utf-8"?>
 <ct:contentTypeSchema xmlns:ct="http://schemas.microsoft.com/office/2006/metadata/contentType" xmlns:ma="http://schemas.microsoft.com/office/2006/metadata/properties/metaAttributes" ct:_="" ma:_="" ma:contentTypeName="Document" ma:contentTypeID="0x01010057D746A6CC7228419059D1F304ECB892" ma:contentTypeVersion="6" ma:contentTypeDescription="Create a new document." ma:contentTypeScope="" ma:versionID="230bd601e8ab138a3182c21189d57f93">
   <xsd:schema xmlns:xsd="http://www.w3.org/2001/XMLSchema" xmlns:xs="http://www.w3.org/2001/XMLSchema" xmlns:p="http://schemas.microsoft.com/office/2006/metadata/properties" xmlns:ns2="23369ae5-05ef-4c7c-a662-deac929baaef" targetNamespace="http://schemas.microsoft.com/office/2006/metadata/properties" ma:root="true" ma:fieldsID="ed8cacf55a6d923cbbf7f604d05b507d" ns2:_="">
     <xsd:import namespace="23369ae5-05ef-4c7c-a662-deac929baaef"/>
@@ -14685,15 +11379,6 @@
 </ct:contentTypeSchema>
 </file>
 
-<file path=customXml/item3.xml><?xml version="1.0" encoding="utf-8"?>
-<?mso-contentType ?>
-<FormTemplates xmlns="http://schemas.microsoft.com/sharepoint/v3/contenttype/forms">
-  <Display>DocumentLibraryForm</Display>
-  <Edit>DocumentLibraryForm</Edit>
-  <New>DocumentLibraryForm</New>
-</FormTemplates>
-</file>
-
 <file path=customXml/itemProps1.xml><?xml version="1.0" encoding="utf-8"?>
 <ds:datastoreItem xmlns:ds="http://schemas.openxmlformats.org/officeDocument/2006/customXml" ds:itemID="{E9F6CDE2-636C-4043-AFFC-7CB0CE5DF55A}">
   <ds:schemaRefs>
@@ -14703,6 +11388,14 @@
 </file>
 
 <file path=customXml/itemProps2.xml><?xml version="1.0" encoding="utf-8"?>
+<ds:datastoreItem xmlns:ds="http://schemas.openxmlformats.org/officeDocument/2006/customXml" ds:itemID="{79D0F40F-646A-4DBF-9119-0FC598DFBBBB}">
+  <ds:schemaRefs>
+    <ds:schemaRef ds:uri="http://schemas.microsoft.com/sharepoint/v3/contenttype/forms"/>
+  </ds:schemaRefs>
+</ds:datastoreItem>
+</file>
+
+<file path=customXml/itemProps3.xml><?xml version="1.0" encoding="utf-8"?>
 <ds:datastoreItem xmlns:ds="http://schemas.openxmlformats.org/officeDocument/2006/customXml" ds:itemID="{E0E361D0-270A-43DD-B744-DC4991A38C53}">
   <ds:schemaRefs>
     <ds:schemaRef ds:uri="http://schemas.microsoft.com/office/2006/metadata/contentType"/>
@@ -14718,12 +11411,4 @@
     <ds:schemaRef ds:uri="http://schemas.microsoft.com/internal/obd"/>
   </ds:schemaRefs>
 </ds:datastoreItem>
-</file>
-
-<file path=customXml/itemProps3.xml><?xml version="1.0" encoding="utf-8"?>
-<ds:datastoreItem xmlns:ds="http://schemas.openxmlformats.org/officeDocument/2006/customXml" ds:itemID="{79D0F40F-646A-4DBF-9119-0FC598DFBBBB}">
-  <ds:schemaRefs>
-    <ds:schemaRef ds:uri="http://schemas.microsoft.com/sharepoint/v3/contenttype/forms"/>
-  </ds:schemaRefs>
-</ds:datastoreItem>
 </file>